--- a/PTPN2i_scRNAseq_Treg_publication_01.docx
+++ b/PTPN2i_scRNAseq_Treg_publication_01.docx
@@ -1,10 +1,13 @@
 
 <file path=word/document.xml><?xml version="1.0" encoding="utf-8"?>
-<w:document xmlns:wpc="http://schemas.microsoft.com/office/word/2010/wordprocessingCanvas" xmlns:cx="http://schemas.microsoft.com/office/drawing/2014/chartex" xmlns:cx1="http://schemas.microsoft.com/office/drawing/2015/9/8/chartex" xmlns:cx2="http://schemas.microsoft.com/office/drawing/2015/10/21/chartex" xmlns:cx3="http://schemas.microsoft.com/office/drawing/2016/5/9/chartex" xmlns:cx4="http://schemas.microsoft.com/office/drawing/2016/5/10/chartex" xmlns:cx5="http://schemas.microsoft.com/office/drawing/2016/5/11/chartex" xmlns:cx6="http://schemas.microsoft.com/office/drawing/2016/5/12/chartex" xmlns:cx7="http://schemas.microsoft.com/office/drawing/2016/5/13/chartex" xmlns:cx8="http://schemas.microsoft.com/office/drawing/2016/5/14/chartex" xmlns:mc="http://schemas.openxmlformats.org/markup-compatibility/2006" xmlns:aink="http://schemas.microsoft.com/office/drawing/2016/ink" xmlns:am3d="http://schemas.microsoft.com/office/drawing/2017/model3d" xmlns:o="urn:schemas-microsoft-com:office:office" xmlns:oel="http://schemas.microsoft.com/office/2019/extlst" xmlns:r="http://schemas.openxmlformats.org/officeDocument/2006/relationships" xmlns:m="http://schemas.openxmlformats.org/officeDocument/2006/math" xmlns:v="urn:schemas-microsoft-com:vml" xmlns:wp14="http://schemas.microsoft.com/office/word/2010/wordprocessingDrawing" xmlns:wp="http://schemas.openxmlformats.org/drawingml/2006/wordprocessingDrawing" xmlns:w10="urn:schemas-microsoft-com:office:word" xmlns:w="http://schemas.openxmlformats.org/wordprocessingml/2006/main" xmlns:w14="http://schemas.microsoft.com/office/word/2010/wordml" xmlns:w15="http://schemas.microsoft.com/office/word/2012/wordml" xmlns:w16cex="http://schemas.microsoft.com/office/word/2018/wordml/cex" xmlns:w16cid="http://schemas.microsoft.com/office/word/2016/wordml/cid" xmlns:w16="http://schemas.microsoft.com/office/word/2018/wordml" xmlns:w16du="http://schemas.microsoft.com/office/word/2023/wordml/word16du" xmlns:w16sdtdh="http://schemas.microsoft.com/office/word/2020/wordml/sdtdatahash" xmlns:w16sdtfl="http://schemas.microsoft.com/office/word/2024/wordml/sdtformatlock" xmlns:w16se="http://schemas.microsoft.com/office/word/2015/wordml/symex" xmlns:wpg="http://schemas.microsoft.com/office/word/2010/wordprocessingGroup" xmlns:wpi="http://schemas.microsoft.com/office/word/2010/wordprocessingInk" xmlns:wne="http://schemas.microsoft.com/office/word/2006/wordml" xmlns:wps="http://schemas.microsoft.com/office/word/2010/wordprocessingShape" mc:Ignorable="w14 w15 w16se w16cid w16 w16cex w16sdtdh w16sdtfl w16du wp14">
+<w:document xmlns:wpc="http://schemas.microsoft.com/office/word/2010/wordprocessingCanvas" xmlns:cx="http://schemas.microsoft.com/office/drawing/2014/chartex" xmlns:cx1="http://schemas.microsoft.com/office/drawing/2015/9/8/chartex" xmlns:cx2="http://schemas.microsoft.com/office/drawing/2015/10/21/chartex" xmlns:cx3="http://schemas.microsoft.com/office/drawing/2016/5/9/chartex" xmlns:cx4="http://schemas.microsoft.com/office/drawing/2016/5/10/chartex" xmlns:cx5="http://schemas.microsoft.com/office/drawing/2016/5/11/chartex" xmlns:cx6="http://schemas.microsoft.com/office/drawing/2016/5/12/chartex" xmlns:cx7="http://schemas.microsoft.com/office/drawing/2016/5/13/chartex" xmlns:cx8="http://schemas.microsoft.com/office/drawing/2016/5/14/chartex" xmlns:mc="http://schemas.openxmlformats.org/markup-compatibility/2006" xmlns:m="http://schemas.openxmlformats.org/officeDocument/2006/math" xmlns:aink="http://schemas.microsoft.com/office/drawing/2016/ink" xmlns:am3d="http://schemas.microsoft.com/office/drawing/2017/model3d" xmlns:oel="http://schemas.microsoft.com/office/2019/extlst" xmlns:r="http://schemas.openxmlformats.org/officeDocument/2006/relationships" xmlns:wp14="http://schemas.microsoft.com/office/word/2010/wordprocessingDrawing" xmlns:wp="http://schemas.openxmlformats.org/drawingml/2006/wordprocessingDrawing" xmlns:wpg="http://schemas.microsoft.com/office/word/2010/wordprocessingGroup" xmlns:wpi="http://schemas.microsoft.com/office/word/2010/wordprocessingInk" xmlns:wps="http://schemas.microsoft.com/office/word/2010/wordprocessingShape" xmlns:o="urn:schemas-microsoft-com:office:office" xmlns:v="urn:schemas-microsoft-com:vml" xmlns:w10="urn:schemas-microsoft-com:office:word" xmlns:w="http://schemas.openxmlformats.org/wordprocessingml/2006/main" xmlns:w14="http://schemas.microsoft.com/office/word/2010/wordml" xmlns:w15="http://schemas.microsoft.com/office/word/2012/wordml" xmlns:w16cex="http://schemas.microsoft.com/office/word/2018/wordml/cex" xmlns:w16cid="http://schemas.microsoft.com/office/word/2016/wordml/cid" xmlns:w16="http://schemas.microsoft.com/office/word/2018/wordml" xmlns:w16sdtdh="http://schemas.microsoft.com/office/word/2020/wordml/sdtdatahash" xmlns:w16sdtfl="http://schemas.microsoft.com/office/word/2024/wordml/sdtformatlock" xmlns:w16se="http://schemas.microsoft.com/office/word/2015/wordml/symex" xmlns:w16du="http://schemas.microsoft.com/office/word/2023/wordml/word16du" xmlns:wne="http://schemas.microsoft.com/office/word/2006/wordml" mc:Ignorable="w14 w15 w16se w16cid w16 w16cex w16sdtdh w16sdtfl w16du wp14">
   <w:body>
     <w:p>
       <w:pPr>
         <w:pStyle w:val="Title"/>
+        <w:rPr>
+          <w:rFonts w:hint="eastAsia"/>
+        </w:rPr>
       </w:pPr>
       <w:r>
         <w:t>ABBV-CLS-484 Enhances Anti-Tumor Immunity by Modulating IL-6/STAT3 Signaling and Regulatory T Cell Stability</w:t>
@@ -13,6 +16,9 @@
     <w:p>
       <w:pPr>
         <w:pStyle w:val="Heading1"/>
+        <w:rPr>
+          <w:rFonts w:hint="eastAsia"/>
+        </w:rPr>
       </w:pPr>
       <w:r>
         <w:t>Abstract</w:t>
@@ -114,6 +120,9 @@
     <w:p>
       <w:pPr>
         <w:pStyle w:val="Heading1"/>
+        <w:rPr>
+          <w:rFonts w:hint="eastAsia"/>
+        </w:rPr>
       </w:pPr>
       <w:r>
         <w:t>Introduction</w:t>
@@ -124,37 +133,97 @@
         <w:ind w:firstLine="720"/>
       </w:pPr>
       <w:r>
-        <w:t>Regulatory T cells (Tregs) are an immunosuppressive T cell subset that suppresses the activity of effector T cells (PMID</w:t>
-      </w:r>
-      <w:r>
-        <w:t>:</w:t>
-      </w:r>
-      <w:r>
-        <w:t>16648838). Tregs develop either in the thymus (tTregs), marked by stable Foxp3 expression, or in the periphery (</w:t>
+        <w:t>Regulatory T cells (Tregs) are an immunosuppressive T cell subset that suppresses the activity of effector T cells</w:t>
+      </w:r>
+      <w:sdt>
+        <w:sdtPr>
+          <w:alias w:val="SmartCite Citation"/>
+          <w:tag w:val="c3fa8908-c259-40d6-b321-3c8213597613:b53da818-544d-41eb-ba91-8086e51d7bc3+"/>
+          <w:id w:val="-401226086"/>
+          <w:placeholder>
+            <w:docPart w:val="2283DD8B52E2154595D56E6688FE0CB0"/>
+          </w:placeholder>
+        </w:sdtPr>
+        <w:sdtContent>
+          <w:r>
+            <w:rPr>
+              <w:vertAlign w:val="superscript"/>
+            </w:rPr>
+            <w:t>1</w:t>
+          </w:r>
+        </w:sdtContent>
+      </w:sdt>
+      <w:r>
+        <w:t>. Tregs develop either in the thymus (tTregs), marked by stable Foxp3 expression, or in the periphery (</w:t>
       </w:r>
       <w:r>
         <w:t>i</w:t>
       </w:r>
       <w:r>
-        <w:t>Tregs) in the presence of IL-2 and TGF-β1 (</w:t>
-      </w:r>
-      <w:r>
-        <w:t>PMID:</w:t>
-      </w:r>
-      <w:r>
-        <w:t>31993063). Elevated Treg frequencies in breast, colorectal, and ovarian cancers are associated with poorer prognoses (</w:t>
-      </w:r>
-      <w:r>
-        <w:t>PMID:</w:t>
-      </w:r>
-      <w:r>
-        <w:t>16322278). Thus, efforts to target Tregs aim to restore protective tumor immunosurveillance without compromising self-tolerance, which remains a substantial challenge (</w:t>
-      </w:r>
-      <w:r>
-        <w:t>PMID:</w:t>
-      </w:r>
-      <w:r>
-        <w:t>32680511). One possible approach involves targeting upstream regulators of Foxp3 expression, particularly via the Il6/Stat3 signaling axis in both tTregs and iTregs.</w:t>
+        <w:t>Tregs) in the presence of IL-2 and TGF-β1</w:t>
+      </w:r>
+      <w:sdt>
+        <w:sdtPr>
+          <w:alias w:val="SmartCite Citation"/>
+          <w:tag w:val="c3fa8908-c259-40d6-b321-3c8213597613:44005110-1b77-46c7-8a2a-90bc0ccb6c33+"/>
+          <w:id w:val="1302733580"/>
+          <w:placeholder>
+            <w:docPart w:val="BC0C95DDFF037A40A9E722A9B7B9E6D6"/>
+          </w:placeholder>
+        </w:sdtPr>
+        <w:sdtContent>
+          <w:r>
+            <w:rPr>
+              <w:vertAlign w:val="superscript"/>
+            </w:rPr>
+            <w:t>2</w:t>
+          </w:r>
+        </w:sdtContent>
+      </w:sdt>
+      <w:r>
+        <w:t>. Elevated Treg frequencies in breast, colorectal, and ovarian cancers are associated with poorer prognoses</w:t>
+      </w:r>
+      <w:sdt>
+        <w:sdtPr>
+          <w:alias w:val="SmartCite Citation"/>
+          <w:tag w:val="c3fa8908-c259-40d6-b321-3c8213597613:e80ad8ad-ef2d-4cbe-a993-1bfc74e0285e+"/>
+          <w:id w:val="1676307052"/>
+          <w:placeholder>
+            <w:docPart w:val="8DA67ADC3B978742BEF602A14C54AEEC"/>
+          </w:placeholder>
+        </w:sdtPr>
+        <w:sdtContent>
+          <w:r>
+            <w:rPr>
+              <w:vertAlign w:val="superscript"/>
+            </w:rPr>
+            <w:t>3</w:t>
+          </w:r>
+        </w:sdtContent>
+      </w:sdt>
+      <w:r>
+        <w:t>. Thus, efforts to target Tregs aim to restore protective tumor immunosurveillance without compromising self-tolerance, which remains a substantial challenge</w:t>
+      </w:r>
+      <w:sdt>
+        <w:sdtPr>
+          <w:alias w:val="SmartCite Citation"/>
+          <w:tag w:val="c3fa8908-c259-40d6-b321-3c8213597613:0fb1c0ce-8c2d-4f91-acb9-179016b22dd5+"/>
+          <w:id w:val="-117386002"/>
+          <w:placeholder>
+            <w:docPart w:val="33664D0FA4D1D4448D9E0904EF0C52B9"/>
+          </w:placeholder>
+        </w:sdtPr>
+        <w:sdtContent>
+          <w:r>
+            <w:rPr>
+              <w:vertAlign w:val="superscript"/>
+            </w:rPr>
+            <w:t>4</w:t>
+          </w:r>
+        </w:sdtContent>
+      </w:sdt>
+      <w:r>
+        <w:t>. One possible approach involves targeting upstream regulators of Foxp3 expression, particularly via the Il6/Stat3 signaling axis in both tTregs and iTregs.</w:t>
       </w:r>
     </w:p>
     <w:p>
@@ -176,53 +245,112 @@
         <w:ind w:firstLine="720"/>
       </w:pPr>
       <w:r>
-        <w:t>The tTreg lineage maintains its identity through epigenetic demethylation at the Foxp3 locus (</w:t>
-      </w:r>
-      <w:r>
-        <w:t>PMID:</w:t>
-      </w:r>
-      <w:r>
-        <w:t>19114986). However, Il6/Stat3 signaling can destabilize tTreg identity by altering the epigenetic Status of Foxp3 via Stat3-mediated upregulation of Dnmt3a and transcriptional silencing of Prdm1 (</w:t>
-      </w:r>
-      <w:r>
-        <w:t>PMID:</w:t>
-      </w:r>
-      <w:r>
-        <w:t>30759395). Moreover, Stat3-dependent destabilization of Treg identity occurs in models of reduced Ptpn2 expression (</w:t>
-      </w:r>
-      <w:r>
-        <w:t>PMID:</w:t>
-      </w:r>
-      <w:r>
-        <w:t>30620725). Il6/Stat3-mediated Foxp3 destabilization can convert tTregs into effector T cells (</w:t>
-      </w:r>
-      <w:r>
-        <w:t>PMID:</w:t>
-      </w:r>
-      <w:r>
-        <w:t xml:space="preserve">20926793), a process </w:t>
-      </w:r>
-      <w:r>
-        <w:lastRenderedPageBreak/>
-        <w:t>potentially beneficial for cancer immunotherapy, especially given the reported Treg TCR repertoire bias toward autoantigens (</w:t>
-      </w:r>
-      <w:r>
-        <w:t>PMID:</w:t>
-      </w:r>
-      <w:r>
-        <w:t xml:space="preserve">16532000, </w:t>
-      </w:r>
-      <w:r>
-        <w:t>PMID:</w:t>
-      </w:r>
-      <w:r>
-        <w:t xml:space="preserve">15308106, </w:t>
-      </w:r>
-      <w:r>
-        <w:t>PMID:</w:t>
-      </w:r>
-      <w:r>
-        <w:t>16879995).</w:t>
+        <w:t>The tTreg lineage maintains its identity through epigenetic demethylation at the Foxp3 locus</w:t>
+      </w:r>
+      <w:sdt>
+        <w:sdtPr>
+          <w:alias w:val="SmartCite Citation"/>
+          <w:tag w:val="c3fa8908-c259-40d6-b321-3c8213597613:3a82c262-3a6f-4d13-b90e-2dc22b7ee864+"/>
+          <w:id w:val="462556228"/>
+          <w:placeholder>
+            <w:docPart w:val="ACD0734486878B41AD0EA9B00052B58E"/>
+          </w:placeholder>
+        </w:sdtPr>
+        <w:sdtContent>
+          <w:r>
+            <w:rPr>
+              <w:vertAlign w:val="superscript"/>
+            </w:rPr>
+            <w:t>5</w:t>
+          </w:r>
+        </w:sdtContent>
+      </w:sdt>
+      <w:r>
+        <w:t>. However, Il6/Stat3 signaling can destabilize tTreg identity by altering the epigenetic Status of Foxp3 via Stat3-mediated upregulation of Dnmt3a and transcriptional silencing of Prdm1</w:t>
+      </w:r>
+      <w:sdt>
+        <w:sdtPr>
+          <w:alias w:val="SmartCite Citation"/>
+          <w:tag w:val="c3fa8908-c259-40d6-b321-3c8213597613:d367aff3-f7a4-40d5-b31c-c3e3df82b752+"/>
+          <w:id w:val="443342384"/>
+          <w:placeholder>
+            <w:docPart w:val="D5EC9658ED7B1648B548285B667F5F08"/>
+          </w:placeholder>
+        </w:sdtPr>
+        <w:sdtContent>
+          <w:r>
+            <w:rPr>
+              <w:vertAlign w:val="superscript"/>
+            </w:rPr>
+            <w:t>6</w:t>
+          </w:r>
+        </w:sdtContent>
+      </w:sdt>
+      <w:r>
+        <w:t>. Moreover, Stat3-dependent destabilization of Treg identity occurs in models of reduced Ptpn2 expression</w:t>
+      </w:r>
+      <w:sdt>
+        <w:sdtPr>
+          <w:alias w:val="SmartCite Citation"/>
+          <w:tag w:val="c3fa8908-c259-40d6-b321-3c8213597613:add168d1-e909-414f-9d37-19687b53ef00+"/>
+          <w:id w:val="-52155865"/>
+          <w:placeholder>
+            <w:docPart w:val="680C57C203C20840998344F98EA2C465"/>
+          </w:placeholder>
+        </w:sdtPr>
+        <w:sdtContent>
+          <w:r>
+            <w:rPr>
+              <w:vertAlign w:val="superscript"/>
+            </w:rPr>
+            <w:t>7</w:t>
+          </w:r>
+        </w:sdtContent>
+      </w:sdt>
+      <w:r>
+        <w:t>. Il6/Stat3-mediated Foxp3 destabilization can convert tTregs into effector T cells</w:t>
+      </w:r>
+      <w:sdt>
+        <w:sdtPr>
+          <w:alias w:val="SmartCite Citation"/>
+          <w:tag w:val="c3fa8908-c259-40d6-b321-3c8213597613:34cee461-eaea-4654-bdcf-a7114fc9e667+"/>
+          <w:id w:val="1918663443"/>
+          <w:placeholder>
+            <w:docPart w:val="62C2F4FF0070384D949F937245276D50"/>
+          </w:placeholder>
+        </w:sdtPr>
+        <w:sdtContent>
+          <w:r>
+            <w:rPr>
+              <w:vertAlign w:val="superscript"/>
+            </w:rPr>
+            <w:t>8</w:t>
+          </w:r>
+        </w:sdtContent>
+      </w:sdt>
+      <w:r>
+        <w:t>, a process potentially beneficial for cancer immunotherapy, especially given the reported Treg TCR repertoire bias toward autoantigens</w:t>
+      </w:r>
+      <w:sdt>
+        <w:sdtPr>
+          <w:alias w:val="SmartCite Citation"/>
+          <w:tag w:val="c3fa8908-c259-40d6-b321-3c8213597613:6ec57170-e43e-437c-b618-4132e90519c2,c3fa8908-c259-40d6-b321-3c8213597613:25475d20-6ea1-4f1d-a1a9-4eb08fe1f0df,c3fa8908-c259-40d6-b321-3c8213597613:c443fd15-cc8b-4212-8c05-dcbf495f7b4f+"/>
+          <w:id w:val="107010151"/>
+          <w:placeholder>
+            <w:docPart w:val="7AE2B4BE5FC55B4C9346D1CE17F83CB2"/>
+          </w:placeholder>
+        </w:sdtPr>
+        <w:sdtContent>
+          <w:r>
+            <w:rPr>
+              <w:vertAlign w:val="superscript"/>
+            </w:rPr>
+            <w:t>9–11</w:t>
+          </w:r>
+        </w:sdtContent>
+      </w:sdt>
+      <w:r>
+        <w:t>.</w:t>
       </w:r>
     </w:p>
     <w:p>
@@ -230,13 +358,29 @@
         <w:ind w:firstLine="720"/>
       </w:pPr>
       <w:r>
-        <w:t>Il6 receptors (IL6ra and IL6st) are highly expressed on naïve CD4 T cells (</w:t>
-      </w:r>
-      <w:r>
-        <w:t>PMID:</w:t>
-      </w:r>
-      <w:r>
-        <w:t>16540526) and are rapidly downregulated following Il6 engagement, leading to increased expression of C</w:t>
+        <w:lastRenderedPageBreak/>
+        <w:t>Il6 receptors (IL6ra and IL6st) are highly expressed on naïve CD4 T cells</w:t>
+      </w:r>
+      <w:sdt>
+        <w:sdtPr>
+          <w:alias w:val="SmartCite Citation"/>
+          <w:tag w:val="c3fa8908-c259-40d6-b321-3c8213597613:a508f2f8-a9bd-428d-a0ea-6ba148ec1fbe+"/>
+          <w:id w:val="-1005512372"/>
+          <w:placeholder>
+            <w:docPart w:val="6D7E6C83B4D3AB469D9D7DD745489BA6"/>
+          </w:placeholder>
+        </w:sdtPr>
+        <w:sdtContent>
+          <w:r>
+            <w:rPr>
+              <w:vertAlign w:val="superscript"/>
+            </w:rPr>
+            <w:t>12</w:t>
+          </w:r>
+        </w:sdtContent>
+      </w:sdt>
+      <w:r>
+        <w:t xml:space="preserve"> and are rapidly downregulated following Il6 engagement, leading to increased expression of C</w:t>
       </w:r>
       <w:r>
         <w:t>cr</w:t>
@@ -247,50 +391,110 @@
       <w:r>
         <w:t>Sell</w:t>
       </w:r>
-      <w:r>
-        <w:t xml:space="preserve"> (</w:t>
-      </w:r>
-      <w:r>
-        <w:t>PMID:</w:t>
-      </w:r>
-      <w:r>
-        <w:t>20083667). Il6 suppresses TGF-β-induced Foxp3 expression during the differentiation of naïve CD4 T cells into iTregs, instead redirecting them toward Th17 development (</w:t>
-      </w:r>
-      <w:r>
-        <w:t>PMID:</w:t>
-      </w:r>
-      <w:r>
-        <w:t>34325116). Il6 also acts as a proliferative stimulus for naïve T cells (</w:t>
-      </w:r>
-      <w:r>
-        <w:t>PMID:</w:t>
-      </w:r>
-      <w:r>
-        <w:t>1977837). Upon Il6 stimulation, naïve T cells show tyrosine phosphorylation of Stat1 and Stat3, driving transcriptional programs that shape the effector T cells (</w:t>
-      </w:r>
-      <w:r>
-        <w:t>PMID:</w:t>
-      </w:r>
-      <w:r>
-        <w:t xml:space="preserve">25898198, </w:t>
-      </w:r>
-      <w:r>
-        <w:t>PMID:</w:t>
-      </w:r>
-      <w:r>
-        <w:t xml:space="preserve">10727454, </w:t>
-      </w:r>
-      <w:r>
-        <w:t>PMID:</w:t>
-      </w:r>
-      <w:r>
-        <w:t>28323260). Phosphorylation of Stat1 in response to Il6 is regulated by Ptpn2, which dephosphorylates Stat proteins during memory CD4 T cell development (</w:t>
-      </w:r>
-      <w:r>
-        <w:t>PMID:</w:t>
-      </w:r>
-      <w:r>
-        <w:t>30890796).</w:t>
+      <w:sdt>
+        <w:sdtPr>
+          <w:alias w:val="SmartCite Citation"/>
+          <w:tag w:val="c3fa8908-c259-40d6-b321-3c8213597613:75db5297-6679-4d5e-83c9-09ae848631e4+"/>
+          <w:id w:val="146876968"/>
+          <w:placeholder>
+            <w:docPart w:val="0BBC991ED588474995463B28A055304F"/>
+          </w:placeholder>
+        </w:sdtPr>
+        <w:sdtContent>
+          <w:r>
+            <w:rPr>
+              <w:vertAlign w:val="superscript"/>
+            </w:rPr>
+            <w:t>13</w:t>
+          </w:r>
+        </w:sdtContent>
+      </w:sdt>
+      <w:r>
+        <w:t>. Il6 suppresses TGF-β-induced Foxp3 expression during the differentiation of naïve CD4 T cells into iTregs, instead redirecting them toward Th17 development</w:t>
+      </w:r>
+      <w:sdt>
+        <w:sdtPr>
+          <w:alias w:val="SmartCite Citation"/>
+          <w:tag w:val="c3fa8908-c259-40d6-b321-3c8213597613:e7fbf877-5af2-4995-a177-c66ebe9892d4+"/>
+          <w:id w:val="-986549384"/>
+          <w:placeholder>
+            <w:docPart w:val="F8028330BA36B34195E5E917B8B7F23A"/>
+          </w:placeholder>
+        </w:sdtPr>
+        <w:sdtContent>
+          <w:r>
+            <w:rPr>
+              <w:vertAlign w:val="superscript"/>
+            </w:rPr>
+            <w:t>14</w:t>
+          </w:r>
+        </w:sdtContent>
+      </w:sdt>
+      <w:r>
+        <w:t>. Il6 also acts as a proliferative stimulus for naïve T cells</w:t>
+      </w:r>
+      <w:sdt>
+        <w:sdtPr>
+          <w:alias w:val="SmartCite Citation"/>
+          <w:tag w:val="c3fa8908-c259-40d6-b321-3c8213597613:e55ddae7-107c-42ef-bf70-64cd17a3b994+"/>
+          <w:id w:val="1649479572"/>
+          <w:placeholder>
+            <w:docPart w:val="4BEE7C810954044BAAE33A9A04A0CB3C"/>
+          </w:placeholder>
+        </w:sdtPr>
+        <w:sdtContent>
+          <w:r>
+            <w:rPr>
+              <w:vertAlign w:val="superscript"/>
+            </w:rPr>
+            <w:t>15</w:t>
+          </w:r>
+        </w:sdtContent>
+      </w:sdt>
+      <w:r>
+        <w:t>. Upon Il6 stimulation, naïve T cells show tyrosine phosphorylation of Stat1 and Stat3, driving transcriptional programs that shape the effector T cells</w:t>
+      </w:r>
+      <w:sdt>
+        <w:sdtPr>
+          <w:alias w:val="SmartCite Citation"/>
+          <w:tag w:val="c3fa8908-c259-40d6-b321-3c8213597613:f86e3677-26f6-4b34-bb28-8084e7705f0d,c3fa8908-c259-40d6-b321-3c8213597613:c5ac6e98-87eb-4996-907f-225a269cfbba,c3fa8908-c259-40d6-b321-3c8213597613:9202e332-1181-4414-95d3-a1802db60bb7+"/>
+          <w:id w:val="1038781122"/>
+          <w:placeholder>
+            <w:docPart w:val="C00146025F64214A81F20D273408D8FD"/>
+          </w:placeholder>
+        </w:sdtPr>
+        <w:sdtContent>
+          <w:r>
+            <w:rPr>
+              <w:vertAlign w:val="superscript"/>
+            </w:rPr>
+            <w:t>16–18</w:t>
+          </w:r>
+        </w:sdtContent>
+      </w:sdt>
+      <w:r>
+        <w:t>. Phosphorylation of Stat1 in response to Il6 is regulated by Ptpn2, which dephosphorylates Stat proteins during memory CD4 T cell development</w:t>
+      </w:r>
+      <w:sdt>
+        <w:sdtPr>
+          <w:alias w:val="SmartCite Citation"/>
+          <w:tag w:val="c3fa8908-c259-40d6-b321-3c8213597613:13d63861-a87a-495f-a1b5-214ce2d81219+"/>
+          <w:id w:val="189961788"/>
+          <w:placeholder>
+            <w:docPart w:val="AA43199CC2A0C242AA3960A3EFD8852A"/>
+          </w:placeholder>
+        </w:sdtPr>
+        <w:sdtContent>
+          <w:r>
+            <w:rPr>
+              <w:vertAlign w:val="superscript"/>
+            </w:rPr>
+            <w:t>19</w:t>
+          </w:r>
+        </w:sdtContent>
+      </w:sdt>
+      <w:r>
+        <w:t>.</w:t>
       </w:r>
     </w:p>
     <w:p>
@@ -310,49 +514,112 @@
         <w:t>ak</w:t>
       </w:r>
       <w:r>
-        <w:t>-Stat pathway in both T cells and tumor cells, thereby restraining anti-tumor immunity and dampening responses to interferons and immune checkpoint therapies (</w:t>
-      </w:r>
-      <w:r>
-        <w:t>PMID:</w:t>
-      </w:r>
-      <w:r>
-        <w:t>37794185). Genetic deletion or pharmacological inhibition of PTPN2 in preclinical models enhances antigen presentation, increases inflammatory cytokine signaling, and improves T cell function and recruitment in the tumor microenvironment (</w:t>
-      </w:r>
-      <w:r>
-        <w:t>PMID:</w:t>
-      </w:r>
-      <w:r>
-        <w:t xml:space="preserve">31803974, </w:t>
-      </w:r>
-      <w:r>
-        <w:t>PMID:</w:t>
-      </w:r>
-      <w:r>
-        <w:t>37500611). Loss-of-function SNPs within PTPN2 are associated with several autoimmune diseases (</w:t>
-      </w:r>
-      <w:r>
-        <w:t>PMID:</w:t>
-      </w:r>
-      <w:r>
-        <w:t xml:space="preserve">32721438, </w:t>
-      </w:r>
-      <w:r>
-        <w:t>PMID:</w:t>
-      </w:r>
-      <w:r>
-        <w:t>32499645), and full-body Ptpn2 deletion in mice causes fatal systemic myeloid cell-driven inflammation (</w:t>
-      </w:r>
-      <w:r>
-        <w:t>PMID:</w:t>
-      </w:r>
-      <w:r>
-        <w:t>9271584). However, conditional deletion of PTPN2 has been shown to enhance TCR signaling, thymic selection, and peripheral T cell proliferation (</w:t>
-      </w:r>
-      <w:r>
-        <w:t>PMID:</w:t>
-      </w:r>
-      <w:r>
-        <w:t>22080863).</w:t>
+        <w:t>-Stat pathway in both T cells and tumor cells, thereby restraining anti-tumor immunity and dampening responses to interferons and immune checkpoint therapies</w:t>
+      </w:r>
+      <w:sdt>
+        <w:sdtPr>
+          <w:alias w:val="SmartCite Citation"/>
+          <w:tag w:val="c3fa8908-c259-40d6-b321-3c8213597613:4582e550-9003-4488-b71a-a73efcf1aeb9+"/>
+          <w:id w:val="-1337449339"/>
+          <w:placeholder>
+            <w:docPart w:val="6F5275AD5687EB45A6D1D42BA9F247E9"/>
+          </w:placeholder>
+        </w:sdtPr>
+        <w:sdtContent>
+          <w:r>
+            <w:rPr>
+              <w:vertAlign w:val="superscript"/>
+            </w:rPr>
+            <w:t>20</w:t>
+          </w:r>
+        </w:sdtContent>
+      </w:sdt>
+      <w:r>
+        <w:t>. Genetic deletion or pharmacological inhibition of PTPN2 in preclinical models enhances antigen presentation, increases inflammatory cytokine signaling, and improves T cell function and recruitment in the tumor microenvironment</w:t>
+      </w:r>
+      <w:sdt>
+        <w:sdtPr>
+          <w:alias w:val="SmartCite Citation"/>
+          <w:tag w:val="c3fa8908-c259-40d6-b321-3c8213597613:d04fceaa-1a27-4160-8d21-6afcf3de7b4c,c3fa8908-c259-40d6-b321-3c8213597613:4738f436-3162-4cff-a551-6958ba6218d9+"/>
+          <w:id w:val="1118962867"/>
+          <w:placeholder>
+            <w:docPart w:val="C53D998D590C424B84958B7DE8F369B8"/>
+          </w:placeholder>
+        </w:sdtPr>
+        <w:sdtContent>
+          <w:r>
+            <w:rPr>
+              <w:vertAlign w:val="superscript"/>
+            </w:rPr>
+            <w:t>21,22</w:t>
+          </w:r>
+        </w:sdtContent>
+      </w:sdt>
+      <w:r>
+        <w:t>. Loss-of-function SNPs within PTPN2 are associated with several autoimmune diseases</w:t>
+      </w:r>
+      <w:sdt>
+        <w:sdtPr>
+          <w:alias w:val="SmartCite Citation"/>
+          <w:tag w:val="c3fa8908-c259-40d6-b321-3c8213597613:62071941-5a50-4dd4-9b26-eaa15ca1d260,c3fa8908-c259-40d6-b321-3c8213597613:b4fc01e9-2d2c-4985-aa4a-fb7c214e4a35+"/>
+          <w:id w:val="-1637179765"/>
+          <w:placeholder>
+            <w:docPart w:val="53A5FC9547267F4B972C1418D136EF14"/>
+          </w:placeholder>
+        </w:sdtPr>
+        <w:sdtContent>
+          <w:r>
+            <w:rPr>
+              <w:vertAlign w:val="superscript"/>
+            </w:rPr>
+            <w:t>23,24</w:t>
+          </w:r>
+        </w:sdtContent>
+      </w:sdt>
+      <w:r>
+        <w:t>, and full-body Ptpn2 deletion in mice causes fatal systemic myeloid cell-driven inflammation</w:t>
+      </w:r>
+      <w:sdt>
+        <w:sdtPr>
+          <w:alias w:val="SmartCite Citation"/>
+          <w:tag w:val="c3fa8908-c259-40d6-b321-3c8213597613:e663a194-7dfc-422b-ab08-4e05912e06f5+"/>
+          <w:id w:val="959999264"/>
+          <w:placeholder>
+            <w:docPart w:val="9BB76A3FD6A29047AE847345500286C1"/>
+          </w:placeholder>
+        </w:sdtPr>
+        <w:sdtContent>
+          <w:r>
+            <w:rPr>
+              <w:vertAlign w:val="superscript"/>
+            </w:rPr>
+            <w:t>25</w:t>
+          </w:r>
+        </w:sdtContent>
+      </w:sdt>
+      <w:r>
+        <w:t>. However, conditional deletion of PTPN2 has been shown to enhance TCR signaling, thymic selection, and peripheral T cell proliferation</w:t>
+      </w:r>
+      <w:sdt>
+        <w:sdtPr>
+          <w:alias w:val="SmartCite Citation"/>
+          <w:tag w:val="c3fa8908-c259-40d6-b321-3c8213597613:afc8037a-5a71-4de2-b2da-3c097d27d125+"/>
+          <w:id w:val="1944732060"/>
+          <w:placeholder>
+            <w:docPart w:val="C468694B4B9AC543A14803F4E7F9390D"/>
+          </w:placeholder>
+        </w:sdtPr>
+        <w:sdtContent>
+          <w:r>
+            <w:rPr>
+              <w:vertAlign w:val="superscript"/>
+            </w:rPr>
+            <w:t>26</w:t>
+          </w:r>
+        </w:sdtContent>
+      </w:sdt>
+      <w:r>
+        <w:t>.</w:t>
       </w:r>
     </w:p>
     <w:p>
@@ -384,13 +651,28 @@
         <w:t>CD8</w:t>
       </w:r>
       <w:r>
-        <w:t xml:space="preserve"> T cell function by enhancing JAK-Stat signaling and reducing T cell dysfunction (</w:t>
-      </w:r>
-      <w:r>
-        <w:t>PMID:</w:t>
-      </w:r>
-      <w:r>
-        <w:t xml:space="preserve">37794185). However, the impact of AC484 on Tregs and through the Il6-Stat3 pathway has not been explored. In this study, we investigate shifts in Treg and effector T cell proportions, TCR stabilization within CD4 and CD8 T cell populations, and changes in the Il6–Stat3 signaling axis following </w:t>
+        <w:t xml:space="preserve"> T cell function by enhancing JAK-Stat signaling and reducing T cell dysfunction</w:t>
+      </w:r>
+      <w:sdt>
+        <w:sdtPr>
+          <w:alias w:val="SmartCite Citation"/>
+          <w:tag w:val="c3fa8908-c259-40d6-b321-3c8213597613:4582e550-9003-4488-b71a-a73efcf1aeb9+"/>
+          <w:id w:val="1003782052"/>
+          <w:placeholder>
+            <w:docPart w:val="AACAE825F764B740BEA57F8909FE26E4"/>
+          </w:placeholder>
+        </w:sdtPr>
+        <w:sdtContent>
+          <w:r>
+            <w:rPr>
+              <w:vertAlign w:val="superscript"/>
+            </w:rPr>
+            <w:t>20</w:t>
+          </w:r>
+        </w:sdtContent>
+      </w:sdt>
+      <w:r>
+        <w:t xml:space="preserve">. However, the impact of AC484 on Tregs and through the Il6-Stat3 pathway has not been explored. In this study, we investigate shifts in Treg and effector T cell proportions, TCR stabilization within CD4 and CD8 T cell populations, and changes in the Il6–Stat3 signaling axis following </w:t>
       </w:r>
       <w:r>
         <w:t>ABBV-CLS-484</w:t>
@@ -405,6 +687,9 @@
     <w:p>
       <w:pPr>
         <w:pStyle w:val="Heading1"/>
+        <w:rPr>
+          <w:rFonts w:hint="eastAsia"/>
+        </w:rPr>
       </w:pPr>
       <w:r>
         <w:t>Methods</w:t>
@@ -413,6 +698,9 @@
     <w:p>
       <w:pPr>
         <w:pStyle w:val="Heading2"/>
+        <w:rPr>
+          <w:rFonts w:hint="eastAsia"/>
+        </w:rPr>
       </w:pPr>
       <w:r>
         <w:t xml:space="preserve">Tumor-infiltrating Immune cell </w:t>
@@ -513,14 +801,7 @@
         <w:rPr>
           <w:shd w:val="clear" w:color="auto" w:fill="FFFFFF"/>
         </w:rPr>
-        <w:t xml:space="preserve"> completed with a Chromium Controller and </w:t>
-      </w:r>
-      <w:r>
-        <w:rPr>
-          <w:shd w:val="clear" w:color="auto" w:fill="FFFFFF"/>
-        </w:rPr>
-        <w:lastRenderedPageBreak/>
-        <w:t xml:space="preserve">the 10x Genomics platform according to the manufacturer's instructions. Libraries were generated using Chromium Next GEM Single Cell Reagent kits, specifically the 5′ v.1 chemistry or 5′ v.2.2 chemistry. </w:t>
+        <w:t xml:space="preserve"> completed with a Chromium Controller and the 10x Genomics platform according to the manufacturer's instructions. Libraries were generated using Chromium Next GEM Single Cell Reagent kits, specifically the 5′ v.1 chemistry or 5′ v.2.2 chemistry. </w:t>
       </w:r>
       <w:r>
         <w:rPr>
@@ -558,8 +839,12 @@
     <w:p>
       <w:pPr>
         <w:pStyle w:val="Heading2"/>
-      </w:pPr>
-      <w:r>
+        <w:rPr>
+          <w:rFonts w:hint="eastAsia"/>
+        </w:rPr>
+      </w:pPr>
+      <w:r>
+        <w:lastRenderedPageBreak/>
         <w:t>Single-cell data analyses</w:t>
       </w:r>
     </w:p>
@@ -589,25 +874,28 @@
         <w:t xml:space="preserve"> </w:t>
       </w:r>
       <w:r>
-        <w:t>cells were recovered across various conditions. Further cell and gene filtering was performed using scanpy (v.1.7.2)</w:t>
-      </w:r>
-      <w:r>
-        <w:t xml:space="preserve"> </w:t>
-      </w:r>
-      <w:r>
-        <w:t>(</w:t>
-      </w:r>
-      <w:r>
-        <w:t>PMID:</w:t>
-      </w:r>
-      <w:r>
-        <w:t>29409532</w:t>
-      </w:r>
-      <w:r>
-        <w:t>)</w:t>
-      </w:r>
-      <w:r>
-        <w:t>. Cells with over 10% mitochondrial gene content were removed. Additionally, genes absent in all cells were excluded from later analysis.</w:t>
+        <w:t>cells were recovered across various conditions. Further cell and gene filtering was performed using scanpy</w:t>
+      </w:r>
+      <w:sdt>
+        <w:sdtPr>
+          <w:alias w:val="SmartCite Citation"/>
+          <w:tag w:val="c3fa8908-c259-40d6-b321-3c8213597613:e9adefb5-9e94-465d-bf3e-f4f56fcd2a8d+"/>
+          <w:id w:val="-244496240"/>
+          <w:placeholder>
+            <w:docPart w:val="027DA10D29F68B48B7E50DFD24A3FC5C"/>
+          </w:placeholder>
+        </w:sdtPr>
+        <w:sdtContent>
+          <w:r>
+            <w:rPr>
+              <w:vertAlign w:val="superscript"/>
+            </w:rPr>
+            <w:t>27</w:t>
+          </w:r>
+        </w:sdtContent>
+      </w:sdt>
+      <w:r>
+        <w:t xml:space="preserve"> (v.1.7.2). Cells with over 10% mitochondrial gene content were removed. Additionally, genes absent in all cells were excluded from later analysis.</w:t>
       </w:r>
     </w:p>
     <w:p>
@@ -621,41 +909,47 @@
         <w:t>-</w:t>
       </w:r>
       <w:r>
-        <w:t>count of 1. PCA and nearest neighbor graphs were computed for visualization on a UMAP projection. Harmony batch correction was applied to adjust PCA embeddings for technical batch effects between experiments</w:t>
-      </w:r>
-      <w:r>
-        <w:t xml:space="preserve"> </w:t>
-      </w:r>
-      <w:r>
-        <w:t>(</w:t>
-      </w:r>
-      <w:r>
-        <w:t>PMID:</w:t>
-      </w:r>
-      <w:r>
-        <w:t>31740819</w:t>
-      </w:r>
-      <w:r>
-        <w:t>)</w:t>
-      </w:r>
-      <w:r>
-        <w:t>. The leiden algorithm grouped cells into 21 distinct clusters, excluding those with high doublet scores or markers of low cell viability, like the long noncoding RNA Malat1. After this filtering, 68,080 cells remained for further analysis. Cells were re-clustered and classified based on one-vs-rest differential expression and immune-related gene signatures using scanpy's built-in function</w:t>
-      </w:r>
-      <w:r>
-        <w:t xml:space="preserve"> </w:t>
-      </w:r>
-      <w:r>
-        <w:t>(</w:t>
-      </w:r>
-      <w:r>
-        <w:t>PMID:</w:t>
-      </w:r>
-      <w:r>
-        <w:t>29409532</w:t>
-      </w:r>
-      <w:r>
-        <w:t>)</w:t>
-      </w:r>
+        <w:t xml:space="preserve">count of 1. PCA and nearest neighbor graphs were computed for visualization on a UMAP projection. Harmony batch correction was applied to adjust PCA embeddings for technical batch effects between </w:t>
+      </w:r>
+      <w:sdt>
+        <w:sdtPr>
+          <w:alias w:val="SmartCite Citation"/>
+          <w:tag w:val="c3fa8908-c259-40d6-b321-3c8213597613:1b5d190c-359b-4bca-99b1-c49aea341956+"/>
+          <w:id w:val="1417903517"/>
+          <w:placeholder>
+            <w:docPart w:val="5F330B8923F1AE4989C765ECF69A5CAC"/>
+          </w:placeholder>
+        </w:sdtPr>
+        <w:sdtContent>
+          <w:r>
+            <w:rPr>
+              <w:vertAlign w:val="superscript"/>
+            </w:rPr>
+            <w:t>28</w:t>
+          </w:r>
+        </w:sdtContent>
+      </w:sdt>
+      <w:r>
+        <w:t xml:space="preserve">. The leiden algorithm grouped cells into 21 distinct clusters, excluding those with high doublet scores or markers of low cell viability, like the long noncoding RNA Malat1. After this filtering, 68,080 cells remained for further analysis. Cells were re-clustered and classified based on one-vs-rest differential expression and immune-related gene signatures using scanpy's built-in </w:t>
+      </w:r>
+      <w:sdt>
+        <w:sdtPr>
+          <w:alias w:val="SmartCite Citation"/>
+          <w:tag w:val="c3fa8908-c259-40d6-b321-3c8213597613:e9adefb5-9e94-465d-bf3e-f4f56fcd2a8d+"/>
+          <w:id w:val="209235040"/>
+          <w:placeholder>
+            <w:docPart w:val="9CCC6FD4B80BE9469763A69B4CB18745"/>
+          </w:placeholder>
+        </w:sdtPr>
+        <w:sdtContent>
+          <w:r>
+            <w:rPr>
+              <w:vertAlign w:val="superscript"/>
+            </w:rPr>
+            <w:t>27</w:t>
+          </w:r>
+        </w:sdtContent>
+      </w:sdt>
       <w:r>
         <w:t xml:space="preserve">. For finer distinction between T and NK cell subtypes, </w:t>
       </w:r>
@@ -665,21 +959,24 @@
       <w:r>
         <w:t xml:space="preserve"> focused on clusters expressing Cd8a, Cd4, and Ncr1 transcripts. New PCA embeddings, nearest neighbor graphs, and harmony batch corrections were recomputed for this subset using 10,000 highly variable genes. Differential gene expression between treatment conditions was calculated through a logistic regression model, creating ranked gene lists with signed p-values from logistic regression</w:t>
       </w:r>
-      <w:r>
-        <w:t xml:space="preserve"> </w:t>
-      </w:r>
-      <w:r>
-        <w:t>(</w:t>
-      </w:r>
-      <w:r>
-        <w:t>PMID:</w:t>
-      </w:r>
-      <w:r>
-        <w:t>30664774</w:t>
-      </w:r>
-      <w:r>
-        <w:t>)</w:t>
-      </w:r>
+      <w:sdt>
+        <w:sdtPr>
+          <w:alias w:val="SmartCite Citation"/>
+          <w:tag w:val="c3fa8908-c259-40d6-b321-3c8213597613:5cf1fcb1-2721-4977-a0dd-3d14634ab84b+"/>
+          <w:id w:val="685643475"/>
+          <w:placeholder>
+            <w:docPart w:val="77EA4EB1254F3243A8C4F672F3CB6241"/>
+          </w:placeholder>
+        </w:sdtPr>
+        <w:sdtContent>
+          <w:r>
+            <w:rPr>
+              <w:vertAlign w:val="superscript"/>
+            </w:rPr>
+            <w:t>29</w:t>
+          </w:r>
+        </w:sdtContent>
+      </w:sdt>
       <w:r>
         <w:t>.</w:t>
       </w:r>
@@ -687,6 +984,9 @@
     <w:p>
       <w:pPr>
         <w:pStyle w:val="Heading2"/>
+        <w:rPr>
+          <w:rFonts w:hint="eastAsia"/>
+        </w:rPr>
       </w:pPr>
       <w:r>
         <w:t>Two proportion Z-Test</w:t>
@@ -706,9 +1006,11 @@
     <w:p>
       <w:pPr>
         <w:pStyle w:val="Heading2"/>
-      </w:pPr>
-      <w:r>
-        <w:lastRenderedPageBreak/>
+        <w:rPr>
+          <w:rFonts w:hint="eastAsia"/>
+        </w:rPr>
+      </w:pPr>
+      <w:r>
         <w:t>Mouse Genome Informatics Gene Ontology Browser and Gene Set Scoring</w:t>
       </w:r>
     </w:p>
@@ -717,13 +1019,62 @@
         <w:ind w:firstLine="720"/>
       </w:pPr>
       <w:r>
-        <w:t>Gene Ontology (GO) term investigation was performed using the Mouse Genome Informatics (MGI) Gene Ontology browser (PMID:38531069) to identify and select relevant ontological gene sets associated with the biological processes of interest. Genes corresponding to the selected GO terms were compiled for downstream enrichment analysis. Gene set enrichment analysis was conducted using the Enrichr platform (PMID:23586463, PMID:27141961, PMID:33780170). The lists of genes derived from the MGI GO browser were submitted to Enrichr, which assesses enrichment for various biological categories based on curated gene set libraries. Statistical significance and enrichment scores were reported as provided by the platform.</w:t>
+        <w:t>Gene Ontology (GO) term investigation was performed using the Mouse Genome Informatics (MGI) Gene Ontology browser</w:t>
+      </w:r>
+      <w:sdt>
+        <w:sdtPr>
+          <w:alias w:val="SmartCite Citation"/>
+          <w:tag w:val="c3fa8908-c259-40d6-b321-3c8213597613:fd2beb73-b8a0-4abe-aaec-efd1e87bb28f+"/>
+          <w:id w:val="1272131749"/>
+          <w:placeholder>
+            <w:docPart w:val="4923859ABA00824AB79A08C18AC380B9"/>
+          </w:placeholder>
+        </w:sdtPr>
+        <w:sdtContent>
+          <w:r>
+            <w:rPr>
+              <w:vertAlign w:val="superscript"/>
+            </w:rPr>
+            <w:t>30</w:t>
+          </w:r>
+        </w:sdtContent>
+      </w:sdt>
+      <w:r>
+        <w:t xml:space="preserve"> to identify and select relevant ontological gene sets associated with the biological processes of interest. Genes corresponding to the selected GO terms were compiled for downstream enrichment analysis. Gene set enrichment analysis was conducted using the Enrichr platform</w:t>
+      </w:r>
+      <w:sdt>
+        <w:sdtPr>
+          <w:alias w:val="SmartCite Citation"/>
+          <w:tag w:val="c3fa8908-c259-40d6-b321-3c8213597613:67897d6c-95bf-4095-a036-83d53a8ae41d,c3fa8908-c259-40d6-b321-3c8213597613:651c4396-745f-42e9-a4b2-fbd186fe4090,c3fa8908-c259-40d6-b321-3c8213597613:b73ab36b-674e-4dcb-ba73-ca05041688f3+"/>
+          <w:id w:val="1269886223"/>
+          <w:placeholder>
+            <w:docPart w:val="10236B9FA73A8F4192E98F32FE5E6813"/>
+          </w:placeholder>
+        </w:sdtPr>
+        <w:sdtContent>
+          <w:r>
+            <w:rPr>
+              <w:vertAlign w:val="superscript"/>
+            </w:rPr>
+            <w:t>31–33</w:t>
+          </w:r>
+        </w:sdtContent>
+      </w:sdt>
+      <w:r>
+        <w:t xml:space="preserve">. The lists of genes derived from the MGI GO browser were submitted to Enrichr, which assesses enrichment for various biological categories based on </w:t>
+      </w:r>
+      <w:r>
+        <w:lastRenderedPageBreak/>
+        <w:t>curated gene set libraries. Statistical significance and enrichment scores were reported as provided by the platform.</w:t>
       </w:r>
     </w:p>
     <w:p/>
     <w:p>
       <w:pPr>
         <w:pStyle w:val="Heading2"/>
+        <w:rPr>
+          <w:rFonts w:hint="eastAsia"/>
+        </w:rPr>
       </w:pPr>
       <w:r>
         <w:t>AUcell Scoring</w:t>
@@ -740,32 +1091,29 @@
         <w:rPr>
           <w:shd w:val="clear" w:color="auto" w:fill="FFFFFF"/>
         </w:rPr>
-        <w:t xml:space="preserve">The "FindMarkers" function from Seurat was employed to identify differentially expressed genes (DEGs) across various treatment scenarios, while activation signatures for Cd4 T cells, Cd8 T cells, and Tregs were developed. SCENIC's AUCell scoring algorithm </w:t>
-      </w:r>
-      <w:r>
-        <w:rPr>
-          <w:shd w:val="clear" w:color="auto" w:fill="FFFFFF"/>
-        </w:rPr>
-        <w:t>(</w:t>
-      </w:r>
-      <w:r>
-        <w:rPr>
-          <w:shd w:val="clear" w:color="auto" w:fill="FFFFFF"/>
-        </w:rPr>
-        <w:t>PMID:</w:t>
-      </w:r>
-      <w:r>
-        <w:rPr>
-          <w:shd w:val="clear" w:color="auto" w:fill="FFFFFF"/>
-        </w:rPr>
-        <w:t>28991892</w:t>
-      </w:r>
-      <w:r>
-        <w:rPr>
-          <w:shd w:val="clear" w:color="auto" w:fill="FFFFFF"/>
-        </w:rPr>
-        <w:t>)</w:t>
-      </w:r>
+        <w:t>The "FindMarkers" function from Seurat was employed to identify differentially expressed genes (DEGs) across various treatment scenarios, while activation signatures for Cd4 T cells, Cd8 T cells, and Tregs were developed. SCENIC's AUCell scoring algorithm</w:t>
+      </w:r>
+      <w:sdt>
+        <w:sdtPr>
+          <w:rPr>
+            <w:shd w:val="clear" w:color="auto" w:fill="FFFFFF"/>
+          </w:rPr>
+          <w:alias w:val="SmartCite Citation"/>
+          <w:tag w:val="c3fa8908-c259-40d6-b321-3c8213597613:1b946b1c-d3de-40ff-b765-6344e68f31df+"/>
+          <w:id w:val="-523716467"/>
+          <w:placeholder>
+            <w:docPart w:val="50D92FC2521E4D479339FEE646B75744"/>
+          </w:placeholder>
+        </w:sdtPr>
+        <w:sdtContent>
+          <w:r>
+            <w:rPr>
+              <w:vertAlign w:val="superscript"/>
+            </w:rPr>
+            <w:t>34</w:t>
+          </w:r>
+        </w:sdtContent>
+      </w:sdt>
       <w:r>
         <w:rPr>
           <w:shd w:val="clear" w:color="auto" w:fill="FFFFFF"/>
@@ -776,6 +1124,9 @@
     <w:p>
       <w:pPr>
         <w:pStyle w:val="Heading2"/>
+        <w:rPr>
+          <w:rFonts w:hint="eastAsia"/>
+        </w:rPr>
       </w:pPr>
       <w:r>
         <w:t>Monocle3 Trajectory Analysis</w:t>
@@ -806,48 +1157,27 @@
         </w:rPr>
         <w:t xml:space="preserve"> trajectory analysis was carried out with Monocle3 to deduce the transcriptional progression of cells, as referenced in </w:t>
       </w:r>
-      <w:r>
-        <w:rPr>
-          <w:shd w:val="clear" w:color="auto" w:fill="FFFFFF"/>
-        </w:rPr>
-        <w:t>(</w:t>
-      </w:r>
-      <w:r>
-        <w:rPr>
-          <w:shd w:val="clear" w:color="auto" w:fill="FFFFFF"/>
-        </w:rPr>
-        <w:t>PMID:</w:t>
-      </w:r>
-      <w:r>
-        <w:rPr>
-          <w:shd w:val="clear" w:color="auto" w:fill="FFFFFF"/>
-        </w:rPr>
-        <w:t>24658644,</w:t>
-      </w:r>
-      <w:r>
-        <w:rPr>
-          <w:shd w:val="clear" w:color="auto" w:fill="FFFFFF"/>
-        </w:rPr>
-        <w:t xml:space="preserve"> </w:t>
-      </w:r>
-      <w:r>
-        <w:rPr>
-          <w:shd w:val="clear" w:color="auto" w:fill="FFFFFF"/>
-        </w:rPr>
-        <w:t>PMID:</w:t>
-      </w:r>
-      <w:r>
-        <w:rPr>
-          <w:shd w:val="clear" w:color="auto" w:fill="FFFFFF"/>
-        </w:rPr>
-        <w:t>30787437</w:t>
-      </w:r>
-      <w:r>
-        <w:rPr>
-          <w:shd w:val="clear" w:color="auto" w:fill="FFFFFF"/>
-        </w:rPr>
-        <w:t>)</w:t>
-      </w:r>
+      <w:sdt>
+        <w:sdtPr>
+          <w:rPr>
+            <w:shd w:val="clear" w:color="auto" w:fill="FFFFFF"/>
+          </w:rPr>
+          <w:alias w:val="SmartCite Citation"/>
+          <w:tag w:val="c3fa8908-c259-40d6-b321-3c8213597613:e4eff6bc-d361-4aa0-bc34-15f6f26f7638,c3fa8908-c259-40d6-b321-3c8213597613:75bab371-0f0e-4311-b66f-95d4de754f0e+"/>
+          <w:id w:val="-1507433826"/>
+          <w:placeholder>
+            <w:docPart w:val="D9E4643B5F29DF48A9154CB1E631B0DB"/>
+          </w:placeholder>
+        </w:sdtPr>
+        <w:sdtContent>
+          <w:r>
+            <w:rPr>
+              <w:vertAlign w:val="superscript"/>
+            </w:rPr>
+            <w:t>35,36</w:t>
+          </w:r>
+        </w:sdtContent>
+      </w:sdt>
       <w:r>
         <w:rPr>
           <w:shd w:val="clear" w:color="auto" w:fill="FFFFFF"/>
@@ -882,9 +1212,11 @@
     <w:p>
       <w:pPr>
         <w:pStyle w:val="Heading2"/>
-      </w:pPr>
-      <w:r>
-        <w:lastRenderedPageBreak/>
+        <w:rPr>
+          <w:rFonts w:hint="eastAsia"/>
+        </w:rPr>
+      </w:pPr>
+      <w:r>
         <w:t xml:space="preserve">Public </w:t>
       </w:r>
       <w:r>
@@ -932,8 +1264,34 @@
           <w:sz w:val="24"/>
           <w:szCs w:val="24"/>
         </w:rPr>
-        <w:t xml:space="preserve"> subseries pertains to the investigation of the effects of PTPN2 loss-of-function in FoxP3+ RORγt+ Tregs, as described in the associated publication (PMID: 30620725).</w:t>
-      </w:r>
+        <w:t xml:space="preserve"> subseries pertains to the investigation of the effects of PTPN2 loss-of-function in FoxP3+ RORγt+ Tregs, as described in the associated publication</w:t>
+      </w:r>
+      <w:sdt>
+        <w:sdtPr>
+          <w:rPr>
+            <w:rFonts w:ascii="Times New Roman" w:eastAsia="Times New Roman" w:hAnsi="Times New Roman" w:cs="Times New Roman"/>
+            <w:color w:val="auto"/>
+            <w:sz w:val="24"/>
+            <w:szCs w:val="24"/>
+          </w:rPr>
+          <w:alias w:val="SmartCite Citation"/>
+          <w:tag w:val="c3fa8908-c259-40d6-b321-3c8213597613:add168d1-e909-414f-9d37-19687b53ef00+"/>
+          <w:id w:val="-1888247812"/>
+          <w:placeholder>
+            <w:docPart w:val="20DD886BD75A884F9A1F2B2B294D5F61"/>
+          </w:placeholder>
+        </w:sdtPr>
+        <w:sdtContent>
+          <w:r>
+            <w:rPr>
+              <w:rFonts w:ascii="Times New Roman" w:eastAsia="Times New Roman" w:hAnsi="Times New Roman" w:cs="Times New Roman"/>
+              <w:sz w:val="24"/>
+              <w:vertAlign w:val="superscript"/>
+            </w:rPr>
+            <w:t>7</w:t>
+          </w:r>
+        </w:sdtContent>
+      </w:sdt>
       <w:r>
         <w:rPr>
           <w:rFonts w:ascii="Times New Roman" w:eastAsia="Times New Roman" w:hAnsi="Times New Roman" w:cs="Times New Roman"/>
@@ -941,7 +1299,7 @@
           <w:sz w:val="24"/>
           <w:szCs w:val="24"/>
         </w:rPr>
-        <w:t xml:space="preserve"> </w:t>
+        <w:t>.</w:t>
       </w:r>
       <w:r>
         <w:rPr>
@@ -950,77 +1308,224 @@
           <w:sz w:val="24"/>
           <w:szCs w:val="24"/>
         </w:rPr>
-        <w:t>The raw and processed data files were downloaded directly from the GEO website (https://www.ncbi.nlm.nih.gov/geo/) using the respective accession numbers. Briefly, series matrix and supplementary files were accessed through the "Download Series Matrix File(s)" and "Supplementary files" sections on the GSE123488, GSE123484, and GSE123486 GEO pages. Data were downloaded as compressed files (.tar, .gz, or .zip formats) and extracted for further downstream analysis.</w:t>
-      </w:r>
-    </w:p>
-    <w:p>
-      <w:pPr>
-        <w:pStyle w:val="Heading2"/>
-      </w:pPr>
-      <w:r>
-        <w:t>Meme suite Tools</w:t>
-      </w:r>
-    </w:p>
-    <w:p>
-      <w:pPr>
-        <w:ind w:firstLine="720"/>
-      </w:pPr>
-      <w:r>
-        <w:t xml:space="preserve">Motif analyses were performed using tools from the MEME Suite (PMID:25953851). To assess motif enrichment, we employed the Analysis of Motif Enrichment (AME) tool (PMID:20356413), which identifies statistically significant enrichment of known motifs in input DNA sequences compared to a control set. For finding individual motif occurrences, we used the Find Individual Motif Occurrences (FIMO) tool (PMID:21330290), which scans sequences to detect locations of motifs with defined thresholds for </w:t>
-      </w:r>
-      <w:r>
-        <w:t>significance. For</w:t>
-      </w:r>
-      <w:r>
-        <w:t xml:space="preserve"> both enrichment and motif discovery analyses, we used the JASPAR 2026 CORE non-redundant motif database (PMID:41325984), selecting the collection of vertebrate transcription factor binding profiles. The relevant database was downloaded in MEME-compatible format and provided to both AME and FIMO as the motif input resource.</w:t>
-      </w:r>
-      <w:r>
         <w:t xml:space="preserve"> </w:t>
       </w:r>
       <w:r>
-        <w:t>All tools were run using default parameters unless otherwise specified. Motif occurrence thresholds were set according to recommended practices in the tool documentation. Results were further analyzed for biological relevance and visualized using meme-suite outputs.</w:t>
-      </w:r>
-    </w:p>
-    <w:p>
-      <w:pPr>
-        <w:pStyle w:val="Heading2"/>
         <w:rPr>
           <w:rFonts w:ascii="Times New Roman" w:eastAsia="Times New Roman" w:hAnsi="Times New Roman" w:cs="Times New Roman"/>
           <w:color w:val="auto"/>
           <w:sz w:val="24"/>
           <w:szCs w:val="24"/>
         </w:rPr>
-      </w:pPr>
-      <w:r>
-        <w:t>Integrated Genome Viewer</w:t>
+        <w:t>The raw and processed data files were downloaded directly from the GEO website (https://www.ncbi.nlm.nih.gov/geo/) using the respective accession numbers. Briefly, series matrix and supplementary files were accessed through the "Download Series Matrix File(s)" and "Supplementary files" sections on the GSE123488, GSE123484, and GSE123486 GEO pages. Data were downloaded as compressed files (.tar, .gz, or .zip formats) and extracted for further downstream analysis.</w:t>
       </w:r>
     </w:p>
     <w:p>
       <w:pPr>
-        <w:ind w:firstLine="720"/>
-      </w:pPr>
-      <w:r>
-        <w:t xml:space="preserve">Sequencing data aligned to the mm10 mouse reference genome were processed for visualization in the Integrative Genomics Viewer (IGV) (PMID:21221095). BED files containing genomic features were first sorted by chromosome and start position using standard UNIX sort commands to ensure compatibility using the samtools package (PMID:19505943). The sorted BED files were compressed with bgzip, then indexed with tabix to enable efficient loading and navigation within IGV. All processed files—compressed and indexed BED tracks </w:t>
-      </w:r>
-      <w:r>
-        <w:t>(. bed.gz</w:t>
-      </w:r>
-      <w:r>
-        <w:t xml:space="preserve"> with accompanying .tbi files) and bigWig (.bw) tracks—were loaded into IGV, with the mm10 reference genome selected.</w:t>
+        <w:pStyle w:val="Heading2"/>
+        <w:rPr>
+          <w:rFonts w:hint="eastAsia"/>
+        </w:rPr>
+      </w:pPr>
+      <w:r>
+        <w:t>Meme suite Tools</w:t>
       </w:r>
     </w:p>
     <w:p>
       <w:pPr>
-        <w:pStyle w:val="Heading1"/>
-      </w:pPr>
+        <w:ind w:firstLine="720"/>
+      </w:pPr>
+      <w:r>
+        <w:t>Motif analyses were performed using tools from the MEME Suite</w:t>
+      </w:r>
+      <w:sdt>
+        <w:sdtPr>
+          <w:alias w:val="SmartCite Citation"/>
+          <w:tag w:val="c3fa8908-c259-40d6-b321-3c8213597613:81d23225-769a-4652-bc2c-67a543a82882+"/>
+          <w:id w:val="350222587"/>
+          <w:placeholder>
+            <w:docPart w:val="E56E70528B5A374FBCDEB50D702F87D2"/>
+          </w:placeholder>
+        </w:sdtPr>
+        <w:sdtContent>
+          <w:r>
+            <w:rPr>
+              <w:vertAlign w:val="superscript"/>
+            </w:rPr>
+            <w:t>37</w:t>
+          </w:r>
+        </w:sdtContent>
+      </w:sdt>
+      <w:r>
+        <w:t>. To assess motif enrichment, we employed the Analysis of Motif Enrichment (AME) tool</w:t>
+      </w:r>
+      <w:sdt>
+        <w:sdtPr>
+          <w:alias w:val="SmartCite Citation"/>
+          <w:tag w:val="c3fa8908-c259-40d6-b321-3c8213597613:814c0749-4147-438c-8722-5c7f864ee34e+"/>
+          <w:id w:val="-950014061"/>
+          <w:placeholder>
+            <w:docPart w:val="3D598240B9422748AB0798946AD51E9A"/>
+          </w:placeholder>
+        </w:sdtPr>
+        <w:sdtContent>
+          <w:r>
+            <w:rPr>
+              <w:vertAlign w:val="superscript"/>
+            </w:rPr>
+            <w:t>38</w:t>
+          </w:r>
+        </w:sdtContent>
+      </w:sdt>
+      <w:r>
+        <w:t xml:space="preserve">, which identifies statistically significant enrichment of known motifs in input DNA sequences compared to a </w:t>
+      </w:r>
       <w:r>
         <w:lastRenderedPageBreak/>
-        <w:t>Results</w:t>
+        <w:t>control set. For finding individual motif occurrences, we used the Find Individual Motif Occurrences (FIMO) tool</w:t>
+      </w:r>
+      <w:sdt>
+        <w:sdtPr>
+          <w:alias w:val="SmartCite Citation"/>
+          <w:tag w:val="c3fa8908-c259-40d6-b321-3c8213597613:699c0d44-5605-4c5e-9f4e-a4ed14370dc0+"/>
+          <w:id w:val="218868994"/>
+          <w:placeholder>
+            <w:docPart w:val="EB1B0734401B674DA596027AB82E8766"/>
+          </w:placeholder>
+        </w:sdtPr>
+        <w:sdtContent>
+          <w:r>
+            <w:rPr>
+              <w:vertAlign w:val="superscript"/>
+            </w:rPr>
+            <w:t>39</w:t>
+          </w:r>
+        </w:sdtContent>
+      </w:sdt>
+      <w:r>
+        <w:t xml:space="preserve">, which scans sequences to detect locations of motifs with defined thresholds for </w:t>
+      </w:r>
+      <w:r>
+        <w:t>significance. For</w:t>
+      </w:r>
+      <w:r>
+        <w:t xml:space="preserve"> both enrichment and motif discovery analyses, we used the JASPAR 2026 CORE non-redundant motif database</w:t>
+      </w:r>
+      <w:sdt>
+        <w:sdtPr>
+          <w:alias w:val="SmartCite Citation"/>
+          <w:tag w:val="c3fa8908-c259-40d6-b321-3c8213597613:b1ae852c-6364-4ce6-bfb6-d288c24e34fe+"/>
+          <w:id w:val="1515256126"/>
+          <w:placeholder>
+            <w:docPart w:val="AD4260CF60585E43A4C3585AC1842909"/>
+          </w:placeholder>
+        </w:sdtPr>
+        <w:sdtContent>
+          <w:r>
+            <w:rPr>
+              <w:vertAlign w:val="superscript"/>
+            </w:rPr>
+            <w:t>40</w:t>
+          </w:r>
+        </w:sdtContent>
+      </w:sdt>
+      <w:r>
+        <w:t>, selecting the collection of vertebrate transcription factor binding profiles. The relevant database was downloaded in MEME-compatible format and provided to both AME and FIMO as the motif input resource.</w:t>
+      </w:r>
+      <w:r>
+        <w:t xml:space="preserve"> </w:t>
+      </w:r>
+      <w:r>
+        <w:t>All tools were run using default parameters unless otherwise specified. Motif occurrence thresholds were set according to recommended practices in the tool documentation. Results were further analyzed for biological relevance and visualized using meme-suite outputs.</w:t>
       </w:r>
     </w:p>
     <w:p>
       <w:pPr>
         <w:pStyle w:val="Heading2"/>
+        <w:rPr>
+          <w:rFonts w:ascii="Times New Roman" w:eastAsia="Times New Roman" w:hAnsi="Times New Roman" w:cs="Times New Roman"/>
+          <w:color w:val="auto"/>
+          <w:sz w:val="24"/>
+          <w:szCs w:val="24"/>
+        </w:rPr>
+      </w:pPr>
+      <w:r>
+        <w:t>Integrated Genome Viewer</w:t>
+      </w:r>
+    </w:p>
+    <w:p>
+      <w:pPr>
+        <w:ind w:firstLine="720"/>
+      </w:pPr>
+      <w:r>
+        <w:t>Sequencing data aligned to the mm10 mouse reference genome were processed for visualization in the Integrative Genomics Viewer (IGV)</w:t>
+      </w:r>
+      <w:sdt>
+        <w:sdtPr>
+          <w:alias w:val="SmartCite Citation"/>
+          <w:tag w:val="c3fa8908-c259-40d6-b321-3c8213597613:063f22c0-2daa-4e85-9960-df82eb0e6edd+"/>
+          <w:id w:val="-210897061"/>
+          <w:placeholder>
+            <w:docPart w:val="08823EC82F055F4AA6C3DB84B5AC036C"/>
+          </w:placeholder>
+        </w:sdtPr>
+        <w:sdtContent>
+          <w:r>
+            <w:rPr>
+              <w:vertAlign w:val="superscript"/>
+            </w:rPr>
+            <w:t>41</w:t>
+          </w:r>
+        </w:sdtContent>
+      </w:sdt>
+      <w:r>
+        <w:t>. BED files containing genomic features were first sorted by chromosome and start position using standard UNIX sort commands to ensure compatibility using the samtools package</w:t>
+      </w:r>
+      <w:sdt>
+        <w:sdtPr>
+          <w:alias w:val="SmartCite Citation"/>
+          <w:tag w:val="c3fa8908-c259-40d6-b321-3c8213597613:361cc009-0489-43ba-be15-3cfa6f05fb8d+"/>
+          <w:id w:val="303977472"/>
+          <w:placeholder>
+            <w:docPart w:val="664A025F48F4F8489DB6C10E35D4DC98"/>
+          </w:placeholder>
+        </w:sdtPr>
+        <w:sdtContent>
+          <w:r>
+            <w:rPr>
+              <w:vertAlign w:val="superscript"/>
+            </w:rPr>
+            <w:t>42</w:t>
+          </w:r>
+        </w:sdtContent>
+      </w:sdt>
+      <w:r>
+        <w:t xml:space="preserve">. The sorted BED files were compressed with bgzip, then indexed with tabix to enable efficient loading and navigation within IGV. All processed files—compressed and indexed BED tracks </w:t>
+      </w:r>
+      <w:r>
+        <w:t>(. bed.gz</w:t>
+      </w:r>
+      <w:r>
+        <w:t xml:space="preserve"> with accompanying .tbi files) and bigWig (.bw) tracks—were loaded into IGV, with the mm10 reference genome selected.</w:t>
+      </w:r>
+    </w:p>
+    <w:p>
+      <w:pPr>
+        <w:pStyle w:val="Heading1"/>
+        <w:rPr>
+          <w:rFonts w:hint="eastAsia"/>
+        </w:rPr>
+      </w:pPr>
+      <w:r>
+        <w:t>Results</w:t>
+      </w:r>
+    </w:p>
+    <w:p>
+      <w:pPr>
+        <w:pStyle w:val="Heading2"/>
+        <w:rPr>
+          <w:rFonts w:hint="eastAsia"/>
+        </w:rPr>
       </w:pPr>
       <w:r>
         <w:t>Impact of PTPN2 Inhibition and PD-1 Blockade on Tumor-Infiltrating Lymphocyte Subsets and Activation Signatures</w:t>
@@ -1343,7 +1848,11 @@
         <w:t>d</w:t>
       </w:r>
       <w:r>
-        <w:t xml:space="preserve">8 T cells, a marked increase in proportions was seen between D3 and D10 for </w:t>
+        <w:t xml:space="preserve">8 T cells, a marked increase </w:t>
+      </w:r>
+      <w:r>
+        <w:lastRenderedPageBreak/>
+        <w:t xml:space="preserve">in proportions was seen between D3 and D10 for </w:t>
       </w:r>
       <w:r>
         <w:t>PTPN2i</w:t>
@@ -1424,11 +1933,7 @@
         <w:t>8</w:t>
       </w:r>
       <w:r>
-        <w:t xml:space="preserve"> T cells on D3, we observed a significant increase in proportion only in the combination Ptpn2i + aPD1 regimen compared to Vehicle (Vehicle: 0.2%; Ptpn2i + aPD1: 0.4%). On D6, we observed an increase in proportion across all regimens compared to Vehicle (Vehicle: 0.7%; aPD1: 1.7%; Ptpn2i: 3.3%; Ptpn2i + aPD1: 2.3%), and again on D10, an </w:t>
-      </w:r>
-      <w:r>
-        <w:lastRenderedPageBreak/>
-        <w:t>increase was observed across all regimens compared to Vehicle (Vehicle: 2.8%; aPD1: 3.5%; Ptpn2i: 6.0%; Ptpn2i + aPD1: 9.2%).</w:t>
+        <w:t xml:space="preserve"> T cells on D3, we observed a significant increase in proportion only in the combination Ptpn2i + aPD1 regimen compared to Vehicle (Vehicle: 0.2%; Ptpn2i + aPD1: 0.4%). On D6, we observed an increase in proportion across all regimens compared to Vehicle (Vehicle: 0.7%; aPD1: 1.7%; Ptpn2i: 3.3%; Ptpn2i + aPD1: 2.3%), and again on D10, an increase was observed across all regimens compared to Vehicle (Vehicle: 2.8%; aPD1: 3.5%; Ptpn2i: 6.0%; Ptpn2i + aPD1: 9.2%).</w:t>
       </w:r>
       <w:r>
         <w:t xml:space="preserve"> </w:t>
@@ -1633,7 +2138,11 @@
         <w:t xml:space="preserve"> activation scores increased, indicating a shift from an immune-suppressive to an active anti-tumor response within the tumor microenvironment.</w:t>
       </w:r>
       <w:r>
-        <w:t xml:space="preserve"> In the Treg cluster, adjusted activation z-scores were evaluated on days 6 and 10 across different treatment regimens: Vehicle (D6: 0.88; D10: 0.95), aPD-1 (D6: 0.82; D10: 0.71), PTPN2i (D6: -1.0; D10: -0.55), and the combination of PTPN2i + aPD-1 (D6: -0.63; D10: -1.0). Notably, regimens involving PTPN2i demonstrated a substantial reversal in activation scores.</w:t>
+        <w:t xml:space="preserve"> In the Treg cluster, adjusted activation z-scores were evaluated on days 6 and 10 across different treatment regimens: Vehicle (D6: 0.88; D10: 0.95), aPD-1 (D6: 0.82; D10: 0.71), PTPN2i (D6: -1.0; D10: -0.55), and the combination of PTPN2i + aPD-1 (D6: -0.63; D10: -1.0). Notably, regimens involving PTPN2i demonstrated a substantial reversal in </w:t>
+      </w:r>
+      <w:r>
+        <w:lastRenderedPageBreak/>
+        <w:t>activation scores.</w:t>
       </w:r>
       <w:r>
         <w:t xml:space="preserve"> </w:t>
@@ -1672,7 +2181,6 @@
           <w:noProof/>
           <w:shd w:val="clear" w:color="auto" w:fill="FFFFFF"/>
         </w:rPr>
-        <w:lastRenderedPageBreak/>
         <w:drawing>
           <wp:inline distT="0" distB="0" distL="0" distR="0" wp14:anchorId="708E7799" wp14:editId="404BCE53">
             <wp:extent cx="4996815" cy="6624084"/>
@@ -1729,6 +2237,7 @@
       <w:bookmarkStart w:id="1" w:name="_Figure_One:_T"/>
       <w:bookmarkEnd w:id="1"/>
       <w:r>
+        <w:lastRenderedPageBreak/>
         <w:t>Figure One</w:t>
       </w:r>
       <w:bookmarkStart w:id="2" w:name="FigureOne"/>
@@ -1924,9 +2433,11 @@
     <w:p>
       <w:pPr>
         <w:pStyle w:val="Heading2"/>
-      </w:pPr>
-      <w:r>
-        <w:lastRenderedPageBreak/>
+        <w:rPr>
+          <w:rFonts w:hint="eastAsia"/>
+        </w:rPr>
+      </w:pPr>
+      <w:r>
         <w:t>PTPN2i</w:t>
       </w:r>
       <w:r>
@@ -2167,7 +2678,11 @@
         <w:t>d</w:t>
       </w:r>
       <w:r>
-        <w:t>4-positive T cell activation (GO:0035710), and Regulatory T cell activation (GO:0045066) were used with AuCell to calculate z-scored activation across different treatment regimens and TCR clonality groups. These scores were visualized as heatmaps. For both CD4 and CD8 T cells, activation scores showed a trend in which singlet TCR clonality scored lowest, intermediate TCR clonality scored modestly higher, and expanded TCR clonality scored highest (</w:t>
+        <w:t xml:space="preserve">4-positive T cell activation (GO:0035710), and Regulatory T cell activation (GO:0045066) were used with AuCell to calculate z-scored activation across different treatment regimens and TCR clonality </w:t>
+      </w:r>
+      <w:r>
+        <w:lastRenderedPageBreak/>
+        <w:t>groups. These scores were visualized as heatmaps. For both CD4 and CD8 T cells, activation scores showed a trend in which singlet TCR clonality scored lowest, intermediate TCR clonality scored modestly higher, and expanded TCR clonality scored highest (</w:t>
       </w:r>
       <w:hyperlink w:anchor="_Figure_Two:_TCR" w:history="1">
         <w:r>
@@ -2189,11 +2704,7 @@
         </w:r>
       </w:hyperlink>
       <w:r>
-        <w:t xml:space="preserve">). Comparing across treatment regimens for CD4 T cells, we observed a slight decrease in transcriptional activation in singlet TCR clonality cells (Vehicle: -0.9; aPD1: -1.02; Ptpn2i: -1.04; Ptpn2i + aPD1: -1.14), an increase in intermediate TCR clonality cells (Vehicle: -0.15; aPD1: 0.06; Ptpn2i: 0.5; Ptpn2i + aPD1: 0.4), and reduced activation in expanded TCR clonality cells compared to vehicle (Vehicle: 1.6; </w:t>
-      </w:r>
-      <w:r>
-        <w:lastRenderedPageBreak/>
-        <w:t>aPD1: 0.97; Ptpn2i: 0.97; Ptpn2i + aPD1: 0.71). For CD8 T cells, singlet TCR clonality activation was decreased across regimens (Vehicle: 0.88; aPD1: -1.3; Ptpn2i: -1; Ptpn2i + aPD1: -1.12), while intermediate TCR clonality saw an increase (Vehicle: -1.1; aPD1: 0.38; Ptpn2i: 0.02; Ptpn2i + aPD1: 0.34). Expanded TCR clonality exhibited slightly higher activation in the Ptpn2i and combination regimens (Vehicle: 0.2; aPD1: 0.75; Ptpn2i: 0.98; Ptpn2i + aPD1: 0.78). For Tregs, singlet TCR clonality cells had lower activation scores compared to vehicle (Vehicle: 0.7; aPD1: -0.86; Ptpn2i: -0.74; Ptpn2i + aPD1: -1.14), intermediate TCR clonality scored higher in all regimens (Vehicle: -0.7; aPD1: -0.23; Ptpn2i: -0.39; Ptpn2i + aPD1: 0.7), and expanded TCR clonality cells were not detected under vehicle conditions but showed the lowest activation scores in other regimens (Vehicle: N/A; aPD1: 1.10; Ptpn2i: 1.13; Ptpn2i + aPD1: 0.44)</w:t>
+        <w:t>). Comparing across treatment regimens for CD4 T cells, we observed a slight decrease in transcriptional activation in singlet TCR clonality cells (Vehicle: -0.9; aPD1: -1.02; Ptpn2i: -1.04; Ptpn2i + aPD1: -1.14), an increase in intermediate TCR clonality cells (Vehicle: -0.15; aPD1: 0.06; Ptpn2i: 0.5; Ptpn2i + aPD1: 0.4), and reduced activation in expanded TCR clonality cells compared to vehicle (Vehicle: 1.6; aPD1: 0.97; Ptpn2i: 0.97; Ptpn2i + aPD1: 0.71). For CD8 T cells, singlet TCR clonality activation was decreased across regimens (Vehicle: 0.88; aPD1: -1.3; Ptpn2i: -1; Ptpn2i + aPD1: -1.12), while intermediate TCR clonality saw an increase (Vehicle: -1.1; aPD1: 0.38; Ptpn2i: 0.02; Ptpn2i + aPD1: 0.34). Expanded TCR clonality exhibited slightly higher activation in the Ptpn2i and combination regimens (Vehicle: 0.2; aPD1: 0.75; Ptpn2i: 0.98; Ptpn2i + aPD1: 0.78). For Tregs, singlet TCR clonality cells had lower activation scores compared to vehicle (Vehicle: 0.7; aPD1: -0.86; Ptpn2i: -0.74; Ptpn2i + aPD1: -1.14), intermediate TCR clonality scored higher in all regimens (Vehicle: -0.7; aPD1: -0.23; Ptpn2i: -0.39; Ptpn2i + aPD1: 0.7), and expanded TCR clonality cells were not detected under vehicle conditions but showed the lowest activation scores in other regimens (Vehicle: N/A; aPD1: 1.10; Ptpn2i: 1.13; Ptpn2i + aPD1: 0.44)</w:t>
       </w:r>
       <w:r>
         <w:t xml:space="preserve"> cells we observe that Tregs had the highest activation scores under </w:t>
@@ -2354,7 +2865,11 @@
         <w:t>for i. Cd4 T cells</w:t>
       </w:r>
       <w:r>
-        <w:t xml:space="preserve"> and</w:t>
+        <w:t xml:space="preserve"> </w:t>
+      </w:r>
+      <w:r>
+        <w:lastRenderedPageBreak/>
+        <w:t>and</w:t>
       </w:r>
       <w:r>
         <w:t xml:space="preserve"> ii. Cd8 T cells.</w:t>
@@ -2393,6 +2908,9 @@
     <w:p>
       <w:pPr>
         <w:pStyle w:val="Heading2"/>
+        <w:rPr>
+          <w:rFonts w:hint="eastAsia"/>
+        </w:rPr>
       </w:pPr>
       <w:r>
         <w:t xml:space="preserve">PTPN2i </w:t>
@@ -2409,11 +2927,7 @@
         <w:ind w:firstLine="720"/>
       </w:pPr>
       <w:r>
-        <w:t xml:space="preserve">Following initial research efforts examining changes in TCR component gene expression, TCR clonality expansion, and mapping increased activation states within Cd4 and Cd8 T cells, we observed an opposite trend within our Treg population. Literature searches on signaling </w:t>
-      </w:r>
-      <w:r>
-        <w:lastRenderedPageBreak/>
-        <w:t>pathways dependent upon Ptpn2 in Tregs identified the Il6/Stat3/Dnmt3a axis as a key regulator of Treg identity and function (</w:t>
+        <w:t>Following initial research efforts examining changes in TCR component gene expression, TCR clonality expansion, and mapping increased activation states within Cd4 and Cd8 T cells, we observed an opposite trend within our Treg population. Literature searches on signaling pathways dependent upon Ptpn2 in Tregs identified the Il6/Stat3/Dnmt3a axis as a key regulator of Treg identity and function (</w:t>
       </w:r>
       <w:hyperlink w:anchor="_Figure_Three:_Il6/STAT3/Dnmt3a" w:history="1">
         <w:r>
@@ -2477,7 +2991,11 @@
         <w:t>) was highest under Ptpn2i, with gene set scores under the combined Ptpn2i + aPD1 condition much lower than those of the vehicle control (Vehicle: -0.25; aPD1: -0.21; Ptpn2i: 1.4; Ptpn2i + aPD1: -0.95). Notably, AuCell scoring for positive regulation of Stat phosphorylation (Fig. 3D) was higher than vehicle under both aPD1 and Ptpn2i treatments, with aPD1 being slightly greater, while the combination regimen yielded markedly lower scores than vehicle (Vehicle: -0.79; aPD1: 0.87; Ptpn2i: 0.86; Ptpn2i + aPD1: -0.93). Lastly, exhausted T cell differentiation (Fig. 3E) scores were highest under aPD1 and combined Ptpn2i + aPD1 treatments compared to vehicle, with Ptpn2i treatment scoring slightly above vehicle (Vehicle: -1.03; aPD1:1.28; Ptpn2i: -0.48; Ptpn2i + aPD1: 0.23). These gene set scores indicate that under Ptpn2i, Tregs become more responsive to Il6 signaling; aPD1 and Ptpn2i individually promote Stat phosphorylation, but not in combination; and differentiation into an exhaustion state is most pronounced under aPD1.</w:t>
       </w:r>
       <w:r>
-        <w:t>The treatment regimens explored in this study appear to influence the downstream transcriptional regulation of Pdcd1 and Il6ra/Il6st receptors. It is important to note that while transcription factors from these two signaling pathways may overlap (</w:t>
+        <w:t xml:space="preserve">The treatment regimens explored in this study appear to influence the downstream transcriptional regulation of Pdcd1 and Il6ra/Il6st receptors. It is important to note that while </w:t>
+      </w:r>
+      <w:r>
+        <w:lastRenderedPageBreak/>
+        <w:t>transcription factors from these two signaling pathways may overlap (</w:t>
       </w:r>
       <w:hyperlink w:anchor="_Figure_Three:_Il6/STAT3/Dnmt3a" w:history="1">
         <w:r>
@@ -2496,7 +3014,6 @@
         <w:jc w:val="center"/>
       </w:pPr>
       <w:r>
-        <w:lastRenderedPageBreak/>
         <w:fldChar w:fldCharType="begin"/>
       </w:r>
       <w:r>
@@ -2566,7 +3083,7 @@
               </wp:inline>
             </w:drawing>
           </mc:Choice>
-          <mc:Fallback xmlns:arto="http://schemas.microsoft.com/office/word/2006/arto">
+          <mc:Fallback xmlns:w16cei="http://schemas.microsoft.com/office/word/2026/wordml/cei" xmlns:arto="http://schemas.microsoft.com/office/word/2006/arto">
             <w:pict>
               <v:rect w14:anchorId="20D5FE82" id="Rectangle 1" o:spid="_x0000_s1026" style="width:24.3pt;height:24.3pt;visibility:visible;mso-wrap-style:square;mso-left-percent:-10001;mso-top-percent:-10001;mso-position-horizontal:absolute;mso-position-horizontal-relative:char;mso-position-vertical:absolute;mso-position-vertical-relative:line;mso-left-percent:-10001;mso-top-percent:-10001;v-text-anchor:top" o:gfxdata="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" filled="f" stroked="f">
                 <o:lock v:ext="edit" aspectratio="t"/>
@@ -2678,7 +3195,11 @@
         <w:t xml:space="preserve"> </w:t>
       </w:r>
       <w:r>
-        <w:t>(E) Heatmap of AuCell Gene Set scoring of differentially expressed genes belonging to GOBP: Treg exhaustion</w:t>
+        <w:t xml:space="preserve">(E) Heatmap of AuCell </w:t>
+      </w:r>
+      <w:r>
+        <w:lastRenderedPageBreak/>
+        <w:t>Gene Set scoring of differentially expressed genes belonging to GOBP: Treg exhaustion</w:t>
       </w:r>
       <w:r>
         <w:t>.</w:t>
@@ -2687,18 +3208,43 @@
         <w:t xml:space="preserve"> </w:t>
       </w:r>
       <w:r>
-        <w:t>(F) Venn diagram of known transcription factors that are downstream from Pdcd1 and Il6 signaling</w:t>
+        <w:t>(</w:t>
+      </w:r>
+      <w:commentRangeStart w:id="6"/>
+      <w:commentRangeStart w:id="7"/>
+      <w:r>
+        <w:t>F) Venn diagram of known transcription factors that are downstream from Pdcd1 and Il6 signaling</w:t>
       </w:r>
       <w:r>
         <w:t>.</w:t>
+      </w:r>
+      <w:commentRangeEnd w:id="6"/>
+      <w:r>
+        <w:rPr>
+          <w:rStyle w:val="CommentReference"/>
+          <w:sz w:val="24"/>
+          <w:szCs w:val="24"/>
+        </w:rPr>
+        <w:commentReference w:id="6"/>
+      </w:r>
+      <w:commentRangeEnd w:id="7"/>
+      <w:r>
+        <w:rPr>
+          <w:rStyle w:val="CommentReference"/>
+          <w:sz w:val="24"/>
+          <w:szCs w:val="24"/>
+        </w:rPr>
+        <w:commentReference w:id="7"/>
       </w:r>
     </w:p>
     <w:p>
       <w:pPr>
         <w:pStyle w:val="Heading2"/>
-      </w:pPr>
-      <w:r>
-        <w:lastRenderedPageBreak/>
+        <w:rPr>
+          <w:rFonts w:hint="eastAsia"/>
+        </w:rPr>
+      </w:pPr>
+      <w:r>
         <w:t xml:space="preserve">Clustering and Trajectory Analysis of Treg and CD4 T </w:t>
       </w:r>
       <w:r>
@@ -2736,17 +3282,26 @@
         <w:t>Cd4</w:t>
       </w:r>
       <w:r>
-        <w:t xml:space="preserve"> T cells in the periphery </w:t>
-      </w:r>
-      <w:r>
-        <w:t>(</w:t>
-      </w:r>
-      <w:r>
-        <w:t>PMID:19390784</w:t>
-      </w:r>
-      <w:r>
-        <w:t>)</w:t>
-      </w:r>
+        <w:t xml:space="preserve"> T cells in the periphery</w:t>
+      </w:r>
+      <w:sdt>
+        <w:sdtPr>
+          <w:alias w:val="SmartCite Citation"/>
+          <w:tag w:val="c3fa8908-c259-40d6-b321-3c8213597613:9643dfc7-4452-42ea-9da8-de1664038ab7+"/>
+          <w:id w:val="-257216045"/>
+          <w:placeholder>
+            <w:docPart w:val="B0C737CD4DC9C74F87F709A2F4F8FC93"/>
+          </w:placeholder>
+        </w:sdtPr>
+        <w:sdtContent>
+          <w:r>
+            <w:rPr>
+              <w:vertAlign w:val="superscript"/>
+            </w:rPr>
+            <w:t>43</w:t>
+          </w:r>
+        </w:sdtContent>
+      </w:sdt>
       <w:r>
         <w:t>, we evaluated genes involved in the negative regulation of Treg differentiation</w:t>
       </w:r>
@@ -2832,35 +3387,47 @@
         <w:t>Cd4</w:t>
       </w:r>
       <w:r>
-        <w:t xml:space="preserve"> T cells </w:t>
-      </w:r>
-      <w:r>
-        <w:t>(</w:t>
-      </w:r>
-      <w:r>
-        <w:t>PMID:33158974</w:t>
-      </w:r>
-      <w:r>
-        <w:t>)</w:t>
-      </w:r>
-      <w:r>
-        <w:t xml:space="preserve"> and regulate T cell inflammatory responses </w:t>
-      </w:r>
-      <w:r>
-        <w:t>(</w:t>
-      </w:r>
-      <w:r>
-        <w:t xml:space="preserve">PMID:35250280, </w:t>
-      </w:r>
-      <w:r>
-        <w:t>PMID:</w:t>
-      </w:r>
-      <w:r>
-        <w:t>18794337</w:t>
-      </w:r>
-      <w:r>
-        <w:t>)</w:t>
-      </w:r>
+        <w:t xml:space="preserve"> T cells</w:t>
+      </w:r>
+      <w:sdt>
+        <w:sdtPr>
+          <w:alias w:val="SmartCite Citation"/>
+          <w:tag w:val="c3fa8908-c259-40d6-b321-3c8213597613:2bf70599-9828-4519-912e-d340979c9ec4+"/>
+          <w:id w:val="-1903052962"/>
+          <w:placeholder>
+            <w:docPart w:val="5C11CCBEAEAA804DBE8FE070A3A7862F"/>
+          </w:placeholder>
+        </w:sdtPr>
+        <w:sdtContent>
+          <w:r>
+            <w:rPr>
+              <w:vertAlign w:val="superscript"/>
+            </w:rPr>
+            <w:t>44</w:t>
+          </w:r>
+        </w:sdtContent>
+      </w:sdt>
+      <w:r>
+        <w:t xml:space="preserve"> and regulate T cell inflammatory responses</w:t>
+      </w:r>
+      <w:sdt>
+        <w:sdtPr>
+          <w:alias w:val="SmartCite Citation"/>
+          <w:tag w:val="c3fa8908-c259-40d6-b321-3c8213597613:638823c0-f83c-4953-ae1c-f921eea1488c,c3fa8908-c259-40d6-b321-3c8213597613:4ad842a4-490d-467f-9a7f-1db27a5e56c1+"/>
+          <w:id w:val="823389569"/>
+          <w:placeholder>
+            <w:docPart w:val="3418371B753D2E42B3140B562620131F"/>
+          </w:placeholder>
+        </w:sdtPr>
+        <w:sdtContent>
+          <w:r>
+            <w:rPr>
+              <w:vertAlign w:val="superscript"/>
+            </w:rPr>
+            <w:t>45,46</w:t>
+          </w:r>
+        </w:sdtContent>
+      </w:sdt>
       <w:r>
         <w:t xml:space="preserve"> (</w:t>
       </w:r>
@@ -2928,7 +3495,11 @@
         </w:r>
       </w:hyperlink>
       <w:r>
-        <w:t>). The heatmap demonstrated peak expression of the naïve T cell marker Tcf7 at the earliest pseudotime, and maximal Foxp3 expression emerging after pseudotime 12. Notably, Dnmt3a expression was absent at pseudotime 6 for Ptpn2i and Ptpn2i + aPD-1 regimens; at pseudotime 9, Foxp3 and Ikzf2 expression were lowest under Ptpn2i conditions, while Stat3 expression was elevated for all treatment regimens except Vehicle. Finally, Pdcd1 expression reached its lowest levels with Ptpn2i treatment, whereas aPD-1 and combination Ptpn2i + aPD-1 treatments resulted in slightly higher levels compared to Vehicle. Overall, this visualization effectively demonstrates lineage-specific expression dynamics across the trajectory, though it lacks the resolution needed to detect finer changes in some transcription</w:t>
+        <w:t xml:space="preserve">). The heatmap demonstrated peak expression of the naïve T cell marker Tcf7 at the earliest pseudotime, and maximal Foxp3 expression emerging after pseudotime 12. Notably, Dnmt3a expression was absent at pseudotime 6 for Ptpn2i and Ptpn2i + aPD-1 regimens; at pseudotime 9, Foxp3 and Ikzf2 expression were lowest under Ptpn2i conditions, while Stat3 expression was elevated for all treatment regimens except Vehicle. Finally, Pdcd1 expression reached its lowest levels with Ptpn2i treatment, whereas aPD-1 and combination Ptpn2i + aPD-1 treatments resulted in slightly higher levels compared to Vehicle. Overall, this visualization effectively demonstrates lineage-specific expression dynamics across </w:t>
+      </w:r>
+      <w:r>
+        <w:lastRenderedPageBreak/>
+        <w:t>the trajectory, though it lacks the resolution needed to detect finer changes in some transcription</w:t>
       </w:r>
       <w:r>
         <w:t xml:space="preserve"> </w:t>
@@ -2955,7 +3526,6 @@
           <w:rFonts w:eastAsiaTheme="majorEastAsia"/>
           <w:noProof/>
         </w:rPr>
-        <w:lastRenderedPageBreak/>
         <w:drawing>
           <wp:inline distT="0" distB="0" distL="0" distR="0" wp14:anchorId="5195C533" wp14:editId="58B2EFD0">
             <wp:extent cx="3886200" cy="5709684"/>
@@ -3009,10 +3579,10 @@
           <w:rFonts w:eastAsiaTheme="minorHAnsi"/>
         </w:rPr>
       </w:pPr>
-      <w:bookmarkStart w:id="6" w:name="FigureThree"/>
-      <w:bookmarkStart w:id="7" w:name="_Figure_Four:_PTPN2i"/>
-      <w:bookmarkEnd w:id="6"/>
-      <w:bookmarkEnd w:id="7"/>
+      <w:bookmarkStart w:id="8" w:name="FigureThree"/>
+      <w:bookmarkStart w:id="9" w:name="_Figure_Four:_PTPN2i"/>
+      <w:bookmarkEnd w:id="8"/>
+      <w:bookmarkEnd w:id="9"/>
       <w:r>
         <w:rPr>
           <w:rFonts w:eastAsiaTheme="minorHAnsi"/>
@@ -3317,6 +3887,9 @@
     <w:p>
       <w:pPr>
         <w:pStyle w:val="Heading2"/>
+        <w:rPr>
+          <w:rFonts w:hint="eastAsia"/>
+        </w:rPr>
       </w:pPr>
       <w:r>
         <w:lastRenderedPageBreak/>
@@ -3511,8 +4084,8 @@
       <w:pPr>
         <w:pStyle w:val="Heading3"/>
       </w:pPr>
-      <w:bookmarkStart w:id="8" w:name="_Figure_5:_Reduced"/>
-      <w:bookmarkEnd w:id="8"/>
+      <w:bookmarkStart w:id="10" w:name="_Figure_5:_Reduced"/>
+      <w:bookmarkEnd w:id="10"/>
       <w:r>
         <w:lastRenderedPageBreak/>
         <w:t>Figure 5: Reduced expression of phosphatase PTPN2 promotes pathogenic conversion of Tregs in autoimmunity</w:t>
@@ -3574,6 +4147,9 @@
     <w:p>
       <w:pPr>
         <w:pStyle w:val="Heading1"/>
+        <w:rPr>
+          <w:rFonts w:hint="eastAsia"/>
+        </w:rPr>
       </w:pPr>
       <w:r>
         <w:t xml:space="preserve">Discussion </w:t>
@@ -3582,6 +4158,9 @@
     <w:p>
       <w:pPr>
         <w:pStyle w:val="Heading2"/>
+        <w:rPr>
+          <w:rFonts w:hint="eastAsia"/>
+        </w:rPr>
       </w:pPr>
       <w:r>
         <w:t>Prognostic Significance and Modulation of Tregs in the Tumor Microenvironment</w:t>
@@ -3605,8 +4184,34 @@
           <w:sz w:val="24"/>
           <w:szCs w:val="24"/>
         </w:rPr>
-        <w:t>Tregs are proposed to have prognostic value for therapy with PD-1 inhibitors, namely nivolumab and pembrolizumab, particularly in patients with melanoma, non-small cell lung cancer, and gastric cancer. Patients with prolonged overall survival and progression-free survival are reported to have high Treg levels at baseline; however, these numbers tend to decrease during immunotherapy (PMID:32117275, PMID:33149213, PMID:34066146). Conversely, patients with higher Treg to effector T cell ratios in the tumor microenvironment are associated with a poorer prognosis across several cancer indications (https://doi.org/10.1146/annurev-cancerbio-030419-033428, PMID:23199321). Tregs within the tumor microenvironment (TME) are an appealing target for cancer therapy due to their ability to suppress the immune function of other cells. Nevertheless, careful consideration is necessary to pharmaceutically challenge Tregs in a manner that balances immune regulation and the risk of autoimmune responses</w:t>
-      </w:r>
+        <w:t>Tregs are proposed to have prognostic value for therapy with PD-1 inhibitors, namely nivolumab and pembrolizumab, particularly in patients with melanoma, non-small cell lung cancer, and gastric cancer. Patients with prolonged overall survival and progression-free survival are reported to have high Treg levels at baseline; however, these numbers tend to decrease during immunotherapy</w:t>
+      </w:r>
+      <w:sdt>
+        <w:sdtPr>
+          <w:rPr>
+            <w:rFonts w:ascii="Times New Roman" w:eastAsia="Times New Roman" w:hAnsi="Times New Roman" w:cs="Times New Roman"/>
+            <w:color w:val="auto"/>
+            <w:sz w:val="24"/>
+            <w:szCs w:val="24"/>
+          </w:rPr>
+          <w:alias w:val="SmartCite Citation"/>
+          <w:tag w:val="c3fa8908-c259-40d6-b321-3c8213597613:a194abc0-0e41-4fe5-b34f-187c00a1945b,c3fa8908-c259-40d6-b321-3c8213597613:29108bed-3ef0-4d27-b195-a88da00d594a,c3fa8908-c259-40d6-b321-3c8213597613:85640b9c-31d6-4ecf-be79-01ee3b105e88+"/>
+          <w:id w:val="395406371"/>
+          <w:placeholder>
+            <w:docPart w:val="4A3BA0675F7E4545AD16DD5724F09E5A"/>
+          </w:placeholder>
+        </w:sdtPr>
+        <w:sdtContent>
+          <w:r>
+            <w:rPr>
+              <w:rFonts w:ascii="Times New Roman" w:eastAsia="Times New Roman" w:hAnsi="Times New Roman" w:cs="Times New Roman"/>
+              <w:sz w:val="24"/>
+              <w:vertAlign w:val="superscript"/>
+            </w:rPr>
+            <w:t>47–49</w:t>
+          </w:r>
+        </w:sdtContent>
+      </w:sdt>
       <w:r>
         <w:rPr>
           <w:rFonts w:ascii="Times New Roman" w:eastAsia="Times New Roman" w:hAnsi="Times New Roman" w:cs="Times New Roman"/>
@@ -3616,6 +4221,59 @@
         </w:rPr>
         <w:t>.</w:t>
       </w:r>
+      <w:r>
+        <w:rPr>
+          <w:rFonts w:ascii="Times New Roman" w:eastAsia="Times New Roman" w:hAnsi="Times New Roman" w:cs="Times New Roman"/>
+          <w:color w:val="auto"/>
+          <w:sz w:val="24"/>
+          <w:szCs w:val="24"/>
+        </w:rPr>
+        <w:t xml:space="preserve"> Conversely, patients with higher Treg to effector T cell ratios in the tumor microenvironment are associated with a poorer prognosis across several cancer indications</w:t>
+      </w:r>
+      <w:sdt>
+        <w:sdtPr>
+          <w:rPr>
+            <w:rFonts w:ascii="Times New Roman" w:eastAsia="Times New Roman" w:hAnsi="Times New Roman" w:cs="Times New Roman"/>
+            <w:color w:val="auto"/>
+            <w:sz w:val="24"/>
+            <w:szCs w:val="24"/>
+          </w:rPr>
+          <w:alias w:val="SmartCite Citation"/>
+          <w:tag w:val="c3fa8908-c259-40d6-b321-3c8213597613:b935af23-6759-45ea-8b51-97550dd0ffc6+"/>
+          <w:id w:val="-1617281156"/>
+          <w:placeholder>
+            <w:docPart w:val="72820AD17092F04F98D61A79F2B9CEBA"/>
+          </w:placeholder>
+        </w:sdtPr>
+        <w:sdtContent>
+          <w:r>
+            <w:rPr>
+              <w:rFonts w:ascii="Times New Roman" w:eastAsia="Times New Roman" w:hAnsi="Times New Roman" w:cs="Times New Roman"/>
+              <w:sz w:val="24"/>
+              <w:vertAlign w:val="superscript"/>
+            </w:rPr>
+            <w:t>50</w:t>
+          </w:r>
+        </w:sdtContent>
+      </w:sdt>
+      <w:r>
+        <w:rPr>
+          <w:rFonts w:ascii="Times New Roman" w:eastAsia="Times New Roman" w:hAnsi="Times New Roman" w:cs="Times New Roman"/>
+          <w:color w:val="auto"/>
+          <w:sz w:val="24"/>
+          <w:szCs w:val="24"/>
+        </w:rPr>
+        <w:t>. Tregs within the tumor microenvironment (TME) are an appealing target for cancer therapy due to their ability to suppress the immune function of other cells. Nevertheless, careful consideration is necessary to pharmaceutically challenge Tregs in a manner that balances immune regulation and the risk of autoimmune responses</w:t>
+      </w:r>
+      <w:r>
+        <w:rPr>
+          <w:rFonts w:ascii="Times New Roman" w:eastAsia="Times New Roman" w:hAnsi="Times New Roman" w:cs="Times New Roman"/>
+          <w:color w:val="auto"/>
+          <w:sz w:val="24"/>
+          <w:szCs w:val="24"/>
+        </w:rPr>
+        <w:t>.</w:t>
+      </w:r>
     </w:p>
     <w:p>
       <w:pPr>
@@ -3634,6 +4292,9 @@
     <w:p>
       <w:pPr>
         <w:pStyle w:val="Heading2"/>
+        <w:rPr>
+          <w:rFonts w:hint="eastAsia"/>
+        </w:rPr>
       </w:pPr>
       <w:r>
         <w:t>Interplay Between PD1/PDL1 and Ptpn2 Signaling in T Cell-Mediated Anti-Tumor Responses</w:t>
@@ -3644,17 +4305,122 @@
         <w:ind w:firstLine="720"/>
       </w:pPr>
       <w:r>
-        <w:t xml:space="preserve">Downstream signaling from PD1 is responsible for the downregulation of TCR signaling (PMID:25440090), and under normal conditions is necessary to control inflammation and protect surrounding tissue from autoimmune damage (PMID:28878676). PD1 and PDL1 signaling within the tumor microenvironment supports cancer progression by enabling evasion from immune surveillance. Patients who respond to anti-PD1/anti-PDL1 therapy exhibit increased numbers of effector T cells and decreased numbers of Tregs (PMID:25440090, </w:t>
+        <w:t>Downstream signaling from PD1 is responsible for the downregulation of TCR signaling</w:t>
+      </w:r>
+      <w:sdt>
+        <w:sdtPr>
+          <w:alias w:val="SmartCite Citation"/>
+          <w:tag w:val="c3fa8908-c259-40d6-b321-3c8213597613:e69a5934-de92-4c18-9a37-184845c62ff8+"/>
+          <w:id w:val="1006015316"/>
+          <w:placeholder>
+            <w:docPart w:val="B8E0CA34C3588E45BFEC8F56D1211F90"/>
+          </w:placeholder>
+        </w:sdtPr>
+        <w:sdtContent>
+          <w:r>
+            <w:rPr>
+              <w:vertAlign w:val="superscript"/>
+            </w:rPr>
+            <w:t>51</w:t>
+          </w:r>
+        </w:sdtContent>
+      </w:sdt>
+      <w:r>
+        <w:t>, and under normal conditions is necessary to control inflammation and protect surrounding tissue from autoimmune damage</w:t>
+      </w:r>
+      <w:sdt>
+        <w:sdtPr>
+          <w:alias w:val="SmartCite Citation"/>
+          <w:tag w:val="c3fa8908-c259-40d6-b321-3c8213597613:29a3dc5a-f73f-4496-841c-7a29d9d6a215+"/>
+          <w:id w:val="920756747"/>
+          <w:placeholder>
+            <w:docPart w:val="D2119C2DF41A794E9C43D3338CB27EA1"/>
+          </w:placeholder>
+        </w:sdtPr>
+        <w:sdtContent>
+          <w:r>
+            <w:rPr>
+              <w:vertAlign w:val="superscript"/>
+            </w:rPr>
+            <w:t>52</w:t>
+          </w:r>
+        </w:sdtContent>
+      </w:sdt>
+      <w:r>
+        <w:t>. PD1 and PDL1 signaling within the tumor microenvironment supports cancer progression by enabling evasion from immune surveillance. Patients who respond to anti-PD1/anti-PDL1 therapy exhibit increased numbers of effector T cells and decreased numbers of Tregs</w:t>
+      </w:r>
+      <w:sdt>
+        <w:sdtPr>
+          <w:alias w:val="SmartCite Citation"/>
+          <w:tag w:val="c3fa8908-c259-40d6-b321-3c8213597613:e69a5934-de92-4c18-9a37-184845c62ff8,c3fa8908-c259-40d6-b321-3c8213597613:29a3dc5a-f73f-4496-841c-7a29d9d6a215+"/>
+          <w:id w:val="741604739"/>
+          <w:placeholder>
+            <w:docPart w:val="CD2FAB61B2DCCA4E8594D625C0E023B2"/>
+          </w:placeholder>
+        </w:sdtPr>
+        <w:sdtContent>
+          <w:r>
+            <w:rPr>
+              <w:vertAlign w:val="superscript"/>
+            </w:rPr>
+            <w:t>51,52</w:t>
+          </w:r>
+        </w:sdtContent>
+      </w:sdt>
+      <w:r>
+        <w:t xml:space="preserve">. </w:t>
+      </w:r>
+      <w:r>
+        <w:t>Like</w:t>
+      </w:r>
+      <w:r>
+        <w:t xml:space="preserve"> PD1, Ptpn2 acts as a negative regulator of TCR signaling; its deficiency promotes activation of TCR signaling and clonal expansion of T cell </w:t>
       </w:r>
       <w:r>
         <w:lastRenderedPageBreak/>
-        <w:t xml:space="preserve">PMID:28878676). </w:t>
-      </w:r>
-      <w:r>
-        <w:t>Like</w:t>
-      </w:r>
-      <w:r>
-        <w:t xml:space="preserve"> PD1, Ptpn2 acts as a negative regulator of TCR signaling; its deficiency promotes activation of TCR signaling and clonal expansion of T cell populations (PMID:22080863, PMID:28798028, PMID:24445916). Ptpn2 has been reported to negatively regulate TCR signaling by dephosphorylating Src-family kinases, specifically Lck and Zap70, which are responsible for T cell activation (PMID:15696169, PMID:22080863).</w:t>
+        <w:t>populations</w:t>
+      </w:r>
+      <w:sdt>
+        <w:sdtPr>
+          <w:alias w:val="SmartCite Citation"/>
+          <w:tag w:val="c3fa8908-c259-40d6-b321-3c8213597613:afc8037a-5a71-4de2-b2da-3c097d27d125,c3fa8908-c259-40d6-b321-3c8213597613:884332c3-43b0-4f4f-aca7-ec581ef16ba8,c3fa8908-c259-40d6-b321-3c8213597613:08e9f7ed-7e49-4052-80ff-32cb8f4dbcf5+"/>
+          <w:id w:val="223351270"/>
+          <w:placeholder>
+            <w:docPart w:val="6A0FB6C978064B4AB20FF62B16F26AD7"/>
+          </w:placeholder>
+        </w:sdtPr>
+        <w:sdtContent>
+          <w:r>
+            <w:rPr>
+              <w:vertAlign w:val="superscript"/>
+            </w:rPr>
+            <w:t>26,53,54</w:t>
+          </w:r>
+        </w:sdtContent>
+      </w:sdt>
+      <w:r>
+        <w:t>. Ptpn2 has been reported to negatively regulate TCR signaling by dephosphorylating Src-family kinases, specifically Lck and Zap70, which are responsible for T cell activation</w:t>
+      </w:r>
+      <w:sdt>
+        <w:sdtPr>
+          <w:alias w:val="SmartCite Citation"/>
+          <w:tag w:val="c3fa8908-c259-40d6-b321-3c8213597613:84f16fcd-4b50-46c2-8b4a-97411ec72053,c3fa8908-c259-40d6-b321-3c8213597613:afc8037a-5a71-4de2-b2da-3c097d27d125+"/>
+          <w:id w:val="-115150739"/>
+          <w:placeholder>
+            <w:docPart w:val="AD038DAED5B4E043840500695B1F4780"/>
+          </w:placeholder>
+        </w:sdtPr>
+        <w:sdtContent>
+          <w:r>
+            <w:rPr>
+              <w:vertAlign w:val="superscript"/>
+            </w:rPr>
+            <w:t>26,55</w:t>
+          </w:r>
+        </w:sdtContent>
+      </w:sdt>
+      <w:r>
+        <w:t>.</w:t>
       </w:r>
     </w:p>
     <w:p>
@@ -3670,13 +4436,52 @@
         <w:ind w:firstLine="720"/>
       </w:pPr>
       <w:r>
-        <w:t xml:space="preserve">In contrast to effector T cells, where PD1 inhibition and subsequent cell activation are beneficial for prognosis, PD1-mediated blockade of Tregs in patients with non-small cell lung cancer (NSCLC), gastric cancer, and malignant melanoma promoted enhanced immunosuppressive activity, contributing to tumor progression (PMID:32868929). This study further postulates that, to effectively predict the efficacy of aPD1-based therapy, the ratio of Cd8 T cells to Tregs must favor Cd8 T cells. Aside from enhancing the immunosuppressive activity of Tregs, PD1 inhibition has also been reported to induce extrathymic differentiation of </w:t>
-      </w:r>
-      <w:r>
-        <w:t>Tregs (</w:t>
-      </w:r>
-      <w:r>
-        <w:t>PMID:24975127).</w:t>
+        <w:t>In contrast to effector T cells, where PD1 inhibition and subsequent cell activation are beneficial for prognosis, PD1-mediated blockade of Tregs in patients with non-small cell lung cancer (NSCLC), gastric cancer, and malignant melanoma promoted enhanced immunosuppressive activity, contributing to tumor progression</w:t>
+      </w:r>
+      <w:sdt>
+        <w:sdtPr>
+          <w:alias w:val="SmartCite Citation"/>
+          <w:tag w:val="c3fa8908-c259-40d6-b321-3c8213597613:dbf60dba-9c6a-4d3d-b352-00a983f9c641+"/>
+          <w:id w:val="-1983839214"/>
+          <w:placeholder>
+            <w:docPart w:val="5EC603025322464C877C655A5007FF8B"/>
+          </w:placeholder>
+        </w:sdtPr>
+        <w:sdtContent>
+          <w:r>
+            <w:rPr>
+              <w:vertAlign w:val="superscript"/>
+            </w:rPr>
+            <w:t>56</w:t>
+          </w:r>
+        </w:sdtContent>
+      </w:sdt>
+      <w:r>
+        <w:t xml:space="preserve">. This study further postulates that, to effectively predict the efficacy of aPD1-based therapy, the ratio of Cd8 T cells to Tregs must favor Cd8 T cells. Aside from enhancing the immunosuppressive activity of Tregs, PD1 inhibition has also been reported to induce extrathymic differentiation of </w:t>
+      </w:r>
+      <w:r>
+        <w:t>Tregs</w:t>
+      </w:r>
+      <w:sdt>
+        <w:sdtPr>
+          <w:alias w:val="SmartCite Citation"/>
+          <w:tag w:val="c3fa8908-c259-40d6-b321-3c8213597613:864d89f2-cf36-42a5-b483-2b4ce66ec036+"/>
+          <w:id w:val="1040551947"/>
+          <w:placeholder>
+            <w:docPart w:val="5F785A6AF56A7C4798C9CDA0A7330CBE"/>
+          </w:placeholder>
+        </w:sdtPr>
+        <w:sdtContent>
+          <w:r>
+            <w:rPr>
+              <w:vertAlign w:val="superscript"/>
+            </w:rPr>
+            <w:t>57</w:t>
+          </w:r>
+        </w:sdtContent>
+      </w:sdt>
+      <w:r>
+        <w:t>.</w:t>
       </w:r>
     </w:p>
     <w:p>
@@ -3684,13 +4489,37 @@
         <w:ind w:firstLine="720"/>
       </w:pPr>
       <w:r>
-        <w:t>In our experiment, within the Treg population, we observed that CD3 protein expression was markedly higher with aPD1 treatment, and fewer differentially expressed genes related to TCR components were detected. The TCR clonality experiments are consistent with a previous scRNAseq breast cancer analysis, which showed that the intratumoral Treg TCR repertoire has a common clonal origin with tumor-infiltrating effector T cells (PMID:33602930).</w:t>
+        <w:t>In our experiment, within the Treg population, we observed that CD3 protein expression was markedly higher with aPD1 treatment, and fewer differentially expressed genes related to TCR components were detected. The TCR clonality experiments are consistent with a previous scRNAseq breast cancer analysis, which showed that the intratumoral Treg TCR repertoire has a common clonal origin with tumor-infiltrating effector T cells</w:t>
+      </w:r>
+      <w:sdt>
+        <w:sdtPr>
+          <w:alias w:val="SmartCite Citation"/>
+          <w:tag w:val="c3fa8908-c259-40d6-b321-3c8213597613:b2191bfb-dc2c-4126-b416-856ad357b954+"/>
+          <w:id w:val="-126170956"/>
+          <w:placeholder>
+            <w:docPart w:val="2C236FFAD0E7F1459ADBCD3011E90726"/>
+          </w:placeholder>
+        </w:sdtPr>
+        <w:sdtContent>
+          <w:r>
+            <w:rPr>
+              <w:vertAlign w:val="superscript"/>
+            </w:rPr>
+            <w:t>58</w:t>
+          </w:r>
+        </w:sdtContent>
+      </w:sdt>
+      <w:r>
+        <w:t>.</w:t>
       </w:r>
     </w:p>
     <w:p/>
     <w:p>
       <w:pPr>
         <w:pStyle w:val="Heading2"/>
+        <w:rPr>
+          <w:rFonts w:hint="eastAsia"/>
+        </w:rPr>
       </w:pPr>
       <w:r>
         <w:t>Mechanisms Underlying PTPN2-Mediated Regulation of Treg Identity</w:t>
@@ -3701,7 +4530,55 @@
         <w:ind w:firstLine="720"/>
       </w:pPr>
       <w:r>
-        <w:t>Studies investigating PTPN2’s role within Tregs vary depending on cell classification and the transcription factors involved. In iTregs, there are conflicting reports: Ptpn2 knockout has been reported to promote Treg expansion through stabilization of the transcription factor Foxp3 in induced Tregs (PMID:22080863, PMID:28798028). However, other studies report Foxp3 depletion due to TCR-mediated dephosphorylation of STAT5b by the phosphatase PTPN2, along with downregulation of FOXO1 (PMID:26815406). Initial scRNAseq expression profiles make it difficult to distinguish or model iTregs versus tTregs. Our Treg cluster showed reduced Foxp3 expression under Ptpn2i and combination Ptpn2i + aPD1 treatment conditions, but not under aPD1 treatment alone. Furthermore, Stat5b expression was highest under vehicle conditions and lowest under aPD1 and combination Ptpn2i + aPD1 conditions, while Foxo1 expression remained high only under Ptpn2i treatment. These findings suggest that lowered Treg activation is not achieved through either of these mechanisms.</w:t>
+        <w:t>Studies investigating PTPN2’s role within Tregs vary depending on cell classification and the transcription factors involved. In iTregs, there are conflicting reports: Ptpn2 knockout has been reported to promote Treg expansion through stabilization of the transcription factor Foxp3 in induced Tregs</w:t>
+      </w:r>
+      <w:sdt>
+        <w:sdtPr>
+          <w:alias w:val="SmartCite Citation"/>
+          <w:tag w:val="c3fa8908-c259-40d6-b321-3c8213597613:afc8037a-5a71-4de2-b2da-3c097d27d125,c3fa8908-c259-40d6-b321-3c8213597613:884332c3-43b0-4f4f-aca7-ec581ef16ba8+"/>
+          <w:id w:val="-1986226727"/>
+          <w:placeholder>
+            <w:docPart w:val="726512ADCCFD654E9E767304685F5EF2"/>
+          </w:placeholder>
+        </w:sdtPr>
+        <w:sdtContent>
+          <w:r>
+            <w:rPr>
+              <w:vertAlign w:val="superscript"/>
+            </w:rPr>
+            <w:t>26,53</w:t>
+          </w:r>
+        </w:sdtContent>
+      </w:sdt>
+      <w:r>
+        <w:t>.</w:t>
+      </w:r>
+      <w:r>
+        <w:t xml:space="preserve"> However, other studies report Foxp3 depletion due to TCR-mediated dephosphorylation of STAT5b by the phosphatase PTPN2, along with downregulation of FOXO1</w:t>
+      </w:r>
+      <w:sdt>
+        <w:sdtPr>
+          <w:alias w:val="SmartCite Citation"/>
+          <w:tag w:val="c3fa8908-c259-40d6-b321-3c8213597613:5255cc50-9951-46d0-aee8-836e3458a383+"/>
+          <w:id w:val="1804729632"/>
+          <w:placeholder>
+            <w:docPart w:val="0348956830DFF44B8CCF6BD80DC0A844"/>
+          </w:placeholder>
+        </w:sdtPr>
+        <w:sdtContent>
+          <w:r>
+            <w:rPr>
+              <w:vertAlign w:val="superscript"/>
+            </w:rPr>
+            <w:t>59</w:t>
+          </w:r>
+        </w:sdtContent>
+      </w:sdt>
+      <w:r>
+        <w:t>.</w:t>
+      </w:r>
+      <w:r>
+        <w:t xml:space="preserve"> Initial scRNAseq expression profiles make it difficult to distinguish or model iTregs versus tTregs. Our Treg cluster showed reduced Foxp3 expression under Ptpn2i and combination Ptpn2i + aPD1 treatment conditions, but not under aPD1 treatment alone. Furthermore, Stat5b expression was highest under vehicle conditions and lowest under aPD1 and combination Ptpn2i + aPD1 conditions, while Foxo1 expression remained high only under Ptpn2i treatment. These findings suggest that lowered Treg activation is not achieved through either of these mechanisms.</w:t>
       </w:r>
     </w:p>
     <w:p>
@@ -3709,11 +4586,55 @@
         <w:ind w:firstLine="720"/>
       </w:pPr>
       <w:r>
-        <w:t xml:space="preserve">Destabilization of Treg identity has been previously reported in models of reduced Ptpn2 expression (PMID:30620725) and GATA3-induced expression of miR-125a-5p (PMID:26424054). Within our Tregs, gene expression analysis showed Gata3 was highest under vehicle conditions, but not under any of our treatment regimens. Stat3 expression increased slightly under Ptpn2i treatment but not under the combination of Ptpn2i + aPD1. Ultimately, </w:t>
-      </w:r>
-      <w:r>
-        <w:lastRenderedPageBreak/>
-        <w:t>reports that IL6/Stat3 signaling can destabilize Treg identity by altering the epigenetic status of Foxp3 via Stat3-mediated upregulation of Dnmt3a and transcriptional silencing of Blimp1 (Prdm1) (PMID:30759395) most closely match our transcriptomic profile.</w:t>
+        <w:t>Destabilization of Treg identity has been previously reported in models of reduced Ptpn2 expression and GATA3-induced expression of miR-125a-5p</w:t>
+      </w:r>
+      <w:sdt>
+        <w:sdtPr>
+          <w:alias w:val="SmartCite Citation"/>
+          <w:tag w:val="c3fa8908-c259-40d6-b321-3c8213597613:add168d1-e909-414f-9d37-19687b53ef00,c3fa8908-c259-40d6-b321-3c8213597613:1dedb6d3-9f53-4e0d-807e-b3200ebcf5af+"/>
+          <w:id w:val="-1057008490"/>
+          <w:placeholder>
+            <w:docPart w:val="BC8C2A772B20C74E9A03F9D2F01DF167"/>
+          </w:placeholder>
+        </w:sdtPr>
+        <w:sdtContent>
+          <w:r>
+            <w:rPr>
+              <w:vertAlign w:val="superscript"/>
+            </w:rPr>
+            <w:t>7,60</w:t>
+          </w:r>
+        </w:sdtContent>
+      </w:sdt>
+      <w:r>
+        <w:t>. Within our Tregs, gene expression analysis showed Gata3 was highest under vehicle conditions, but not under any of our treatment regimens. Stat3 expression increased slightly under Ptpn2i treatment but not under the combination of Ptpn2i + aPD1. Ultimately, reports that IL6/Stat3 signaling can destabilize Treg identity by altering the epigenetic status of Foxp3 via Stat3-mediated upregulation of Dnmt3a and transcriptional silencing of Blimp1</w:t>
+      </w:r>
+      <w:r>
+        <w:t>/</w:t>
+      </w:r>
+      <w:r>
+        <w:t>Prdm1 most closely match our transcriptomic profile</w:t>
+      </w:r>
+      <w:sdt>
+        <w:sdtPr>
+          <w:alias w:val="SmartCite Citation"/>
+          <w:tag w:val="c3fa8908-c259-40d6-b321-3c8213597613:d367aff3-f7a4-40d5-b31c-c3e3df82b752+"/>
+          <w:id w:val="-1456486270"/>
+          <w:placeholder>
+            <w:docPart w:val="02FDC54FAAB8984ABAFDEF46C127484D"/>
+          </w:placeholder>
+        </w:sdtPr>
+        <w:sdtContent>
+          <w:r>
+            <w:rPr>
+              <w:vertAlign w:val="superscript"/>
+            </w:rPr>
+            <w:t>6</w:t>
+          </w:r>
+        </w:sdtContent>
+      </w:sdt>
+      <w:r>
+        <w:t>.</w:t>
       </w:r>
     </w:p>
     <w:p>
@@ -3721,7 +4642,29 @@
         <w:ind w:firstLine="720"/>
       </w:pPr>
       <w:r>
-        <w:t>Our prior publication (PMID:37794185; GSE237376) examined the ATAC-seq profiles of only CD8 T cells, which unfortunately limits our ability to discern which transcription factors are underlying the regulation of these key genes by cell type.</w:t>
+        <w:lastRenderedPageBreak/>
+        <w:t>Our prior publication</w:t>
+      </w:r>
+      <w:sdt>
+        <w:sdtPr>
+          <w:alias w:val="SmartCite Citation"/>
+          <w:tag w:val="c3fa8908-c259-40d6-b321-3c8213597613:4582e550-9003-4488-b71a-a73efcf1aeb9+"/>
+          <w:id w:val="-1965024508"/>
+          <w:placeholder>
+            <w:docPart w:val="19404BB1B5111145A972DB975C56BC53"/>
+          </w:placeholder>
+        </w:sdtPr>
+        <w:sdtContent>
+          <w:r>
+            <w:rPr>
+              <w:vertAlign w:val="superscript"/>
+            </w:rPr>
+            <w:t>20</w:t>
+          </w:r>
+        </w:sdtContent>
+      </w:sdt>
+      <w:r>
+        <w:t xml:space="preserve"> (GSE237376) examined the ATAC-seq profiles of only CD8 T cells, which unfortunately limits our ability to discern which transcription factors are underlying the regulation of these key genes by cell type.</w:t>
       </w:r>
       <w:r>
         <w:t xml:space="preserve"> We relied on a public Ptpn2 haploinsufficiency ar</w:t>
@@ -3770,6 +4713,9 @@
     <w:p>
       <w:pPr>
         <w:pStyle w:val="Heading2"/>
+        <w:rPr>
+          <w:rFonts w:hint="eastAsia"/>
+        </w:rPr>
       </w:pPr>
       <w:r>
         <w:t xml:space="preserve">Impact of Ptpn2 Inhibition on Treg and </w:t>
@@ -3786,19 +4732,109 @@
         <w:ind w:firstLine="720"/>
       </w:pPr>
       <w:r>
-        <w:t xml:space="preserve">Mechanistically, combating Treg-mediated immune suppression via Ptpn2 inhibition operates on two fronts: it destabilizes cell identity and activity by downregulating Foxp3 expression, and it reduces the number of iTregs produced in the TME. Research suggests that iTregs comprise a significant proportion of tumor-infiltrating Tregs (PMID:33602930, PMID:22849383). Prior work has shown that Ptpn2 deficiency in T cells during chronic intestinal inflammation favors </w:t>
+        <w:t>Mechanistically, combating Treg-mediated immune suppression via Ptpn2 inhibition operates on two fronts: it destabilizes cell identity and activity by downregulating Foxp3 expression, and it reduces the number of iTregs produced in the TME. Research suggests that iTregs comprise a significant proportion of tumor-infiltrating Tregs</w:t>
+      </w:r>
+      <w:sdt>
+        <w:sdtPr>
+          <w:alias w:val="SmartCite Citation"/>
+          <w:tag w:val="c3fa8908-c259-40d6-b321-3c8213597613:b2191bfb-dc2c-4126-b416-856ad357b954,c3fa8908-c259-40d6-b321-3c8213597613:41976de1-f58f-4a2c-a382-4e50a115d708+"/>
+          <w:id w:val="1118569552"/>
+          <w:placeholder>
+            <w:docPart w:val="CDDDCE77B52BE34293EADC24A1371D1B"/>
+          </w:placeholder>
+        </w:sdtPr>
+        <w:sdtContent>
+          <w:r>
+            <w:rPr>
+              <w:vertAlign w:val="superscript"/>
+            </w:rPr>
+            <w:t>58,61</w:t>
+          </w:r>
+        </w:sdtContent>
+      </w:sdt>
+      <w:r>
+        <w:t>.</w:t>
+      </w:r>
+      <w:r>
+        <w:t xml:space="preserve"> Prior work has shown that Ptpn2 deficiency in T cells during chronic intestinal inflammation favors </w:t>
       </w:r>
       <w:r>
         <w:t>Cd4</w:t>
       </w:r>
       <w:r>
-        <w:t xml:space="preserve"> differentiation towards Th1 and Th17 cell types (PMID:25492475). Additionally, studies of PD1-deficient mice both in vitro and in vivo found that thymic development of Tregs was not affected by PD1 deficiency, but </w:t>
+        <w:t xml:space="preserve"> differentiation towards Th1 and Th17 cell types</w:t>
+      </w:r>
+      <w:sdt>
+        <w:sdtPr>
+          <w:alias w:val="SmartCite Citation"/>
+          <w:tag w:val="c3fa8908-c259-40d6-b321-3c8213597613:15aedd48-df72-44d0-9887-1045b5e34dc0+"/>
+          <w:id w:val="536777218"/>
+          <w:placeholder>
+            <w:docPart w:val="19EA3BE6189DCD449C54443F8C2D9F20"/>
+          </w:placeholder>
+        </w:sdtPr>
+        <w:sdtContent>
+          <w:r>
+            <w:rPr>
+              <w:vertAlign w:val="superscript"/>
+            </w:rPr>
+            <w:t>62</w:t>
+          </w:r>
+        </w:sdtContent>
+      </w:sdt>
+      <w:r>
+        <w:t xml:space="preserve">. Additionally, studies of PD1-deficient mice both in vitro and in vivo found that thymic development of Tregs was not affected by PD1 deficiency, but </w:t>
       </w:r>
       <w:r>
         <w:t>Cd4</w:t>
       </w:r>
       <w:r>
-        <w:t xml:space="preserve"> T cell conversion into iTregs within the periphery was impaired in several in vitro experimental settings (PMID:24975127). Further studies have also demonstrated a role for the PD-1/PD-L1 axis in the differentiation of iTregs (PMID:22133721, PMID:2470842, PMID:20008522, PMID:30054205).</w:t>
+        <w:t xml:space="preserve"> T cell conversion into iTregs within the periphery was impaired in several in vitro experimental settings</w:t>
+      </w:r>
+      <w:sdt>
+        <w:sdtPr>
+          <w:alias w:val="SmartCite Citation"/>
+          <w:tag w:val="c3fa8908-c259-40d6-b321-3c8213597613:864d89f2-cf36-42a5-b483-2b4ce66ec036+"/>
+          <w:id w:val="-427506327"/>
+          <w:placeholder>
+            <w:docPart w:val="9DE3AA975996AE4DA1779B025E7E4350"/>
+          </w:placeholder>
+        </w:sdtPr>
+        <w:sdtContent>
+          <w:r>
+            <w:rPr>
+              <w:vertAlign w:val="superscript"/>
+            </w:rPr>
+            <w:t>57</w:t>
+          </w:r>
+        </w:sdtContent>
+      </w:sdt>
+      <w:r>
+        <w:t>.</w:t>
+      </w:r>
+      <w:r>
+        <w:t xml:space="preserve"> Further studies have also demonstrated a role for the PD-1/PD-L1 axis in the differentiation of iTregs</w:t>
+      </w:r>
+      <w:sdt>
+        <w:sdtPr>
+          <w:alias w:val="SmartCite Citation"/>
+          <w:tag w:val="c3fa8908-c259-40d6-b321-3c8213597613:21ae10d8-9ccf-4e4e-b760-402fb7c787ac,c3fa8908-c259-40d6-b321-3c8213597613:e900305c-9d1d-4f4a-bde8-502d28afa895,c3fa8908-c259-40d6-b321-3c8213597613:712c5ecb-646f-4efc-ac8e-8384bd97645f+"/>
+          <w:id w:val="788628012"/>
+          <w:placeholder>
+            <w:docPart w:val="8B47BA360028144082A4D6B8873E3D2A"/>
+          </w:placeholder>
+        </w:sdtPr>
+        <w:sdtContent>
+          <w:r>
+            <w:rPr>
+              <w:vertAlign w:val="superscript"/>
+            </w:rPr>
+            <w:t>63–65</w:t>
+          </w:r>
+        </w:sdtContent>
+      </w:sdt>
+      <w:r>
+        <w:t xml:space="preserve">. </w:t>
       </w:r>
     </w:p>
     <w:p>
@@ -3825,6 +4861,9 @@
     <w:p>
       <w:pPr>
         <w:pStyle w:val="Heading2"/>
+        <w:rPr>
+          <w:rFonts w:hint="eastAsia"/>
+        </w:rPr>
       </w:pPr>
       <w:r>
         <w:t>Immune Checkpoint Modulation and Treg Destabilization in Tumor Microenvironments</w:t>
@@ -3835,16 +4874,148 @@
         <w:ind w:firstLine="720"/>
       </w:pPr>
       <w:r>
-        <w:t xml:space="preserve">Our data indicate that Ptpn2i is effective at destabilizing the Treg fraction on its own, while still priming CD4 and CD8 activation. However, we also observed that, when examining Pdcd1 expression along the Treg monocle trajectory, Pdcd1 expression was lowest under the Pdcd1 treatment regimen. This suggests another path forward: investigating whether alternative </w:t>
-      </w:r>
-      <w:r>
-        <w:lastRenderedPageBreak/>
-        <w:t>immune checkpoint receptor inhibitors used in conjunction with Ptpn2i may prove more effective. Besides PD1, Tregs often express other inhibitory immune checkpoint receptors that can affect their function, such as CTLA4, LAG3, and TIGIT (PMID:30705439).</w:t>
+        <w:t>Our data indicate that Ptpn2i is effective at destabilizing the Treg fraction on its own, while still priming CD4 and CD8 activation. However, we also observed that, when examining Pdcd1 expression along the Treg monocle trajectory, Pdcd1 expression was lowest under the Pdcd1 treatment regimen. This suggests another path forward: investigating whether alternative immune checkpoint receptor inhibitors used in conjunction with Ptpn2i may prove more effective. Besides PD1, Tregs often express other inhibitory immune checkpoint receptors that can affect their function, such as CTLA4, LAG3, and TIGIT</w:t>
+      </w:r>
+      <w:sdt>
+        <w:sdtPr>
+          <w:alias w:val="SmartCite Citation"/>
+          <w:tag w:val="c3fa8908-c259-40d6-b321-3c8213597613:ce687a74-d622-4905-b347-b051cdcdbba5+"/>
+          <w:id w:val="-1947995786"/>
+          <w:placeholder>
+            <w:docPart w:val="65AA28C4AE7E0A4B8E02C684FBF033B2"/>
+          </w:placeholder>
+        </w:sdtPr>
+        <w:sdtContent>
+          <w:r>
+            <w:rPr>
+              <w:vertAlign w:val="superscript"/>
+            </w:rPr>
+            <w:t>66</w:t>
+          </w:r>
+        </w:sdtContent>
+      </w:sdt>
+      <w:r>
+        <w:t>.</w:t>
       </w:r>
     </w:p>
     <w:p>
       <w:r>
-        <w:t>TIGIT expression is known to strengthen Treg-mediated immunosuppression. In metastatic melanoma patients, high TIGIT expression within Tregs correlates with increased Treg frequencies in tumors and poor clinical outcomes on immune checkpoint blockade through PD1 and CTLA4 antibodies (PMID:30046006). Binding of HAVCR2 with Galectin-9 reduces effector T cell proliferation and cytokine signaling, while increasing the production of IL-10 and TGFβ within Treg populations (PMID:33895262). Effector T cells often experience immunosuppression via Treg-mediated LAG3 interaction, and similarly, anti-LAG3 antibodies are reported to be effective in limiting this interaction (PMID:30603054, PMID:25372844). Experimental models in which CTLA4 antibodies are applied to tumor-bearing mice have reported reduced Treg tumor infiltration and promoted expansion of effector T cells (PMID:23897981). However, clinical studies of CTLA4 antibodies (ipilimumab and tremelimumab) on tumor-infiltrating Tregs have produced contradictory results, with increased proportions of CD8 T cells to Tregs in one case (PMID:25918390), but no depletion of intratumoral Tregs in another (PMID:30514779).</w:t>
+        <w:lastRenderedPageBreak/>
+        <w:t>TIGIT expression is known to strengthen Treg-mediated immunosuppression. In metastatic melanoma patients, high TIGIT expression within Tregs correlates with increased Treg frequencies in tumors and poor clinical outcomes on immune checkpoint blockade through PD1 and CTLA4 antibodies</w:t>
+      </w:r>
+      <w:sdt>
+        <w:sdtPr>
+          <w:alias w:val="SmartCite Citation"/>
+          <w:tag w:val="c3fa8908-c259-40d6-b321-3c8213597613:4cc69818-4bac-4ffa-b859-028a259eac18+"/>
+          <w:id w:val="100617957"/>
+          <w:placeholder>
+            <w:docPart w:val="979B118107754D46AC58C0BB23D7E2CD"/>
+          </w:placeholder>
+        </w:sdtPr>
+        <w:sdtContent>
+          <w:r>
+            <w:rPr>
+              <w:vertAlign w:val="superscript"/>
+            </w:rPr>
+            <w:t>67</w:t>
+          </w:r>
+        </w:sdtContent>
+      </w:sdt>
+      <w:r>
+        <w:t>.</w:t>
+      </w:r>
+      <w:r>
+        <w:t xml:space="preserve"> Binding of HAVCR2 with Galectin-9 reduces effector T cell proliferation and cytokine signaling, while increasing the production of IL-10 and TGFβ within Treg populations</w:t>
+      </w:r>
+      <w:sdt>
+        <w:sdtPr>
+          <w:alias w:val="SmartCite Citation"/>
+          <w:tag w:val="c3fa8908-c259-40d6-b321-3c8213597613:ab815cd9-9851-4bf3-979c-5350dd15b8fa+"/>
+          <w:id w:val="778686065"/>
+          <w:placeholder>
+            <w:docPart w:val="93B3AFEAA4C8B045BE196EC67F3A8339"/>
+          </w:placeholder>
+        </w:sdtPr>
+        <w:sdtContent>
+          <w:r>
+            <w:rPr>
+              <w:vertAlign w:val="superscript"/>
+            </w:rPr>
+            <w:t>68</w:t>
+          </w:r>
+        </w:sdtContent>
+      </w:sdt>
+      <w:r>
+        <w:t>.</w:t>
+      </w:r>
+      <w:r>
+        <w:t xml:space="preserve"> Effector T cells often experience immunosuppression via Treg-mediated LAG3 interaction, and similarly, anti-LAG3 antibodies are reported to be effective in limiting this interaction</w:t>
+      </w:r>
+      <w:sdt>
+        <w:sdtPr>
+          <w:alias w:val="SmartCite Citation"/>
+          <w:tag w:val="c3fa8908-c259-40d6-b321-3c8213597613:24d1ddba-cac2-4f1e-8a10-55a5f3e600f5,c3fa8908-c259-40d6-b321-3c8213597613:30c6fbc8-13e3-45a1-a863-7a245d3400ea+"/>
+          <w:id w:val="1185085540"/>
+          <w:placeholder>
+            <w:docPart w:val="24D18AA6B6AB504B8B5BB270548C7576"/>
+          </w:placeholder>
+        </w:sdtPr>
+        <w:sdtContent>
+          <w:r>
+            <w:rPr>
+              <w:vertAlign w:val="superscript"/>
+            </w:rPr>
+            <w:t>69,70</w:t>
+          </w:r>
+        </w:sdtContent>
+      </w:sdt>
+      <w:r>
+        <w:t>. Experimental models in which CTLA4 antibodies are applied to tumor-bearing mice have reported reduced Treg tumor infiltration and promoted expansion of effector T cells</w:t>
+      </w:r>
+      <w:sdt>
+        <w:sdtPr>
+          <w:alias w:val="SmartCite Citation"/>
+          <w:tag w:val="c3fa8908-c259-40d6-b321-3c8213597613:62d6a67e-9e5c-4123-a270-028c36827f08+"/>
+          <w:id w:val="2091346933"/>
+          <w:placeholder>
+            <w:docPart w:val="878C9298562BC548972F921000097784"/>
+          </w:placeholder>
+        </w:sdtPr>
+        <w:sdtContent>
+          <w:r>
+            <w:rPr>
+              <w:vertAlign w:val="superscript"/>
+            </w:rPr>
+            <w:t>71</w:t>
+          </w:r>
+        </w:sdtContent>
+      </w:sdt>
+      <w:r>
+        <w:t>.</w:t>
+      </w:r>
+      <w:r>
+        <w:t xml:space="preserve"> However, clinical studies of CTLA4 antibodies (ipilimumab and tremelimumab) on tumor-infiltrating Tregs have produced contradictory results, with increased proportions of CD8 T cells to Tregs in one case, but no depletion of intratumoral Tregs in another</w:t>
+      </w:r>
+      <w:sdt>
+        <w:sdtPr>
+          <w:alias w:val="SmartCite Citation"/>
+          <w:tag w:val="c3fa8908-c259-40d6-b321-3c8213597613:019dc96d-43d4-4fa1-a8ee-1806ec9799e8,c3fa8908-c259-40d6-b321-3c8213597613:f7917160-9735-45dd-ab45-2d046140a371+"/>
+          <w:id w:val="-888808778"/>
+          <w:placeholder>
+            <w:docPart w:val="FC4CC35945BA8446B708B1571A11DFEE"/>
+          </w:placeholder>
+        </w:sdtPr>
+        <w:sdtContent>
+          <w:r>
+            <w:rPr>
+              <w:vertAlign w:val="superscript"/>
+            </w:rPr>
+            <w:t>72,73</w:t>
+          </w:r>
+        </w:sdtContent>
+      </w:sdt>
+      <w:r>
+        <w:t>.</w:t>
       </w:r>
     </w:p>
     <w:p>
@@ -3858,6 +5029,9 @@
     <w:p>
       <w:pPr>
         <w:pStyle w:val="Heading1"/>
+        <w:rPr>
+          <w:rFonts w:hint="eastAsia"/>
+        </w:rPr>
       </w:pPr>
       <w:r>
         <w:t>Conclusion</w:t>
@@ -3892,6 +5066,9 @@
     <w:p>
       <w:pPr>
         <w:pStyle w:val="Heading1"/>
+        <w:rPr>
+          <w:rFonts w:hint="eastAsia"/>
+        </w:rPr>
       </w:pPr>
       <w:r>
         <w:lastRenderedPageBreak/>
@@ -3901,6 +5078,9 @@
     <w:p>
       <w:pPr>
         <w:pStyle w:val="Heading2"/>
+        <w:rPr>
+          <w:rFonts w:hint="eastAsia"/>
+        </w:rPr>
       </w:pPr>
       <w:r>
         <w:t>Supplementary Information</w:t>
@@ -3966,8 +5146,8 @@
       <w:pPr>
         <w:pStyle w:val="Heading3"/>
       </w:pPr>
-      <w:bookmarkStart w:id="9" w:name="SuppTableOne"/>
-      <w:bookmarkEnd w:id="9"/>
+      <w:bookmarkStart w:id="11" w:name="SuppTableOne"/>
+      <w:bookmarkEnd w:id="11"/>
       <w:r>
         <w:t>Supplementary Table One:</w:t>
       </w:r>
@@ -4021,8 +5201,8 @@
       <w:pPr>
         <w:pStyle w:val="Heading3"/>
       </w:pPr>
-      <w:bookmarkStart w:id="10" w:name="_Supplementary_Table_Two:"/>
-      <w:bookmarkEnd w:id="10"/>
+      <w:bookmarkStart w:id="12" w:name="_Supplementary_Table_Two:"/>
+      <w:bookmarkEnd w:id="12"/>
       <w:r>
         <w:t>Supplementary Table Two:</w:t>
       </w:r>
@@ -4100,10 +5280,10 @@
       <w:pPr>
         <w:pStyle w:val="Heading3"/>
       </w:pPr>
-      <w:bookmarkStart w:id="11" w:name="SuppFigOne"/>
-      <w:bookmarkStart w:id="12" w:name="_Supplementary_Figure_One:"/>
-      <w:bookmarkEnd w:id="11"/>
-      <w:bookmarkEnd w:id="12"/>
+      <w:bookmarkStart w:id="13" w:name="SuppFigOne"/>
+      <w:bookmarkStart w:id="14" w:name="_Supplementary_Figure_One:"/>
+      <w:bookmarkEnd w:id="13"/>
+      <w:bookmarkEnd w:id="14"/>
       <w:r>
         <w:t xml:space="preserve">Supplementary Figure </w:t>
       </w:r>
@@ -4235,8 +5415,8 @@
       <w:pPr>
         <w:pStyle w:val="Heading3"/>
       </w:pPr>
-      <w:bookmarkStart w:id="13" w:name="_Supplementary_Figure_Two:"/>
-      <w:bookmarkEnd w:id="13"/>
+      <w:bookmarkStart w:id="15" w:name="_Supplementary_Figure_Two:"/>
+      <w:bookmarkEnd w:id="15"/>
       <w:r>
         <w:t>Supplementary Figure Two:</w:t>
       </w:r>
@@ -4292,6 +5472,9 @@
     <w:p>
       <w:pPr>
         <w:pStyle w:val="Heading2"/>
+        <w:rPr>
+          <w:rFonts w:hint="eastAsia"/>
+        </w:rPr>
       </w:pPr>
       <w:r>
         <w:lastRenderedPageBreak/>
@@ -4301,6 +5484,9 @@
     <w:p>
       <w:pPr>
         <w:pStyle w:val="Heading1"/>
+        <w:rPr>
+          <w:rFonts w:hint="eastAsia"/>
+        </w:rPr>
       </w:pPr>
       <w:r>
         <w:t>Acknowledgements</w:t>
@@ -4309,6 +5495,9 @@
     <w:p>
       <w:pPr>
         <w:pStyle w:val="Heading1"/>
+        <w:rPr>
+          <w:rFonts w:hint="eastAsia"/>
+        </w:rPr>
       </w:pPr>
       <w:r>
         <w:t>Author Contributions</w:t>
@@ -4317,6 +5506,9 @@
     <w:p>
       <w:pPr>
         <w:pStyle w:val="Heading1"/>
+        <w:rPr>
+          <w:rFonts w:hint="eastAsia"/>
+        </w:rPr>
       </w:pPr>
       <w:r>
         <w:t>Peer Review</w:t>
@@ -4325,6 +5517,9 @@
     <w:p>
       <w:pPr>
         <w:pStyle w:val="Heading1"/>
+        <w:rPr>
+          <w:rFonts w:hint="eastAsia"/>
+        </w:rPr>
       </w:pPr>
       <w:r>
         <w:t xml:space="preserve">Data Availability </w:t>
@@ -4333,6 +5528,9 @@
     <w:p>
       <w:pPr>
         <w:pStyle w:val="Heading1"/>
+        <w:rPr>
+          <w:rFonts w:hint="eastAsia"/>
+        </w:rPr>
       </w:pPr>
       <w:r>
         <w:t>Competing Interests</w:t>
@@ -4341,6 +5539,9 @@
     <w:p>
       <w:pPr>
         <w:pStyle w:val="Heading1"/>
+        <w:rPr>
+          <w:rFonts w:hint="eastAsia"/>
+        </w:rPr>
       </w:pPr>
       <w:r>
         <w:t>Footnotes</w:t>
@@ -4349,6 +5550,9 @@
     <w:p>
       <w:pPr>
         <w:pStyle w:val="Heading1"/>
+        <w:rPr>
+          <w:rFonts w:hint="eastAsia"/>
+        </w:rPr>
       </w:pPr>
       <w:r>
         <w:t>Contributor Information</w:t>
@@ -4357,6 +5561,9 @@
     <w:p>
       <w:pPr>
         <w:pStyle w:val="Heading1"/>
+        <w:rPr>
+          <w:rFonts w:hint="eastAsia"/>
+        </w:rPr>
       </w:pPr>
       <w:r>
         <w:t>Extended data</w:t>
@@ -4365,6 +5572,9 @@
     <w:p>
       <w:pPr>
         <w:pStyle w:val="Heading1"/>
+        <w:rPr>
+          <w:rFonts w:hint="eastAsia"/>
+        </w:rPr>
       </w:pPr>
       <w:r>
         <w:t>Supplementary Information</w:t>
@@ -4372,918 +5582,2598 @@
     </w:p>
     <w:p>
       <w:pPr>
-        <w:pStyle w:val="Heading1"/>
-      </w:pPr>
-      <w:r>
-        <w:t>References</w:t>
+        <w:spacing w:after="160" w:line="278" w:lineRule="auto"/>
+        <w:rPr>
+          <w:rFonts w:asciiTheme="majorHAnsi" w:eastAsiaTheme="majorEastAsia" w:hAnsiTheme="majorHAnsi" w:cstheme="majorBidi" w:hint="eastAsia"/>
+          <w:color w:val="0F4761" w:themeColor="accent1" w:themeShade="BF"/>
+          <w:sz w:val="40"/>
+          <w:szCs w:val="40"/>
+        </w:rPr>
+      </w:pPr>
+      <w:r>
+        <w:br w:type="page"/>
       </w:r>
     </w:p>
     <w:p>
       <w:pPr>
-        <w:pStyle w:val="ListParagraph"/>
-        <w:numPr>
-          <w:ilvl w:val="0"/>
-          <w:numId w:val="6"/>
-        </w:numPr>
-      </w:pPr>
-      <w:r>
-        <w:t>Bettelli E, Carrier Y, Gao W, Korn T, Strom TB, Oukka M, Weiner HL, Kuchroo VK. Reciprocal developmental pathways for the generation of pathogenic effector TH17 and regulatory T cells. Nature. 2006 May 11;441(7090):235-8. doi: 10.1038/nature04753. Epub 2006 Apr 30. PMID: 16648838.</w:t>
+        <w:pStyle w:val="Heading1"/>
+        <w:rPr>
+          <w:rFonts w:hint="eastAsia"/>
+        </w:rPr>
+      </w:pPr>
+      <w:r>
+        <w:lastRenderedPageBreak/>
+        <w:t>References</w:t>
       </w:r>
     </w:p>
+    <w:sdt>
+      <w:sdtPr>
+        <w:rPr>
+          <w:rFonts w:eastAsiaTheme="minorEastAsia"/>
+        </w:rPr>
+        <w:alias w:val="SmartCite Bibliography"/>
+        <w:tag w:val="Nature+{&quot;language&quot;:&quot;en-US&quot;,&quot;isSectionsModeOn&quot;:false}"/>
+        <w:id w:val="-200788786"/>
+        <w:placeholder>
+          <w:docPart w:val="3130824896D6044DA600AAE56434C4BE"/>
+        </w:placeholder>
+      </w:sdtPr>
+      <w:sdtContent>
+        <w:p/>
+        <w:p>
+          <w:pPr>
+            <w:pStyle w:val="Bibliography1"/>
+          </w:pPr>
+          <w:r>
+            <w:t xml:space="preserve">1. Bettelli, E. </w:t>
+          </w:r>
+          <w:r>
+            <w:rPr>
+              <w:i/>
+              <w:iCs/>
+            </w:rPr>
+            <w:t>et al.</w:t>
+          </w:r>
+          <w:r>
+            <w:t xml:space="preserve"> Reciprocal developmental pathways for the generation of pathogenic effector TH17 and regulatory T cells. </w:t>
+          </w:r>
+          <w:r>
+            <w:rPr>
+              <w:i/>
+              <w:iCs/>
+            </w:rPr>
+            <w:t>Nature</w:t>
+          </w:r>
+          <w:r>
+            <w:t xml:space="preserve"> </w:t>
+          </w:r>
+          <w:r>
+            <w:rPr>
+              <w:b/>
+              <w:bCs/>
+            </w:rPr>
+            <w:t>441</w:t>
+          </w:r>
+          <w:r>
+            <w:t>, 235–238 (2006).</w:t>
+          </w:r>
+        </w:p>
+        <w:p>
+          <w:pPr>
+            <w:pStyle w:val="Bibliography1"/>
+          </w:pPr>
+          <w:r>
+            <w:t xml:space="preserve">2. Shevyrev, D. &amp; Tereshchenko, V. Treg Heterogeneity, Function, and Homeostasis. </w:t>
+          </w:r>
+          <w:r>
+            <w:rPr>
+              <w:i/>
+              <w:iCs/>
+            </w:rPr>
+            <w:t>Front. Immunol.</w:t>
+          </w:r>
+          <w:r>
+            <w:t xml:space="preserve"> </w:t>
+          </w:r>
+          <w:r>
+            <w:rPr>
+              <w:b/>
+              <w:bCs/>
+            </w:rPr>
+            <w:t>10</w:t>
+          </w:r>
+          <w:r>
+            <w:t>, 3100 (2020).</w:t>
+          </w:r>
+        </w:p>
+        <w:p>
+          <w:pPr>
+            <w:pStyle w:val="Bibliography1"/>
+          </w:pPr>
+          <w:r>
+            <w:t xml:space="preserve">3. Dranoff, G. The Therapeutic Implications of Intratumoral Regulatory T Cells. </w:t>
+          </w:r>
+          <w:r>
+            <w:rPr>
+              <w:i/>
+              <w:iCs/>
+            </w:rPr>
+            <w:t>Clin. Cancer Res.</w:t>
+          </w:r>
+          <w:r>
+            <w:t xml:space="preserve"> </w:t>
+          </w:r>
+          <w:r>
+            <w:rPr>
+              <w:b/>
+              <w:bCs/>
+            </w:rPr>
+            <w:t>11</w:t>
+          </w:r>
+          <w:r>
+            <w:t>, 8226–8229 (2005).</w:t>
+          </w:r>
+        </w:p>
+        <w:p>
+          <w:pPr>
+            <w:pStyle w:val="Bibliography1"/>
+          </w:pPr>
+          <w:r>
+            <w:t xml:space="preserve">4. Li, C., Jiang, P., Wei, S., Xu, X. &amp; Wang, J. Regulatory T cells in tumor microenvironment: new mechanisms, potential therapeutic strategies and future prospects. </w:t>
+          </w:r>
+          <w:r>
+            <w:rPr>
+              <w:i/>
+              <w:iCs/>
+            </w:rPr>
+            <w:t>Mol. Cancer</w:t>
+          </w:r>
+          <w:r>
+            <w:t xml:space="preserve"> </w:t>
+          </w:r>
+          <w:r>
+            <w:rPr>
+              <w:b/>
+              <w:bCs/>
+            </w:rPr>
+            <w:t>19</w:t>
+          </w:r>
+          <w:r>
+            <w:t>, 116 (2020).</w:t>
+          </w:r>
+        </w:p>
+        <w:p>
+          <w:pPr>
+            <w:pStyle w:val="Bibliography1"/>
+          </w:pPr>
+          <w:r>
+            <w:t xml:space="preserve">5. Huehn, J., Polansky, J. K. &amp; Hamann, A. Epigenetic control of FOXP3 expression: the key to a stable regulatory T-cell lineage? </w:t>
+          </w:r>
+          <w:r>
+            <w:rPr>
+              <w:i/>
+              <w:iCs/>
+            </w:rPr>
+            <w:t>Nat. Rev. Immunol.</w:t>
+          </w:r>
+          <w:r>
+            <w:t xml:space="preserve"> </w:t>
+          </w:r>
+          <w:r>
+            <w:rPr>
+              <w:b/>
+              <w:bCs/>
+            </w:rPr>
+            <w:t>9</w:t>
+          </w:r>
+          <w:r>
+            <w:t>, 83–89 (2009).</w:t>
+          </w:r>
+        </w:p>
+        <w:p>
+          <w:pPr>
+            <w:pStyle w:val="Bibliography1"/>
+          </w:pPr>
+          <w:r>
+            <w:t xml:space="preserve">6. Garg, G. </w:t>
+          </w:r>
+          <w:r>
+            <w:rPr>
+              <w:i/>
+              <w:iCs/>
+            </w:rPr>
+            <w:t>et al.</w:t>
+          </w:r>
+          <w:r>
+            <w:t xml:space="preserve"> Blimp1 Prevents Methylation of Foxp3 and Loss of Regulatory T Cell Identity at Sites of Inflammation. </w:t>
+          </w:r>
+          <w:r>
+            <w:rPr>
+              <w:i/>
+              <w:iCs/>
+            </w:rPr>
+            <w:t>Cell Rep.</w:t>
+          </w:r>
+          <w:r>
+            <w:t xml:space="preserve"> </w:t>
+          </w:r>
+          <w:r>
+            <w:rPr>
+              <w:b/>
+              <w:bCs/>
+            </w:rPr>
+            <w:t>26</w:t>
+          </w:r>
+          <w:r>
+            <w:t>, 1854-1868.e5 (2019).</w:t>
+          </w:r>
+        </w:p>
+        <w:p>
+          <w:pPr>
+            <w:pStyle w:val="Bibliography1"/>
+          </w:pPr>
+          <w:r>
+            <w:t xml:space="preserve">7. Svensson, M. N. D. </w:t>
+          </w:r>
+          <w:r>
+            <w:rPr>
+              <w:i/>
+              <w:iCs/>
+            </w:rPr>
+            <w:t>et al.</w:t>
+          </w:r>
+          <w:r>
+            <w:t xml:space="preserve"> Reduced expression of phosphatase PTPN2 promotes pathogenic conversion of Tregs in autoimmunity. </w:t>
+          </w:r>
+          <w:r>
+            <w:rPr>
+              <w:i/>
+              <w:iCs/>
+            </w:rPr>
+            <w:t>J. Clin. Investig.</w:t>
+          </w:r>
+          <w:r>
+            <w:t xml:space="preserve"> </w:t>
+          </w:r>
+          <w:r>
+            <w:rPr>
+              <w:b/>
+              <w:bCs/>
+            </w:rPr>
+            <w:t>129</w:t>
+          </w:r>
+          <w:r>
+            <w:t>, 1193–1210 (2019).</w:t>
+          </w:r>
+        </w:p>
+        <w:p>
+          <w:pPr>
+            <w:pStyle w:val="Bibliography1"/>
+          </w:pPr>
+          <w:r>
+            <w:t xml:space="preserve">8. Kastner, L., Dwyer, D. &amp; Qin, F. X.-F. Synergistic Effect of IL-6 and IL-4 in Driving Fate Revision of Natural Foxp3+ Regulatory T Cells. </w:t>
+          </w:r>
+          <w:r>
+            <w:rPr>
+              <w:i/>
+              <w:iCs/>
+            </w:rPr>
+            <w:t>J. Immunol.</w:t>
+          </w:r>
+          <w:r>
+            <w:t xml:space="preserve"> </w:t>
+          </w:r>
+          <w:r>
+            <w:rPr>
+              <w:b/>
+              <w:bCs/>
+            </w:rPr>
+            <w:t>185</w:t>
+          </w:r>
+          <w:r>
+            <w:t>, 5778–5786 (2010).</w:t>
+          </w:r>
+        </w:p>
+        <w:p>
+          <w:pPr>
+            <w:pStyle w:val="Bibliography1"/>
+          </w:pPr>
+          <w:r>
+            <w:t xml:space="preserve">9. Hsieh, C.-S., Zheng, Y., Liang, Y., Fontenot, J. D. &amp; Rudensky, A. Y. An intersection between the self-reactive regulatory and nonregulatory T cell receptor repertoires. </w:t>
+          </w:r>
+          <w:r>
+            <w:rPr>
+              <w:i/>
+              <w:iCs/>
+            </w:rPr>
+            <w:t>Nat. Immunol.</w:t>
+          </w:r>
+          <w:r>
+            <w:t xml:space="preserve"> </w:t>
+          </w:r>
+          <w:r>
+            <w:rPr>
+              <w:b/>
+              <w:bCs/>
+            </w:rPr>
+            <w:t>7</w:t>
+          </w:r>
+          <w:r>
+            <w:t>, 401–410 (2006).</w:t>
+          </w:r>
+        </w:p>
+        <w:p>
+          <w:pPr>
+            <w:pStyle w:val="Bibliography1"/>
+          </w:pPr>
+          <w:r>
+            <w:t xml:space="preserve">10. Hsieh, C.-S. </w:t>
+          </w:r>
+          <w:r>
+            <w:rPr>
+              <w:i/>
+              <w:iCs/>
+            </w:rPr>
+            <w:t>et al.</w:t>
+          </w:r>
+          <w:r>
+            <w:t xml:space="preserve"> Recognition of the Peripheral Self by Naturally Arising CD25+ CD4+ T Cell Receptors. </w:t>
+          </w:r>
+          <w:r>
+            <w:rPr>
+              <w:i/>
+              <w:iCs/>
+            </w:rPr>
+            <w:t>Immunity</w:t>
+          </w:r>
+          <w:r>
+            <w:t xml:space="preserve"> </w:t>
+          </w:r>
+          <w:r>
+            <w:rPr>
+              <w:b/>
+              <w:bCs/>
+            </w:rPr>
+            <w:t>21</w:t>
+          </w:r>
+          <w:r>
+            <w:t>, 267–277 (2004).</w:t>
+          </w:r>
+        </w:p>
+        <w:p>
+          <w:pPr>
+            <w:pStyle w:val="Bibliography1"/>
+          </w:pPr>
+          <w:r>
+            <w:t xml:space="preserve">11. Pacholczyk, R., Ignatowicz, H., Kraj, P. &amp; Ignatowicz, L. Origin and T Cell Receptor Diversity of Foxp3+CD4+CD25+ T Cells. </w:t>
+          </w:r>
+          <w:r>
+            <w:rPr>
+              <w:i/>
+              <w:iCs/>
+            </w:rPr>
+            <w:t>Immunity</w:t>
+          </w:r>
+          <w:r>
+            <w:t xml:space="preserve"> </w:t>
+          </w:r>
+          <w:r>
+            <w:rPr>
+              <w:b/>
+              <w:bCs/>
+            </w:rPr>
+            <w:t>25</w:t>
+          </w:r>
+          <w:r>
+            <w:t>, 249–259 (2006).</w:t>
+          </w:r>
+        </w:p>
+        <w:p>
+          <w:pPr>
+            <w:pStyle w:val="Bibliography1"/>
+          </w:pPr>
+          <w:r>
+            <w:t xml:space="preserve">12. Oberg, H.-H., Wesch, D., Grüssel, S., Rose-John, S. &amp; Kabelitz, D. Differential expression of CD126 and CD130 mediates different STAT-3 phosphorylation in CD4+CD25− and CD25high regulatory T cells. </w:t>
+          </w:r>
+          <w:r>
+            <w:rPr>
+              <w:i/>
+              <w:iCs/>
+            </w:rPr>
+            <w:t>Int. Immunol.</w:t>
+          </w:r>
+          <w:r>
+            <w:t xml:space="preserve"> </w:t>
+          </w:r>
+          <w:r>
+            <w:rPr>
+              <w:b/>
+              <w:bCs/>
+            </w:rPr>
+            <w:t>18</w:t>
+          </w:r>
+          <w:r>
+            <w:t>, 555–563 (2006).</w:t>
+          </w:r>
+        </w:p>
+        <w:p>
+          <w:pPr>
+            <w:pStyle w:val="Bibliography1"/>
+          </w:pPr>
+          <w:r>
+            <w:t xml:space="preserve">13. Jones, G. W. </w:t>
+          </w:r>
+          <w:r>
+            <w:rPr>
+              <w:i/>
+              <w:iCs/>
+            </w:rPr>
+            <w:t>et al.</w:t>
+          </w:r>
+          <w:r>
+            <w:t xml:space="preserve"> Loss of CD4+ T Cell IL-6R Expression during Inflammation Underlines a Role for IL-6 Trans Signaling in the Local Maintenance of Th17 Cells. </w:t>
+          </w:r>
+          <w:r>
+            <w:rPr>
+              <w:i/>
+              <w:iCs/>
+            </w:rPr>
+            <w:t>J. Immunol.</w:t>
+          </w:r>
+          <w:r>
+            <w:t xml:space="preserve"> </w:t>
+          </w:r>
+          <w:r>
+            <w:rPr>
+              <w:b/>
+              <w:bCs/>
+            </w:rPr>
+            <w:t>184</w:t>
+          </w:r>
+          <w:r>
+            <w:t>, 2130–2139 (2010).</w:t>
+          </w:r>
+        </w:p>
+        <w:p>
+          <w:pPr>
+            <w:pStyle w:val="Bibliography1"/>
+          </w:pPr>
+          <w:r>
+            <w:lastRenderedPageBreak/>
+            <w:t xml:space="preserve">14. Korn, T. &amp; Hiltensperger, M. Role of IL-6 in the commitment of T cell subsets. </w:t>
+          </w:r>
+          <w:r>
+            <w:rPr>
+              <w:i/>
+              <w:iCs/>
+            </w:rPr>
+            <w:t>Cytokine</w:t>
+          </w:r>
+          <w:r>
+            <w:t xml:space="preserve"> </w:t>
+          </w:r>
+          <w:r>
+            <w:rPr>
+              <w:b/>
+              <w:bCs/>
+            </w:rPr>
+            <w:t>146</w:t>
+          </w:r>
+          <w:r>
+            <w:t>, 155654 (2021).</w:t>
+          </w:r>
+        </w:p>
+        <w:p>
+          <w:pPr>
+            <w:pStyle w:val="Bibliography1"/>
+          </w:pPr>
+          <w:r>
+            <w:t xml:space="preserve">15. Kasahara, Y. </w:t>
+          </w:r>
+          <w:r>
+            <w:rPr>
+              <w:i/>
+              <w:iCs/>
+            </w:rPr>
+            <w:t>et al.</w:t>
+          </w:r>
+          <w:r>
+            <w:t xml:space="preserve"> Role of interleukin 6 for differential responsiveness of naive and memory CD4+ T cells in CD2-mediated activation. </w:t>
+          </w:r>
+          <w:r>
+            <w:rPr>
+              <w:i/>
+              <w:iCs/>
+            </w:rPr>
+            <w:t>J. Exp. Med.</w:t>
+          </w:r>
+          <w:r>
+            <w:t xml:space="preserve"> </w:t>
+          </w:r>
+          <w:r>
+            <w:rPr>
+              <w:b/>
+              <w:bCs/>
+            </w:rPr>
+            <w:t>172</w:t>
+          </w:r>
+          <w:r>
+            <w:t>, 1419–1424 (1990).</w:t>
+          </w:r>
+        </w:p>
+        <w:p>
+          <w:pPr>
+            <w:pStyle w:val="Bibliography1"/>
+          </w:pPr>
+          <w:r>
+            <w:t xml:space="preserve">16. Hunter, C. A. &amp; Jones, S. A. IL-6 as a keystone cytokine in health and disease. </w:t>
+          </w:r>
+          <w:r>
+            <w:rPr>
+              <w:i/>
+              <w:iCs/>
+            </w:rPr>
+            <w:t>Nat. Immunol.</w:t>
+          </w:r>
+          <w:r>
+            <w:t xml:space="preserve"> </w:t>
+          </w:r>
+          <w:r>
+            <w:rPr>
+              <w:b/>
+              <w:bCs/>
+            </w:rPr>
+            <w:t>16</w:t>
+          </w:r>
+          <w:r>
+            <w:t>, 448–457 (2017).</w:t>
+          </w:r>
+        </w:p>
+        <w:p>
+          <w:pPr>
+            <w:pStyle w:val="Bibliography1"/>
+          </w:pPr>
+          <w:r>
+            <w:t xml:space="preserve">17. Teague, T. K. </w:t>
+          </w:r>
+          <w:r>
+            <w:rPr>
+              <w:i/>
+              <w:iCs/>
+            </w:rPr>
+            <w:t>et al.</w:t>
+          </w:r>
+          <w:r>
+            <w:t xml:space="preserve"> Activation-Induced Inhibition of Interleukin 6–Mediated T Cell Survival and Signal Transducer and Activator of Transcription 1 Signaling. </w:t>
+          </w:r>
+          <w:r>
+            <w:rPr>
+              <w:i/>
+              <w:iCs/>
+            </w:rPr>
+            <w:t>J. Exp. Med.</w:t>
+          </w:r>
+          <w:r>
+            <w:t xml:space="preserve"> </w:t>
+          </w:r>
+          <w:r>
+            <w:rPr>
+              <w:b/>
+              <w:bCs/>
+            </w:rPr>
+            <w:t>191</w:t>
+          </w:r>
+          <w:r>
+            <w:t>, 915–926 (2000).</w:t>
+          </w:r>
+        </w:p>
+        <w:p>
+          <w:pPr>
+            <w:pStyle w:val="Bibliography1"/>
+          </w:pPr>
+          <w:r>
+            <w:t xml:space="preserve">18. Villarino, A. V., Kanno, Y. &amp; O’Shea, J. J. Mechanisms and consequences of Jak–STAT signaling in the immune system. </w:t>
+          </w:r>
+          <w:r>
+            <w:rPr>
+              <w:i/>
+              <w:iCs/>
+            </w:rPr>
+            <w:t>Nat. Immunol.</w:t>
+          </w:r>
+          <w:r>
+            <w:t xml:space="preserve"> </w:t>
+          </w:r>
+          <w:r>
+            <w:rPr>
+              <w:b/>
+              <w:bCs/>
+            </w:rPr>
+            <w:t>18</w:t>
+          </w:r>
+          <w:r>
+            <w:t>, 374–384 (2017).</w:t>
+          </w:r>
+        </w:p>
+        <w:p>
+          <w:pPr>
+            <w:pStyle w:val="Bibliography1"/>
+          </w:pPr>
+          <w:r>
+            <w:t xml:space="preserve">19. Twohig, J. P. </w:t>
+          </w:r>
+          <w:r>
+            <w:rPr>
+              <w:i/>
+              <w:iCs/>
+            </w:rPr>
+            <w:t>et al.</w:t>
+          </w:r>
+          <w:r>
+            <w:t xml:space="preserve"> Activation of naïve CD4+ T cells re-tunes STAT1 signaling to deliver unique cytokine responses in memory CD4+ T cells. </w:t>
+          </w:r>
+          <w:r>
+            <w:rPr>
+              <w:i/>
+              <w:iCs/>
+            </w:rPr>
+            <w:t>Nat. Immunol.</w:t>
+          </w:r>
+          <w:r>
+            <w:t xml:space="preserve"> </w:t>
+          </w:r>
+          <w:r>
+            <w:rPr>
+              <w:b/>
+              <w:bCs/>
+            </w:rPr>
+            <w:t>20</w:t>
+          </w:r>
+          <w:r>
+            <w:t>, 458–470 (2019).</w:t>
+          </w:r>
+        </w:p>
+        <w:p>
+          <w:pPr>
+            <w:pStyle w:val="Bibliography1"/>
+          </w:pPr>
+          <w:r>
+            <w:t xml:space="preserve">20. Baumgartner, C. K. </w:t>
+          </w:r>
+          <w:r>
+            <w:rPr>
+              <w:i/>
+              <w:iCs/>
+            </w:rPr>
+            <w:t>et al.</w:t>
+          </w:r>
+          <w:r>
+            <w:t xml:space="preserve"> The PTPN2/PTPN1 inhibitor ABBV-CLS-484 unleashes potent anti-tumour immunity. </w:t>
+          </w:r>
+          <w:r>
+            <w:rPr>
+              <w:i/>
+              <w:iCs/>
+            </w:rPr>
+            <w:t>Nature</w:t>
+          </w:r>
+          <w:r>
+            <w:t xml:space="preserve"> </w:t>
+          </w:r>
+          <w:r>
+            <w:rPr>
+              <w:b/>
+              <w:bCs/>
+            </w:rPr>
+            <w:t>622</w:t>
+          </w:r>
+          <w:r>
+            <w:t>, 850–862 (2023).</w:t>
+          </w:r>
+        </w:p>
+        <w:p>
+          <w:pPr>
+            <w:pStyle w:val="Bibliography1"/>
+          </w:pPr>
+          <w:r>
+            <w:t xml:space="preserve">21. Wiede, F. </w:t>
+          </w:r>
+          <w:r>
+            <w:rPr>
+              <w:i/>
+              <w:iCs/>
+            </w:rPr>
+            <w:t>et al.</w:t>
+          </w:r>
+          <w:r>
+            <w:t xml:space="preserve"> PTPN2 phosphatase deletion in T cells promotes anti‐tumour immunity and CAR T‐cell efficacy in solid tumours. </w:t>
+          </w:r>
+          <w:r>
+            <w:rPr>
+              <w:i/>
+              <w:iCs/>
+            </w:rPr>
+            <w:t>EMBO J.</w:t>
+          </w:r>
+          <w:r>
+            <w:t xml:space="preserve"> </w:t>
+          </w:r>
+          <w:r>
+            <w:rPr>
+              <w:b/>
+              <w:bCs/>
+            </w:rPr>
+            <w:t>39</w:t>
+          </w:r>
+          <w:r>
+            <w:t>, EMBJ2019103637 (2020).</w:t>
+          </w:r>
+        </w:p>
+        <w:p>
+          <w:pPr>
+            <w:pStyle w:val="Bibliography1"/>
+          </w:pPr>
+          <w:r>
+            <w:t xml:space="preserve">22. Liang, S. </w:t>
+          </w:r>
+          <w:r>
+            <w:rPr>
+              <w:i/>
+              <w:iCs/>
+            </w:rPr>
+            <w:t>et al.</w:t>
+          </w:r>
+          <w:r>
+            <w:t xml:space="preserve"> A small molecule inhibitor of PTP1B and PTPN2 enhances T cell anti-tumor immunity. </w:t>
+          </w:r>
+          <w:r>
+            <w:rPr>
+              <w:i/>
+              <w:iCs/>
+            </w:rPr>
+            <w:t>Nat. Commun.</w:t>
+          </w:r>
+          <w:r>
+            <w:t xml:space="preserve"> </w:t>
+          </w:r>
+          <w:r>
+            <w:rPr>
+              <w:b/>
+              <w:bCs/>
+            </w:rPr>
+            <w:t>14</w:t>
+          </w:r>
+          <w:r>
+            <w:t>, 4524 (2023).</w:t>
+          </w:r>
+        </w:p>
+        <w:p>
+          <w:pPr>
+            <w:pStyle w:val="Bibliography1"/>
+          </w:pPr>
+          <w:r>
+            <w:t xml:space="preserve">23. Parlato, M. </w:t>
+          </w:r>
+          <w:r>
+            <w:rPr>
+              <w:i/>
+              <w:iCs/>
+            </w:rPr>
+            <w:t>et al.</w:t>
+          </w:r>
+          <w:r>
+            <w:t xml:space="preserve"> Loss-of-Function Mutation in PTPN2 Causes Aberrant Activation of JAK Signaling Via STAT and Very Early Onset Intestinal Inflammation. </w:t>
+          </w:r>
+          <w:r>
+            <w:rPr>
+              <w:i/>
+              <w:iCs/>
+            </w:rPr>
+            <w:t>Gastroenterology</w:t>
+          </w:r>
+          <w:r>
+            <w:t xml:space="preserve"> </w:t>
+          </w:r>
+          <w:r>
+            <w:rPr>
+              <w:b/>
+              <w:bCs/>
+            </w:rPr>
+            <w:t>159</w:t>
+          </w:r>
+          <w:r>
+            <w:t>, 1968-1971.e4 (2020).</w:t>
+          </w:r>
+        </w:p>
+        <w:p>
+          <w:pPr>
+            <w:pStyle w:val="Bibliography1"/>
+          </w:pPr>
+          <w:r>
+            <w:t xml:space="preserve">24. Thaventhiran, J. E. D. </w:t>
+          </w:r>
+          <w:r>
+            <w:rPr>
+              <w:i/>
+              <w:iCs/>
+            </w:rPr>
+            <w:t>et al.</w:t>
+          </w:r>
+          <w:r>
+            <w:t xml:space="preserve"> Whole-genome sequencing of a sporadic primary immunodeficiency cohort. </w:t>
+          </w:r>
+          <w:r>
+            <w:rPr>
+              <w:i/>
+              <w:iCs/>
+            </w:rPr>
+            <w:t>Nature</w:t>
+          </w:r>
+          <w:r>
+            <w:t xml:space="preserve"> </w:t>
+          </w:r>
+          <w:r>
+            <w:rPr>
+              <w:b/>
+              <w:bCs/>
+            </w:rPr>
+            <w:t>583</w:t>
+          </w:r>
+          <w:r>
+            <w:t>, 90–95 (2020).</w:t>
+          </w:r>
+        </w:p>
+        <w:p>
+          <w:pPr>
+            <w:pStyle w:val="Bibliography1"/>
+          </w:pPr>
+          <w:r>
+            <w:t xml:space="preserve">25. You-Ten, K. E. </w:t>
+          </w:r>
+          <w:r>
+            <w:rPr>
+              <w:i/>
+              <w:iCs/>
+            </w:rPr>
+            <w:t>et al.</w:t>
+          </w:r>
+          <w:r>
+            <w:t xml:space="preserve"> Impaired Bone Marrow Microenvironment and Immune Function in T Cell Protein Tyrosine Phosphatase–deficient Mice. </w:t>
+          </w:r>
+          <w:r>
+            <w:rPr>
+              <w:i/>
+              <w:iCs/>
+            </w:rPr>
+            <w:t>J. Exp. Med.</w:t>
+          </w:r>
+          <w:r>
+            <w:t xml:space="preserve"> </w:t>
+          </w:r>
+          <w:r>
+            <w:rPr>
+              <w:b/>
+              <w:bCs/>
+            </w:rPr>
+            <w:t>186</w:t>
+          </w:r>
+          <w:r>
+            <w:t>, 683–693 (1997).</w:t>
+          </w:r>
+        </w:p>
+        <w:p>
+          <w:pPr>
+            <w:pStyle w:val="Bibliography1"/>
+          </w:pPr>
+          <w:r>
+            <w:t xml:space="preserve">26. Wiede, F. </w:t>
+          </w:r>
+          <w:r>
+            <w:rPr>
+              <w:i/>
+              <w:iCs/>
+            </w:rPr>
+            <w:t>et al.</w:t>
+          </w:r>
+          <w:r>
+            <w:t xml:space="preserve"> T cell protein tyrosine phosphatase attenuates T cell signaling to maintain tolerance in mice. </w:t>
+          </w:r>
+          <w:r>
+            <w:rPr>
+              <w:i/>
+              <w:iCs/>
+            </w:rPr>
+            <w:t>J. Clin. Investig.</w:t>
+          </w:r>
+          <w:r>
+            <w:t xml:space="preserve"> </w:t>
+          </w:r>
+          <w:r>
+            <w:rPr>
+              <w:b/>
+              <w:bCs/>
+            </w:rPr>
+            <w:t>121</w:t>
+          </w:r>
+          <w:r>
+            <w:t>, 4758–4774 (2011).</w:t>
+          </w:r>
+        </w:p>
+        <w:p>
+          <w:pPr>
+            <w:pStyle w:val="Bibliography1"/>
+          </w:pPr>
+          <w:r>
+            <w:t xml:space="preserve">27. Wolf, F. A., Angerer, P. &amp; Theis, F. J. SCANPY: large-scale single-cell gene expression data analysis. </w:t>
+          </w:r>
+          <w:r>
+            <w:rPr>
+              <w:i/>
+              <w:iCs/>
+            </w:rPr>
+            <w:t>Genome Biol.</w:t>
+          </w:r>
+          <w:r>
+            <w:t xml:space="preserve"> </w:t>
+          </w:r>
+          <w:r>
+            <w:rPr>
+              <w:b/>
+              <w:bCs/>
+            </w:rPr>
+            <w:t>19</w:t>
+          </w:r>
+          <w:r>
+            <w:t>, 15 (2018).</w:t>
+          </w:r>
+        </w:p>
+        <w:p>
+          <w:pPr>
+            <w:pStyle w:val="Bibliography1"/>
+          </w:pPr>
+          <w:r>
+            <w:t xml:space="preserve">28. Korsunsky, I. </w:t>
+          </w:r>
+          <w:r>
+            <w:rPr>
+              <w:i/>
+              <w:iCs/>
+            </w:rPr>
+            <w:t>et al.</w:t>
+          </w:r>
+          <w:r>
+            <w:t xml:space="preserve"> Fast, sensitive and accurate integration of single-cell data with Harmony. </w:t>
+          </w:r>
+          <w:r>
+            <w:rPr>
+              <w:i/>
+              <w:iCs/>
+            </w:rPr>
+            <w:t>Nat. Methods</w:t>
+          </w:r>
+          <w:r>
+            <w:t xml:space="preserve"> </w:t>
+          </w:r>
+          <w:r>
+            <w:rPr>
+              <w:b/>
+              <w:bCs/>
+            </w:rPr>
+            <w:t>16</w:t>
+          </w:r>
+          <w:r>
+            <w:t>, 1289–1296 (2019).</w:t>
+          </w:r>
+        </w:p>
+        <w:p>
+          <w:pPr>
+            <w:pStyle w:val="Bibliography1"/>
+          </w:pPr>
+          <w:r>
+            <w:lastRenderedPageBreak/>
+            <w:t xml:space="preserve">29. Ntranos, V., Yi, L., Melsted, P. &amp; Pachter, L. A discriminative learning approach to differential expression analysis for single-cell RNA-seq. </w:t>
+          </w:r>
+          <w:r>
+            <w:rPr>
+              <w:i/>
+              <w:iCs/>
+            </w:rPr>
+            <w:t>Nat. Methods</w:t>
+          </w:r>
+          <w:r>
+            <w:t xml:space="preserve"> </w:t>
+          </w:r>
+          <w:r>
+            <w:rPr>
+              <w:b/>
+              <w:bCs/>
+            </w:rPr>
+            <w:t>16</w:t>
+          </w:r>
+          <w:r>
+            <w:t>, 163–166 (2019).</w:t>
+          </w:r>
+        </w:p>
+        <w:p>
+          <w:pPr>
+            <w:pStyle w:val="Bibliography1"/>
+          </w:pPr>
+          <w:r>
+            <w:t xml:space="preserve">30. Baldarelli, R. M. </w:t>
+          </w:r>
+          <w:r>
+            <w:rPr>
+              <w:i/>
+              <w:iCs/>
+            </w:rPr>
+            <w:t>et al.</w:t>
+          </w:r>
+          <w:r>
+            <w:t xml:space="preserve"> Mouse Genome Informatics: an integrated knowledgebase system for the laboratory mouse. </w:t>
+          </w:r>
+          <w:r>
+            <w:rPr>
+              <w:i/>
+              <w:iCs/>
+            </w:rPr>
+            <w:t>GENETICS</w:t>
+          </w:r>
+          <w:r>
+            <w:t xml:space="preserve"> </w:t>
+          </w:r>
+          <w:r>
+            <w:rPr>
+              <w:b/>
+              <w:bCs/>
+            </w:rPr>
+            <w:t>227</w:t>
+          </w:r>
+          <w:r>
+            <w:t>, iyae031 (2024).</w:t>
+          </w:r>
+        </w:p>
+        <w:p>
+          <w:pPr>
+            <w:pStyle w:val="Bibliography1"/>
+          </w:pPr>
+          <w:r>
+            <w:t xml:space="preserve">31. Chen, E. Y. </w:t>
+          </w:r>
+          <w:r>
+            <w:rPr>
+              <w:i/>
+              <w:iCs/>
+            </w:rPr>
+            <w:t>et al.</w:t>
+          </w:r>
+          <w:r>
+            <w:t xml:space="preserve"> Enrichr: interactive and collaborative HTML5 gene list enrichment analysis tool. </w:t>
+          </w:r>
+          <w:r>
+            <w:rPr>
+              <w:i/>
+              <w:iCs/>
+            </w:rPr>
+            <w:t>BMC Bioinform.</w:t>
+          </w:r>
+          <w:r>
+            <w:t xml:space="preserve"> </w:t>
+          </w:r>
+          <w:r>
+            <w:rPr>
+              <w:b/>
+              <w:bCs/>
+            </w:rPr>
+            <w:t>14</w:t>
+          </w:r>
+          <w:r>
+            <w:t>, 128 (2013).</w:t>
+          </w:r>
+        </w:p>
+        <w:p>
+          <w:pPr>
+            <w:pStyle w:val="Bibliography1"/>
+          </w:pPr>
+          <w:r>
+            <w:t xml:space="preserve">32. Kuleshov, M. V. </w:t>
+          </w:r>
+          <w:r>
+            <w:rPr>
+              <w:i/>
+              <w:iCs/>
+            </w:rPr>
+            <w:t>et al.</w:t>
+          </w:r>
+          <w:r>
+            <w:t xml:space="preserve"> Enrichr: a comprehensive gene set enrichment analysis web server 2016 update. </w:t>
+          </w:r>
+          <w:r>
+            <w:rPr>
+              <w:i/>
+              <w:iCs/>
+            </w:rPr>
+            <w:t>Nucleic Acids Res.</w:t>
+          </w:r>
+          <w:r>
+            <w:t xml:space="preserve"> </w:t>
+          </w:r>
+          <w:r>
+            <w:rPr>
+              <w:b/>
+              <w:bCs/>
+            </w:rPr>
+            <w:t>44</w:t>
+          </w:r>
+          <w:r>
+            <w:t>, W90–W97 (2016).</w:t>
+          </w:r>
+        </w:p>
+        <w:p>
+          <w:pPr>
+            <w:pStyle w:val="Bibliography1"/>
+          </w:pPr>
+          <w:r>
+            <w:t xml:space="preserve">33. Xie, Z. </w:t>
+          </w:r>
+          <w:r>
+            <w:rPr>
+              <w:i/>
+              <w:iCs/>
+            </w:rPr>
+            <w:t>et al.</w:t>
+          </w:r>
+          <w:r>
+            <w:t xml:space="preserve"> Gene Set Knowledge Discovery with Enrichr. </w:t>
+          </w:r>
+          <w:r>
+            <w:rPr>
+              <w:i/>
+              <w:iCs/>
+            </w:rPr>
+            <w:t>Curr. Protoc.</w:t>
+          </w:r>
+          <w:r>
+            <w:t xml:space="preserve"> </w:t>
+          </w:r>
+          <w:r>
+            <w:rPr>
+              <w:b/>
+              <w:bCs/>
+            </w:rPr>
+            <w:t>1</w:t>
+          </w:r>
+          <w:r>
+            <w:t>, e90–e90 (2021).</w:t>
+          </w:r>
+        </w:p>
+        <w:p>
+          <w:pPr>
+            <w:pStyle w:val="Bibliography1"/>
+          </w:pPr>
+          <w:r>
+            <w:t xml:space="preserve">34. Aibar, S. </w:t>
+          </w:r>
+          <w:r>
+            <w:rPr>
+              <w:i/>
+              <w:iCs/>
+            </w:rPr>
+            <w:t>et al.</w:t>
+          </w:r>
+          <w:r>
+            <w:t xml:space="preserve"> SCENIC: single-cell regulatory network inference and clustering. </w:t>
+          </w:r>
+          <w:r>
+            <w:rPr>
+              <w:i/>
+              <w:iCs/>
+            </w:rPr>
+            <w:t>Nat. Methods</w:t>
+          </w:r>
+          <w:r>
+            <w:t xml:space="preserve"> </w:t>
+          </w:r>
+          <w:r>
+            <w:rPr>
+              <w:b/>
+              <w:bCs/>
+            </w:rPr>
+            <w:t>14</w:t>
+          </w:r>
+          <w:r>
+            <w:t>, 1083–1086 (2017).</w:t>
+          </w:r>
+        </w:p>
+        <w:p>
+          <w:pPr>
+            <w:pStyle w:val="Bibliography1"/>
+          </w:pPr>
+          <w:r>
+            <w:t xml:space="preserve">35. Trapnell, C. </w:t>
+          </w:r>
+          <w:r>
+            <w:rPr>
+              <w:i/>
+              <w:iCs/>
+            </w:rPr>
+            <w:t>et al.</w:t>
+          </w:r>
+          <w:r>
+            <w:t xml:space="preserve"> The dynamics and regulators of cell fate decisions are revealed by pseudotemporal ordering of single cells. </w:t>
+          </w:r>
+          <w:r>
+            <w:rPr>
+              <w:i/>
+              <w:iCs/>
+            </w:rPr>
+            <w:t>Nat. Biotechnol.</w:t>
+          </w:r>
+          <w:r>
+            <w:t xml:space="preserve"> </w:t>
+          </w:r>
+          <w:r>
+            <w:rPr>
+              <w:b/>
+              <w:bCs/>
+            </w:rPr>
+            <w:t>32</w:t>
+          </w:r>
+          <w:r>
+            <w:t>, 381–386 (2014).</w:t>
+          </w:r>
+        </w:p>
+        <w:p>
+          <w:pPr>
+            <w:pStyle w:val="Bibliography1"/>
+          </w:pPr>
+          <w:r>
+            <w:t xml:space="preserve">36. Cao, J. </w:t>
+          </w:r>
+          <w:r>
+            <w:rPr>
+              <w:i/>
+              <w:iCs/>
+            </w:rPr>
+            <w:t>et al.</w:t>
+          </w:r>
+          <w:r>
+            <w:t xml:space="preserve"> The single-cell transcriptional landscape of mammalian organogenesis. </w:t>
+          </w:r>
+          <w:r>
+            <w:rPr>
+              <w:i/>
+              <w:iCs/>
+            </w:rPr>
+            <w:t>Nature</w:t>
+          </w:r>
+          <w:r>
+            <w:t xml:space="preserve"> </w:t>
+          </w:r>
+          <w:r>
+            <w:rPr>
+              <w:b/>
+              <w:bCs/>
+            </w:rPr>
+            <w:t>566</w:t>
+          </w:r>
+          <w:r>
+            <w:t>, 496–502 (2019).</w:t>
+          </w:r>
+        </w:p>
+        <w:p>
+          <w:pPr>
+            <w:pStyle w:val="Bibliography1"/>
+          </w:pPr>
+          <w:r>
+            <w:t xml:space="preserve">37. Bailey, T. L., Johnson, J., Grant, C. E. &amp; Noble, W. S. The MEME Suite. </w:t>
+          </w:r>
+          <w:r>
+            <w:rPr>
+              <w:i/>
+              <w:iCs/>
+            </w:rPr>
+            <w:t>Nucleic Acids Res.</w:t>
+          </w:r>
+          <w:r>
+            <w:t xml:space="preserve"> </w:t>
+          </w:r>
+          <w:r>
+            <w:rPr>
+              <w:b/>
+              <w:bCs/>
+            </w:rPr>
+            <w:t>43</w:t>
+          </w:r>
+          <w:r>
+            <w:t>, W39–W49 (2015).</w:t>
+          </w:r>
+        </w:p>
+        <w:p>
+          <w:pPr>
+            <w:pStyle w:val="Bibliography1"/>
+          </w:pPr>
+          <w:r>
+            <w:t xml:space="preserve">38. McLeay, R. C. &amp; Bailey, T. L. Motif Enrichment Analysis: a unified framework and an evaluation on ChIP data. </w:t>
+          </w:r>
+          <w:r>
+            <w:rPr>
+              <w:i/>
+              <w:iCs/>
+            </w:rPr>
+            <w:t>BMC Bioinform.</w:t>
+          </w:r>
+          <w:r>
+            <w:t xml:space="preserve"> </w:t>
+          </w:r>
+          <w:r>
+            <w:rPr>
+              <w:b/>
+              <w:bCs/>
+            </w:rPr>
+            <w:t>11</w:t>
+          </w:r>
+          <w:r>
+            <w:t>, 165 (2010).</w:t>
+          </w:r>
+        </w:p>
+        <w:p>
+          <w:pPr>
+            <w:pStyle w:val="Bibliography1"/>
+          </w:pPr>
+          <w:r>
+            <w:t xml:space="preserve">39. Grant, C. E., Bailey, T. L. &amp; Noble, W. S. FIMO: scanning for occurrences of a given motif. </w:t>
+          </w:r>
+          <w:r>
+            <w:rPr>
+              <w:i/>
+              <w:iCs/>
+            </w:rPr>
+            <w:t>Bioinformatics</w:t>
+          </w:r>
+          <w:r>
+            <w:t xml:space="preserve"> </w:t>
+          </w:r>
+          <w:r>
+            <w:rPr>
+              <w:b/>
+              <w:bCs/>
+            </w:rPr>
+            <w:t>27</w:t>
+          </w:r>
+          <w:r>
+            <w:t>, 1017–1018 (2011).</w:t>
+          </w:r>
+        </w:p>
+        <w:p>
+          <w:pPr>
+            <w:pStyle w:val="Bibliography1"/>
+          </w:pPr>
+          <w:r>
+            <w:t xml:space="preserve">40. Baydar, D. O. </w:t>
+          </w:r>
+          <w:r>
+            <w:rPr>
+              <w:i/>
+              <w:iCs/>
+            </w:rPr>
+            <w:t>et al.</w:t>
+          </w:r>
+          <w:r>
+            <w:t xml:space="preserve"> JASPAR 2026: expansion of transcription factor binding profiles and integration of deep learning models. </w:t>
+          </w:r>
+          <w:r>
+            <w:rPr>
+              <w:i/>
+              <w:iCs/>
+            </w:rPr>
+            <w:t>Nucleic Acids Res.</w:t>
+          </w:r>
+          <w:r>
+            <w:t xml:space="preserve"> </w:t>
+          </w:r>
+          <w:r>
+            <w:rPr>
+              <w:b/>
+              <w:bCs/>
+            </w:rPr>
+            <w:t>54</w:t>
+          </w:r>
+          <w:r>
+            <w:t>, D184–D193 (2026).</w:t>
+          </w:r>
+        </w:p>
+        <w:p>
+          <w:pPr>
+            <w:pStyle w:val="Bibliography1"/>
+          </w:pPr>
+          <w:r>
+            <w:t xml:space="preserve">41. Robinson, J. T. </w:t>
+          </w:r>
+          <w:r>
+            <w:rPr>
+              <w:i/>
+              <w:iCs/>
+            </w:rPr>
+            <w:t>et al.</w:t>
+          </w:r>
+          <w:r>
+            <w:t xml:space="preserve"> Integrative genomics viewer. </w:t>
+          </w:r>
+          <w:r>
+            <w:rPr>
+              <w:i/>
+              <w:iCs/>
+            </w:rPr>
+            <w:t>Nat. Biotechnol.</w:t>
+          </w:r>
+          <w:r>
+            <w:t xml:space="preserve"> </w:t>
+          </w:r>
+          <w:r>
+            <w:rPr>
+              <w:b/>
+              <w:bCs/>
+            </w:rPr>
+            <w:t>29</w:t>
+          </w:r>
+          <w:r>
+            <w:t>, 24–26 (2011).</w:t>
+          </w:r>
+        </w:p>
+        <w:p>
+          <w:pPr>
+            <w:pStyle w:val="Bibliography1"/>
+          </w:pPr>
+          <w:r>
+            <w:t xml:space="preserve">42. Li, H. </w:t>
+          </w:r>
+          <w:r>
+            <w:rPr>
+              <w:i/>
+              <w:iCs/>
+            </w:rPr>
+            <w:t>et al.</w:t>
+          </w:r>
+          <w:r>
+            <w:t xml:space="preserve"> The Sequence Alignment/Map format and SAMtools. </w:t>
+          </w:r>
+          <w:r>
+            <w:rPr>
+              <w:i/>
+              <w:iCs/>
+            </w:rPr>
+            <w:t>Bioinformatics</w:t>
+          </w:r>
+          <w:r>
+            <w:t xml:space="preserve"> </w:t>
+          </w:r>
+          <w:r>
+            <w:rPr>
+              <w:b/>
+              <w:bCs/>
+            </w:rPr>
+            <w:t>25</w:t>
+          </w:r>
+          <w:r>
+            <w:t>, 2078–2079 (2009).</w:t>
+          </w:r>
+        </w:p>
+        <w:p>
+          <w:pPr>
+            <w:pStyle w:val="Bibliography1"/>
+          </w:pPr>
+          <w:r>
+            <w:t xml:space="preserve">43. Workman, C. J., Szymczak-Workman, A. L., Collison, L. W., Pillai, M. R. &amp; Vignali, D. A. A. The development and function of regulatory T cells. </w:t>
+          </w:r>
+          <w:r>
+            <w:rPr>
+              <w:i/>
+              <w:iCs/>
+            </w:rPr>
+            <w:t>Cell. Mol. Life Sci.</w:t>
+          </w:r>
+          <w:r>
+            <w:t xml:space="preserve"> </w:t>
+          </w:r>
+          <w:r>
+            <w:rPr>
+              <w:b/>
+              <w:bCs/>
+            </w:rPr>
+            <w:t>66</w:t>
+          </w:r>
+          <w:r>
+            <w:t>, 2603 (2009).</w:t>
+          </w:r>
+        </w:p>
+        <w:p>
+          <w:pPr>
+            <w:pStyle w:val="Bibliography1"/>
+          </w:pPr>
+          <w:r>
+            <w:t xml:space="preserve">44. Escobar, G., Mangani, D. &amp; Anderson, A. C. T cell factor 1: A master regulator of the T cell response in disease. </w:t>
+          </w:r>
+          <w:r>
+            <w:rPr>
+              <w:i/>
+              <w:iCs/>
+            </w:rPr>
+            <w:t>Sci. Immunol.</w:t>
+          </w:r>
+          <w:r>
+            <w:t xml:space="preserve"> </w:t>
+          </w:r>
+          <w:r>
+            <w:rPr>
+              <w:b/>
+              <w:bCs/>
+            </w:rPr>
+            <w:t>5</w:t>
+          </w:r>
+          <w:r>
+            <w:t>, eabb9726 (2020).</w:t>
+          </w:r>
+        </w:p>
+        <w:p>
+          <w:pPr>
+            <w:pStyle w:val="Bibliography1"/>
+          </w:pPr>
+          <w:r>
+            <w:lastRenderedPageBreak/>
+            <w:t xml:space="preserve">45. Sun, Y., Liu, T. &amp; Bai, W. MAF bZIP Transcription Factor B (MAFB) Protected Against Ovalbumin-Induced Allergic Rhinitis via the Alleviation of Inflammation by Restoring the T Helper (Th) 1/Th2/Th17 Imbalance and Epithelial Barrier Dysfunction. </w:t>
+          </w:r>
+          <w:r>
+            <w:rPr>
+              <w:i/>
+              <w:iCs/>
+            </w:rPr>
+            <w:t>J. Asthma Allergy</w:t>
+          </w:r>
+          <w:r>
+            <w:t xml:space="preserve"> </w:t>
+          </w:r>
+          <w:r>
+            <w:rPr>
+              <w:b/>
+              <w:bCs/>
+            </w:rPr>
+            <w:t>15</w:t>
+          </w:r>
+          <w:r>
+            <w:t>, 267–280 (2022).</w:t>
+          </w:r>
+        </w:p>
+        <w:p>
+          <w:pPr>
+            <w:pStyle w:val="Bibliography1"/>
+          </w:pPr>
+          <w:r>
+            <w:t xml:space="preserve">46. Gilchrist, M. </w:t>
+          </w:r>
+          <w:r>
+            <w:rPr>
+              <w:i/>
+              <w:iCs/>
+            </w:rPr>
+            <w:t>et al.</w:t>
+          </w:r>
+          <w:r>
+            <w:t xml:space="preserve"> Activating transcription factor 3 is a negative regulator of allergic pulmonary inflammation. </w:t>
+          </w:r>
+          <w:r>
+            <w:rPr>
+              <w:i/>
+              <w:iCs/>
+            </w:rPr>
+            <w:t>J. Exp. Med.</w:t>
+          </w:r>
+          <w:r>
+            <w:t xml:space="preserve"> </w:t>
+          </w:r>
+          <w:r>
+            <w:rPr>
+              <w:b/>
+              <w:bCs/>
+            </w:rPr>
+            <w:t>205</w:t>
+          </w:r>
+          <w:r>
+            <w:t>, 2349–2357 (2008).</w:t>
+          </w:r>
+        </w:p>
+        <w:p>
+          <w:pPr>
+            <w:pStyle w:val="Bibliography1"/>
+          </w:pPr>
+          <w:r>
+            <w:t xml:space="preserve">47. Ottonello, S. </w:t>
+          </w:r>
+          <w:r>
+            <w:rPr>
+              <w:i/>
+              <w:iCs/>
+            </w:rPr>
+            <w:t>et al.</w:t>
+          </w:r>
+          <w:r>
+            <w:t xml:space="preserve"> Association Between Response to Nivolumab Treatment and Peripheral Blood Lymphocyte Subsets in Patients With Non-small Cell Lung Cancer. </w:t>
+          </w:r>
+          <w:r>
+            <w:rPr>
+              <w:i/>
+              <w:iCs/>
+            </w:rPr>
+            <w:t>Front. Immunol.</w:t>
+          </w:r>
+          <w:r>
+            <w:t xml:space="preserve"> </w:t>
+          </w:r>
+          <w:r>
+            <w:rPr>
+              <w:b/>
+              <w:bCs/>
+            </w:rPr>
+            <w:t>11</w:t>
+          </w:r>
+          <w:r>
+            <w:t>, 125 (2020).</w:t>
+          </w:r>
+        </w:p>
+        <w:p>
+          <w:pPr>
+            <w:pStyle w:val="Bibliography1"/>
+          </w:pPr>
+          <w:r>
+            <w:t xml:space="preserve">48. Koh, J. </w:t>
+          </w:r>
+          <w:r>
+            <w:rPr>
+              <w:i/>
+              <w:iCs/>
+            </w:rPr>
+            <w:t>et al.</w:t>
+          </w:r>
+          <w:r>
+            <w:t xml:space="preserve"> Regulatory (FoxP3+) T cells and TGF-β predict the response to anti-PD-1 immunotherapy in patients with non-small cell lung cancer. </w:t>
+          </w:r>
+          <w:r>
+            <w:rPr>
+              <w:i/>
+              <w:iCs/>
+            </w:rPr>
+            <w:t>Sci. Rep.</w:t>
+          </w:r>
+          <w:r>
+            <w:t xml:space="preserve"> </w:t>
+          </w:r>
+          <w:r>
+            <w:rPr>
+              <w:b/>
+              <w:bCs/>
+            </w:rPr>
+            <w:t>10</w:t>
+          </w:r>
+          <w:r>
+            <w:t>, 18994 (2020).</w:t>
+          </w:r>
+        </w:p>
+        <w:p>
+          <w:pPr>
+            <w:pStyle w:val="Bibliography1"/>
+          </w:pPr>
+          <w:r>
+            <w:t xml:space="preserve">49. Scognamiglio, G. </w:t>
+          </w:r>
+          <w:r>
+            <w:rPr>
+              <w:i/>
+              <w:iCs/>
+            </w:rPr>
+            <w:t>et al.</w:t>
+          </w:r>
+          <w:r>
+            <w:t xml:space="preserve"> The Ratio of GrzB+ − FoxP3+ over CD3+ T Cells as a Potential Predictor of Response to Nivolumab in Patients with Metastatic Melanoma. </w:t>
+          </w:r>
+          <w:r>
+            <w:rPr>
+              <w:i/>
+              <w:iCs/>
+            </w:rPr>
+            <w:t>Cancers</w:t>
+          </w:r>
+          <w:r>
+            <w:t xml:space="preserve"> </w:t>
+          </w:r>
+          <w:r>
+            <w:rPr>
+              <w:b/>
+              <w:bCs/>
+            </w:rPr>
+            <w:t>13</w:t>
+          </w:r>
+          <w:r>
+            <w:t>, 2325 (2021).</w:t>
+          </w:r>
+        </w:p>
+        <w:p>
+          <w:pPr>
+            <w:pStyle w:val="Bibliography1"/>
+          </w:pPr>
+          <w:r>
+            <w:t xml:space="preserve">50. Oleinika, K., Nibbs, R. J., Graham, G. J. &amp; Fraser, A. R. Suppression, subversion and escape: the role of regulatory T cells in cancer progression. </w:t>
+          </w:r>
+          <w:r>
+            <w:rPr>
+              <w:i/>
+              <w:iCs/>
+            </w:rPr>
+            <w:t>Clin. Exp. Immunol.</w:t>
+          </w:r>
+          <w:r>
+            <w:t xml:space="preserve"> </w:t>
+          </w:r>
+          <w:r>
+            <w:rPr>
+              <w:b/>
+              <w:bCs/>
+            </w:rPr>
+            <w:t>171</w:t>
+          </w:r>
+          <w:r>
+            <w:t>, 36–45 (2013).</w:t>
+          </w:r>
+        </w:p>
+        <w:p>
+          <w:pPr>
+            <w:pStyle w:val="Bibliography1"/>
+          </w:pPr>
+          <w:r>
+            <w:t xml:space="preserve">51. Ohaegbulam, K. C., Assal, A., Lazar-Molnar, E., Yao, Y. &amp; Zang, X. Human cancer immunotherapy with antibodies to the PD-1 and PD-L1 pathway. </w:t>
+          </w:r>
+          <w:r>
+            <w:rPr>
+              <w:i/>
+              <w:iCs/>
+            </w:rPr>
+            <w:t>Trends Mol. Med.</w:t>
+          </w:r>
+          <w:r>
+            <w:t xml:space="preserve"> </w:t>
+          </w:r>
+          <w:r>
+            <w:rPr>
+              <w:b/>
+              <w:bCs/>
+            </w:rPr>
+            <w:t>21</w:t>
+          </w:r>
+          <w:r>
+            <w:t>, 24–33 (2015).</w:t>
+          </w:r>
+        </w:p>
+        <w:p>
+          <w:pPr>
+            <w:pStyle w:val="Bibliography1"/>
+          </w:pPr>
+          <w:r>
+            <w:t xml:space="preserve">52. Alsaab, H. O. </w:t>
+          </w:r>
+          <w:r>
+            <w:rPr>
+              <w:i/>
+              <w:iCs/>
+            </w:rPr>
+            <w:t>et al.</w:t>
+          </w:r>
+          <w:r>
+            <w:t xml:space="preserve"> PD-1 and PD-L1 Checkpoint Signaling Inhibition for Cancer Immunotherapy: Mechanism, Combinations, and Clinical Outcome. </w:t>
+          </w:r>
+          <w:r>
+            <w:rPr>
+              <w:i/>
+              <w:iCs/>
+            </w:rPr>
+            <w:t>Front. Pharmacol.</w:t>
+          </w:r>
+          <w:r>
+            <w:t xml:space="preserve"> </w:t>
+          </w:r>
+          <w:r>
+            <w:rPr>
+              <w:b/>
+              <w:bCs/>
+            </w:rPr>
+            <w:t>8</w:t>
+          </w:r>
+          <w:r>
+            <w:t>, 561 (2017).</w:t>
+          </w:r>
+        </w:p>
+        <w:p>
+          <w:pPr>
+            <w:pStyle w:val="Bibliography1"/>
+          </w:pPr>
+          <w:r>
+            <w:t xml:space="preserve">53. Wiede, F. </w:t>
+          </w:r>
+          <w:r>
+            <w:rPr>
+              <w:i/>
+              <w:iCs/>
+            </w:rPr>
+            <w:t>et al.</w:t>
+          </w:r>
+          <w:r>
+            <w:t xml:space="preserve"> PTPN2 regulates T cell lineage commitment and αβ versus γδ specification. </w:t>
+          </w:r>
+          <w:r>
+            <w:rPr>
+              <w:i/>
+              <w:iCs/>
+            </w:rPr>
+            <w:t>J. Exp. Med.</w:t>
+          </w:r>
+          <w:r>
+            <w:t xml:space="preserve"> </w:t>
+          </w:r>
+          <w:r>
+            <w:rPr>
+              <w:b/>
+              <w:bCs/>
+            </w:rPr>
+            <w:t>214</w:t>
+          </w:r>
+          <w:r>
+            <w:t>, 2733–2758 (2017).</w:t>
+          </w:r>
+        </w:p>
+        <w:p>
+          <w:pPr>
+            <w:pStyle w:val="Bibliography1"/>
+          </w:pPr>
+          <w:r>
+            <w:t xml:space="preserve">54. Wiede, F., Gruta, N. L. L. &amp; Tiganis, T. PTPN2 attenuates T-cell lymphopenia-induced proliferation. </w:t>
+          </w:r>
+          <w:r>
+            <w:rPr>
+              <w:i/>
+              <w:iCs/>
+            </w:rPr>
+            <w:t>Nat. Commun.</w:t>
+          </w:r>
+          <w:r>
+            <w:t xml:space="preserve"> </w:t>
+          </w:r>
+          <w:r>
+            <w:rPr>
+              <w:b/>
+              <w:bCs/>
+            </w:rPr>
+            <w:t>5</w:t>
+          </w:r>
+          <w:r>
+            <w:t>, 3073 (2014).</w:t>
+          </w:r>
+        </w:p>
+        <w:p>
+          <w:pPr>
+            <w:pStyle w:val="Bibliography1"/>
+          </w:pPr>
+          <w:r>
+            <w:t xml:space="preserve">55. Vliet, C. van </w:t>
+          </w:r>
+          <w:r>
+            <w:rPr>
+              <w:i/>
+              <w:iCs/>
+            </w:rPr>
+            <w:t>et al.</w:t>
+          </w:r>
+          <w:r>
+            <w:t xml:space="preserve"> Selective regulation of tumor necrosis factor–induced Erk signaling by Src family kinases and the T cell protein tyrosine phosphatase. </w:t>
+          </w:r>
+          <w:r>
+            <w:rPr>
+              <w:i/>
+              <w:iCs/>
+            </w:rPr>
+            <w:t>Nat. Immunol.</w:t>
+          </w:r>
+          <w:r>
+            <w:t xml:space="preserve"> </w:t>
+          </w:r>
+          <w:r>
+            <w:rPr>
+              <w:b/>
+              <w:bCs/>
+            </w:rPr>
+            <w:t>6</w:t>
+          </w:r>
+          <w:r>
+            <w:t>, 253–260 (2005).</w:t>
+          </w:r>
+        </w:p>
+        <w:p>
+          <w:pPr>
+            <w:pStyle w:val="Bibliography1"/>
+          </w:pPr>
+          <w:r>
+            <w:t xml:space="preserve">56. Kumagai, S. </w:t>
+          </w:r>
+          <w:r>
+            <w:rPr>
+              <w:i/>
+              <w:iCs/>
+            </w:rPr>
+            <w:t>et al.</w:t>
+          </w:r>
+          <w:r>
+            <w:t xml:space="preserve"> The PD-1 expression balance between effector and regulatory T cells predicts the clinical efficacy of PD-1 blockade therapies. </w:t>
+          </w:r>
+          <w:r>
+            <w:rPr>
+              <w:i/>
+              <w:iCs/>
+            </w:rPr>
+            <w:t>Nat. Immunol.</w:t>
+          </w:r>
+          <w:r>
+            <w:t xml:space="preserve"> </w:t>
+          </w:r>
+          <w:r>
+            <w:rPr>
+              <w:b/>
+              <w:bCs/>
+            </w:rPr>
+            <w:t>21</w:t>
+          </w:r>
+          <w:r>
+            <w:t>, 1346–1358 (2020).</w:t>
+          </w:r>
+        </w:p>
+        <w:p>
+          <w:pPr>
+            <w:pStyle w:val="Bibliography1"/>
+          </w:pPr>
+          <w:r>
+            <w:t xml:space="preserve">57. Chen, X. </w:t>
+          </w:r>
+          <w:r>
+            <w:rPr>
+              <w:i/>
+              <w:iCs/>
+            </w:rPr>
+            <w:t>et al.</w:t>
+          </w:r>
+          <w:r>
+            <w:t xml:space="preserve"> PD‐1 regulates extrathymic regulatory T‐cell differentiation. </w:t>
+          </w:r>
+          <w:r>
+            <w:rPr>
+              <w:i/>
+              <w:iCs/>
+            </w:rPr>
+            <w:t>Eur. J. Immunol.</w:t>
+          </w:r>
+          <w:r>
+            <w:t xml:space="preserve"> </w:t>
+          </w:r>
+          <w:r>
+            <w:rPr>
+              <w:b/>
+              <w:bCs/>
+            </w:rPr>
+            <w:t>44</w:t>
+          </w:r>
+          <w:r>
+            <w:t>, 2603–2616 (2014).</w:t>
+          </w:r>
+        </w:p>
+        <w:p>
+          <w:pPr>
+            <w:pStyle w:val="Bibliography1"/>
+          </w:pPr>
+          <w:r>
+            <w:lastRenderedPageBreak/>
+            <w:t xml:space="preserve">58. Xydia, M. </w:t>
+          </w:r>
+          <w:r>
+            <w:rPr>
+              <w:i/>
+              <w:iCs/>
+            </w:rPr>
+            <w:t>et al.</w:t>
+          </w:r>
+          <w:r>
+            <w:t xml:space="preserve"> Common clonal origin of conventional T cells and induced regulatory T cells in breast cancer patients. </w:t>
+          </w:r>
+          <w:r>
+            <w:rPr>
+              <w:i/>
+              <w:iCs/>
+            </w:rPr>
+            <w:t>Nat. Commun.</w:t>
+          </w:r>
+          <w:r>
+            <w:t xml:space="preserve"> </w:t>
+          </w:r>
+          <w:r>
+            <w:rPr>
+              <w:b/>
+              <w:bCs/>
+            </w:rPr>
+            <w:t>12</w:t>
+          </w:r>
+          <w:r>
+            <w:t>, 1119 (2021).</w:t>
+          </w:r>
+        </w:p>
+        <w:p>
+          <w:pPr>
+            <w:pStyle w:val="Bibliography1"/>
+          </w:pPr>
+          <w:r>
+            <w:t xml:space="preserve">59. Bothur, E. </w:t>
+          </w:r>
+          <w:r>
+            <w:rPr>
+              <w:i/>
+              <w:iCs/>
+            </w:rPr>
+            <w:t>et al.</w:t>
+          </w:r>
+          <w:r>
+            <w:t xml:space="preserve"> Antigen receptor-mediated depletion of FOXP3 in induced regulatory T-lymphocytes via PTPN2 and FOXO1. </w:t>
+          </w:r>
+          <w:r>
+            <w:rPr>
+              <w:i/>
+              <w:iCs/>
+            </w:rPr>
+            <w:t>Nat. Commun.</w:t>
+          </w:r>
+          <w:r>
+            <w:t xml:space="preserve"> </w:t>
+          </w:r>
+          <w:r>
+            <w:rPr>
+              <w:b/>
+              <w:bCs/>
+            </w:rPr>
+            <w:t>6</w:t>
+          </w:r>
+          <w:r>
+            <w:t>, 8576 (2015).</w:t>
+          </w:r>
+        </w:p>
+        <w:p>
+          <w:pPr>
+            <w:pStyle w:val="Bibliography1"/>
+          </w:pPr>
+          <w:r>
+            <w:t xml:space="preserve">60. Li, D. </w:t>
+          </w:r>
+          <w:r>
+            <w:rPr>
+              <w:i/>
+              <w:iCs/>
+            </w:rPr>
+            <w:t>et al.</w:t>
+          </w:r>
+          <w:r>
+            <w:t xml:space="preserve"> MiR-125a-5p Decreases the Sensitivity of Treg cells Toward IL-6-Mediated Conversion by Inhibiting IL-6R and STAT3 Expression. </w:t>
+          </w:r>
+          <w:r>
+            <w:rPr>
+              <w:i/>
+              <w:iCs/>
+            </w:rPr>
+            <w:t>Sci. Rep.</w:t>
+          </w:r>
+          <w:r>
+            <w:t xml:space="preserve"> </w:t>
+          </w:r>
+          <w:r>
+            <w:rPr>
+              <w:b/>
+              <w:bCs/>
+            </w:rPr>
+            <w:t>5</w:t>
+          </w:r>
+          <w:r>
+            <w:t>, 14615 (2015).</w:t>
+          </w:r>
+        </w:p>
+        <w:p>
+          <w:pPr>
+            <w:pStyle w:val="Bibliography1"/>
+          </w:pPr>
+          <w:r>
+            <w:t xml:space="preserve">61. Whiteside, T. L., Schuler, P. &amp; Schilling, B. Induced and natural regulatory T cells in human cancer. </w:t>
+          </w:r>
+          <w:r>
+            <w:rPr>
+              <w:i/>
+              <w:iCs/>
+            </w:rPr>
+            <w:t>Expert Opin. Biol. Ther.</w:t>
+          </w:r>
+          <w:r>
+            <w:t xml:space="preserve"> </w:t>
+          </w:r>
+          <w:r>
+            <w:rPr>
+              <w:b/>
+              <w:bCs/>
+            </w:rPr>
+            <w:t>12</w:t>
+          </w:r>
+          <w:r>
+            <w:t>, 1383–1397 (2012).</w:t>
+          </w:r>
+        </w:p>
+        <w:p>
+          <w:pPr>
+            <w:pStyle w:val="Bibliography1"/>
+          </w:pPr>
+          <w:r>
+            <w:t xml:space="preserve">62. MR, S. </w:t>
+          </w:r>
+          <w:r>
+            <w:rPr>
+              <w:i/>
+              <w:iCs/>
+            </w:rPr>
+            <w:t>et al.</w:t>
+          </w:r>
+          <w:r>
+            <w:t xml:space="preserve"> PTPN2 controls differentiation of CD4</w:t>
+          </w:r>
+          <w:r>
+            <w:rPr>
+              <w:vertAlign w:val="superscript"/>
+            </w:rPr>
+            <w:t>+</w:t>
+          </w:r>
+          <w:r>
+            <w:t xml:space="preserve"> T cells and limits intestinal inflammation and intestinal dysbiosis. </w:t>
+          </w:r>
+          <w:r>
+            <w:rPr>
+              <w:i/>
+              <w:iCs/>
+            </w:rPr>
+            <w:t>Mucosal Immunol</w:t>
+          </w:r>
+          <w:r>
+            <w:t xml:space="preserve"> </w:t>
+          </w:r>
+          <w:r>
+            <w:rPr>
+              <w:b/>
+              <w:bCs/>
+            </w:rPr>
+            <w:t>8</w:t>
+          </w:r>
+          <w:r>
+            <w:t>, 918–29 (2015).</w:t>
+          </w:r>
+        </w:p>
+        <w:p>
+          <w:pPr>
+            <w:pStyle w:val="Bibliography1"/>
+          </w:pPr>
+          <w:r>
+            <w:t xml:space="preserve">63. Amarnath, S. </w:t>
+          </w:r>
+          <w:r>
+            <w:rPr>
+              <w:i/>
+              <w:iCs/>
+            </w:rPr>
+            <w:t>et al.</w:t>
+          </w:r>
+          <w:r>
+            <w:t xml:space="preserve"> The PDL1-PD1 Axis Converts Human TH1 Cells into Regulatory T Cells. </w:t>
+          </w:r>
+          <w:r>
+            <w:rPr>
+              <w:i/>
+              <w:iCs/>
+            </w:rPr>
+            <w:t>Sci. Transl. Med.</w:t>
+          </w:r>
+          <w:r>
+            <w:t xml:space="preserve"> </w:t>
+          </w:r>
+          <w:r>
+            <w:rPr>
+              <w:b/>
+              <w:bCs/>
+            </w:rPr>
+            <w:t>3</w:t>
+          </w:r>
+          <w:r>
+            <w:t>, 111ra120 (2011).</w:t>
+          </w:r>
+        </w:p>
+        <w:p>
+          <w:pPr>
+            <w:pStyle w:val="Bibliography1"/>
+          </w:pPr>
+          <w:r>
+            <w:t xml:space="preserve">64. Francisco, L. M. </w:t>
+          </w:r>
+          <w:r>
+            <w:rPr>
+              <w:i/>
+              <w:iCs/>
+            </w:rPr>
+            <w:t>et al.</w:t>
+          </w:r>
+          <w:r>
+            <w:t xml:space="preserve"> PD-L1 regulates the development, maintenance, and function of induced regulatory T cells. </w:t>
+          </w:r>
+          <w:r>
+            <w:rPr>
+              <w:i/>
+              <w:iCs/>
+            </w:rPr>
+            <w:t>J. Exp. Med.</w:t>
+          </w:r>
+          <w:r>
+            <w:t xml:space="preserve"> </w:t>
+          </w:r>
+          <w:r>
+            <w:rPr>
+              <w:b/>
+              <w:bCs/>
+            </w:rPr>
+            <w:t>206</w:t>
+          </w:r>
+          <w:r>
+            <w:t>, 3015–3029 (2009).</w:t>
+          </w:r>
+        </w:p>
+        <w:p>
+          <w:pPr>
+            <w:pStyle w:val="Bibliography1"/>
+          </w:pPr>
+          <w:r>
+            <w:t xml:space="preserve">65. Stathopoulou, C. </w:t>
+          </w:r>
+          <w:r>
+            <w:rPr>
+              <w:i/>
+              <w:iCs/>
+            </w:rPr>
+            <w:t>et al.</w:t>
+          </w:r>
+          <w:r>
+            <w:t xml:space="preserve"> PD-1 Inhibitory Receptor Downregulates Asparaginyl Endopeptidase and Maintains Foxp3 Transcription Factor Stability in Induced Regulatory T Cells. </w:t>
+          </w:r>
+          <w:r>
+            <w:rPr>
+              <w:i/>
+              <w:iCs/>
+            </w:rPr>
+            <w:t>Immunity</w:t>
+          </w:r>
+          <w:r>
+            <w:t xml:space="preserve"> </w:t>
+          </w:r>
+          <w:r>
+            <w:rPr>
+              <w:b/>
+              <w:bCs/>
+            </w:rPr>
+            <w:t>49</w:t>
+          </w:r>
+          <w:r>
+            <w:t>, 247-263.e7 (2018).</w:t>
+          </w:r>
+        </w:p>
+        <w:p>
+          <w:pPr>
+            <w:pStyle w:val="Bibliography1"/>
+          </w:pPr>
+          <w:r>
+            <w:t xml:space="preserve">66. Togashi, Y., Shitara, K. &amp; Nishikawa, H. Regulatory T cells in cancer immunosuppression — implications for anticancer therapy. </w:t>
+          </w:r>
+          <w:r>
+            <w:rPr>
+              <w:i/>
+              <w:iCs/>
+            </w:rPr>
+            <w:t>Nat. Rev. Clin. Oncol.</w:t>
+          </w:r>
+          <w:r>
+            <w:t xml:space="preserve"> </w:t>
+          </w:r>
+          <w:r>
+            <w:rPr>
+              <w:b/>
+              <w:bCs/>
+            </w:rPr>
+            <w:t>16</w:t>
+          </w:r>
+          <w:r>
+            <w:t>, 356–371 (2019).</w:t>
+          </w:r>
+        </w:p>
+        <w:p>
+          <w:pPr>
+            <w:pStyle w:val="Bibliography1"/>
+          </w:pPr>
+          <w:r>
+            <w:t xml:space="preserve">67. Fourcade, J. </w:t>
+          </w:r>
+          <w:r>
+            <w:rPr>
+              <w:i/>
+              <w:iCs/>
+            </w:rPr>
+            <w:t>et al.</w:t>
+          </w:r>
+          <w:r>
+            <w:t xml:space="preserve"> CD226 opposes TIGIT to disrupt Tregs in melanoma. </w:t>
+          </w:r>
+          <w:r>
+            <w:rPr>
+              <w:i/>
+              <w:iCs/>
+            </w:rPr>
+            <w:t>JCI Insight</w:t>
+          </w:r>
+          <w:r>
+            <w:t xml:space="preserve"> </w:t>
+          </w:r>
+          <w:r>
+            <w:rPr>
+              <w:b/>
+              <w:bCs/>
+            </w:rPr>
+            <w:t>3</w:t>
+          </w:r>
+          <w:r>
+            <w:t>, e121157 (2018).</w:t>
+          </w:r>
+        </w:p>
+        <w:p>
+          <w:pPr>
+            <w:pStyle w:val="Bibliography1"/>
+          </w:pPr>
+          <w:r>
+            <w:t xml:space="preserve">68. Kandel, S., Adhikary, P., Li, G. &amp; Cheng, K. The TIM3/Gal9 signaling pathway: An emerging target for cancer immunotherapy. </w:t>
+          </w:r>
+          <w:r>
+            <w:rPr>
+              <w:i/>
+              <w:iCs/>
+            </w:rPr>
+            <w:t>Cancer Lett.</w:t>
+          </w:r>
+          <w:r>
+            <w:t xml:space="preserve"> </w:t>
+          </w:r>
+          <w:r>
+            <w:rPr>
+              <w:b/>
+              <w:bCs/>
+            </w:rPr>
+            <w:t>510</w:t>
+          </w:r>
+          <w:r>
+            <w:t>, 67–78 (2021).</w:t>
+          </w:r>
+        </w:p>
+        <w:p>
+          <w:pPr>
+            <w:pStyle w:val="Bibliography1"/>
+          </w:pPr>
+          <w:r>
+            <w:t xml:space="preserve">69. Long, L. </w:t>
+          </w:r>
+          <w:r>
+            <w:rPr>
+              <w:i/>
+              <w:iCs/>
+            </w:rPr>
+            <w:t>et al.</w:t>
+          </w:r>
+          <w:r>
+            <w:t xml:space="preserve"> The promising immune checkpoint LAG-3: from tumor microenvironment to cancer immunotherapy. </w:t>
+          </w:r>
+          <w:r>
+            <w:rPr>
+              <w:i/>
+              <w:iCs/>
+            </w:rPr>
+            <w:t>Genes Cancer</w:t>
+          </w:r>
+          <w:r>
+            <w:t xml:space="preserve"> </w:t>
+          </w:r>
+          <w:r>
+            <w:rPr>
+              <w:b/>
+              <w:bCs/>
+            </w:rPr>
+            <w:t>9</w:t>
+          </w:r>
+          <w:r>
+            <w:t>, 176–189 (2018).</w:t>
+          </w:r>
+        </w:p>
+        <w:p>
+          <w:pPr>
+            <w:pStyle w:val="Bibliography1"/>
+          </w:pPr>
+          <w:r>
+            <w:t xml:space="preserve">70. Durham, N. M. </w:t>
+          </w:r>
+          <w:r>
+            <w:rPr>
+              <w:i/>
+              <w:iCs/>
+            </w:rPr>
+            <w:t>et al.</w:t>
+          </w:r>
+          <w:r>
+            <w:t xml:space="preserve"> Lymphocyte Activation Gene 3 (LAG-3) Modulates the Ability of CD4 T-cells to Be Suppressed In Vivo. </w:t>
+          </w:r>
+          <w:r>
+            <w:rPr>
+              <w:i/>
+              <w:iCs/>
+            </w:rPr>
+            <w:t>PLoS ONE</w:t>
+          </w:r>
+          <w:r>
+            <w:t xml:space="preserve"> </w:t>
+          </w:r>
+          <w:r>
+            <w:rPr>
+              <w:b/>
+              <w:bCs/>
+            </w:rPr>
+            <w:t>9</w:t>
+          </w:r>
+          <w:r>
+            <w:t>, e109080 (2014).</w:t>
+          </w:r>
+        </w:p>
+        <w:p>
+          <w:pPr>
+            <w:pStyle w:val="Bibliography1"/>
+          </w:pPr>
+          <w:r>
+            <w:t xml:space="preserve">71. Simpson, T. R. </w:t>
+          </w:r>
+          <w:r>
+            <w:rPr>
+              <w:i/>
+              <w:iCs/>
+            </w:rPr>
+            <w:t>et al.</w:t>
+          </w:r>
+          <w:r>
+            <w:t xml:space="preserve"> Fc-dependent depletion of tumor-infiltrating regulatory T cells co-defines the efficacy of anti–CTLA-4 therapy against melanoma. </w:t>
+          </w:r>
+          <w:r>
+            <w:rPr>
+              <w:i/>
+              <w:iCs/>
+            </w:rPr>
+            <w:t>J. Exp. Med.</w:t>
+          </w:r>
+          <w:r>
+            <w:t xml:space="preserve"> </w:t>
+          </w:r>
+          <w:r>
+            <w:rPr>
+              <w:b/>
+              <w:bCs/>
+            </w:rPr>
+            <w:t>210</w:t>
+          </w:r>
+          <w:r>
+            <w:t>, 1695–1710 (1997).</w:t>
+          </w:r>
+        </w:p>
+        <w:p>
+          <w:pPr>
+            <w:pStyle w:val="Bibliography1"/>
+          </w:pPr>
+          <w:r>
+            <w:lastRenderedPageBreak/>
+            <w:t xml:space="preserve">72. Romano, E. </w:t>
+          </w:r>
+          <w:r>
+            <w:rPr>
+              <w:i/>
+              <w:iCs/>
+            </w:rPr>
+            <w:t>et al.</w:t>
+          </w:r>
+          <w:r>
+            <w:t xml:space="preserve"> Ipilimumab-dependent cell-mediated cytotoxicity of regulatory T cells ex vivo by nonclassical monocytes in melanoma patients. </w:t>
+          </w:r>
+          <w:r>
+            <w:rPr>
+              <w:i/>
+              <w:iCs/>
+            </w:rPr>
+            <w:t>Proc. Natl. Acad. Sci.</w:t>
+          </w:r>
+          <w:r>
+            <w:t xml:space="preserve"> </w:t>
+          </w:r>
+          <w:r>
+            <w:rPr>
+              <w:b/>
+              <w:bCs/>
+            </w:rPr>
+            <w:t>112</w:t>
+          </w:r>
+          <w:r>
+            <w:t>, 6140–6145 (2015).</w:t>
+          </w:r>
+        </w:p>
+        <w:p>
+          <w:pPr>
+            <w:pStyle w:val="Bibliography1"/>
+          </w:pPr>
+          <w:r>
+            <w:t xml:space="preserve">73. Sharma, A. </w:t>
+          </w:r>
+          <w:r>
+            <w:rPr>
+              <w:i/>
+              <w:iCs/>
+            </w:rPr>
+            <w:t>et al.</w:t>
+          </w:r>
+          <w:r>
+            <w:t xml:space="preserve"> Anti-CTLA-4 immunotherapy does not deplete FOXP3+ regulatory T cells (Tregs) in human cancers. </w:t>
+          </w:r>
+          <w:r>
+            <w:rPr>
+              <w:i/>
+              <w:iCs/>
+            </w:rPr>
+            <w:t>Clin. Cancer Res.</w:t>
+          </w:r>
+          <w:r>
+            <w:t xml:space="preserve"> </w:t>
+          </w:r>
+          <w:r>
+            <w:rPr>
+              <w:b/>
+              <w:bCs/>
+            </w:rPr>
+            <w:t>25</w:t>
+          </w:r>
+          <w:r>
+            <w:t>, clincanres.0762.2018 (2019).</w:t>
+          </w:r>
+        </w:p>
+        <w:p>
+          <w:pPr>
+            <w:pStyle w:val="Bibliography1"/>
+          </w:pPr>
+          <w:r>
+            <w:rPr>
+              <w:rFonts w:eastAsia="Times New Roman"/>
+            </w:rPr>
+            <w:t> </w:t>
+          </w:r>
+        </w:p>
+      </w:sdtContent>
+    </w:sdt>
     <w:p>
-      <w:pPr>
-        <w:pStyle w:val="ListParagraph"/>
-        <w:numPr>
-          <w:ilvl w:val="0"/>
-          <w:numId w:val="6"/>
-        </w:numPr>
-      </w:pPr>
-      <w:r>
-        <w:t>Shevyrev D, Tereshchenko V. Treg Heterogeneity, Function, and Homeostasis. Front Immunol. 2020 Jan 14;10:3100. doi: 10.3389/fimmu.2019.03100. PMID: 31993063; PMCID: PMC6971100.</w:t>
-      </w:r>
-    </w:p>
-    <w:p>
-      <w:pPr>
-        <w:pStyle w:val="ListParagraph"/>
-        <w:numPr>
-          <w:ilvl w:val="0"/>
-          <w:numId w:val="6"/>
-        </w:numPr>
-      </w:pPr>
-      <w:r>
-        <w:t>Dranoff G. The therapeutic implications of intratumoral regulatory T cells. Clin Cancer Res. 2005 Dec 1;11(23):8226-9. doi: 10.1158/1078-0432.CCR-05-2035. PMID: 16322278.</w:t>
-      </w:r>
-    </w:p>
-    <w:p>
-      <w:pPr>
-        <w:pStyle w:val="ListParagraph"/>
-        <w:numPr>
-          <w:ilvl w:val="0"/>
-          <w:numId w:val="6"/>
-        </w:numPr>
-      </w:pPr>
-      <w:r>
-        <w:t>Li C, Jiang P, Wei S, Xu X, Wang J. Regulatory T cells in tumor microenvironment: new mechanisms, potential therapeutic strategies and future prospects. Mol Cancer. 2020 Jul 17;19(1):116. doi: 10.1186/s12943-020-01234-1. PMID: 32680511; PMCID: PMC7367382.</w:t>
-      </w:r>
-    </w:p>
-    <w:p/>
-    <w:p>
-      <w:pPr>
-        <w:pStyle w:val="ListParagraph"/>
-        <w:numPr>
-          <w:ilvl w:val="0"/>
-          <w:numId w:val="6"/>
-        </w:numPr>
-      </w:pPr>
-      <w:r>
-        <w:t>Huehn J, Polansky JK, Hamann A. Epigenetic control of FOXP3 expression: the key to a stable regulatory T-cell lineage? Nat Rev Immunol. 2009 Feb;9(2):83-9. doi: 10.1038/nri2474. PMID: 19114986.</w:t>
-      </w:r>
-    </w:p>
-    <w:p>
-      <w:pPr>
-        <w:pStyle w:val="ListParagraph"/>
-        <w:numPr>
-          <w:ilvl w:val="0"/>
-          <w:numId w:val="6"/>
-        </w:numPr>
-      </w:pPr>
-      <w:r>
-        <w:t>Garg G, Muschaweckh A, Moreno H, Vasanthakumar A, Floess S, Lepennetier G, Oellinger R, Zhan Y, Regen T, Hiltensperger M, Peter C, Aly L, Knier B, Palam LR, Kapur R, Kaplan MH, Waisman A, Rad R, Schotta G, Huehn J, Kallies A, Korn T. Blimp1 Prevents Methylation of Foxp3 and Loss of Regulatory T Cell Identity at Sites of Inflammation. Cell Rep. 2019 Feb 12;26(7):1854-1868.e5. doi: 10.1016/j.celrep.2019.01.070. PMID: 30759395; PMCID: PMC6389594.</w:t>
-      </w:r>
-    </w:p>
-    <w:p>
-      <w:pPr>
-        <w:pStyle w:val="ListParagraph"/>
-        <w:numPr>
-          <w:ilvl w:val="0"/>
-          <w:numId w:val="6"/>
-        </w:numPr>
-      </w:pPr>
-      <w:r>
-        <w:t>Svensson MN, Doody KM, Schmiedel BJ, Bhattacharyya S, Panwar B, Wiede F, Yang S, Santelli E, Wu DJ, Sacchetti C, Gujar R, Seumois G, Kiosses WB, Aubry I, Kim G, Mydel P, Sakaguchi S, Kronenberg M, Tiganis T, Tremblay ML, Ay F, Vijayanand P, Bottini N. Reduced expression of phosphatase PTPN2 promotes pathogenic conversion of Tregs in autoimmunity. J Clin Invest. 2019 Mar 1;129(3):1193-1210. doi: 10.1172/JCI123267. Epub 2019 Feb 11. PMID: 30620725; PMCID: PMC6391091.</w:t>
-      </w:r>
-    </w:p>
-    <w:p>
-      <w:pPr>
-        <w:pStyle w:val="ListParagraph"/>
-        <w:numPr>
-          <w:ilvl w:val="0"/>
-          <w:numId w:val="6"/>
-        </w:numPr>
-      </w:pPr>
-      <w:r>
-        <w:t>Kastner L, Dwyer D, Qin FX. Synergistic effect of IL-6 and IL-4 in driving fate revision of natural Foxp3+ regulatory T cells. J Immunol. 2010 Nov 15;185(10):5778-86. doi: 10.4049/jimmunol.0901948. Epub 2010 Oct 6. PMID: 20926793.</w:t>
-      </w:r>
-    </w:p>
-    <w:p>
-      <w:pPr>
-        <w:pStyle w:val="ListParagraph"/>
-        <w:numPr>
-          <w:ilvl w:val="0"/>
-          <w:numId w:val="6"/>
-        </w:numPr>
-      </w:pPr>
-      <w:r>
-        <w:t>Hsieh CS, Zheng Y, Liang Y, Fontenot JD, Rudensky AY. An intersection between the self-reactive regulatory and nonregulatory T cell receptor repertoires. Nat Immunol. 2006 Apr;7(4):401-10. doi: 10.1038/ni1318. Epub 2006 Mar 12. PMID: 16532000.</w:t>
-      </w:r>
-    </w:p>
-    <w:p>
-      <w:pPr>
-        <w:pStyle w:val="ListParagraph"/>
-        <w:numPr>
-          <w:ilvl w:val="0"/>
-          <w:numId w:val="6"/>
-        </w:numPr>
-      </w:pPr>
-      <w:r>
-        <w:t>Hsieh CS, Liang Y, Tyznik AJ, Self SG, Liggitt D, Rudensky AY. Recognition of the peripheral self by naturally arising CD25+ CD4+ T cell receptors. Immunity. 2004 Aug;21(2):267-77. doi: 10.1016/j.immuni.2004.07.009. PMID: 15308106.</w:t>
-      </w:r>
-    </w:p>
-    <w:p>
-      <w:pPr>
-        <w:pStyle w:val="ListParagraph"/>
-        <w:numPr>
-          <w:ilvl w:val="0"/>
-          <w:numId w:val="6"/>
-        </w:numPr>
-      </w:pPr>
-      <w:r>
-        <w:t>Pacholczyk R, Ignatowicz H, Kraj P, Ignatowicz L. Origin and T cell receptor diversity of Foxp3+CD4+CD25+ T cells. Immunity. 2006 Aug;25(2):249-59. doi: 10.1016/j.immuni.2006.05.016. Epub 2006 Aug 3. PMID: 16879995.</w:t>
-      </w:r>
-    </w:p>
-    <w:p>
-      <w:pPr>
-        <w:pStyle w:val="ListParagraph"/>
-        <w:numPr>
-          <w:ilvl w:val="0"/>
-          <w:numId w:val="6"/>
-        </w:numPr>
-      </w:pPr>
-      <w:r>
-        <w:t>Oberg HH, Wesch D, Grüssel S, Rose-John S, Kabelitz D. Differential expression of CD126 and CD130 mediates different STAT-3 phosphorylation in CD4+CD25- and CD25high regulatory T cells. Int Immunol. 2006 Apr;18(4):555-63. doi: 10.1093/intimm/dxh396. Epub 2006 Mar 15. PMID: 16540526.</w:t>
-      </w:r>
-    </w:p>
-    <w:p>
-      <w:pPr>
-        <w:pStyle w:val="ListParagraph"/>
-        <w:numPr>
-          <w:ilvl w:val="0"/>
-          <w:numId w:val="6"/>
-        </w:numPr>
-      </w:pPr>
-      <w:r>
-        <w:t>Jones GW, McLoughlin RM, Hammond VJ, Parker CR, Williams JD, Malhotra R, Scheller J, Williams AS, Rose-John S, Topley N, Jones SA. Loss of CD4+ T cell IL-6R expression during inflammation underlines a role for IL-6 trans signaling in the local maintenance of Th17 cells. J Immunol. 2010 Feb 15;184(4):2130-9. doi: 10.4049/jimmunol.0901528. Epub 2010 Jan 18. PMID: 20083667.</w:t>
-      </w:r>
-    </w:p>
-    <w:p>
-      <w:pPr>
-        <w:pStyle w:val="ListParagraph"/>
-        <w:numPr>
-          <w:ilvl w:val="0"/>
-          <w:numId w:val="6"/>
-        </w:numPr>
-      </w:pPr>
-      <w:r>
-        <w:t>Korn T, Hiltensperger M. Role of IL-6 in the commitment of T cell subsets. Cytokine. 2021 Oct;146:155654. doi: 10.1016/j.cyto.2021.155654. Epub 2021 Jul 26. PMID: 34325116; PMCID: PMC8375581.</w:t>
-      </w:r>
-    </w:p>
-    <w:p>
-      <w:pPr>
-        <w:pStyle w:val="ListParagraph"/>
-        <w:numPr>
-          <w:ilvl w:val="0"/>
-          <w:numId w:val="6"/>
-        </w:numPr>
-      </w:pPr>
-      <w:r>
-        <w:t>Kasahara Y, Miyawaki T, Kato K, Kanegane H, Yachie A, Yokoi T, Taniguchi N. Role of interleukin 6 for differential responsiveness of naive and memory CD4+ T cells in CD2-mediated activation. J Exp Med. 1990 Nov 1;172(5):1419-24. doi: 10.1084/jem.172.5.1419. PMID: 1977837; PMCID: PMC2188655.</w:t>
-      </w:r>
-    </w:p>
-    <w:p>
-      <w:pPr>
-        <w:pStyle w:val="ListParagraph"/>
-        <w:numPr>
-          <w:ilvl w:val="0"/>
-          <w:numId w:val="6"/>
-        </w:numPr>
-      </w:pPr>
-      <w:r>
-        <w:lastRenderedPageBreak/>
-        <w:t>Hunter CA, Jones SA. IL-6 as a keystone cytokine in health and disease. Nat Immunol. 2015 May;16(5):448-57. doi: 10.1038/ni.3153. Erratum in: Nat Immunol. 2017 Oct 18;18(11):1271. doi: 10.1038/ni1117-1271b. PMID: 25898198.</w:t>
-      </w:r>
-    </w:p>
-    <w:p>
-      <w:pPr>
-        <w:pStyle w:val="ListParagraph"/>
-        <w:numPr>
-          <w:ilvl w:val="0"/>
-          <w:numId w:val="6"/>
-        </w:numPr>
-      </w:pPr>
-      <w:r>
-        <w:t>Teague TK, Schaefer BC, Hildeman D, Bender J, Mitchell T, Kappler JW, Marrack P. Activation-induced inhibition of interleukin 6-mediated T cell survival and signal transducer and activator of transcription 1 signaling. J Exp Med. 2000 Mar 20;191(6):915-26. doi: 10.1084/jem.191.6.915. PMID: 10727454; PMCID: PMC2193120.</w:t>
-      </w:r>
-    </w:p>
-    <w:p>
-      <w:pPr>
-        <w:pStyle w:val="ListParagraph"/>
-        <w:numPr>
-          <w:ilvl w:val="0"/>
-          <w:numId w:val="6"/>
-        </w:numPr>
-      </w:pPr>
-      <w:r>
-        <w:t>Villarino AV, Kanno Y, O'Shea JJ. Mechanisms and consequences of Jak-STAT signaling in the immune system. Nat Immunol. 2017 Mar 22;18(4):374-384. doi: 10.1038/ni.3691. PMID: 28323260; PMCID: PMC11565648.</w:t>
-      </w:r>
-    </w:p>
-    <w:p>
-      <w:pPr>
-        <w:pStyle w:val="ListParagraph"/>
-        <w:numPr>
-          <w:ilvl w:val="0"/>
-          <w:numId w:val="6"/>
-        </w:numPr>
-      </w:pPr>
-      <w:r>
-        <w:t>Twohig JP, Cardus Figueras A, Andrews R, Wiede F, Cossins BC, Derrac Soria A, Lewis MJ, Townsend MJ, Millrine D, Li J, Hill DG, Uceda Fernandez J, Liu X, Szomolay B, Pepper CJ, Taylor PR, Pitzalis C, Tiganis T, Williams NM, Jones GW, Jones SA. Activation of naïve CD4+ T cells re-tunes STAT1 signaling to deliver unique cytokine responses in memory CD4+ T cells. Nat Immunol. 2019 Apr;20(4):458-470. doi: 10.1038/s41590-019-0350-0. Epub 2019 Mar 19. PMID: 30890796; PMCID: PMC7610646.</w:t>
-      </w:r>
-    </w:p>
-    <w:p>
-      <w:pPr>
-        <w:pStyle w:val="ListParagraph"/>
-        <w:numPr>
-          <w:ilvl w:val="0"/>
-          <w:numId w:val="6"/>
-        </w:numPr>
-      </w:pPr>
-      <w:r>
-        <w:t>Baumgartner CK, Ebrahimi-Nik H, Iracheta-Vellve A, Hamel KM, Olander KE, Davis TGR, McGuire KA, Halvorsen GT, Avila OI, Patel CH, Kim SY, Kammula AV, Muscato AJ, Halliwill K, Geda P, Klinge KL, Xiong Z, Duggan R, Mu L, Yeary MD, Patti JC, Balon TM, Mathew R, Backus C, Kennedy DE, Chen A, Longenecker K, Klahn JT, Hrusch CL, Krishnan N, Hutchins CW, Dunning JP, Bulic M, Tiwari P, Colvin KJ, Chuong CL, Kohnle IC, Rees MG, Boghossian A, Ronan M, Roth JA, Wu MJ, Suermondt JSMT, Knudsen NH, Cheruiyot CK, Sen DR, Griffin GK, Golub TR, El-Bardeesy N, Decker JH, Yang Y, Guffroy M, Fossey S, Trusk P, Sun IM, Liu Y, Qiu W, Sun Q, Paddock MN, Farney EP, Matulenko MA, Beauregard C, Frost JM, Yates KB, Kym PR, Manguso RT. The PTPN2/PTPN1 inhibitor ABBV-CLS-484 unleashes potent anti-tumour immunity. Nature. 2023 Oct;622(7984):850-862. doi: 10.1038/s41586-023-06575-7. Epub 2023 Oct 4. PMID: 37794185; PMCID: PMC10599993.</w:t>
-      </w:r>
-    </w:p>
-    <w:p>
-      <w:pPr>
-        <w:pStyle w:val="ListParagraph"/>
-        <w:numPr>
-          <w:ilvl w:val="0"/>
-          <w:numId w:val="6"/>
-        </w:numPr>
-      </w:pPr>
-      <w:r>
-        <w:t>Wiede F, Lu KH, Du X, Liang S, Hochheiser K, Dodd GT, Goh PK, Kearney C, Meyran D, Beavis PA, Henderson MA, Park SL, Waithman J, Zhang S, Zhang ZY, Oliaro J, Gebhardt T, Darcy PK, Tiganis T. PTPN2 phosphatase deletion in T cells promotes anti-tumour immunity and CAR T-cell efficacy in solid tumours. EMBO J. 2020 Jan 15;39(2):e103637. doi: 10.15252/embj.2019103637. Epub 2019 Dec 5. PMID: 31803974; PMCID: PMC6960448.</w:t>
-      </w:r>
-    </w:p>
-    <w:p>
-      <w:pPr>
-        <w:pStyle w:val="ListParagraph"/>
-        <w:numPr>
-          <w:ilvl w:val="0"/>
-          <w:numId w:val="6"/>
-        </w:numPr>
-      </w:pPr>
-      <w:r>
-        <w:t>Liang S, Tran E, Du X, Dong J, Sudholz H, Chen H, Qu Z, Huntington ND, Babon JJ, Kershaw NJ, Zhang ZY, Baell JB, Wiede F, Tiganis T. A small molecule inhibitor of PTP1B and PTPN2 enhances T cell anti-tumor immunity. Nat Commun. 2023 Jul 27;14(1):4524. doi: 10.1038/s41467-023-40170-8. PMID: 37500611; PMCID: PMC10374545.</w:t>
-      </w:r>
-    </w:p>
-    <w:p>
-      <w:pPr>
-        <w:pStyle w:val="ListParagraph"/>
-        <w:numPr>
-          <w:ilvl w:val="0"/>
-          <w:numId w:val="6"/>
-        </w:numPr>
-      </w:pPr>
-      <w:r>
-        <w:t>Parlato M, Nian Q, Charbit-Henrion F, Ruemmele FM, Rodrigues-Lima F, Cerf-Bensussan N; Immunobiota Study Group. Loss-of-Function Mutation in PTPN2 Causes Aberrant Activation of JAK Signaling Via STAT and Very Early Onset Intestinal Inflammation. Gastroenterology. 2020 Nov;159(5):1968-1971.e4. doi: 10.1053/j.gastro.2020.07.040. Epub 2020 Jul 25. PMID: 32721438.</w:t>
-      </w:r>
-    </w:p>
-    <w:p>
-      <w:pPr>
-        <w:pStyle w:val="ListParagraph"/>
-        <w:numPr>
-          <w:ilvl w:val="0"/>
-          <w:numId w:val="6"/>
-        </w:numPr>
-      </w:pPr>
-      <w:r>
-        <w:lastRenderedPageBreak/>
-        <w:t>Thaventhiran JED, Lango Allen H, Burren OS, Rae W, Greene D, Staples E, Zhang Z, Farmery JHR, Simeoni I, Rivers E, Maimaris J, Penkett CJ, Stephens J, Deevi SVV, Sanchis-Juan A, Gleadall NS, Thomas MJ, Sargur RB, Gordins P, Baxendale HE, Brown M, Tuijnenburg P, Worth A, Hanson S, Linger RJ, Buckland MS, Rayner-Matthews PJ, Gilmour KC, Samarghitean C, Seneviratne SL, Sansom DM, Lynch AG, Megy K, Ellinghaus E, Ellinghaus D, Jorgensen SF, Karlsen TH, Stirrups KE, Cutler AJ, Kumararatne DS, Chandra A, Edgar JDM, Herwadkar A, Cooper N, Grigoriadou S, Huissoon AP, Goddard S, Jolles S, Schuetz C, Boschann F; Primary Immunodeficiency Consortium for the NIHR Bioresource; Lyons PA, Hurles ME, Savic S, Burns SO, Kuijpers TW, Turro E, Ouwehand WH, Thrasher AJ, Smith KGC. Whole-genome sequencing of a sporadic primary immunodeficiency cohort. Nature. 2020 Jul;583(7814):90-95. doi: 10.1038/s41586-020-2265-1. Epub 2020 May 6. Erratum in: Nature. 2020 Aug;584(7819):E2. doi: 10.1038/s41586-020-2556-6. PMID: 32499645; PMCID: PMC7334047.</w:t>
-      </w:r>
-    </w:p>
-    <w:p>
-      <w:pPr>
-        <w:pStyle w:val="ListParagraph"/>
-        <w:numPr>
-          <w:ilvl w:val="0"/>
-          <w:numId w:val="6"/>
-        </w:numPr>
-      </w:pPr>
-      <w:r>
-        <w:t>You-Ten KE, Muise ES, Itié A, Michaliszyn E, Wagner J, Jothy S, Lapp WS, Tremblay ML. Impaired bone marrow microenvironment and immune function in T cell protein tyrosine phosphatase-deficient mice. J Exp Med. 1997 Aug 29;186(5):683-93. doi: 10.1084/jem.186.5.683. PMID: 9271584; PMCID: PMC2199020.</w:t>
-      </w:r>
-    </w:p>
-    <w:p>
-      <w:pPr>
-        <w:pStyle w:val="ListParagraph"/>
-        <w:numPr>
-          <w:ilvl w:val="0"/>
-          <w:numId w:val="6"/>
-        </w:numPr>
-      </w:pPr>
-      <w:r>
-        <w:t>Wiede F, Shields BJ, Chew SH, Kyparissoudis K, van Vliet C, Galic S, Tremblay ML, Russell SM, Godfrey DI, Tiganis T. T cell protein tyrosine phosphatase attenuates T cell signaling to maintain tolerance in mice. J Clin Invest. 2011 Dec;121(12):4758-74. doi: 10.1172/JCI59492. Epub 2011 Nov 14. Erratum in: J Clin Invest. 2023 Oct 16;133(20):e175163. doi: 10.1172/JCI175163. PMID: 22080863; PMCID: PMC3226006.</w:t>
-      </w:r>
-    </w:p>
-    <w:p>
-      <w:pPr>
-        <w:pStyle w:val="ListParagraph"/>
-        <w:numPr>
-          <w:ilvl w:val="0"/>
-          <w:numId w:val="6"/>
-        </w:numPr>
-      </w:pPr>
-      <w:r>
-        <w:t>Wolf FA, Angerer P, Theis FJ. SCANPY: large-scale single-cell gene expression data analysis. Genome Biol. 2018 Feb 6;19(1):15. doi: 10.1186/s13059-017-1382-0. PMID: 29409532; PMCID: PMC5802054.</w:t>
-      </w:r>
-    </w:p>
-    <w:p>
-      <w:pPr>
-        <w:pStyle w:val="ListParagraph"/>
-        <w:numPr>
-          <w:ilvl w:val="0"/>
-          <w:numId w:val="6"/>
-        </w:numPr>
-      </w:pPr>
-      <w:r>
-        <w:t>Korsunsky I, Millard N, Fan J, Slowikowski K, Zhang F, Wei K, Baglaenko Y, Brenner M, Loh PR, Raychaudhuri S. Fast, sensitive and accurate integration of single-cell data with Harmony. Nat Methods. 2019 Dec;16(12):1289-1296. doi: 10.1038/s41592-019-0619-0. Epub 2019 Nov 18. PMID: 31740819; PMCID: PMC6884693.</w:t>
-      </w:r>
-    </w:p>
-    <w:p>
-      <w:pPr>
-        <w:pStyle w:val="ListParagraph"/>
-        <w:numPr>
-          <w:ilvl w:val="0"/>
-          <w:numId w:val="6"/>
-        </w:numPr>
-      </w:pPr>
-      <w:r>
-        <w:t>Ntranos V, Yi L, Melsted P, Pachter L. A discriminative learning approach to differential expression analysis for single-cell RNA-seq. Nat Methods. 2019 Feb;16(2):163-166. doi: 10.1038/s41592-018-0303-9. Epub 2019 Jan 21. PMID: 30664774.</w:t>
-      </w:r>
-    </w:p>
-    <w:p>
-      <w:pPr>
-        <w:pStyle w:val="ListParagraph"/>
-        <w:numPr>
-          <w:ilvl w:val="0"/>
-          <w:numId w:val="6"/>
-        </w:numPr>
-      </w:pPr>
-      <w:r>
-        <w:t>Baldarelli RM, Smith CL, Ringwald M, Richardson JE, Bult CJ; Mouse Genome Informatics Group. Mouse Genome Informatics: an integrated knowledgebase system for the laboratory mouse. Genetics. 2024 May 7;227(1):iyae031. doi: 10.1093/genetics/iyae031. PMID: 38531069; PMCID: PMC11075557.</w:t>
-      </w:r>
-    </w:p>
-    <w:p>
-      <w:pPr>
-        <w:pStyle w:val="ListParagraph"/>
-        <w:numPr>
-          <w:ilvl w:val="0"/>
-          <w:numId w:val="6"/>
-        </w:numPr>
-      </w:pPr>
-      <w:r>
-        <w:t>Chen EY, Tan CM, Kou Y, Duan Q, Wang Z, Meirelles GV, Clark NR, Ma'ayan A. Enrichr: interactive and collaborative HTML5 gene list enrichment analysis tool. BMC Bioinformatics. 2013 Apr 15;14:128. doi: 10.1186/1471-2105-14-128. PMID: 23586463; PMCID: PMC3637064.</w:t>
-      </w:r>
-    </w:p>
-    <w:p>
-      <w:pPr>
-        <w:pStyle w:val="ListParagraph"/>
-        <w:numPr>
-          <w:ilvl w:val="0"/>
-          <w:numId w:val="6"/>
-        </w:numPr>
-      </w:pPr>
-      <w:r>
-        <w:t xml:space="preserve">Kuleshov MV, Jones MR, Rouillard AD, Fernandez NF, Duan Q, Wang Z, Koplev S, Jenkins SL, Jagodnik KM, Lachmann A, McDermott MG, Monteiro CD, Gundersen GW, Ma'ayan A. Enrichr: a comprehensive gene set enrichment analysis web server 2016 </w:t>
-      </w:r>
-      <w:r>
-        <w:lastRenderedPageBreak/>
-        <w:t>update. Nucleic Acids Res. 2016 Jul 8;44(W1):W90-7. doi: 10.1093/nar/gkw377. Epub 2016 May 3. PMID: 27141961; PMCID: PMC4987924.</w:t>
-      </w:r>
-    </w:p>
-    <w:p>
-      <w:pPr>
-        <w:pStyle w:val="ListParagraph"/>
-        <w:numPr>
-          <w:ilvl w:val="0"/>
-          <w:numId w:val="6"/>
-        </w:numPr>
-      </w:pPr>
-      <w:r>
-        <w:t>Xie Z, Bailey A, Kuleshov MV, Clarke DJB, Evangelista JE, Jenkins SL, Lachmann A, Wojciechowicz ML, Kropiwnicki E, Jagodnik KM, Jeon M, Ma'ayan A. Gene Set Knowledge Discovery with Enrichr. Curr Protoc. 2021 Mar;1(3):e90. doi: 10.1002/cpz1.90. PMID: 33780170; PMCID: PMC8152575.</w:t>
-      </w:r>
-    </w:p>
-    <w:p>
-      <w:pPr>
-        <w:pStyle w:val="ListParagraph"/>
-        <w:numPr>
-          <w:ilvl w:val="0"/>
-          <w:numId w:val="6"/>
-        </w:numPr>
-      </w:pPr>
-      <w:r>
-        <w:t>Aibar S, González-Blas CB, Moerman T, Huynh-Thu VA, Imrichova H, Hulselmans G, Rambow F, Marine JC, Geurts P, Aerts J, van den Oord J, Atak ZK, Wouters J, Aerts S. SCENIC: single-cell regulatory network inference and clustering. Nat Methods. 2017 Nov;14(11):1083-1086. doi: 10.1038/nmeth.4463. Epub 2017 Oct 9. PMID: 28991892; PMCID: PMC5937676.</w:t>
-      </w:r>
-    </w:p>
-    <w:p>
-      <w:pPr>
-        <w:pStyle w:val="ListParagraph"/>
-        <w:numPr>
-          <w:ilvl w:val="0"/>
-          <w:numId w:val="6"/>
-        </w:numPr>
-      </w:pPr>
-      <w:r>
-        <w:t>Trapnell C, Cacchiarelli D, Grimsby J, Pokharel P, Li S, Morse M, Lennon NJ, Livak KJ, Mikkelsen TS, Rinn JL. The dynamics and regulators of cell fate decisions are revealed by pseudotemporal ordering of single cells. Nat Biotechnol. 2014 Apr;32(4):381-386. doi: 10.1038/nbt.2859. Epub 2014 Mar 23. PMID: 24658644; PMCID: PMC4122333.</w:t>
-      </w:r>
-    </w:p>
-    <w:p>
-      <w:pPr>
-        <w:pStyle w:val="ListParagraph"/>
-        <w:numPr>
-          <w:ilvl w:val="0"/>
-          <w:numId w:val="6"/>
-        </w:numPr>
-      </w:pPr>
-      <w:r>
-        <w:t>Cao J, Spielmann M, Qiu X, Huang X, Ibrahim DM, Hill AJ, Zhang F, Mundlos S, Christiansen L, Steemers FJ, Trapnell C, Shendure J. The single-cell transcriptional landscape of mammalian organogenesis. Nature. 2019 Feb;566(7745):496-502. doi: 10.1038/s41586-019-0969-x. Epub 2019 Feb 20. PMID: 30787437; PMCID: PMC6434952.</w:t>
-      </w:r>
-    </w:p>
-    <w:p>
-      <w:pPr>
-        <w:pStyle w:val="ListParagraph"/>
-        <w:numPr>
-          <w:ilvl w:val="0"/>
-          <w:numId w:val="6"/>
-        </w:numPr>
-      </w:pPr>
-      <w:r>
-        <w:t>Svensson MN, Doody KM, Schmiedel BJ, Bhattacharyya S, Panwar B, Wiede F, Yang S, Santelli E, Wu DJ, Sacchetti C, Gujar R, Seumois G, Kiosses WB, Aubry I, Kim G, Mydel P, Sakaguchi S, Kronenberg M, Tiganis T, Tremblay ML, Ay F, Vijayanand P, Bottini N. Reduced expression of phosphatase PTPN2 promotes pathogenic conversion of Tregs in autoimmunity. J Clin Invest. 2019 Mar 1;129(3):1193-1210. doi: 10.1172/JCI123267. Epub 2019 Feb 11. PMID: 30620725; PMCID: PMC6391091.</w:t>
-      </w:r>
-    </w:p>
-    <w:p>
-      <w:pPr>
-        <w:pStyle w:val="ListParagraph"/>
-        <w:numPr>
-          <w:ilvl w:val="0"/>
-          <w:numId w:val="6"/>
-        </w:numPr>
-      </w:pPr>
-      <w:r>
-        <w:t>Bailey TL, Johnson J, Grant CE, Noble WS. The MEME Suite. Nucleic Acids Res. 2015 Jul 1;43(W1):W39-49. doi: 10.1093/nar/gkv416. Epub 2015 May 7. PMID: 25953851; PMCID: PMC4489269.</w:t>
-      </w:r>
-    </w:p>
-    <w:p>
-      <w:pPr>
-        <w:pStyle w:val="ListParagraph"/>
-        <w:numPr>
-          <w:ilvl w:val="0"/>
-          <w:numId w:val="6"/>
-        </w:numPr>
-      </w:pPr>
-      <w:r>
-        <w:t>McLeay RC, Bailey TL. Motif Enrichment Analysis: a unified framework and an evaluation on ChIP data. BMC Bioinformatics. 2010 Apr 1;11:165. doi: 10.1186/1471-2105-11-165. PMID: 20356413; PMCID: PMC2868005.</w:t>
-      </w:r>
-    </w:p>
-    <w:p>
-      <w:pPr>
-        <w:pStyle w:val="ListParagraph"/>
-        <w:numPr>
-          <w:ilvl w:val="0"/>
-          <w:numId w:val="6"/>
-        </w:numPr>
-      </w:pPr>
-      <w:r>
-        <w:t>Grant CE, Bailey TL, Noble WS. FIMO: scanning for occurrences of a given motif. Bioinformatics. 2011 Apr 1;27(7):1017-8. doi: 10.1093/bioinformatics/btr064. Epub 2011 Feb 16. PMID: 21330290; PMCID: PMC3065696.</w:t>
-      </w:r>
-    </w:p>
-    <w:p>
-      <w:pPr>
-        <w:pStyle w:val="ListParagraph"/>
-        <w:numPr>
-          <w:ilvl w:val="0"/>
-          <w:numId w:val="6"/>
-        </w:numPr>
-      </w:pPr>
-      <w:r>
-        <w:t>Ovek Baydar D, Rauluseviciute I, Aronsen DR, Blanc-Mathieu R, Bonthuis I, de Beukelaer H, Ferenc K, Jegou A, Kumar V, Lemma RB, Lucas J, Pochon M, Yun CM, Ramalingam V, Deshpande SS, Patel A, Marinov GK, Wang AT, Aguirre A, Castro-Mondragon JA, Baranasic D, Chèneby J, Gundersen S, Johansen M, Khan A, Kuijjer ML, Hovig E, Lenhard B, Sandelin A, Vandepoele K, Wasserman WW, Parcy F, Kundaje A, Mathelier A. JASPAR 2026: expansion of transcription factor binding profiles and integration of deep learning models. Nucleic Acids Res. 2026 Jan 6;54(D1):D184-D193. doi: 10.1093/nar/gkaf1209. PMID: 41325984; PMCID: PMC12807658.</w:t>
-      </w:r>
-    </w:p>
-    <w:p>
-      <w:pPr>
-        <w:pStyle w:val="ListParagraph"/>
-        <w:numPr>
-          <w:ilvl w:val="0"/>
-          <w:numId w:val="6"/>
-        </w:numPr>
-      </w:pPr>
-      <w:r>
-        <w:lastRenderedPageBreak/>
-        <w:t>Robinson JT, Thorvaldsdóttir H, Winckler W, Guttman M, Lander ES, Getz G, Mesirov JP. Integrative genomics viewer. Nat Biotechnol. 2011 Jan;29(1):24-6. doi: 10.1038/nbt.1754. PMID: 21221095; PMCID: PMC3346182.</w:t>
-      </w:r>
-    </w:p>
-    <w:p>
-      <w:pPr>
-        <w:pStyle w:val="ListParagraph"/>
-        <w:numPr>
-          <w:ilvl w:val="0"/>
-          <w:numId w:val="6"/>
-        </w:numPr>
-      </w:pPr>
-      <w:r>
-        <w:t>Li H, Handsaker B, Wysoker A, Fennell T, Ruan J, Homer N, Marth G, Abecasis G, Durbin R; 1000 Genome Project Data Processing Subgroup. The Sequence Alignment/Map format and SAMtools. Bioinformatics. 2009 Aug 15;25(16):2078-9. doi: 10.1093/bioinformatics/btp352. Epub 2009 Jun 8. PMID: 19505943; PMCID: PMC2723002.</w:t>
-      </w:r>
-    </w:p>
-    <w:p>
-      <w:pPr>
-        <w:pStyle w:val="ListParagraph"/>
-        <w:numPr>
-          <w:ilvl w:val="0"/>
-          <w:numId w:val="6"/>
-        </w:numPr>
-      </w:pPr>
-      <w:r>
-        <w:t>Workman CJ, Szymczak-Workman AL, Collison LW, Pillai MR, Vignali DA. The development and function of regulatory T cells. Cell Mol Life Sci. 2009 Aug;66(16):2603-22. doi: 10.1007/s00018-009-0026-2. Epub 2009 Apr 24. PMID: 19390784; PMCID: PMC2715449.</w:t>
-      </w:r>
-    </w:p>
-    <w:p>
-      <w:pPr>
-        <w:pStyle w:val="ListParagraph"/>
-        <w:numPr>
-          <w:ilvl w:val="0"/>
-          <w:numId w:val="6"/>
-        </w:numPr>
-      </w:pPr>
-      <w:r>
-        <w:t>Escobar G, Mangani D, Anderson AC. T cell factor 1: A master regulator of the T cell response in disease. Sci Immunol. 2020 Nov 6;5(53):eabb9726. doi: 10.1126/sciimmunol.abb9726. PMID: 33158974; PMCID: PMC8221367.</w:t>
-      </w:r>
-    </w:p>
-    <w:p>
-      <w:pPr>
-        <w:pStyle w:val="ListParagraph"/>
-        <w:numPr>
-          <w:ilvl w:val="0"/>
-          <w:numId w:val="6"/>
-        </w:numPr>
-      </w:pPr>
-      <w:r>
-        <w:t>Sun Y, Liu T, Bai W. MAF bZIP Transcription Factor B (MAFB) Protected Against Ovalbumin-Induced Allergic Rhinitis via the Alleviation of Inflammation by Restoring the T Helper (Th) 1/Th2/Th17 Imbalance and Epithelial Barrier Dysfunction. J Asthma Allergy. 2022 Feb 25;15:267-280. doi: 10.2147/JAA.S335560. PMID: 35250280; PMCID: PMC8888334.</w:t>
-      </w:r>
-    </w:p>
-    <w:p>
-      <w:pPr>
-        <w:pStyle w:val="ListParagraph"/>
-        <w:numPr>
-          <w:ilvl w:val="0"/>
-          <w:numId w:val="6"/>
-        </w:numPr>
-      </w:pPr>
-      <w:r>
-        <w:t>Gilchrist M, Henderson WR Jr, Clark AE, Simmons RM, Ye X, Smith KD, Aderem A. Activating transcription factor 3 is a negative regulator of allergic pulmonary inflammation. J Exp Med. 2008 Sep 29;205(10):2349-57. doi: 10.1084/jem.20072254. Epub 2008 Sep 15. PMID: 18794337; PMCID: PMC2556774.</w:t>
-      </w:r>
-    </w:p>
-    <w:p>
-      <w:pPr>
-        <w:pStyle w:val="ListParagraph"/>
-        <w:numPr>
-          <w:ilvl w:val="0"/>
-          <w:numId w:val="6"/>
-        </w:numPr>
-      </w:pPr>
-      <w:r>
-        <w:t>Ottonello S, Genova C, Cossu I, Fontana V, Rijavec E, Rossi G, Biello F, Dal Bello MG, Tagliamento M, Alama A, Coco S, Boccardo S, Vanni I, Ferlazzo G, Moretta L, Grossi F, Mingari MC, Carrega P, Pietra G. Association Between Response to Nivolumab Treatment and Peripheral Blood Lymphocyte Subsets in Patients With Non-small Cell Lung Cancer. Front Immunol. 2020 Feb 7;11:125. doi: 10.3389/fimmu.2020.00125. PMID: 32117275; PMCID: PMC7018763.</w:t>
-      </w:r>
-    </w:p>
-    <w:p>
-      <w:pPr>
-        <w:pStyle w:val="ListParagraph"/>
-        <w:numPr>
-          <w:ilvl w:val="0"/>
-          <w:numId w:val="6"/>
-        </w:numPr>
-      </w:pPr>
-      <w:r>
-        <w:t>Koh J, Hur JY, Lee KY, Kim MS, Heo JY, Ku BM, Sun JM, Lee SH, Ahn JS, Park K, Ahn MJ. Regulatory (FoxP3+) T cells and TGF-β predict the response to anti-PD-1 immunotherapy in patients with non-small cell lung cancer. Sci Rep. 2020 Nov 4;10(1):18994. doi: 10.1038/s41598-020-76130-1. PMID: 33149213; PMCID: PMC7642363.</w:t>
-      </w:r>
-    </w:p>
-    <w:p>
-      <w:pPr>
-        <w:pStyle w:val="ListParagraph"/>
-        <w:numPr>
-          <w:ilvl w:val="0"/>
-          <w:numId w:val="6"/>
-        </w:numPr>
-      </w:pPr>
-      <w:r>
-        <w:t>Scognamiglio G, Capone M, Sabbatino F, Di Mauro A, Cantile M, Cerrone M, Madonna G, Grimaldi AM, Mallardo D, Palla M, Sarno S, Anniciello AM, Di Bonito M, Ascierto PA, Botti G. The Ratio of GrzB+ - FoxP3+ over CD3+ T Cells as a Potential Predictor of Response to Nivolumab in Patients with Metastatic Melanoma. Cancers (Basel). 2021 May 12;13(10):2325. doi: 10.3390/cancers13102325. PMID: 34066146; PMCID: PMC8150779.</w:t>
-      </w:r>
-    </w:p>
-    <w:p>
-      <w:pPr>
-        <w:pStyle w:val="ListParagraph"/>
-        <w:numPr>
-          <w:ilvl w:val="0"/>
-          <w:numId w:val="6"/>
-        </w:numPr>
-      </w:pPr>
-      <w:r>
-        <w:t>Oleinika K, Nibbs RJ, Graham GJ, Fraser AR. Suppression, subversion and escape: the role of regulatory T cells in cancer progression. Clin Exp Immunol. 2013 Jan;171(1):36-45. doi: 10.1111/j.1365-2249.2012.04657.x. PMID: 23199321; PMCID: PMC3530093.</w:t>
-      </w:r>
-    </w:p>
-    <w:p>
-      <w:pPr>
-        <w:pStyle w:val="ListParagraph"/>
-        <w:numPr>
-          <w:ilvl w:val="0"/>
-          <w:numId w:val="6"/>
-        </w:numPr>
-      </w:pPr>
-      <w:r>
-        <w:t xml:space="preserve">Ohaegbulam KC, Assal A, Lazar-Molnar E, Yao Y, Zang X. Human cancer immunotherapy with antibodies to the PD-1 and PD-L1 pathway. Trends Mol Med. 2015 </w:t>
-      </w:r>
-      <w:r>
-        <w:lastRenderedPageBreak/>
-        <w:t>Jan;21(1):24-33. doi: 10.1016/j.molmed.2014.10.009. Epub 2014 Oct 30. PMID: 25440090; PMCID: PMC4282825.</w:t>
-      </w:r>
-    </w:p>
-    <w:p>
-      <w:pPr>
-        <w:pStyle w:val="ListParagraph"/>
-        <w:numPr>
-          <w:ilvl w:val="0"/>
-          <w:numId w:val="6"/>
-        </w:numPr>
-      </w:pPr>
-      <w:r>
-        <w:t>Alsaab HO, Sau S, Alzhrani R, Tatiparti K, Bhise K, Kashaw SK, Iyer AK. PD-1 and PD-L1 Checkpoint Signaling Inhibition for Cancer Immunotherapy: Mechanism, Combinations, and Clinical Outcome. Front Pharmacol. 2017 Aug 23;8:561. doi: 10.3389/fphar.2017.00561. PMID: 28878676; PMCID: PMC5572324.</w:t>
-      </w:r>
-    </w:p>
-    <w:p>
-      <w:pPr>
-        <w:pStyle w:val="ListParagraph"/>
-        <w:numPr>
-          <w:ilvl w:val="0"/>
-          <w:numId w:val="6"/>
-        </w:numPr>
-      </w:pPr>
-      <w:r>
-        <w:t>Wiede F, Dudakov JA, Lu KH, Dodd GT, Butt T, Godfrey DI, Strasser A, Boyd RL, Tiganis T. PTPN2 regulates T cell lineage commitment and αβ versus γδ specification. J Exp Med. 2017 Sep 4;214(9):2733-2758. doi: 10.1084/jem.20161903. Epub 2017 Aug 10. PMID: 28798028; PMCID: PMC5584121.</w:t>
-      </w:r>
-    </w:p>
-    <w:p>
-      <w:pPr>
-        <w:pStyle w:val="ListParagraph"/>
-        <w:numPr>
-          <w:ilvl w:val="0"/>
-          <w:numId w:val="6"/>
-        </w:numPr>
-      </w:pPr>
-      <w:r>
-        <w:t>Wiede F, La Gruta NL, Tiganis T. PTPN2 attenuates T-cell lymphopenia-induced proliferation. Nat Commun. 2014;5:3073. doi: 10.1038/ncomms4073. PMID: 24445916.</w:t>
-      </w:r>
-    </w:p>
-    <w:p>
-      <w:pPr>
-        <w:pStyle w:val="ListParagraph"/>
-        <w:numPr>
-          <w:ilvl w:val="0"/>
-          <w:numId w:val="6"/>
-        </w:numPr>
-      </w:pPr>
-      <w:r>
-        <w:t>van Vliet C, Bukczynska PE, Puryer MA, Sadek CM, Shields BJ, Tremblay ML, Tiganis T. Selective regulation of tumor necrosis factor-induced Erk signaling by Src family kinases and the T cell protein tyrosine phosphatase. Nat Immunol. 2005 Mar;6(3):253-60. doi: 10.1038/ni1169. Epub 2005 Feb 6. PMID: 15696169.</w:t>
-      </w:r>
-    </w:p>
-    <w:p>
-      <w:pPr>
-        <w:pStyle w:val="ListParagraph"/>
-        <w:numPr>
-          <w:ilvl w:val="0"/>
-          <w:numId w:val="6"/>
-        </w:numPr>
-      </w:pPr>
-      <w:r>
-        <w:t>Kumagai S, Togashi Y, Kamada T, Sugiyama E, Nishinakamura H, Takeuchi Y, Vitaly K, Itahashi K, Maeda Y, Matsui S, Shibahara T, Yamashita Y, Irie T, Tsuge A, Fukuoka S, Kawazoe A, Udagawa H, Kirita K, Aokage K, Ishii G, Kuwata T, Nakama K, Kawazu M, Ueno T, Yamazaki N, Goto K, Tsuboi M, Mano H, Doi T, Shitara K, Nishikawa H. The PD-1 expression balance between effector and regulatory T cells predicts the clinical efficacy of PD-1 blockade therapies. Nat Immunol. 2020 Nov;21(11):1346-1358. doi: 10.1038/s41590-020-0769-3. Epub 2020 Aug 31. PMID: 32868929.</w:t>
-      </w:r>
-    </w:p>
-    <w:p>
-      <w:pPr>
-        <w:pStyle w:val="ListParagraph"/>
-        <w:numPr>
-          <w:ilvl w:val="0"/>
-          <w:numId w:val="6"/>
-        </w:numPr>
-      </w:pPr>
-      <w:r>
-        <w:t>Chen X, Fosco D, Kline DE, Meng L, Nishi S, Savage PA, Kline J. PD-1 regulates extrathymic regulatory T-cell differentiation. Eur J Immunol. 2014 Sep;44(9):2603-16. doi: 10.1002/eji.201344423. Epub 2014 Aug 18. PMID: 24975127; PMCID: PMC4165701.</w:t>
-      </w:r>
-    </w:p>
-    <w:p>
-      <w:pPr>
-        <w:pStyle w:val="ListParagraph"/>
-        <w:numPr>
-          <w:ilvl w:val="0"/>
-          <w:numId w:val="6"/>
-        </w:numPr>
-      </w:pPr>
-      <w:r>
-        <w:t>Xydia M, Rahbari R, Ruggiero E, Macaulay I, Tarabichi M, Lohmayer R, Wilkening S, Michels T, Brown D, Vanuytven S, Mastitskaya S, Laidlaw S, Grabe N, Pritsch M, Fronza R, Hexel K, Schmitt S, Müller-Steinhardt M, Halama N, Domschke C, Schmidt M, von Kalle C, Schütz F, Voet T, Beckhove P. Common clonal origin of conventional T cells and induced regulatory T cells in breast cancer patients. Nat Commun. 2021 Feb 18;12(1):1119. doi: 10.1038/s41467-021-21297-y. PMID: 33602930; PMCID: PMC7893042.</w:t>
-      </w:r>
-    </w:p>
-    <w:p>
-      <w:pPr>
-        <w:pStyle w:val="ListParagraph"/>
-        <w:numPr>
-          <w:ilvl w:val="0"/>
-          <w:numId w:val="6"/>
-        </w:numPr>
-      </w:pPr>
-      <w:r>
-        <w:t>Bothur E, Raifer H, Haftmann C, Stittrich AB, Brüstle A, Brenner D, Bollig N, Bieringer M, Kang CH, Reinhard K, Camara B, Huber M, Visekruna A, Steinhoff U, Repenning A, Bauer UM, Sexl V, Radbruch A, Sparwasser T, Mashreghi MF, Wah Mak T, Lohoff M. Antigen receptor-mediated depletion of FOXP3 in induced regulatory T-lymphocytes via PTPN2 and FOXO1. Nat Commun. 2015 Oct 13;6:8576. doi: 10.1038/ncomms9576. PMID: 26815406; PMCID: PMC4633965.</w:t>
-      </w:r>
-    </w:p>
-    <w:p>
-      <w:pPr>
-        <w:pStyle w:val="ListParagraph"/>
-        <w:numPr>
-          <w:ilvl w:val="0"/>
-          <w:numId w:val="6"/>
-        </w:numPr>
-      </w:pPr>
-      <w:r>
-        <w:t>Li D, Kong C, Tsun A, Chen C, Song H, Shi G, Pan W, Dai D, Shen N, Li B. MiR-125a-5p Decreases the Sensitivity of Treg cells Toward IL-6-Mediated Conversion by Inhibiting IL-6R and STAT3 Expression. Sci Rep. 2015 Oct 1;5:14615. doi: 10.1038/srep14615. PMID: 26424054; PMCID: PMC4589732.</w:t>
-      </w:r>
-    </w:p>
-    <w:p>
-      <w:pPr>
-        <w:pStyle w:val="ListParagraph"/>
-        <w:numPr>
-          <w:ilvl w:val="0"/>
-          <w:numId w:val="6"/>
-        </w:numPr>
-      </w:pPr>
-      <w:r>
-        <w:t xml:space="preserve">Whiteside TL, Schuler P, Schilling B. Induced and natural regulatory T cells in human cancer. Expert Opin Biol Ther. 2012 Oct;12(10):1383-97. doi: </w:t>
-      </w:r>
-      <w:r>
-        <w:lastRenderedPageBreak/>
-        <w:t>10.1517/14712598.2012.707184. Epub 2012 Jul 31. PMID: 22849383; PMCID: PMC3730844.</w:t>
-      </w:r>
-    </w:p>
-    <w:p>
-      <w:pPr>
-        <w:pStyle w:val="ListParagraph"/>
-        <w:numPr>
-          <w:ilvl w:val="0"/>
-          <w:numId w:val="6"/>
-        </w:numPr>
-      </w:pPr>
-      <w:r>
-        <w:t>Spalinger MR, Kasper S, Chassard C, Raselli T, Frey-Wagner I, Gottier C, Lang S, Atrott K, Vavricka SR, Mair F, Becher B, Lacroix C, Fried M, Rogler G, Scharl M. PTPN2 controls differentiation of CD4⁺ T cells and limits intestinal inflammation and intestinal dysbiosis. Mucosal Immunol. 2015 Jul;8(4):918-29. doi: 10.1038/mi.2014.122. Epub 2014 Dec 10. PMID: 25492475.</w:t>
-      </w:r>
-    </w:p>
-    <w:p>
-      <w:pPr>
-        <w:pStyle w:val="ListParagraph"/>
-        <w:numPr>
-          <w:ilvl w:val="0"/>
-          <w:numId w:val="6"/>
-        </w:numPr>
-      </w:pPr>
-      <w:r>
-        <w:t>Amarnath S, Mangus CW, Wang JC, Wei F, He A, Kapoor V, Foley JE, Massey PR, Felizardo TC, Riley JL, Levine BL, June CH, Medin JA, Fowler DH. The PDL1-PD1 axis converts human TH1 cells into regulatory T cells. Sci Transl Med. 2011 Nov 30;3(111):111ra120. doi: 10.1126/scitranslmed.3003130. PMID: 22133721; PMCID: PMC3235958.</w:t>
-      </w:r>
-    </w:p>
-    <w:p>
-      <w:pPr>
-        <w:pStyle w:val="ListParagraph"/>
-        <w:numPr>
-          <w:ilvl w:val="0"/>
-          <w:numId w:val="6"/>
-        </w:numPr>
-      </w:pPr>
-      <w:r>
-        <w:t>Francisco LM, Salinas VH, Brown KE, Vanguri VK, Freeman GJ, Kuchroo VK, Sharpe AH. PD-L1 regulates the development, maintenance, and function of induced regulatory T cells. J Exp Med. 2009 Dec 21;206(13):3015-29. doi: 10.1084/jem.20090847. Epub 2009 Dec 14. PMID: 20008522; PMCID: PMC2806460.</w:t>
-      </w:r>
-    </w:p>
-    <w:p>
-      <w:pPr>
-        <w:pStyle w:val="ListParagraph"/>
-        <w:numPr>
-          <w:ilvl w:val="0"/>
-          <w:numId w:val="6"/>
-        </w:numPr>
-      </w:pPr>
-      <w:r>
-        <w:t>Stathopoulou C, Gangaplara A, Mallett G, Flomerfelt FA, Liniany LP, Knight D, Samsel LA, Berlinguer-Palmini R, Yim JJ, Felizardo TC, Eckhaus MA, Edgington-Mitchell L, Martinez-Fabregas J, Zhu J, Fowler DH, van Kasteren SI, Laurence A, Bogyo M, Watts C, Shevach EM, Amarnath S. PD-1 Inhibitory Receptor Downregulates Asparaginyl Endopeptidase and Maintains Foxp3 Transcription Factor Stability in Induced Regulatory T Cells. Immunity. 2018 Aug 21;49(2):247-263.e7. doi: 10.1016/j.immuni.2018.05.006. Epub 2018 Jul 24. PMID: 30054205; PMCID: PMC6105434.</w:t>
-      </w:r>
-    </w:p>
-    <w:p>
-      <w:pPr>
-        <w:pStyle w:val="ListParagraph"/>
-        <w:numPr>
-          <w:ilvl w:val="0"/>
-          <w:numId w:val="6"/>
-        </w:numPr>
-      </w:pPr>
-      <w:r>
-        <w:t>Togashi Y, Shitara K, Nishikawa H. Regulatory T cells in cancer immunosuppression - implications for anticancer therapy. Nat Rev Clin Oncol. 2019 Jun;16(6):356-371. doi: 10.1038/s41571-019-0175-7. PMID: 30705439.</w:t>
-      </w:r>
-    </w:p>
-    <w:p>
-      <w:pPr>
-        <w:pStyle w:val="ListParagraph"/>
-        <w:numPr>
-          <w:ilvl w:val="0"/>
-          <w:numId w:val="6"/>
-        </w:numPr>
-      </w:pPr>
-      <w:r>
-        <w:t>Fourcade J, Sun Z, Chauvin JM, Ka M, Davar D, Pagliano O, Wang H, Saada S, Menna C, Amin R, Sander C, Kirkwood JM, Korman AJ, Zarour HM. CD226 opposes TIGIT to disrupt Tregs in melanoma. JCI Insight. 2018 Jul 26;3(14):e121157. doi: 10.1172/jci.insight.121157. PMID: 30046006; PMCID: PMC6124410.</w:t>
-      </w:r>
-    </w:p>
-    <w:p>
-      <w:pPr>
-        <w:pStyle w:val="ListParagraph"/>
-        <w:numPr>
-          <w:ilvl w:val="0"/>
-          <w:numId w:val="6"/>
-        </w:numPr>
-      </w:pPr>
-      <w:r>
-        <w:t>Kandel S, Adhikary P, Li G, Cheng K. The TIM3/Gal9 signaling pathway: An emerging target for cancer immunotherapy. Cancer Lett. 2021 Jul 10;510:67-78. doi: 10.1016/j.canlet.2021.04.011. Epub 2021 Apr 22. PMID: 33895262; PMCID: PMC8168453.</w:t>
-      </w:r>
-    </w:p>
-    <w:p>
-      <w:pPr>
-        <w:pStyle w:val="ListParagraph"/>
-        <w:numPr>
-          <w:ilvl w:val="0"/>
-          <w:numId w:val="6"/>
-        </w:numPr>
-      </w:pPr>
-      <w:r>
-        <w:t>Long L, Zhang X, Chen F, Pan Q, Phiphatwatchara P, Zeng Y, Chen H. The promising immune checkpoint LAG-3: from tumor microenvironment to cancer immunotherapy. Genes Cancer. 2018 May;9(5-6):176-189. doi: 10.18632/genesandcancer.180. PMID: 30603054; PMCID: PMC6305110.</w:t>
-      </w:r>
-    </w:p>
-    <w:p>
-      <w:pPr>
-        <w:pStyle w:val="ListParagraph"/>
-        <w:numPr>
-          <w:ilvl w:val="0"/>
-          <w:numId w:val="6"/>
-        </w:numPr>
-      </w:pPr>
-      <w:r>
-        <w:t>Durham NM, Nirschl CJ, Jackson CM, Elias J, Kochel CM, Anders RA, Drake CG. Lymphocyte Activation Gene 3 (LAG-3) modulates the ability of CD4 T-cells to be suppressed in vivo. PLoS One. 2014 Nov 5;9(11):e109080. doi: 10.1371/journal.pone.0109080. PMID: 25372844; PMCID: PMC4220939.</w:t>
-      </w:r>
-    </w:p>
-    <w:p>
-      <w:pPr>
-        <w:pStyle w:val="ListParagraph"/>
-        <w:numPr>
-          <w:ilvl w:val="0"/>
-          <w:numId w:val="6"/>
-        </w:numPr>
-      </w:pPr>
-      <w:r>
-        <w:t xml:space="preserve">Simpson TR, Li F, Montalvo-Ortiz W, Sepulveda MA, Bergerhoff K, Arce F, Roddie C, Henry JY, Yagita H, Wolchok JD, Peggs KS, Ravetch JV, Allison JP, Quezada SA. Fc-dependent depletion of tumor-infiltrating regulatory T cells co-defines the efficacy of </w:t>
-      </w:r>
-      <w:r>
-        <w:lastRenderedPageBreak/>
-        <w:t>anti-CTLA-4 therapy against melanoma. J Exp Med. 2013 Aug 26;210(9):1695-710. doi: 10.1084/jem.20130579. Epub 2013 Jul 29. PMID: 23897981; PMCID: PMC3754863.</w:t>
-      </w:r>
-    </w:p>
-    <w:p>
-      <w:pPr>
-        <w:pStyle w:val="ListParagraph"/>
-        <w:numPr>
-          <w:ilvl w:val="0"/>
-          <w:numId w:val="6"/>
-        </w:numPr>
-      </w:pPr>
-      <w:r>
-        <w:t>Romano E, Kusio-Kobialka M, Foukas PG, Baumgaertner P, Meyer C, Ballabeni P, Michielin O, Weide B, Romero P, Speiser DE. Ipilimumab-dependent cell-mediated cytotoxicity of regulatory T cells ex vivo by nonclassical monocytes in melanoma patients. Proc Natl Acad Sci U S A. 2015 May 12;112(19):6140-5. doi: 10.1073/pnas.1417320112. Epub 2015 Apr 27. PMID: 25918390; PMCID: PMC4434760.</w:t>
-      </w:r>
-    </w:p>
-    <w:p>
-      <w:pPr>
-        <w:pStyle w:val="ListParagraph"/>
-        <w:numPr>
-          <w:ilvl w:val="0"/>
-          <w:numId w:val="6"/>
-        </w:numPr>
-      </w:pPr>
-      <w:r>
-        <w:t>Ferrara R, Susini S, Marabelle A. Anti-CTLA-4 Immunotherapy Does Not Deplete FOXP3+ Regulatory T Cells (Tregs) in Human Cancers-Letter. Clin Cancer Res. 2019 Jun 1;25(11):3468. doi: 10.1158/1078-0432.CCR-18-3740. Epub 2018 Dec 4. PMID: 30514779.</w:t>
+      <w:r>
+        <w:t xml:space="preserve"> </w:t>
       </w:r>
     </w:p>
     <w:sectPr>
@@ -5302,7 +8192,7 @@
 </file>
 
 <file path=word/comments.xml><?xml version="1.0" encoding="utf-8"?>
-<w:comments xmlns:wpc="http://schemas.microsoft.com/office/word/2010/wordprocessingCanvas" xmlns:cx="http://schemas.microsoft.com/office/drawing/2014/chartex" xmlns:cx1="http://schemas.microsoft.com/office/drawing/2015/9/8/chartex" xmlns:cx2="http://schemas.microsoft.com/office/drawing/2015/10/21/chartex" xmlns:cx3="http://schemas.microsoft.com/office/drawing/2016/5/9/chartex" xmlns:cx4="http://schemas.microsoft.com/office/drawing/2016/5/10/chartex" xmlns:cx5="http://schemas.microsoft.com/office/drawing/2016/5/11/chartex" xmlns:cx6="http://schemas.microsoft.com/office/drawing/2016/5/12/chartex" xmlns:cx7="http://schemas.microsoft.com/office/drawing/2016/5/13/chartex" xmlns:cx8="http://schemas.microsoft.com/office/drawing/2016/5/14/chartex" xmlns:mc="http://schemas.openxmlformats.org/markup-compatibility/2006" xmlns:aink="http://schemas.microsoft.com/office/drawing/2016/ink" xmlns:am3d="http://schemas.microsoft.com/office/drawing/2017/model3d" xmlns:o="urn:schemas-microsoft-com:office:office" xmlns:oel="http://schemas.microsoft.com/office/2019/extlst" xmlns:r="http://schemas.openxmlformats.org/officeDocument/2006/relationships" xmlns:m="http://schemas.openxmlformats.org/officeDocument/2006/math" xmlns:v="urn:schemas-microsoft-com:vml" xmlns:wp14="http://schemas.microsoft.com/office/word/2010/wordprocessingDrawing" xmlns:wp="http://schemas.openxmlformats.org/drawingml/2006/wordprocessingDrawing" xmlns:w10="urn:schemas-microsoft-com:office:word" xmlns:w="http://schemas.openxmlformats.org/wordprocessingml/2006/main" xmlns:w14="http://schemas.microsoft.com/office/word/2010/wordml" xmlns:w15="http://schemas.microsoft.com/office/word/2012/wordml" xmlns:w16cex="http://schemas.microsoft.com/office/word/2018/wordml/cex" xmlns:w16cid="http://schemas.microsoft.com/office/word/2016/wordml/cid" xmlns:w16="http://schemas.microsoft.com/office/word/2018/wordml" xmlns:w16du="http://schemas.microsoft.com/office/word/2023/wordml/word16du" xmlns:w16sdtdh="http://schemas.microsoft.com/office/word/2020/wordml/sdtdatahash" xmlns:w16sdtfl="http://schemas.microsoft.com/office/word/2024/wordml/sdtformatlock" xmlns:w16se="http://schemas.microsoft.com/office/word/2015/wordml/symex" xmlns:wpg="http://schemas.microsoft.com/office/word/2010/wordprocessingGroup" xmlns:wpi="http://schemas.microsoft.com/office/word/2010/wordprocessingInk" xmlns:wne="http://schemas.microsoft.com/office/word/2006/wordml" xmlns:wps="http://schemas.microsoft.com/office/word/2010/wordprocessingShape" mc:Ignorable="w14 w15 w16se w16cid w16 w16cex w16sdtdh w16sdtfl w16du wp14">
+<w:comments xmlns:wpc="http://schemas.microsoft.com/office/word/2010/wordprocessingCanvas" xmlns:cx="http://schemas.microsoft.com/office/drawing/2014/chartex" xmlns:cx1="http://schemas.microsoft.com/office/drawing/2015/9/8/chartex" xmlns:cx2="http://schemas.microsoft.com/office/drawing/2015/10/21/chartex" xmlns:cx3="http://schemas.microsoft.com/office/drawing/2016/5/9/chartex" xmlns:cx4="http://schemas.microsoft.com/office/drawing/2016/5/10/chartex" xmlns:cx5="http://schemas.microsoft.com/office/drawing/2016/5/11/chartex" xmlns:cx6="http://schemas.microsoft.com/office/drawing/2016/5/12/chartex" xmlns:cx7="http://schemas.microsoft.com/office/drawing/2016/5/13/chartex" xmlns:cx8="http://schemas.microsoft.com/office/drawing/2016/5/14/chartex" xmlns:mc="http://schemas.openxmlformats.org/markup-compatibility/2006" xmlns:m="http://schemas.openxmlformats.org/officeDocument/2006/math" xmlns:aink="http://schemas.microsoft.com/office/drawing/2016/ink" xmlns:am3d="http://schemas.microsoft.com/office/drawing/2017/model3d" xmlns:oel="http://schemas.microsoft.com/office/2019/extlst" xmlns:r="http://schemas.openxmlformats.org/officeDocument/2006/relationships" xmlns:wp14="http://schemas.microsoft.com/office/word/2010/wordprocessingDrawing" xmlns:wp="http://schemas.openxmlformats.org/drawingml/2006/wordprocessingDrawing" xmlns:wpg="http://schemas.microsoft.com/office/word/2010/wordprocessingGroup" xmlns:wpi="http://schemas.microsoft.com/office/word/2010/wordprocessingInk" xmlns:wps="http://schemas.microsoft.com/office/word/2010/wordprocessingShape" xmlns:o="urn:schemas-microsoft-com:office:office" xmlns:v="urn:schemas-microsoft-com:vml" xmlns:w10="urn:schemas-microsoft-com:office:word" xmlns:w="http://schemas.openxmlformats.org/wordprocessingml/2006/main" xmlns:w14="http://schemas.microsoft.com/office/word/2010/wordml" xmlns:w15="http://schemas.microsoft.com/office/word/2012/wordml" xmlns:w16cex="http://schemas.microsoft.com/office/word/2018/wordml/cex" xmlns:w16cid="http://schemas.microsoft.com/office/word/2016/wordml/cid" xmlns:w16="http://schemas.microsoft.com/office/word/2018/wordml" xmlns:w16sdtdh="http://schemas.microsoft.com/office/word/2020/wordml/sdtdatahash" xmlns:w16sdtfl="http://schemas.microsoft.com/office/word/2024/wordml/sdtformatlock" xmlns:w16se="http://schemas.microsoft.com/office/word/2015/wordml/symex" xmlns:w16du="http://schemas.microsoft.com/office/word/2023/wordml/word16du" xmlns:wne="http://schemas.microsoft.com/office/word/2006/wordml" mc:Ignorable="w14 w15 w16se w16cid w16 w16cex w16sdtdh w16sdtfl w16du wp14">
   <w:comment w:id="0" w:author="Zhan, Yao" w:date="2026-02-02T12:40:00Z" w:initials="ZY">
     <w:p>
       <w:pPr>
@@ -5316,6 +8206,40 @@
       </w:r>
       <w:r>
         <w:t>dual inhibition of 1 and 2. I once got corrected during presentation</w:t>
+      </w:r>
+    </w:p>
+  </w:comment>
+  <w:comment w:id="6" w:author="Zhan, Yao" w:date="2026-07-09T16:13:00Z" w:initials="ZY">
+    <w:p>
+      <w:r>
+        <w:rPr>
+          <w:rStyle w:val="CommentReference"/>
+        </w:rPr>
+        <w:annotationRef/>
+      </w:r>
+      <w:r>
+        <w:rPr>
+          <w:sz w:val="20"/>
+          <w:szCs w:val="20"/>
+        </w:rPr>
+        <w:t>Code for this panel is not reproducible</w:t>
+      </w:r>
+    </w:p>
+  </w:comment>
+  <w:comment w:id="7" w:author="Zhan, Yao" w:date="2026-07-14T14:43:00Z" w:initials="ZY">
+    <w:p>
+      <w:r>
+        <w:rPr>
+          <w:rStyle w:val="CommentReference"/>
+        </w:rPr>
+        <w:annotationRef/>
+      </w:r>
+      <w:r>
+        <w:rPr>
+          <w:sz w:val="20"/>
+          <w:szCs w:val="20"/>
+        </w:rPr>
+        <w:t>fixed</w:t>
       </w:r>
     </w:p>
   </w:comment>
@@ -5323,25 +8247,31 @@
 </file>
 
 <file path=word/commentsExtended.xml><?xml version="1.0" encoding="utf-8"?>
-<w15:commentsEx xmlns:wpc="http://schemas.microsoft.com/office/word/2010/wordprocessingCanvas" xmlns:cx="http://schemas.microsoft.com/office/drawing/2014/chartex" xmlns:cx1="http://schemas.microsoft.com/office/drawing/2015/9/8/chartex" xmlns:cx2="http://schemas.microsoft.com/office/drawing/2015/10/21/chartex" xmlns:cx3="http://schemas.microsoft.com/office/drawing/2016/5/9/chartex" xmlns:cx4="http://schemas.microsoft.com/office/drawing/2016/5/10/chartex" xmlns:cx5="http://schemas.microsoft.com/office/drawing/2016/5/11/chartex" xmlns:cx6="http://schemas.microsoft.com/office/drawing/2016/5/12/chartex" xmlns:cx7="http://schemas.microsoft.com/office/drawing/2016/5/13/chartex" xmlns:cx8="http://schemas.microsoft.com/office/drawing/2016/5/14/chartex" xmlns:mc="http://schemas.openxmlformats.org/markup-compatibility/2006" xmlns:aink="http://schemas.microsoft.com/office/drawing/2016/ink" xmlns:am3d="http://schemas.microsoft.com/office/drawing/2017/model3d" xmlns:o="urn:schemas-microsoft-com:office:office" xmlns:oel="http://schemas.microsoft.com/office/2019/extlst" xmlns:r="http://schemas.openxmlformats.org/officeDocument/2006/relationships" xmlns:m="http://schemas.openxmlformats.org/officeDocument/2006/math" xmlns:v="urn:schemas-microsoft-com:vml" xmlns:wp14="http://schemas.microsoft.com/office/word/2010/wordprocessingDrawing" xmlns:wp="http://schemas.openxmlformats.org/drawingml/2006/wordprocessingDrawing" xmlns:w10="urn:schemas-microsoft-com:office:word" xmlns:w="http://schemas.openxmlformats.org/wordprocessingml/2006/main" xmlns:w14="http://schemas.microsoft.com/office/word/2010/wordml" xmlns:w15="http://schemas.microsoft.com/office/word/2012/wordml" xmlns:w16cex="http://schemas.microsoft.com/office/word/2018/wordml/cex" xmlns:w16cid="http://schemas.microsoft.com/office/word/2016/wordml/cid" xmlns:w16="http://schemas.microsoft.com/office/word/2018/wordml" xmlns:w16du="http://schemas.microsoft.com/office/word/2023/wordml/word16du" xmlns:w16sdtdh="http://schemas.microsoft.com/office/word/2020/wordml/sdtdatahash" xmlns:w16sdtfl="http://schemas.microsoft.com/office/word/2024/wordml/sdtformatlock" xmlns:w16se="http://schemas.microsoft.com/office/word/2015/wordml/symex" xmlns:wpg="http://schemas.microsoft.com/office/word/2010/wordprocessingGroup" xmlns:wpi="http://schemas.microsoft.com/office/word/2010/wordprocessingInk" xmlns:wne="http://schemas.microsoft.com/office/word/2006/wordml" xmlns:wps="http://schemas.microsoft.com/office/word/2010/wordprocessingShape" mc:Ignorable="w14 w15 w16se w16cid w16 w16cex w16sdtdh w16sdtfl w16du wp14">
+<w15:commentsEx xmlns:wpc="http://schemas.microsoft.com/office/word/2010/wordprocessingCanvas" xmlns:cx="http://schemas.microsoft.com/office/drawing/2014/chartex" xmlns:cx1="http://schemas.microsoft.com/office/drawing/2015/9/8/chartex" xmlns:cx2="http://schemas.microsoft.com/office/drawing/2015/10/21/chartex" xmlns:cx3="http://schemas.microsoft.com/office/drawing/2016/5/9/chartex" xmlns:cx4="http://schemas.microsoft.com/office/drawing/2016/5/10/chartex" xmlns:cx5="http://schemas.microsoft.com/office/drawing/2016/5/11/chartex" xmlns:cx6="http://schemas.microsoft.com/office/drawing/2016/5/12/chartex" xmlns:cx7="http://schemas.microsoft.com/office/drawing/2016/5/13/chartex" xmlns:cx8="http://schemas.microsoft.com/office/drawing/2016/5/14/chartex" xmlns:mc="http://schemas.openxmlformats.org/markup-compatibility/2006" xmlns:m="http://schemas.openxmlformats.org/officeDocument/2006/math" xmlns:aink="http://schemas.microsoft.com/office/drawing/2016/ink" xmlns:am3d="http://schemas.microsoft.com/office/drawing/2017/model3d" xmlns:oel="http://schemas.microsoft.com/office/2019/extlst" xmlns:r="http://schemas.openxmlformats.org/officeDocument/2006/relationships" xmlns:wp14="http://schemas.microsoft.com/office/word/2010/wordprocessingDrawing" xmlns:wp="http://schemas.openxmlformats.org/drawingml/2006/wordprocessingDrawing" xmlns:wpg="http://schemas.microsoft.com/office/word/2010/wordprocessingGroup" xmlns:wpi="http://schemas.microsoft.com/office/word/2010/wordprocessingInk" xmlns:wps="http://schemas.microsoft.com/office/word/2010/wordprocessingShape" xmlns:o="urn:schemas-microsoft-com:office:office" xmlns:v="urn:schemas-microsoft-com:vml" xmlns:w10="urn:schemas-microsoft-com:office:word" xmlns:w="http://schemas.openxmlformats.org/wordprocessingml/2006/main" xmlns:w14="http://schemas.microsoft.com/office/word/2010/wordml" xmlns:w15="http://schemas.microsoft.com/office/word/2012/wordml" xmlns:w16cex="http://schemas.microsoft.com/office/word/2018/wordml/cex" xmlns:w16cid="http://schemas.microsoft.com/office/word/2016/wordml/cid" xmlns:w16="http://schemas.microsoft.com/office/word/2018/wordml" xmlns:w16sdtdh="http://schemas.microsoft.com/office/word/2020/wordml/sdtdatahash" xmlns:w16sdtfl="http://schemas.microsoft.com/office/word/2024/wordml/sdtformatlock" xmlns:w16se="http://schemas.microsoft.com/office/word/2015/wordml/symex" xmlns:w16du="http://schemas.microsoft.com/office/word/2023/wordml/word16du" xmlns:wne="http://schemas.microsoft.com/office/word/2006/wordml" mc:Ignorable="w14 w15 w16se w16cid w16 w16cex w16sdtdh w16sdtfl w16du wp14">
   <w15:commentEx w15:paraId="79C4C3AA" w15:done="1"/>
+  <w15:commentEx w15:paraId="4D7A1092" w15:done="0"/>
+  <w15:commentEx w15:paraId="4ACEE0AD" w15:paraIdParent="4D7A1092" w15:done="0"/>
 </w15:commentsEx>
 </file>
 
 <file path=word/commentsExtensible.xml><?xml version="1.0" encoding="utf-8"?>
-<w16cex:commentsExtensible xmlns:wpc="http://schemas.microsoft.com/office/word/2010/wordprocessingCanvas" xmlns:cx="http://schemas.microsoft.com/office/drawing/2014/chartex" xmlns:cx1="http://schemas.microsoft.com/office/drawing/2015/9/8/chartex" xmlns:cx2="http://schemas.microsoft.com/office/drawing/2015/10/21/chartex" xmlns:cx3="http://schemas.microsoft.com/office/drawing/2016/5/9/chartex" xmlns:cx4="http://schemas.microsoft.com/office/drawing/2016/5/10/chartex" xmlns:cx5="http://schemas.microsoft.com/office/drawing/2016/5/11/chartex" xmlns:cx6="http://schemas.microsoft.com/office/drawing/2016/5/12/chartex" xmlns:cx7="http://schemas.microsoft.com/office/drawing/2016/5/13/chartex" xmlns:cx8="http://schemas.microsoft.com/office/drawing/2016/5/14/chartex" xmlns:cr="http://schemas.microsoft.com/office/comments/2020/reactions" xmlns:mc="http://schemas.openxmlformats.org/markup-compatibility/2006" xmlns:aink="http://schemas.microsoft.com/office/drawing/2016/ink" xmlns:am3d="http://schemas.microsoft.com/office/drawing/2017/model3d" xmlns:o="urn:schemas-microsoft-com:office:office" xmlns:oel="http://schemas.microsoft.com/office/2019/extlst" xmlns:r="http://schemas.openxmlformats.org/officeDocument/2006/relationships" xmlns:m="http://schemas.openxmlformats.org/officeDocument/2006/math" xmlns:v="urn:schemas-microsoft-com:vml" xmlns:wp14="http://schemas.microsoft.com/office/word/2010/wordprocessingDrawing" xmlns:wp="http://schemas.openxmlformats.org/drawingml/2006/wordprocessingDrawing" xmlns:w10="urn:schemas-microsoft-com:office:word" xmlns:w="http://schemas.openxmlformats.org/wordprocessingml/2006/main" xmlns:w14="http://schemas.microsoft.com/office/word/2010/wordml" xmlns:w15="http://schemas.microsoft.com/office/word/2012/wordml" xmlns:w16cex="http://schemas.microsoft.com/office/word/2018/wordml/cex" xmlns:w16cid="http://schemas.microsoft.com/office/word/2016/wordml/cid" xmlns:w16="http://schemas.microsoft.com/office/word/2018/wordml" xmlns:w16du="http://schemas.microsoft.com/office/word/2023/wordml/word16du" xmlns:w16sdtdh="http://schemas.microsoft.com/office/word/2020/wordml/sdtdatahash" xmlns:w16sdtfl="http://schemas.microsoft.com/office/word/2024/wordml/sdtformatlock" xmlns:w16se="http://schemas.microsoft.com/office/word/2015/wordml/symex" xmlns:wpg="http://schemas.microsoft.com/office/word/2010/wordprocessingGroup" xmlns:wpi="http://schemas.microsoft.com/office/word/2010/wordprocessingInk" xmlns:wne="http://schemas.microsoft.com/office/word/2006/wordml" xmlns:wps="http://schemas.microsoft.com/office/word/2010/wordprocessingShape" mc:Ignorable="w14 w15 w16se w16cid w16 w16cex w16sdtdh w16sdtfl cr w16du wp14">
+<w16cex:commentsExtensible xmlns:wpc="http://schemas.microsoft.com/office/word/2010/wordprocessingCanvas" xmlns:cx="http://schemas.microsoft.com/office/drawing/2014/chartex" xmlns:cx1="http://schemas.microsoft.com/office/drawing/2015/9/8/chartex" xmlns:cx2="http://schemas.microsoft.com/office/drawing/2015/10/21/chartex" xmlns:cx3="http://schemas.microsoft.com/office/drawing/2016/5/9/chartex" xmlns:cx4="http://schemas.microsoft.com/office/drawing/2016/5/10/chartex" xmlns:cx5="http://schemas.microsoft.com/office/drawing/2016/5/11/chartex" xmlns:cx6="http://schemas.microsoft.com/office/drawing/2016/5/12/chartex" xmlns:cx7="http://schemas.microsoft.com/office/drawing/2016/5/13/chartex" xmlns:cx8="http://schemas.microsoft.com/office/drawing/2016/5/14/chartex" xmlns:cr="http://schemas.microsoft.com/office/comments/2020/reactions" xmlns:mc="http://schemas.openxmlformats.org/markup-compatibility/2006" xmlns:m="http://schemas.openxmlformats.org/officeDocument/2006/math" xmlns:aink="http://schemas.microsoft.com/office/drawing/2016/ink" xmlns:am3d="http://schemas.microsoft.com/office/drawing/2017/model3d" xmlns:oel="http://schemas.microsoft.com/office/2019/extlst" xmlns:r="http://schemas.openxmlformats.org/officeDocument/2006/relationships" xmlns:wp14="http://schemas.microsoft.com/office/word/2010/wordprocessingDrawing" xmlns:wp="http://schemas.openxmlformats.org/drawingml/2006/wordprocessingDrawing" xmlns:wpg="http://schemas.microsoft.com/office/word/2010/wordprocessingGroup" xmlns:wpi="http://schemas.microsoft.com/office/word/2010/wordprocessingInk" xmlns:wps="http://schemas.microsoft.com/office/word/2010/wordprocessingShape" xmlns:o="urn:schemas-microsoft-com:office:office" xmlns:v="urn:schemas-microsoft-com:vml" xmlns:w10="urn:schemas-microsoft-com:office:word" xmlns:w="http://schemas.openxmlformats.org/wordprocessingml/2006/main" xmlns:w14="http://schemas.microsoft.com/office/word/2010/wordml" xmlns:w15="http://schemas.microsoft.com/office/word/2012/wordml" xmlns:w16cex="http://schemas.microsoft.com/office/word/2018/wordml/cex" xmlns:w16cid="http://schemas.microsoft.com/office/word/2016/wordml/cid" xmlns:w16="http://schemas.microsoft.com/office/word/2018/wordml" xmlns:w16sdtdh="http://schemas.microsoft.com/office/word/2020/wordml/sdtdatahash" xmlns:w16sdtfl="http://schemas.microsoft.com/office/word/2024/wordml/sdtformatlock" xmlns:w16se="http://schemas.microsoft.com/office/word/2015/wordml/symex" xmlns:w16du="http://schemas.microsoft.com/office/word/2023/wordml/word16du" xmlns:wne="http://schemas.microsoft.com/office/word/2006/wordml" mc:Ignorable="w14 w15 w16se w16cid w16 w16cex w16sdtdh w16sdtfl cr w16du wp14">
   <w16cex:commentExtensible w16cex:durableId="2763D68B" w16cex:dateUtc="2026-02-02T17:40:00Z"/>
+  <w16cex:commentExtensible w16cex:durableId="5B229869" w16cex:dateUtc="2026-07-09T20:13:00Z"/>
+  <w16cex:commentExtensible w16cex:durableId="10E857DF" w16cex:dateUtc="2026-07-14T18:43:00Z"/>
 </w16cex:commentsExtensible>
 </file>
 
 <file path=word/commentsIds.xml><?xml version="1.0" encoding="utf-8"?>
-<w16cid:commentsIds xmlns:wpc="http://schemas.microsoft.com/office/word/2010/wordprocessingCanvas" xmlns:cx="http://schemas.microsoft.com/office/drawing/2014/chartex" xmlns:cx1="http://schemas.microsoft.com/office/drawing/2015/9/8/chartex" xmlns:cx2="http://schemas.microsoft.com/office/drawing/2015/10/21/chartex" xmlns:cx3="http://schemas.microsoft.com/office/drawing/2016/5/9/chartex" xmlns:cx4="http://schemas.microsoft.com/office/drawing/2016/5/10/chartex" xmlns:cx5="http://schemas.microsoft.com/office/drawing/2016/5/11/chartex" xmlns:cx6="http://schemas.microsoft.com/office/drawing/2016/5/12/chartex" xmlns:cx7="http://schemas.microsoft.com/office/drawing/2016/5/13/chartex" xmlns:cx8="http://schemas.microsoft.com/office/drawing/2016/5/14/chartex" xmlns:mc="http://schemas.openxmlformats.org/markup-compatibility/2006" xmlns:aink="http://schemas.microsoft.com/office/drawing/2016/ink" xmlns:am3d="http://schemas.microsoft.com/office/drawing/2017/model3d" xmlns:o="urn:schemas-microsoft-com:office:office" xmlns:oel="http://schemas.microsoft.com/office/2019/extlst" xmlns:r="http://schemas.openxmlformats.org/officeDocument/2006/relationships" xmlns:m="http://schemas.openxmlformats.org/officeDocument/2006/math" xmlns:v="urn:schemas-microsoft-com:vml" xmlns:wp14="http://schemas.microsoft.com/office/word/2010/wordprocessingDrawing" xmlns:wp="http://schemas.openxmlformats.org/drawingml/2006/wordprocessingDrawing" xmlns:w10="urn:schemas-microsoft-com:office:word" xmlns:w="http://schemas.openxmlformats.org/wordprocessingml/2006/main" xmlns:w14="http://schemas.microsoft.com/office/word/2010/wordml" xmlns:w15="http://schemas.microsoft.com/office/word/2012/wordml" xmlns:w16cex="http://schemas.microsoft.com/office/word/2018/wordml/cex" xmlns:w16cid="http://schemas.microsoft.com/office/word/2016/wordml/cid" xmlns:w16="http://schemas.microsoft.com/office/word/2018/wordml" xmlns:w16du="http://schemas.microsoft.com/office/word/2023/wordml/word16du" xmlns:w16sdtdh="http://schemas.microsoft.com/office/word/2020/wordml/sdtdatahash" xmlns:w16sdtfl="http://schemas.microsoft.com/office/word/2024/wordml/sdtformatlock" xmlns:w16se="http://schemas.microsoft.com/office/word/2015/wordml/symex" xmlns:wpg="http://schemas.microsoft.com/office/word/2010/wordprocessingGroup" xmlns:wpi="http://schemas.microsoft.com/office/word/2010/wordprocessingInk" xmlns:wne="http://schemas.microsoft.com/office/word/2006/wordml" xmlns:wps="http://schemas.microsoft.com/office/word/2010/wordprocessingShape" mc:Ignorable="w14 w15 w16se w16cid w16 w16cex w16sdtdh w16sdtfl w16du wp14">
+<w16cid:commentsIds xmlns:wpc="http://schemas.microsoft.com/office/word/2010/wordprocessingCanvas" xmlns:cx="http://schemas.microsoft.com/office/drawing/2014/chartex" xmlns:cx1="http://schemas.microsoft.com/office/drawing/2015/9/8/chartex" xmlns:cx2="http://schemas.microsoft.com/office/drawing/2015/10/21/chartex" xmlns:cx3="http://schemas.microsoft.com/office/drawing/2016/5/9/chartex" xmlns:cx4="http://schemas.microsoft.com/office/drawing/2016/5/10/chartex" xmlns:cx5="http://schemas.microsoft.com/office/drawing/2016/5/11/chartex" xmlns:cx6="http://schemas.microsoft.com/office/drawing/2016/5/12/chartex" xmlns:cx7="http://schemas.microsoft.com/office/drawing/2016/5/13/chartex" xmlns:cx8="http://schemas.microsoft.com/office/drawing/2016/5/14/chartex" xmlns:mc="http://schemas.openxmlformats.org/markup-compatibility/2006" xmlns:m="http://schemas.openxmlformats.org/officeDocument/2006/math" xmlns:aink="http://schemas.microsoft.com/office/drawing/2016/ink" xmlns:am3d="http://schemas.microsoft.com/office/drawing/2017/model3d" xmlns:oel="http://schemas.microsoft.com/office/2019/extlst" xmlns:r="http://schemas.openxmlformats.org/officeDocument/2006/relationships" xmlns:wp14="http://schemas.microsoft.com/office/word/2010/wordprocessingDrawing" xmlns:wp="http://schemas.openxmlformats.org/drawingml/2006/wordprocessingDrawing" xmlns:wpg="http://schemas.microsoft.com/office/word/2010/wordprocessingGroup" xmlns:wpi="http://schemas.microsoft.com/office/word/2010/wordprocessingInk" xmlns:wps="http://schemas.microsoft.com/office/word/2010/wordprocessingShape" xmlns:o="urn:schemas-microsoft-com:office:office" xmlns:v="urn:schemas-microsoft-com:vml" xmlns:w10="urn:schemas-microsoft-com:office:word" xmlns:w="http://schemas.openxmlformats.org/wordprocessingml/2006/main" xmlns:w14="http://schemas.microsoft.com/office/word/2010/wordml" xmlns:w15="http://schemas.microsoft.com/office/word/2012/wordml" xmlns:w16cex="http://schemas.microsoft.com/office/word/2018/wordml/cex" xmlns:w16cid="http://schemas.microsoft.com/office/word/2016/wordml/cid" xmlns:w16="http://schemas.microsoft.com/office/word/2018/wordml" xmlns:w16sdtdh="http://schemas.microsoft.com/office/word/2020/wordml/sdtdatahash" xmlns:w16sdtfl="http://schemas.microsoft.com/office/word/2024/wordml/sdtformatlock" xmlns:w16se="http://schemas.microsoft.com/office/word/2015/wordml/symex" xmlns:w16du="http://schemas.microsoft.com/office/word/2023/wordml/word16du" xmlns:wne="http://schemas.microsoft.com/office/word/2006/wordml" mc:Ignorable="w14 w15 w16se w16cid w16 w16cex w16sdtdh w16sdtfl w16du wp14">
   <w16cid:commentId w16cid:paraId="79C4C3AA" w16cid:durableId="2763D68B"/>
+  <w16cid:commentId w16cid:paraId="4D7A1092" w16cid:durableId="5B229869"/>
+  <w16cid:commentId w16cid:paraId="4ACEE0AD" w16cid:durableId="10E857DF"/>
 </w16cid:commentsIds>
 </file>
 
 <file path=word/endnotes.xml><?xml version="1.0" encoding="utf-8"?>
-<w:endnotes xmlns:wpc="http://schemas.microsoft.com/office/word/2010/wordprocessingCanvas" xmlns:cx="http://schemas.microsoft.com/office/drawing/2014/chartex" xmlns:cx1="http://schemas.microsoft.com/office/drawing/2015/9/8/chartex" xmlns:cx2="http://schemas.microsoft.com/office/drawing/2015/10/21/chartex" xmlns:cx3="http://schemas.microsoft.com/office/drawing/2016/5/9/chartex" xmlns:cx4="http://schemas.microsoft.com/office/drawing/2016/5/10/chartex" xmlns:cx5="http://schemas.microsoft.com/office/drawing/2016/5/11/chartex" xmlns:cx6="http://schemas.microsoft.com/office/drawing/2016/5/12/chartex" xmlns:cx7="http://schemas.microsoft.com/office/drawing/2016/5/13/chartex" xmlns:cx8="http://schemas.microsoft.com/office/drawing/2016/5/14/chartex" xmlns:mc="http://schemas.openxmlformats.org/markup-compatibility/2006" xmlns:aink="http://schemas.microsoft.com/office/drawing/2016/ink" xmlns:am3d="http://schemas.microsoft.com/office/drawing/2017/model3d" xmlns:o="urn:schemas-microsoft-com:office:office" xmlns:oel="http://schemas.microsoft.com/office/2019/extlst" xmlns:r="http://schemas.openxmlformats.org/officeDocument/2006/relationships" xmlns:m="http://schemas.openxmlformats.org/officeDocument/2006/math" xmlns:v="urn:schemas-microsoft-com:vml" xmlns:wp14="http://schemas.microsoft.com/office/word/2010/wordprocessingDrawing" xmlns:wp="http://schemas.openxmlformats.org/drawingml/2006/wordprocessingDrawing" xmlns:w10="urn:schemas-microsoft-com:office:word" xmlns:w="http://schemas.openxmlformats.org/wordprocessingml/2006/main" xmlns:w14="http://schemas.microsoft.com/office/word/2010/wordml" xmlns:w15="http://schemas.microsoft.com/office/word/2012/wordml" xmlns:w16cex="http://schemas.microsoft.com/office/word/2018/wordml/cex" xmlns:w16cid="http://schemas.microsoft.com/office/word/2016/wordml/cid" xmlns:w16="http://schemas.microsoft.com/office/word/2018/wordml" xmlns:w16du="http://schemas.microsoft.com/office/word/2023/wordml/word16du" xmlns:w16sdtdh="http://schemas.microsoft.com/office/word/2020/wordml/sdtdatahash" xmlns:w16sdtfl="http://schemas.microsoft.com/office/word/2024/wordml/sdtformatlock" xmlns:w16se="http://schemas.microsoft.com/office/word/2015/wordml/symex" xmlns:wpg="http://schemas.microsoft.com/office/word/2010/wordprocessingGroup" xmlns:wpi="http://schemas.microsoft.com/office/word/2010/wordprocessingInk" xmlns:wne="http://schemas.microsoft.com/office/word/2006/wordml" xmlns:wps="http://schemas.microsoft.com/office/word/2010/wordprocessingShape" mc:Ignorable="w14 w15 w16se w16cid w16 w16cex w16sdtdh w16sdtfl w16du wp14">
+<w:endnotes xmlns:wpc="http://schemas.microsoft.com/office/word/2010/wordprocessingCanvas" xmlns:cx="http://schemas.microsoft.com/office/drawing/2014/chartex" xmlns:cx1="http://schemas.microsoft.com/office/drawing/2015/9/8/chartex" xmlns:cx2="http://schemas.microsoft.com/office/drawing/2015/10/21/chartex" xmlns:cx3="http://schemas.microsoft.com/office/drawing/2016/5/9/chartex" xmlns:cx4="http://schemas.microsoft.com/office/drawing/2016/5/10/chartex" xmlns:cx5="http://schemas.microsoft.com/office/drawing/2016/5/11/chartex" xmlns:cx6="http://schemas.microsoft.com/office/drawing/2016/5/12/chartex" xmlns:cx7="http://schemas.microsoft.com/office/drawing/2016/5/13/chartex" xmlns:cx8="http://schemas.microsoft.com/office/drawing/2016/5/14/chartex" xmlns:mc="http://schemas.openxmlformats.org/markup-compatibility/2006" xmlns:m="http://schemas.openxmlformats.org/officeDocument/2006/math" xmlns:aink="http://schemas.microsoft.com/office/drawing/2016/ink" xmlns:am3d="http://schemas.microsoft.com/office/drawing/2017/model3d" xmlns:oel="http://schemas.microsoft.com/office/2019/extlst" xmlns:r="http://schemas.openxmlformats.org/officeDocument/2006/relationships" xmlns:wp14="http://schemas.microsoft.com/office/word/2010/wordprocessingDrawing" xmlns:wp="http://schemas.openxmlformats.org/drawingml/2006/wordprocessingDrawing" xmlns:wpg="http://schemas.microsoft.com/office/word/2010/wordprocessingGroup" xmlns:wpi="http://schemas.microsoft.com/office/word/2010/wordprocessingInk" xmlns:wps="http://schemas.microsoft.com/office/word/2010/wordprocessingShape" xmlns:o="urn:schemas-microsoft-com:office:office" xmlns:v="urn:schemas-microsoft-com:vml" xmlns:w10="urn:schemas-microsoft-com:office:word" xmlns:w="http://schemas.openxmlformats.org/wordprocessingml/2006/main" xmlns:w14="http://schemas.microsoft.com/office/word/2010/wordml" xmlns:w15="http://schemas.microsoft.com/office/word/2012/wordml" xmlns:w16cex="http://schemas.microsoft.com/office/word/2018/wordml/cex" xmlns:w16cid="http://schemas.microsoft.com/office/word/2016/wordml/cid" xmlns:w16="http://schemas.microsoft.com/office/word/2018/wordml" xmlns:w16sdtdh="http://schemas.microsoft.com/office/word/2020/wordml/sdtdatahash" xmlns:w16sdtfl="http://schemas.microsoft.com/office/word/2024/wordml/sdtformatlock" xmlns:w16se="http://schemas.microsoft.com/office/word/2015/wordml/symex" xmlns:w16du="http://schemas.microsoft.com/office/word/2023/wordml/word16du" xmlns:wne="http://schemas.microsoft.com/office/word/2006/wordml" mc:Ignorable="w14 w15 w16se w16cid w16 w16cex w16sdtdh w16sdtfl w16du wp14">
   <w:endnote w:type="separator" w:id="-1">
     <w:p>
       <w:r>
@@ -5360,7 +8290,7 @@
 </file>
 
 <file path=word/footer1.xml><?xml version="1.0" encoding="utf-8"?>
-<w:ftr xmlns:wpc="http://schemas.microsoft.com/office/word/2010/wordprocessingCanvas" xmlns:cx="http://schemas.microsoft.com/office/drawing/2014/chartex" xmlns:cx1="http://schemas.microsoft.com/office/drawing/2015/9/8/chartex" xmlns:cx2="http://schemas.microsoft.com/office/drawing/2015/10/21/chartex" xmlns:cx3="http://schemas.microsoft.com/office/drawing/2016/5/9/chartex" xmlns:cx4="http://schemas.microsoft.com/office/drawing/2016/5/10/chartex" xmlns:cx5="http://schemas.microsoft.com/office/drawing/2016/5/11/chartex" xmlns:cx6="http://schemas.microsoft.com/office/drawing/2016/5/12/chartex" xmlns:cx7="http://schemas.microsoft.com/office/drawing/2016/5/13/chartex" xmlns:cx8="http://schemas.microsoft.com/office/drawing/2016/5/14/chartex" xmlns:mc="http://schemas.openxmlformats.org/markup-compatibility/2006" xmlns:aink="http://schemas.microsoft.com/office/drawing/2016/ink" xmlns:am3d="http://schemas.microsoft.com/office/drawing/2017/model3d" xmlns:o="urn:schemas-microsoft-com:office:office" xmlns:oel="http://schemas.microsoft.com/office/2019/extlst" xmlns:r="http://schemas.openxmlformats.org/officeDocument/2006/relationships" xmlns:m="http://schemas.openxmlformats.org/officeDocument/2006/math" xmlns:v="urn:schemas-microsoft-com:vml" xmlns:wp14="http://schemas.microsoft.com/office/word/2010/wordprocessingDrawing" xmlns:wp="http://schemas.openxmlformats.org/drawingml/2006/wordprocessingDrawing" xmlns:w10="urn:schemas-microsoft-com:office:word" xmlns:w="http://schemas.openxmlformats.org/wordprocessingml/2006/main" xmlns:w14="http://schemas.microsoft.com/office/word/2010/wordml" xmlns:w15="http://schemas.microsoft.com/office/word/2012/wordml" xmlns:w16cex="http://schemas.microsoft.com/office/word/2018/wordml/cex" xmlns:w16cid="http://schemas.microsoft.com/office/word/2016/wordml/cid" xmlns:w16="http://schemas.microsoft.com/office/word/2018/wordml" xmlns:w16du="http://schemas.microsoft.com/office/word/2023/wordml/word16du" xmlns:w16sdtdh="http://schemas.microsoft.com/office/word/2020/wordml/sdtdatahash" xmlns:w16sdtfl="http://schemas.microsoft.com/office/word/2024/wordml/sdtformatlock" xmlns:w16se="http://schemas.microsoft.com/office/word/2015/wordml/symex" xmlns:wpg="http://schemas.microsoft.com/office/word/2010/wordprocessingGroup" xmlns:wpi="http://schemas.microsoft.com/office/word/2010/wordprocessingInk" xmlns:wne="http://schemas.microsoft.com/office/word/2006/wordml" xmlns:wps="http://schemas.microsoft.com/office/word/2010/wordprocessingShape" mc:Ignorable="w14 w15 w16se w16cid w16 w16cex w16sdtdh w16sdtfl w16du wp14">
+<w:ftr xmlns:wpc="http://schemas.microsoft.com/office/word/2010/wordprocessingCanvas" xmlns:cx="http://schemas.microsoft.com/office/drawing/2014/chartex" xmlns:cx1="http://schemas.microsoft.com/office/drawing/2015/9/8/chartex" xmlns:cx2="http://schemas.microsoft.com/office/drawing/2015/10/21/chartex" xmlns:cx3="http://schemas.microsoft.com/office/drawing/2016/5/9/chartex" xmlns:cx4="http://schemas.microsoft.com/office/drawing/2016/5/10/chartex" xmlns:cx5="http://schemas.microsoft.com/office/drawing/2016/5/11/chartex" xmlns:cx6="http://schemas.microsoft.com/office/drawing/2016/5/12/chartex" xmlns:cx7="http://schemas.microsoft.com/office/drawing/2016/5/13/chartex" xmlns:cx8="http://schemas.microsoft.com/office/drawing/2016/5/14/chartex" xmlns:mc="http://schemas.openxmlformats.org/markup-compatibility/2006" xmlns:m="http://schemas.openxmlformats.org/officeDocument/2006/math" xmlns:aink="http://schemas.microsoft.com/office/drawing/2016/ink" xmlns:am3d="http://schemas.microsoft.com/office/drawing/2017/model3d" xmlns:oel="http://schemas.microsoft.com/office/2019/extlst" xmlns:r="http://schemas.openxmlformats.org/officeDocument/2006/relationships" xmlns:wp14="http://schemas.microsoft.com/office/word/2010/wordprocessingDrawing" xmlns:wp="http://schemas.openxmlformats.org/drawingml/2006/wordprocessingDrawing" xmlns:wpg="http://schemas.microsoft.com/office/word/2010/wordprocessingGroup" xmlns:wpi="http://schemas.microsoft.com/office/word/2010/wordprocessingInk" xmlns:wps="http://schemas.microsoft.com/office/word/2010/wordprocessingShape" xmlns:o="urn:schemas-microsoft-com:office:office" xmlns:v="urn:schemas-microsoft-com:vml" xmlns:w10="urn:schemas-microsoft-com:office:word" xmlns:w="http://schemas.openxmlformats.org/wordprocessingml/2006/main" xmlns:w14="http://schemas.microsoft.com/office/word/2010/wordml" xmlns:w15="http://schemas.microsoft.com/office/word/2012/wordml" xmlns:w16cex="http://schemas.microsoft.com/office/word/2018/wordml/cex" xmlns:w16cid="http://schemas.microsoft.com/office/word/2016/wordml/cid" xmlns:w16="http://schemas.microsoft.com/office/word/2018/wordml" xmlns:w16sdtdh="http://schemas.microsoft.com/office/word/2020/wordml/sdtdatahash" xmlns:w16sdtfl="http://schemas.microsoft.com/office/word/2024/wordml/sdtformatlock" xmlns:w16se="http://schemas.microsoft.com/office/word/2015/wordml/symex" xmlns:w16du="http://schemas.microsoft.com/office/word/2023/wordml/word16du" xmlns:wne="http://schemas.microsoft.com/office/word/2006/wordml" mc:Ignorable="w14 w15 w16se w16cid w16 w16cex w16sdtdh w16sdtfl w16du wp14">
   <w:sdt>
     <w:sdtPr>
       <w:rPr>
@@ -5372,11 +8302,6 @@
         <w:docPartUnique/>
       </w:docPartObj>
     </w:sdtPr>
-    <w:sdtEndPr>
-      <w:rPr>
-        <w:rStyle w:val="PageNumber"/>
-      </w:rPr>
-    </w:sdtEndPr>
     <w:sdtContent>
       <w:p>
         <w:pPr>
@@ -5418,11 +8343,6 @@
         <w:docPartUnique/>
       </w:docPartObj>
     </w:sdtPr>
-    <w:sdtEndPr>
-      <w:rPr>
-        <w:rStyle w:val="PageNumber"/>
-      </w:rPr>
-    </w:sdtEndPr>
     <w:sdtContent>
       <w:p>
         <w:pPr>
@@ -5464,7 +8384,7 @@
 </file>
 
 <file path=word/footer2.xml><?xml version="1.0" encoding="utf-8"?>
-<w:ftr xmlns:wpc="http://schemas.microsoft.com/office/word/2010/wordprocessingCanvas" xmlns:cx="http://schemas.microsoft.com/office/drawing/2014/chartex" xmlns:cx1="http://schemas.microsoft.com/office/drawing/2015/9/8/chartex" xmlns:cx2="http://schemas.microsoft.com/office/drawing/2015/10/21/chartex" xmlns:cx3="http://schemas.microsoft.com/office/drawing/2016/5/9/chartex" xmlns:cx4="http://schemas.microsoft.com/office/drawing/2016/5/10/chartex" xmlns:cx5="http://schemas.microsoft.com/office/drawing/2016/5/11/chartex" xmlns:cx6="http://schemas.microsoft.com/office/drawing/2016/5/12/chartex" xmlns:cx7="http://schemas.microsoft.com/office/drawing/2016/5/13/chartex" xmlns:cx8="http://schemas.microsoft.com/office/drawing/2016/5/14/chartex" xmlns:mc="http://schemas.openxmlformats.org/markup-compatibility/2006" xmlns:aink="http://schemas.microsoft.com/office/drawing/2016/ink" xmlns:am3d="http://schemas.microsoft.com/office/drawing/2017/model3d" xmlns:o="urn:schemas-microsoft-com:office:office" xmlns:oel="http://schemas.microsoft.com/office/2019/extlst" xmlns:r="http://schemas.openxmlformats.org/officeDocument/2006/relationships" xmlns:m="http://schemas.openxmlformats.org/officeDocument/2006/math" xmlns:v="urn:schemas-microsoft-com:vml" xmlns:wp14="http://schemas.microsoft.com/office/word/2010/wordprocessingDrawing" xmlns:wp="http://schemas.openxmlformats.org/drawingml/2006/wordprocessingDrawing" xmlns:w10="urn:schemas-microsoft-com:office:word" xmlns:w="http://schemas.openxmlformats.org/wordprocessingml/2006/main" xmlns:w14="http://schemas.microsoft.com/office/word/2010/wordml" xmlns:w15="http://schemas.microsoft.com/office/word/2012/wordml" xmlns:w16cex="http://schemas.microsoft.com/office/word/2018/wordml/cex" xmlns:w16cid="http://schemas.microsoft.com/office/word/2016/wordml/cid" xmlns:w16="http://schemas.microsoft.com/office/word/2018/wordml" xmlns:w16du="http://schemas.microsoft.com/office/word/2023/wordml/word16du" xmlns:w16sdtdh="http://schemas.microsoft.com/office/word/2020/wordml/sdtdatahash" xmlns:w16sdtfl="http://schemas.microsoft.com/office/word/2024/wordml/sdtformatlock" xmlns:w16se="http://schemas.microsoft.com/office/word/2015/wordml/symex" xmlns:wpg="http://schemas.microsoft.com/office/word/2010/wordprocessingGroup" xmlns:wpi="http://schemas.microsoft.com/office/word/2010/wordprocessingInk" xmlns:wne="http://schemas.microsoft.com/office/word/2006/wordml" xmlns:wps="http://schemas.microsoft.com/office/word/2010/wordprocessingShape" mc:Ignorable="w14 w15 w16se w16cid w16 w16cex w16sdtdh w16sdtfl w16du wp14">
+<w:ftr xmlns:wpc="http://schemas.microsoft.com/office/word/2010/wordprocessingCanvas" xmlns:cx="http://schemas.microsoft.com/office/drawing/2014/chartex" xmlns:cx1="http://schemas.microsoft.com/office/drawing/2015/9/8/chartex" xmlns:cx2="http://schemas.microsoft.com/office/drawing/2015/10/21/chartex" xmlns:cx3="http://schemas.microsoft.com/office/drawing/2016/5/9/chartex" xmlns:cx4="http://schemas.microsoft.com/office/drawing/2016/5/10/chartex" xmlns:cx5="http://schemas.microsoft.com/office/drawing/2016/5/11/chartex" xmlns:cx6="http://schemas.microsoft.com/office/drawing/2016/5/12/chartex" xmlns:cx7="http://schemas.microsoft.com/office/drawing/2016/5/13/chartex" xmlns:cx8="http://schemas.microsoft.com/office/drawing/2016/5/14/chartex" xmlns:mc="http://schemas.openxmlformats.org/markup-compatibility/2006" xmlns:m="http://schemas.openxmlformats.org/officeDocument/2006/math" xmlns:aink="http://schemas.microsoft.com/office/drawing/2016/ink" xmlns:am3d="http://schemas.microsoft.com/office/drawing/2017/model3d" xmlns:oel="http://schemas.microsoft.com/office/2019/extlst" xmlns:r="http://schemas.openxmlformats.org/officeDocument/2006/relationships" xmlns:wp14="http://schemas.microsoft.com/office/word/2010/wordprocessingDrawing" xmlns:wp="http://schemas.openxmlformats.org/drawingml/2006/wordprocessingDrawing" xmlns:wpg="http://schemas.microsoft.com/office/word/2010/wordprocessingGroup" xmlns:wpi="http://schemas.microsoft.com/office/word/2010/wordprocessingInk" xmlns:wps="http://schemas.microsoft.com/office/word/2010/wordprocessingShape" xmlns:o="urn:schemas-microsoft-com:office:office" xmlns:v="urn:schemas-microsoft-com:vml" xmlns:w10="urn:schemas-microsoft-com:office:word" xmlns:w="http://schemas.openxmlformats.org/wordprocessingml/2006/main" xmlns:w14="http://schemas.microsoft.com/office/word/2010/wordml" xmlns:w15="http://schemas.microsoft.com/office/word/2012/wordml" xmlns:w16cex="http://schemas.microsoft.com/office/word/2018/wordml/cex" xmlns:w16cid="http://schemas.microsoft.com/office/word/2016/wordml/cid" xmlns:w16="http://schemas.microsoft.com/office/word/2018/wordml" xmlns:w16sdtdh="http://schemas.microsoft.com/office/word/2020/wordml/sdtdatahash" xmlns:w16sdtfl="http://schemas.microsoft.com/office/word/2024/wordml/sdtformatlock" xmlns:w16se="http://schemas.microsoft.com/office/word/2015/wordml/symex" xmlns:w16du="http://schemas.microsoft.com/office/word/2023/wordml/word16du" xmlns:wne="http://schemas.microsoft.com/office/word/2006/wordml" mc:Ignorable="w14 w15 w16se w16cid w16 w16cex w16sdtdh w16sdtfl w16du wp14">
   <w:sdt>
     <w:sdtPr>
       <w:rPr>
@@ -5476,11 +8396,6 @@
         <w:docPartUnique/>
       </w:docPartObj>
     </w:sdtPr>
-    <w:sdtEndPr>
-      <w:rPr>
-        <w:rStyle w:val="PageNumber"/>
-      </w:rPr>
-    </w:sdtEndPr>
     <w:sdtContent>
       <w:p>
         <w:pPr>
@@ -5558,7 +8473,7 @@
 </file>
 
 <file path=word/footnotes.xml><?xml version="1.0" encoding="utf-8"?>
-<w:footnotes xmlns:wpc="http://schemas.microsoft.com/office/word/2010/wordprocessingCanvas" xmlns:cx="http://schemas.microsoft.com/office/drawing/2014/chartex" xmlns:cx1="http://schemas.microsoft.com/office/drawing/2015/9/8/chartex" xmlns:cx2="http://schemas.microsoft.com/office/drawing/2015/10/21/chartex" xmlns:cx3="http://schemas.microsoft.com/office/drawing/2016/5/9/chartex" xmlns:cx4="http://schemas.microsoft.com/office/drawing/2016/5/10/chartex" xmlns:cx5="http://schemas.microsoft.com/office/drawing/2016/5/11/chartex" xmlns:cx6="http://schemas.microsoft.com/office/drawing/2016/5/12/chartex" xmlns:cx7="http://schemas.microsoft.com/office/drawing/2016/5/13/chartex" xmlns:cx8="http://schemas.microsoft.com/office/drawing/2016/5/14/chartex" xmlns:mc="http://schemas.openxmlformats.org/markup-compatibility/2006" xmlns:aink="http://schemas.microsoft.com/office/drawing/2016/ink" xmlns:am3d="http://schemas.microsoft.com/office/drawing/2017/model3d" xmlns:o="urn:schemas-microsoft-com:office:office" xmlns:oel="http://schemas.microsoft.com/office/2019/extlst" xmlns:r="http://schemas.openxmlformats.org/officeDocument/2006/relationships" xmlns:m="http://schemas.openxmlformats.org/officeDocument/2006/math" xmlns:v="urn:schemas-microsoft-com:vml" xmlns:wp14="http://schemas.microsoft.com/office/word/2010/wordprocessingDrawing" xmlns:wp="http://schemas.openxmlformats.org/drawingml/2006/wordprocessingDrawing" xmlns:w10="urn:schemas-microsoft-com:office:word" xmlns:w="http://schemas.openxmlformats.org/wordprocessingml/2006/main" xmlns:w14="http://schemas.microsoft.com/office/word/2010/wordml" xmlns:w15="http://schemas.microsoft.com/office/word/2012/wordml" xmlns:w16cex="http://schemas.microsoft.com/office/word/2018/wordml/cex" xmlns:w16cid="http://schemas.microsoft.com/office/word/2016/wordml/cid" xmlns:w16="http://schemas.microsoft.com/office/word/2018/wordml" xmlns:w16du="http://schemas.microsoft.com/office/word/2023/wordml/word16du" xmlns:w16sdtdh="http://schemas.microsoft.com/office/word/2020/wordml/sdtdatahash" xmlns:w16sdtfl="http://schemas.microsoft.com/office/word/2024/wordml/sdtformatlock" xmlns:w16se="http://schemas.microsoft.com/office/word/2015/wordml/symex" xmlns:wpg="http://schemas.microsoft.com/office/word/2010/wordprocessingGroup" xmlns:wpi="http://schemas.microsoft.com/office/word/2010/wordprocessingInk" xmlns:wne="http://schemas.microsoft.com/office/word/2006/wordml" xmlns:wps="http://schemas.microsoft.com/office/word/2010/wordprocessingShape" mc:Ignorable="w14 w15 w16se w16cid w16 w16cex w16sdtdh w16sdtfl w16du wp14">
+<w:footnotes xmlns:wpc="http://schemas.microsoft.com/office/word/2010/wordprocessingCanvas" xmlns:cx="http://schemas.microsoft.com/office/drawing/2014/chartex" xmlns:cx1="http://schemas.microsoft.com/office/drawing/2015/9/8/chartex" xmlns:cx2="http://schemas.microsoft.com/office/drawing/2015/10/21/chartex" xmlns:cx3="http://schemas.microsoft.com/office/drawing/2016/5/9/chartex" xmlns:cx4="http://schemas.microsoft.com/office/drawing/2016/5/10/chartex" xmlns:cx5="http://schemas.microsoft.com/office/drawing/2016/5/11/chartex" xmlns:cx6="http://schemas.microsoft.com/office/drawing/2016/5/12/chartex" xmlns:cx7="http://schemas.microsoft.com/office/drawing/2016/5/13/chartex" xmlns:cx8="http://schemas.microsoft.com/office/drawing/2016/5/14/chartex" xmlns:mc="http://schemas.openxmlformats.org/markup-compatibility/2006" xmlns:m="http://schemas.openxmlformats.org/officeDocument/2006/math" xmlns:aink="http://schemas.microsoft.com/office/drawing/2016/ink" xmlns:am3d="http://schemas.microsoft.com/office/drawing/2017/model3d" xmlns:oel="http://schemas.microsoft.com/office/2019/extlst" xmlns:r="http://schemas.openxmlformats.org/officeDocument/2006/relationships" xmlns:wp14="http://schemas.microsoft.com/office/word/2010/wordprocessingDrawing" xmlns:wp="http://schemas.openxmlformats.org/drawingml/2006/wordprocessingDrawing" xmlns:wpg="http://schemas.microsoft.com/office/word/2010/wordprocessingGroup" xmlns:wpi="http://schemas.microsoft.com/office/word/2010/wordprocessingInk" xmlns:wps="http://schemas.microsoft.com/office/word/2010/wordprocessingShape" xmlns:o="urn:schemas-microsoft-com:office:office" xmlns:v="urn:schemas-microsoft-com:vml" xmlns:w10="urn:schemas-microsoft-com:office:word" xmlns:w="http://schemas.openxmlformats.org/wordprocessingml/2006/main" xmlns:w14="http://schemas.microsoft.com/office/word/2010/wordml" xmlns:w15="http://schemas.microsoft.com/office/word/2012/wordml" xmlns:w16cex="http://schemas.microsoft.com/office/word/2018/wordml/cex" xmlns:w16cid="http://schemas.microsoft.com/office/word/2016/wordml/cid" xmlns:w16="http://schemas.microsoft.com/office/word/2018/wordml" xmlns:w16sdtdh="http://schemas.microsoft.com/office/word/2020/wordml/sdtdatahash" xmlns:w16sdtfl="http://schemas.microsoft.com/office/word/2024/wordml/sdtformatlock" xmlns:w16se="http://schemas.microsoft.com/office/word/2015/wordml/symex" xmlns:w16du="http://schemas.microsoft.com/office/word/2023/wordml/word16du" xmlns:wne="http://schemas.microsoft.com/office/word/2006/wordml" mc:Ignorable="w14 w15 w16se w16cid w16 w16cex w16sdtdh w16sdtfl w16du wp14">
   <w:footnote w:type="separator" w:id="-1">
     <w:p>
       <w:r>
@@ -5577,7 +8492,7 @@
 </file>
 
 <file path=word/header1.xml><?xml version="1.0" encoding="utf-8"?>
-<w:hdr xmlns:wpc="http://schemas.microsoft.com/office/word/2010/wordprocessingCanvas" xmlns:cx="http://schemas.microsoft.com/office/drawing/2014/chartex" xmlns:cx1="http://schemas.microsoft.com/office/drawing/2015/9/8/chartex" xmlns:cx2="http://schemas.microsoft.com/office/drawing/2015/10/21/chartex" xmlns:cx3="http://schemas.microsoft.com/office/drawing/2016/5/9/chartex" xmlns:cx4="http://schemas.microsoft.com/office/drawing/2016/5/10/chartex" xmlns:cx5="http://schemas.microsoft.com/office/drawing/2016/5/11/chartex" xmlns:cx6="http://schemas.microsoft.com/office/drawing/2016/5/12/chartex" xmlns:cx7="http://schemas.microsoft.com/office/drawing/2016/5/13/chartex" xmlns:cx8="http://schemas.microsoft.com/office/drawing/2016/5/14/chartex" xmlns:mc="http://schemas.openxmlformats.org/markup-compatibility/2006" xmlns:aink="http://schemas.microsoft.com/office/drawing/2016/ink" xmlns:am3d="http://schemas.microsoft.com/office/drawing/2017/model3d" xmlns:o="urn:schemas-microsoft-com:office:office" xmlns:oel="http://schemas.microsoft.com/office/2019/extlst" xmlns:r="http://schemas.openxmlformats.org/officeDocument/2006/relationships" xmlns:m="http://schemas.openxmlformats.org/officeDocument/2006/math" xmlns:v="urn:schemas-microsoft-com:vml" xmlns:wp14="http://schemas.microsoft.com/office/word/2010/wordprocessingDrawing" xmlns:wp="http://schemas.openxmlformats.org/drawingml/2006/wordprocessingDrawing" xmlns:w10="urn:schemas-microsoft-com:office:word" xmlns:w="http://schemas.openxmlformats.org/wordprocessingml/2006/main" xmlns:w14="http://schemas.microsoft.com/office/word/2010/wordml" xmlns:w15="http://schemas.microsoft.com/office/word/2012/wordml" xmlns:w16cex="http://schemas.microsoft.com/office/word/2018/wordml/cex" xmlns:w16cid="http://schemas.microsoft.com/office/word/2016/wordml/cid" xmlns:w16="http://schemas.microsoft.com/office/word/2018/wordml" xmlns:w16du="http://schemas.microsoft.com/office/word/2023/wordml/word16du" xmlns:w16sdtdh="http://schemas.microsoft.com/office/word/2020/wordml/sdtdatahash" xmlns:w16sdtfl="http://schemas.microsoft.com/office/word/2024/wordml/sdtformatlock" xmlns:w16se="http://schemas.microsoft.com/office/word/2015/wordml/symex" xmlns:wpg="http://schemas.microsoft.com/office/word/2010/wordprocessingGroup" xmlns:wpi="http://schemas.microsoft.com/office/word/2010/wordprocessingInk" xmlns:wne="http://schemas.microsoft.com/office/word/2006/wordml" xmlns:wps="http://schemas.microsoft.com/office/word/2010/wordprocessingShape" mc:Ignorable="w14 w15 w16se w16cid w16 w16cex w16sdtdh w16sdtfl w16du wp14">
+<w:hdr xmlns:wpc="http://schemas.microsoft.com/office/word/2010/wordprocessingCanvas" xmlns:cx="http://schemas.microsoft.com/office/drawing/2014/chartex" xmlns:cx1="http://schemas.microsoft.com/office/drawing/2015/9/8/chartex" xmlns:cx2="http://schemas.microsoft.com/office/drawing/2015/10/21/chartex" xmlns:cx3="http://schemas.microsoft.com/office/drawing/2016/5/9/chartex" xmlns:cx4="http://schemas.microsoft.com/office/drawing/2016/5/10/chartex" xmlns:cx5="http://schemas.microsoft.com/office/drawing/2016/5/11/chartex" xmlns:cx6="http://schemas.microsoft.com/office/drawing/2016/5/12/chartex" xmlns:cx7="http://schemas.microsoft.com/office/drawing/2016/5/13/chartex" xmlns:cx8="http://schemas.microsoft.com/office/drawing/2016/5/14/chartex" xmlns:mc="http://schemas.openxmlformats.org/markup-compatibility/2006" xmlns:m="http://schemas.openxmlformats.org/officeDocument/2006/math" xmlns:aink="http://schemas.microsoft.com/office/drawing/2016/ink" xmlns:am3d="http://schemas.microsoft.com/office/drawing/2017/model3d" xmlns:oel="http://schemas.microsoft.com/office/2019/extlst" xmlns:r="http://schemas.openxmlformats.org/officeDocument/2006/relationships" xmlns:wp14="http://schemas.microsoft.com/office/word/2010/wordprocessingDrawing" xmlns:wp="http://schemas.openxmlformats.org/drawingml/2006/wordprocessingDrawing" xmlns:wpg="http://schemas.microsoft.com/office/word/2010/wordprocessingGroup" xmlns:wpi="http://schemas.microsoft.com/office/word/2010/wordprocessingInk" xmlns:wps="http://schemas.microsoft.com/office/word/2010/wordprocessingShape" xmlns:o="urn:schemas-microsoft-com:office:office" xmlns:v="urn:schemas-microsoft-com:vml" xmlns:w10="urn:schemas-microsoft-com:office:word" xmlns:w="http://schemas.openxmlformats.org/wordprocessingml/2006/main" xmlns:w14="http://schemas.microsoft.com/office/word/2010/wordml" xmlns:w15="http://schemas.microsoft.com/office/word/2012/wordml" xmlns:w16cex="http://schemas.microsoft.com/office/word/2018/wordml/cex" xmlns:w16cid="http://schemas.microsoft.com/office/word/2016/wordml/cid" xmlns:w16="http://schemas.microsoft.com/office/word/2018/wordml" xmlns:w16sdtdh="http://schemas.microsoft.com/office/word/2020/wordml/sdtdatahash" xmlns:w16sdtfl="http://schemas.microsoft.com/office/word/2024/wordml/sdtformatlock" xmlns:w16se="http://schemas.microsoft.com/office/word/2015/wordml/symex" xmlns:w16du="http://schemas.microsoft.com/office/word/2023/wordml/word16du" xmlns:wne="http://schemas.microsoft.com/office/word/2006/wordml" mc:Ignorable="w14 w15 w16se w16cid w16 w16cex w16sdtdh w16sdtfl w16du wp14">
   <w:p>
     <w:pPr>
       <w:spacing w:line="264" w:lineRule="auto"/>
@@ -5602,7 +8517,6 @@
         <w:dataBinding w:prefixMappings="xmlns:ns0='http://schemas.openxmlformats.org/package/2006/metadata/core-properties' xmlns:ns1='http://purl.org/dc/elements/1.1/'" w:xpath="/ns0:coreProperties[1]/ns1:title[1]" w:storeItemID="{6C3C8BC8-F283-45AE-878A-BAB7291924A1}"/>
         <w:text/>
       </w:sdtPr>
-      <w:sdtEndPr/>
       <w:sdtContent>
         <w:r>
           <w:rPr>
@@ -5620,7 +8534,7 @@
 </file>
 
 <file path=word/numbering.xml><?xml version="1.0" encoding="utf-8"?>
-<w:numbering xmlns:wpc="http://schemas.microsoft.com/office/word/2010/wordprocessingCanvas" xmlns:cx="http://schemas.microsoft.com/office/drawing/2014/chartex" xmlns:cx1="http://schemas.microsoft.com/office/drawing/2015/9/8/chartex" xmlns:cx2="http://schemas.microsoft.com/office/drawing/2015/10/21/chartex" xmlns:cx3="http://schemas.microsoft.com/office/drawing/2016/5/9/chartex" xmlns:cx4="http://schemas.microsoft.com/office/drawing/2016/5/10/chartex" xmlns:cx5="http://schemas.microsoft.com/office/drawing/2016/5/11/chartex" xmlns:cx6="http://schemas.microsoft.com/office/drawing/2016/5/12/chartex" xmlns:cx7="http://schemas.microsoft.com/office/drawing/2016/5/13/chartex" xmlns:cx8="http://schemas.microsoft.com/office/drawing/2016/5/14/chartex" xmlns:mc="http://schemas.openxmlformats.org/markup-compatibility/2006" xmlns:aink="http://schemas.microsoft.com/office/drawing/2016/ink" xmlns:am3d="http://schemas.microsoft.com/office/drawing/2017/model3d" xmlns:o="urn:schemas-microsoft-com:office:office" xmlns:oel="http://schemas.microsoft.com/office/2019/extlst" xmlns:r="http://schemas.openxmlformats.org/officeDocument/2006/relationships" xmlns:m="http://schemas.openxmlformats.org/officeDocument/2006/math" xmlns:v="urn:schemas-microsoft-com:vml" xmlns:wp14="http://schemas.microsoft.com/office/word/2010/wordprocessingDrawing" xmlns:wp="http://schemas.openxmlformats.org/drawingml/2006/wordprocessingDrawing" xmlns:w10="urn:schemas-microsoft-com:office:word" xmlns:w="http://schemas.openxmlformats.org/wordprocessingml/2006/main" xmlns:w14="http://schemas.microsoft.com/office/word/2010/wordml" xmlns:w15="http://schemas.microsoft.com/office/word/2012/wordml" xmlns:w16cex="http://schemas.microsoft.com/office/word/2018/wordml/cex" xmlns:w16cid="http://schemas.microsoft.com/office/word/2016/wordml/cid" xmlns:w16="http://schemas.microsoft.com/office/word/2018/wordml" xmlns:w16du="http://schemas.microsoft.com/office/word/2023/wordml/word16du" xmlns:w16sdtdh="http://schemas.microsoft.com/office/word/2020/wordml/sdtdatahash" xmlns:w16sdtfl="http://schemas.microsoft.com/office/word/2024/wordml/sdtformatlock" xmlns:w16se="http://schemas.microsoft.com/office/word/2015/wordml/symex" xmlns:wpg="http://schemas.microsoft.com/office/word/2010/wordprocessingGroup" xmlns:wpi="http://schemas.microsoft.com/office/word/2010/wordprocessingInk" xmlns:wne="http://schemas.microsoft.com/office/word/2006/wordml" xmlns:wps="http://schemas.microsoft.com/office/word/2010/wordprocessingShape" mc:Ignorable="w14 w15 w16se w16cid w16 w16cex w16sdtdh w16sdtfl w16du wp14">
+<w:numbering xmlns:wpc="http://schemas.microsoft.com/office/word/2010/wordprocessingCanvas" xmlns:cx="http://schemas.microsoft.com/office/drawing/2014/chartex" xmlns:cx1="http://schemas.microsoft.com/office/drawing/2015/9/8/chartex" xmlns:cx2="http://schemas.microsoft.com/office/drawing/2015/10/21/chartex" xmlns:cx3="http://schemas.microsoft.com/office/drawing/2016/5/9/chartex" xmlns:cx4="http://schemas.microsoft.com/office/drawing/2016/5/10/chartex" xmlns:cx5="http://schemas.microsoft.com/office/drawing/2016/5/11/chartex" xmlns:cx6="http://schemas.microsoft.com/office/drawing/2016/5/12/chartex" xmlns:cx7="http://schemas.microsoft.com/office/drawing/2016/5/13/chartex" xmlns:cx8="http://schemas.microsoft.com/office/drawing/2016/5/14/chartex" xmlns:mc="http://schemas.openxmlformats.org/markup-compatibility/2006" xmlns:m="http://schemas.openxmlformats.org/officeDocument/2006/math" xmlns:aink="http://schemas.microsoft.com/office/drawing/2016/ink" xmlns:am3d="http://schemas.microsoft.com/office/drawing/2017/model3d" xmlns:oel="http://schemas.microsoft.com/office/2019/extlst" xmlns:r="http://schemas.openxmlformats.org/officeDocument/2006/relationships" xmlns:wp14="http://schemas.microsoft.com/office/word/2010/wordprocessingDrawing" xmlns:wp="http://schemas.openxmlformats.org/drawingml/2006/wordprocessingDrawing" xmlns:wpg="http://schemas.microsoft.com/office/word/2010/wordprocessingGroup" xmlns:wpi="http://schemas.microsoft.com/office/word/2010/wordprocessingInk" xmlns:wps="http://schemas.microsoft.com/office/word/2010/wordprocessingShape" xmlns:o="urn:schemas-microsoft-com:office:office" xmlns:v="urn:schemas-microsoft-com:vml" xmlns:w10="urn:schemas-microsoft-com:office:word" xmlns:w="http://schemas.openxmlformats.org/wordprocessingml/2006/main" xmlns:w14="http://schemas.microsoft.com/office/word/2010/wordml" xmlns:w15="http://schemas.microsoft.com/office/word/2012/wordml" xmlns:w16cex="http://schemas.microsoft.com/office/word/2018/wordml/cex" xmlns:w16cid="http://schemas.microsoft.com/office/word/2016/wordml/cid" xmlns:w16="http://schemas.microsoft.com/office/word/2018/wordml" xmlns:w16sdtdh="http://schemas.microsoft.com/office/word/2020/wordml/sdtdatahash" xmlns:w16sdtfl="http://schemas.microsoft.com/office/word/2024/wordml/sdtformatlock" xmlns:w16se="http://schemas.microsoft.com/office/word/2015/wordml/symex" xmlns:w16du="http://schemas.microsoft.com/office/word/2023/wordml/word16du" xmlns:wne="http://schemas.microsoft.com/office/word/2006/wordml" mc:Ignorable="w14 w15 w16se w16cid w16 w16cex w16sdtdh w16sdtfl w16du wp14">
   <w:abstractNum w:abstractNumId="0" w15:restartNumberingAfterBreak="0">
     <w:nsid w:val="05BC2773"/>
     <w:multiLevelType w:val="hybridMultilevel"/>
@@ -6362,7 +9276,7 @@
 </file>
 
 <file path=word/people.xml><?xml version="1.0" encoding="utf-8"?>
-<w15:people xmlns:wpc="http://schemas.microsoft.com/office/word/2010/wordprocessingCanvas" xmlns:cx="http://schemas.microsoft.com/office/drawing/2014/chartex" xmlns:cx1="http://schemas.microsoft.com/office/drawing/2015/9/8/chartex" xmlns:cx2="http://schemas.microsoft.com/office/drawing/2015/10/21/chartex" xmlns:cx3="http://schemas.microsoft.com/office/drawing/2016/5/9/chartex" xmlns:cx4="http://schemas.microsoft.com/office/drawing/2016/5/10/chartex" xmlns:cx5="http://schemas.microsoft.com/office/drawing/2016/5/11/chartex" xmlns:cx6="http://schemas.microsoft.com/office/drawing/2016/5/12/chartex" xmlns:cx7="http://schemas.microsoft.com/office/drawing/2016/5/13/chartex" xmlns:cx8="http://schemas.microsoft.com/office/drawing/2016/5/14/chartex" xmlns:mc="http://schemas.openxmlformats.org/markup-compatibility/2006" xmlns:aink="http://schemas.microsoft.com/office/drawing/2016/ink" xmlns:am3d="http://schemas.microsoft.com/office/drawing/2017/model3d" xmlns:o="urn:schemas-microsoft-com:office:office" xmlns:oel="http://schemas.microsoft.com/office/2019/extlst" xmlns:r="http://schemas.openxmlformats.org/officeDocument/2006/relationships" xmlns:m="http://schemas.openxmlformats.org/officeDocument/2006/math" xmlns:v="urn:schemas-microsoft-com:vml" xmlns:wp14="http://schemas.microsoft.com/office/word/2010/wordprocessingDrawing" xmlns:wp="http://schemas.openxmlformats.org/drawingml/2006/wordprocessingDrawing" xmlns:w10="urn:schemas-microsoft-com:office:word" xmlns:w="http://schemas.openxmlformats.org/wordprocessingml/2006/main" xmlns:w14="http://schemas.microsoft.com/office/word/2010/wordml" xmlns:w15="http://schemas.microsoft.com/office/word/2012/wordml" xmlns:w16cex="http://schemas.microsoft.com/office/word/2018/wordml/cex" xmlns:w16cid="http://schemas.microsoft.com/office/word/2016/wordml/cid" xmlns:w16="http://schemas.microsoft.com/office/word/2018/wordml" xmlns:w16du="http://schemas.microsoft.com/office/word/2023/wordml/word16du" xmlns:w16sdtdh="http://schemas.microsoft.com/office/word/2020/wordml/sdtdatahash" xmlns:w16sdtfl="http://schemas.microsoft.com/office/word/2024/wordml/sdtformatlock" xmlns:w16se="http://schemas.microsoft.com/office/word/2015/wordml/symex" xmlns:wpg="http://schemas.microsoft.com/office/word/2010/wordprocessingGroup" xmlns:wpi="http://schemas.microsoft.com/office/word/2010/wordprocessingInk" xmlns:wne="http://schemas.microsoft.com/office/word/2006/wordml" xmlns:wps="http://schemas.microsoft.com/office/word/2010/wordprocessingShape" mc:Ignorable="w14 w15 w16se w16cid w16 w16cex w16sdtdh w16sdtfl w16du wp14">
+<w15:people xmlns:wpc="http://schemas.microsoft.com/office/word/2010/wordprocessingCanvas" xmlns:cx="http://schemas.microsoft.com/office/drawing/2014/chartex" xmlns:cx1="http://schemas.microsoft.com/office/drawing/2015/9/8/chartex" xmlns:cx2="http://schemas.microsoft.com/office/drawing/2015/10/21/chartex" xmlns:cx3="http://schemas.microsoft.com/office/drawing/2016/5/9/chartex" xmlns:cx4="http://schemas.microsoft.com/office/drawing/2016/5/10/chartex" xmlns:cx5="http://schemas.microsoft.com/office/drawing/2016/5/11/chartex" xmlns:cx6="http://schemas.microsoft.com/office/drawing/2016/5/12/chartex" xmlns:cx7="http://schemas.microsoft.com/office/drawing/2016/5/13/chartex" xmlns:cx8="http://schemas.microsoft.com/office/drawing/2016/5/14/chartex" xmlns:mc="http://schemas.openxmlformats.org/markup-compatibility/2006" xmlns:m="http://schemas.openxmlformats.org/officeDocument/2006/math" xmlns:aink="http://schemas.microsoft.com/office/drawing/2016/ink" xmlns:am3d="http://schemas.microsoft.com/office/drawing/2017/model3d" xmlns:oel="http://schemas.microsoft.com/office/2019/extlst" xmlns:r="http://schemas.openxmlformats.org/officeDocument/2006/relationships" xmlns:wp14="http://schemas.microsoft.com/office/word/2010/wordprocessingDrawing" xmlns:wp="http://schemas.openxmlformats.org/drawingml/2006/wordprocessingDrawing" xmlns:wpg="http://schemas.microsoft.com/office/word/2010/wordprocessingGroup" xmlns:wpi="http://schemas.microsoft.com/office/word/2010/wordprocessingInk" xmlns:wps="http://schemas.microsoft.com/office/word/2010/wordprocessingShape" xmlns:o="urn:schemas-microsoft-com:office:office" xmlns:v="urn:schemas-microsoft-com:vml" xmlns:w10="urn:schemas-microsoft-com:office:word" xmlns:w="http://schemas.openxmlformats.org/wordprocessingml/2006/main" xmlns:w14="http://schemas.microsoft.com/office/word/2010/wordml" xmlns:w15="http://schemas.microsoft.com/office/word/2012/wordml" xmlns:w16cex="http://schemas.microsoft.com/office/word/2018/wordml/cex" xmlns:w16cid="http://schemas.microsoft.com/office/word/2016/wordml/cid" xmlns:w16="http://schemas.microsoft.com/office/word/2018/wordml" xmlns:w16sdtdh="http://schemas.microsoft.com/office/word/2020/wordml/sdtdatahash" xmlns:w16sdtfl="http://schemas.microsoft.com/office/word/2024/wordml/sdtformatlock" xmlns:w16se="http://schemas.microsoft.com/office/word/2015/wordml/symex" xmlns:w16du="http://schemas.microsoft.com/office/word/2023/wordml/word16du" xmlns:wne="http://schemas.microsoft.com/office/word/2006/wordml" mc:Ignorable="w14 w15 w16se w16cid w16 w16cex w16sdtdh w16sdtfl w16du wp14">
   <w15:person w15:author="Zhan, Yao">
     <w15:presenceInfo w15:providerId="AD" w15:userId="S::yao.zhan@abbvie.com::16807fab-9a3c-40ab-b13e-b46843d63862"/>
   </w15:person>
@@ -6370,7 +9284,7 @@
 </file>
 
 <file path=word/styles.xml><?xml version="1.0" encoding="utf-8"?>
-<w:styles xmlns:mc="http://schemas.openxmlformats.org/markup-compatibility/2006" xmlns:r="http://schemas.openxmlformats.org/officeDocument/2006/relationships" xmlns:w="http://schemas.openxmlformats.org/wordprocessingml/2006/main" xmlns:w14="http://schemas.microsoft.com/office/word/2010/wordml" xmlns:w15="http://schemas.microsoft.com/office/word/2012/wordml" xmlns:w16cex="http://schemas.microsoft.com/office/word/2018/wordml/cex" xmlns:w16cid="http://schemas.microsoft.com/office/word/2016/wordml/cid" xmlns:w16="http://schemas.microsoft.com/office/word/2018/wordml" xmlns:w16du="http://schemas.microsoft.com/office/word/2023/wordml/word16du" xmlns:w16sdtdh="http://schemas.microsoft.com/office/word/2020/wordml/sdtdatahash" xmlns:w16sdtfl="http://schemas.microsoft.com/office/word/2024/wordml/sdtformatlock" xmlns:w16se="http://schemas.microsoft.com/office/word/2015/wordml/symex" mc:Ignorable="w14 w15 w16se w16cid w16 w16cex w16sdtdh w16sdtfl w16du">
+<w:styles xmlns:mc="http://schemas.openxmlformats.org/markup-compatibility/2006" xmlns:r="http://schemas.openxmlformats.org/officeDocument/2006/relationships" xmlns:w="http://schemas.openxmlformats.org/wordprocessingml/2006/main" xmlns:w14="http://schemas.microsoft.com/office/word/2010/wordml" xmlns:w15="http://schemas.microsoft.com/office/word/2012/wordml" xmlns:w16cex="http://schemas.microsoft.com/office/word/2018/wordml/cex" xmlns:w16cid="http://schemas.microsoft.com/office/word/2016/wordml/cid" xmlns:w16="http://schemas.microsoft.com/office/word/2018/wordml" xmlns:w16sdtdh="http://schemas.microsoft.com/office/word/2020/wordml/sdtdatahash" xmlns:w16sdtfl="http://schemas.microsoft.com/office/word/2024/wordml/sdtformatlock" xmlns:w16se="http://schemas.microsoft.com/office/word/2015/wordml/symex" xmlns:w16du="http://schemas.microsoft.com/office/word/2023/wordml/word16du" mc:Ignorable="w14 w15 w16se w16cid w16 w16cex w16sdtdh w16sdtfl w16du">
   <w:docDefaults>
     <w:rPrDefault>
       <w:rPr>
@@ -7497,11 +10411,32 @@
       <w:bCs/>
     </w:rPr>
   </w:style>
+  <w:style w:type="character" w:styleId="PlaceholderText">
+    <w:name w:val="Placeholder Text"/>
+    <w:basedOn w:val="DefaultParagraphFont"/>
+    <w:uiPriority w:val="99"/>
+    <w:semiHidden/>
+    <w:rsid w:val="00E55D17"/>
+    <w:rPr>
+      <w:color w:val="666666"/>
+    </w:rPr>
+  </w:style>
+  <w:style w:type="paragraph" w:customStyle="1" w:styleId="Bibliography1">
+    <w:name w:val="Bibliography1"/>
+    <w:basedOn w:val="Normal"/>
+    <w:rsid w:val="003A3415"/>
+    <w:pPr>
+      <w:spacing w:before="100" w:beforeAutospacing="1" w:after="100" w:afterAutospacing="1"/>
+    </w:pPr>
+    <w:rPr>
+      <w:rFonts w:eastAsiaTheme="minorEastAsia"/>
+    </w:rPr>
+  </w:style>
 </w:styles>
 </file>
 
 <file path=word/glossary/document.xml><?xml version="1.0" encoding="utf-8"?>
-<w:glossaryDocument xmlns:wpc="http://schemas.microsoft.com/office/word/2010/wordprocessingCanvas" xmlns:cx="http://schemas.microsoft.com/office/drawing/2014/chartex" xmlns:cx1="http://schemas.microsoft.com/office/drawing/2015/9/8/chartex" xmlns:cx2="http://schemas.microsoft.com/office/drawing/2015/10/21/chartex" xmlns:cx3="http://schemas.microsoft.com/office/drawing/2016/5/9/chartex" xmlns:cx4="http://schemas.microsoft.com/office/drawing/2016/5/10/chartex" xmlns:cx5="http://schemas.microsoft.com/office/drawing/2016/5/11/chartex" xmlns:cx6="http://schemas.microsoft.com/office/drawing/2016/5/12/chartex" xmlns:cx7="http://schemas.microsoft.com/office/drawing/2016/5/13/chartex" xmlns:cx8="http://schemas.microsoft.com/office/drawing/2016/5/14/chartex" xmlns:mc="http://schemas.openxmlformats.org/markup-compatibility/2006" xmlns:aink="http://schemas.microsoft.com/office/drawing/2016/ink" xmlns:am3d="http://schemas.microsoft.com/office/drawing/2017/model3d" xmlns:o="urn:schemas-microsoft-com:office:office" xmlns:oel="http://schemas.microsoft.com/office/2019/extlst" xmlns:r="http://schemas.openxmlformats.org/officeDocument/2006/relationships" xmlns:m="http://schemas.openxmlformats.org/officeDocument/2006/math" xmlns:v="urn:schemas-microsoft-com:vml" xmlns:wp14="http://schemas.microsoft.com/office/word/2010/wordprocessingDrawing" xmlns:wp="http://schemas.openxmlformats.org/drawingml/2006/wordprocessingDrawing" xmlns:w10="urn:schemas-microsoft-com:office:word" xmlns:w="http://schemas.openxmlformats.org/wordprocessingml/2006/main" xmlns:w14="http://schemas.microsoft.com/office/word/2010/wordml" xmlns:w15="http://schemas.microsoft.com/office/word/2012/wordml" xmlns:w16cex="http://schemas.microsoft.com/office/word/2018/wordml/cex" xmlns:w16cid="http://schemas.microsoft.com/office/word/2016/wordml/cid" xmlns:w16="http://schemas.microsoft.com/office/word/2018/wordml" xmlns:w16du="http://schemas.microsoft.com/office/word/2023/wordml/word16du" xmlns:w16sdtdh="http://schemas.microsoft.com/office/word/2020/wordml/sdtdatahash" xmlns:w16sdtfl="http://schemas.microsoft.com/office/word/2024/wordml/sdtformatlock" xmlns:w16se="http://schemas.microsoft.com/office/word/2015/wordml/symex" xmlns:wpg="http://schemas.microsoft.com/office/word/2010/wordprocessingGroup" xmlns:wpi="http://schemas.microsoft.com/office/word/2010/wordprocessingInk" xmlns:wne="http://schemas.microsoft.com/office/word/2006/wordml" xmlns:wps="http://schemas.microsoft.com/office/word/2010/wordprocessingShape" mc:Ignorable="w14 w15 w16se w16cid w16 w16cex w16sdtdh w16sdtfl w16du wp14">
+<w:glossaryDocument xmlns:wpc="http://schemas.microsoft.com/office/word/2010/wordprocessingCanvas" xmlns:cx="http://schemas.microsoft.com/office/drawing/2014/chartex" xmlns:cx1="http://schemas.microsoft.com/office/drawing/2015/9/8/chartex" xmlns:cx2="http://schemas.microsoft.com/office/drawing/2015/10/21/chartex" xmlns:cx3="http://schemas.microsoft.com/office/drawing/2016/5/9/chartex" xmlns:cx4="http://schemas.microsoft.com/office/drawing/2016/5/10/chartex" xmlns:cx5="http://schemas.microsoft.com/office/drawing/2016/5/11/chartex" xmlns:cx6="http://schemas.microsoft.com/office/drawing/2016/5/12/chartex" xmlns:cx7="http://schemas.microsoft.com/office/drawing/2016/5/13/chartex" xmlns:cx8="http://schemas.microsoft.com/office/drawing/2016/5/14/chartex" xmlns:mc="http://schemas.openxmlformats.org/markup-compatibility/2006" xmlns:m="http://schemas.openxmlformats.org/officeDocument/2006/math" xmlns:aink="http://schemas.microsoft.com/office/drawing/2016/ink" xmlns:am3d="http://schemas.microsoft.com/office/drawing/2017/model3d" xmlns:oel="http://schemas.microsoft.com/office/2019/extlst" xmlns:r="http://schemas.openxmlformats.org/officeDocument/2006/relationships" xmlns:wp14="http://schemas.microsoft.com/office/word/2010/wordprocessingDrawing" xmlns:wp="http://schemas.openxmlformats.org/drawingml/2006/wordprocessingDrawing" xmlns:wpg="http://schemas.microsoft.com/office/word/2010/wordprocessingGroup" xmlns:wpi="http://schemas.microsoft.com/office/word/2010/wordprocessingInk" xmlns:wps="http://schemas.microsoft.com/office/word/2010/wordprocessingShape" xmlns:o="urn:schemas-microsoft-com:office:office" xmlns:v="urn:schemas-microsoft-com:vml" xmlns:w10="urn:schemas-microsoft-com:office:word" xmlns:w="http://schemas.openxmlformats.org/wordprocessingml/2006/main" xmlns:w14="http://schemas.microsoft.com/office/word/2010/wordml" xmlns:w15="http://schemas.microsoft.com/office/word/2012/wordml" xmlns:w16cex="http://schemas.microsoft.com/office/word/2018/wordml/cex" xmlns:w16cid="http://schemas.microsoft.com/office/word/2016/wordml/cid" xmlns:w16="http://schemas.microsoft.com/office/word/2018/wordml" xmlns:w16sdtdh="http://schemas.microsoft.com/office/word/2020/wordml/sdtdatahash" xmlns:w16sdtfl="http://schemas.microsoft.com/office/word/2024/wordml/sdtformatlock" xmlns:w16se="http://schemas.microsoft.com/office/word/2015/wordml/symex" xmlns:w16du="http://schemas.microsoft.com/office/word/2023/wordml/word16du" xmlns:wne="http://schemas.microsoft.com/office/word/2006/wordml" mc:Ignorable="w14 w15 w16se w16cid w16 w16cex w16sdtdh w16sdtfl w16du wp14">
   <w:docParts>
     <w:docPart>
       <w:docPartPr>
@@ -7525,11 +10460,1896 @@
           </w:pPr>
           <w:r>
             <w:rPr>
-              <w:color w:val="156082" w:themeColor="accent1"/>
+              <w:color w:val="4472C4" w:themeColor="accent1"/>
               <w:sz w:val="20"/>
               <w:szCs w:val="20"/>
             </w:rPr>
             <w:t>[Document title]</w:t>
+          </w:r>
+        </w:p>
+      </w:docPartBody>
+    </w:docPart>
+    <w:docPart>
+      <w:docPartPr>
+        <w:name w:val="2283DD8B52E2154595D56E6688FE0CB0"/>
+        <w:category>
+          <w:name w:val="General"/>
+          <w:gallery w:val="placeholder"/>
+        </w:category>
+        <w:types>
+          <w:type w:val="bbPlcHdr"/>
+        </w:types>
+        <w:behaviors>
+          <w:behavior w:val="content"/>
+        </w:behaviors>
+        <w:guid w:val="{B7F3AE72-7D75-B34C-AA23-0B6A86E3428E}"/>
+      </w:docPartPr>
+      <w:docPartBody>
+        <w:p>
+          <w:pPr>
+            <w:pStyle w:val="2283DD8B52E2154595D56E6688FE0CB0"/>
+          </w:pPr>
+          <w:r>
+            <w:rPr>
+              <w:rStyle w:val="PlaceholderText"/>
+            </w:rPr>
+            <w:t>Click or tap here to enter text.</w:t>
+          </w:r>
+        </w:p>
+      </w:docPartBody>
+    </w:docPart>
+    <w:docPart>
+      <w:docPartPr>
+        <w:name w:val="BC0C95DDFF037A40A9E722A9B7B9E6D6"/>
+        <w:category>
+          <w:name w:val="General"/>
+          <w:gallery w:val="placeholder"/>
+        </w:category>
+        <w:types>
+          <w:type w:val="bbPlcHdr"/>
+        </w:types>
+        <w:behaviors>
+          <w:behavior w:val="content"/>
+        </w:behaviors>
+        <w:guid w:val="{DAE1F109-3D38-DA49-A8C2-A9996E435D3C}"/>
+      </w:docPartPr>
+      <w:docPartBody>
+        <w:p>
+          <w:pPr>
+            <w:pStyle w:val="BC0C95DDFF037A40A9E722A9B7B9E6D6"/>
+          </w:pPr>
+          <w:r>
+            <w:rPr>
+              <w:rStyle w:val="PlaceholderText"/>
+            </w:rPr>
+            <w:t>Click or tap here to enter text.</w:t>
+          </w:r>
+        </w:p>
+      </w:docPartBody>
+    </w:docPart>
+    <w:docPart>
+      <w:docPartPr>
+        <w:name w:val="8DA67ADC3B978742BEF602A14C54AEEC"/>
+        <w:category>
+          <w:name w:val="General"/>
+          <w:gallery w:val="placeholder"/>
+        </w:category>
+        <w:types>
+          <w:type w:val="bbPlcHdr"/>
+        </w:types>
+        <w:behaviors>
+          <w:behavior w:val="content"/>
+        </w:behaviors>
+        <w:guid w:val="{9421EB33-504F-8F44-977F-369CF27BFD6E}"/>
+      </w:docPartPr>
+      <w:docPartBody>
+        <w:p>
+          <w:pPr>
+            <w:pStyle w:val="8DA67ADC3B978742BEF602A14C54AEEC"/>
+          </w:pPr>
+          <w:r>
+            <w:rPr>
+              <w:rStyle w:val="PlaceholderText"/>
+            </w:rPr>
+            <w:t>Click or tap here to enter text.</w:t>
+          </w:r>
+        </w:p>
+      </w:docPartBody>
+    </w:docPart>
+    <w:docPart>
+      <w:docPartPr>
+        <w:name w:val="33664D0FA4D1D4448D9E0904EF0C52B9"/>
+        <w:category>
+          <w:name w:val="General"/>
+          <w:gallery w:val="placeholder"/>
+        </w:category>
+        <w:types>
+          <w:type w:val="bbPlcHdr"/>
+        </w:types>
+        <w:behaviors>
+          <w:behavior w:val="content"/>
+        </w:behaviors>
+        <w:guid w:val="{8AD3A2BF-961E-9F4D-A360-368624F528F5}"/>
+      </w:docPartPr>
+      <w:docPartBody>
+        <w:p>
+          <w:pPr>
+            <w:pStyle w:val="33664D0FA4D1D4448D9E0904EF0C52B9"/>
+          </w:pPr>
+          <w:r>
+            <w:rPr>
+              <w:rStyle w:val="PlaceholderText"/>
+            </w:rPr>
+            <w:t>Click or tap here to enter text.</w:t>
+          </w:r>
+        </w:p>
+      </w:docPartBody>
+    </w:docPart>
+    <w:docPart>
+      <w:docPartPr>
+        <w:name w:val="ACD0734486878B41AD0EA9B00052B58E"/>
+        <w:category>
+          <w:name w:val="General"/>
+          <w:gallery w:val="placeholder"/>
+        </w:category>
+        <w:types>
+          <w:type w:val="bbPlcHdr"/>
+        </w:types>
+        <w:behaviors>
+          <w:behavior w:val="content"/>
+        </w:behaviors>
+        <w:guid w:val="{B7DBF4A1-B6E5-5F42-BA15-89CFAC215F51}"/>
+      </w:docPartPr>
+      <w:docPartBody>
+        <w:p>
+          <w:pPr>
+            <w:pStyle w:val="ACD0734486878B41AD0EA9B00052B58E"/>
+          </w:pPr>
+          <w:r>
+            <w:rPr>
+              <w:rStyle w:val="PlaceholderText"/>
+            </w:rPr>
+            <w:t>Click or tap here to enter text.</w:t>
+          </w:r>
+        </w:p>
+      </w:docPartBody>
+    </w:docPart>
+    <w:docPart>
+      <w:docPartPr>
+        <w:name w:val="D5EC9658ED7B1648B548285B667F5F08"/>
+        <w:category>
+          <w:name w:val="General"/>
+          <w:gallery w:val="placeholder"/>
+        </w:category>
+        <w:types>
+          <w:type w:val="bbPlcHdr"/>
+        </w:types>
+        <w:behaviors>
+          <w:behavior w:val="content"/>
+        </w:behaviors>
+        <w:guid w:val="{1A7485FB-843E-F049-B0E3-0C9B05CAD3BA}"/>
+      </w:docPartPr>
+      <w:docPartBody>
+        <w:p>
+          <w:pPr>
+            <w:pStyle w:val="D5EC9658ED7B1648B548285B667F5F08"/>
+          </w:pPr>
+          <w:r>
+            <w:rPr>
+              <w:rStyle w:val="PlaceholderText"/>
+            </w:rPr>
+            <w:t>Click or tap here to enter text.</w:t>
+          </w:r>
+        </w:p>
+      </w:docPartBody>
+    </w:docPart>
+    <w:docPart>
+      <w:docPartPr>
+        <w:name w:val="680C57C203C20840998344F98EA2C465"/>
+        <w:category>
+          <w:name w:val="General"/>
+          <w:gallery w:val="placeholder"/>
+        </w:category>
+        <w:types>
+          <w:type w:val="bbPlcHdr"/>
+        </w:types>
+        <w:behaviors>
+          <w:behavior w:val="content"/>
+        </w:behaviors>
+        <w:guid w:val="{2281213A-D6CF-AB42-B963-BB515DC2788A}"/>
+      </w:docPartPr>
+      <w:docPartBody>
+        <w:p>
+          <w:pPr>
+            <w:pStyle w:val="680C57C203C20840998344F98EA2C465"/>
+          </w:pPr>
+          <w:r>
+            <w:rPr>
+              <w:rStyle w:val="PlaceholderText"/>
+            </w:rPr>
+            <w:t>Click or tap here to enter text.</w:t>
+          </w:r>
+        </w:p>
+      </w:docPartBody>
+    </w:docPart>
+    <w:docPart>
+      <w:docPartPr>
+        <w:name w:val="62C2F4FF0070384D949F937245276D50"/>
+        <w:category>
+          <w:name w:val="General"/>
+          <w:gallery w:val="placeholder"/>
+        </w:category>
+        <w:types>
+          <w:type w:val="bbPlcHdr"/>
+        </w:types>
+        <w:behaviors>
+          <w:behavior w:val="content"/>
+        </w:behaviors>
+        <w:guid w:val="{EF4080B2-8DCF-6548-993E-592D3F744C74}"/>
+      </w:docPartPr>
+      <w:docPartBody>
+        <w:p>
+          <w:pPr>
+            <w:pStyle w:val="62C2F4FF0070384D949F937245276D50"/>
+          </w:pPr>
+          <w:r>
+            <w:rPr>
+              <w:rStyle w:val="PlaceholderText"/>
+            </w:rPr>
+            <w:t>Click or tap here to enter text.</w:t>
+          </w:r>
+        </w:p>
+      </w:docPartBody>
+    </w:docPart>
+    <w:docPart>
+      <w:docPartPr>
+        <w:name w:val="7AE2B4BE5FC55B4C9346D1CE17F83CB2"/>
+        <w:category>
+          <w:name w:val="General"/>
+          <w:gallery w:val="placeholder"/>
+        </w:category>
+        <w:types>
+          <w:type w:val="bbPlcHdr"/>
+        </w:types>
+        <w:behaviors>
+          <w:behavior w:val="content"/>
+        </w:behaviors>
+        <w:guid w:val="{4F681005-F623-2D41-8A3D-737644930EB5}"/>
+      </w:docPartPr>
+      <w:docPartBody>
+        <w:p>
+          <w:pPr>
+            <w:pStyle w:val="7AE2B4BE5FC55B4C9346D1CE17F83CB2"/>
+          </w:pPr>
+          <w:r>
+            <w:rPr>
+              <w:rStyle w:val="PlaceholderText"/>
+            </w:rPr>
+            <w:t>Click or tap here to enter text.</w:t>
+          </w:r>
+        </w:p>
+      </w:docPartBody>
+    </w:docPart>
+    <w:docPart>
+      <w:docPartPr>
+        <w:name w:val="6D7E6C83B4D3AB469D9D7DD745489BA6"/>
+        <w:category>
+          <w:name w:val="General"/>
+          <w:gallery w:val="placeholder"/>
+        </w:category>
+        <w:types>
+          <w:type w:val="bbPlcHdr"/>
+        </w:types>
+        <w:behaviors>
+          <w:behavior w:val="content"/>
+        </w:behaviors>
+        <w:guid w:val="{AC60381F-B6E3-4C46-BB98-A65B831EF2CD}"/>
+      </w:docPartPr>
+      <w:docPartBody>
+        <w:p>
+          <w:pPr>
+            <w:pStyle w:val="6D7E6C83B4D3AB469D9D7DD745489BA6"/>
+          </w:pPr>
+          <w:r>
+            <w:rPr>
+              <w:rStyle w:val="PlaceholderText"/>
+            </w:rPr>
+            <w:t>Click or tap here to enter text.</w:t>
+          </w:r>
+        </w:p>
+      </w:docPartBody>
+    </w:docPart>
+    <w:docPart>
+      <w:docPartPr>
+        <w:name w:val="0BBC991ED588474995463B28A055304F"/>
+        <w:category>
+          <w:name w:val="General"/>
+          <w:gallery w:val="placeholder"/>
+        </w:category>
+        <w:types>
+          <w:type w:val="bbPlcHdr"/>
+        </w:types>
+        <w:behaviors>
+          <w:behavior w:val="content"/>
+        </w:behaviors>
+        <w:guid w:val="{07508D16-ACF4-5649-831B-7372CBA8B518}"/>
+      </w:docPartPr>
+      <w:docPartBody>
+        <w:p>
+          <w:pPr>
+            <w:pStyle w:val="0BBC991ED588474995463B28A055304F"/>
+          </w:pPr>
+          <w:r>
+            <w:rPr>
+              <w:rStyle w:val="PlaceholderText"/>
+            </w:rPr>
+            <w:t>Click or tap here to enter text.</w:t>
+          </w:r>
+        </w:p>
+      </w:docPartBody>
+    </w:docPart>
+    <w:docPart>
+      <w:docPartPr>
+        <w:name w:val="F8028330BA36B34195E5E917B8B7F23A"/>
+        <w:category>
+          <w:name w:val="General"/>
+          <w:gallery w:val="placeholder"/>
+        </w:category>
+        <w:types>
+          <w:type w:val="bbPlcHdr"/>
+        </w:types>
+        <w:behaviors>
+          <w:behavior w:val="content"/>
+        </w:behaviors>
+        <w:guid w:val="{93EE619E-427A-3E4B-8049-127092F93EB5}"/>
+      </w:docPartPr>
+      <w:docPartBody>
+        <w:p>
+          <w:pPr>
+            <w:pStyle w:val="F8028330BA36B34195E5E917B8B7F23A"/>
+          </w:pPr>
+          <w:r>
+            <w:rPr>
+              <w:rStyle w:val="PlaceholderText"/>
+            </w:rPr>
+            <w:t>Click or tap here to enter text.</w:t>
+          </w:r>
+        </w:p>
+      </w:docPartBody>
+    </w:docPart>
+    <w:docPart>
+      <w:docPartPr>
+        <w:name w:val="4BEE7C810954044BAAE33A9A04A0CB3C"/>
+        <w:category>
+          <w:name w:val="General"/>
+          <w:gallery w:val="placeholder"/>
+        </w:category>
+        <w:types>
+          <w:type w:val="bbPlcHdr"/>
+        </w:types>
+        <w:behaviors>
+          <w:behavior w:val="content"/>
+        </w:behaviors>
+        <w:guid w:val="{AB74008A-71FF-9E49-806B-BF3C4E35ADE2}"/>
+      </w:docPartPr>
+      <w:docPartBody>
+        <w:p>
+          <w:pPr>
+            <w:pStyle w:val="4BEE7C810954044BAAE33A9A04A0CB3C"/>
+          </w:pPr>
+          <w:r>
+            <w:rPr>
+              <w:rStyle w:val="PlaceholderText"/>
+            </w:rPr>
+            <w:t>Click or tap here to enter text.</w:t>
+          </w:r>
+        </w:p>
+      </w:docPartBody>
+    </w:docPart>
+    <w:docPart>
+      <w:docPartPr>
+        <w:name w:val="C00146025F64214A81F20D273408D8FD"/>
+        <w:category>
+          <w:name w:val="General"/>
+          <w:gallery w:val="placeholder"/>
+        </w:category>
+        <w:types>
+          <w:type w:val="bbPlcHdr"/>
+        </w:types>
+        <w:behaviors>
+          <w:behavior w:val="content"/>
+        </w:behaviors>
+        <w:guid w:val="{17BAA67A-467A-7743-B1B8-0D9572F8C57A}"/>
+      </w:docPartPr>
+      <w:docPartBody>
+        <w:p>
+          <w:pPr>
+            <w:pStyle w:val="C00146025F64214A81F20D273408D8FD"/>
+          </w:pPr>
+          <w:r>
+            <w:rPr>
+              <w:rStyle w:val="PlaceholderText"/>
+            </w:rPr>
+            <w:t>Click or tap here to enter text.</w:t>
+          </w:r>
+        </w:p>
+      </w:docPartBody>
+    </w:docPart>
+    <w:docPart>
+      <w:docPartPr>
+        <w:name w:val="AA43199CC2A0C242AA3960A3EFD8852A"/>
+        <w:category>
+          <w:name w:val="General"/>
+          <w:gallery w:val="placeholder"/>
+        </w:category>
+        <w:types>
+          <w:type w:val="bbPlcHdr"/>
+        </w:types>
+        <w:behaviors>
+          <w:behavior w:val="content"/>
+        </w:behaviors>
+        <w:guid w:val="{C0241EA8-7FA9-8F49-9E40-F4BB8B688F33}"/>
+      </w:docPartPr>
+      <w:docPartBody>
+        <w:p>
+          <w:pPr>
+            <w:pStyle w:val="AA43199CC2A0C242AA3960A3EFD8852A"/>
+          </w:pPr>
+          <w:r>
+            <w:rPr>
+              <w:rStyle w:val="PlaceholderText"/>
+            </w:rPr>
+            <w:t>Click or tap here to enter text.</w:t>
+          </w:r>
+        </w:p>
+      </w:docPartBody>
+    </w:docPart>
+    <w:docPart>
+      <w:docPartPr>
+        <w:name w:val="6F5275AD5687EB45A6D1D42BA9F247E9"/>
+        <w:category>
+          <w:name w:val="General"/>
+          <w:gallery w:val="placeholder"/>
+        </w:category>
+        <w:types>
+          <w:type w:val="bbPlcHdr"/>
+        </w:types>
+        <w:behaviors>
+          <w:behavior w:val="content"/>
+        </w:behaviors>
+        <w:guid w:val="{B07BDC67-24BF-144D-B9A0-EF41271CEB81}"/>
+      </w:docPartPr>
+      <w:docPartBody>
+        <w:p>
+          <w:pPr>
+            <w:pStyle w:val="6F5275AD5687EB45A6D1D42BA9F247E9"/>
+          </w:pPr>
+          <w:r>
+            <w:rPr>
+              <w:rStyle w:val="PlaceholderText"/>
+            </w:rPr>
+            <w:t>Click or tap here to enter text.</w:t>
+          </w:r>
+        </w:p>
+      </w:docPartBody>
+    </w:docPart>
+    <w:docPart>
+      <w:docPartPr>
+        <w:name w:val="C53D998D590C424B84958B7DE8F369B8"/>
+        <w:category>
+          <w:name w:val="General"/>
+          <w:gallery w:val="placeholder"/>
+        </w:category>
+        <w:types>
+          <w:type w:val="bbPlcHdr"/>
+        </w:types>
+        <w:behaviors>
+          <w:behavior w:val="content"/>
+        </w:behaviors>
+        <w:guid w:val="{5E9F0127-02D1-2043-BEC9-7570128160EE}"/>
+      </w:docPartPr>
+      <w:docPartBody>
+        <w:p>
+          <w:pPr>
+            <w:pStyle w:val="C53D998D590C424B84958B7DE8F369B8"/>
+          </w:pPr>
+          <w:r>
+            <w:rPr>
+              <w:rStyle w:val="PlaceholderText"/>
+            </w:rPr>
+            <w:t>Click or tap here to enter text.</w:t>
+          </w:r>
+        </w:p>
+      </w:docPartBody>
+    </w:docPart>
+    <w:docPart>
+      <w:docPartPr>
+        <w:name w:val="53A5FC9547267F4B972C1418D136EF14"/>
+        <w:category>
+          <w:name w:val="General"/>
+          <w:gallery w:val="placeholder"/>
+        </w:category>
+        <w:types>
+          <w:type w:val="bbPlcHdr"/>
+        </w:types>
+        <w:behaviors>
+          <w:behavior w:val="content"/>
+        </w:behaviors>
+        <w:guid w:val="{529E3668-F7A8-3843-8687-CBE192F29E55}"/>
+      </w:docPartPr>
+      <w:docPartBody>
+        <w:p>
+          <w:pPr>
+            <w:pStyle w:val="53A5FC9547267F4B972C1418D136EF14"/>
+          </w:pPr>
+          <w:r>
+            <w:rPr>
+              <w:rStyle w:val="PlaceholderText"/>
+            </w:rPr>
+            <w:t>Click or tap here to enter text.</w:t>
+          </w:r>
+        </w:p>
+      </w:docPartBody>
+    </w:docPart>
+    <w:docPart>
+      <w:docPartPr>
+        <w:name w:val="9BB76A3FD6A29047AE847345500286C1"/>
+        <w:category>
+          <w:name w:val="General"/>
+          <w:gallery w:val="placeholder"/>
+        </w:category>
+        <w:types>
+          <w:type w:val="bbPlcHdr"/>
+        </w:types>
+        <w:behaviors>
+          <w:behavior w:val="content"/>
+        </w:behaviors>
+        <w:guid w:val="{15A868DA-0ABF-7342-BF66-F23D075F7C86}"/>
+      </w:docPartPr>
+      <w:docPartBody>
+        <w:p>
+          <w:pPr>
+            <w:pStyle w:val="9BB76A3FD6A29047AE847345500286C1"/>
+          </w:pPr>
+          <w:r>
+            <w:rPr>
+              <w:rStyle w:val="PlaceholderText"/>
+            </w:rPr>
+            <w:t>Click or tap here to enter text.</w:t>
+          </w:r>
+        </w:p>
+      </w:docPartBody>
+    </w:docPart>
+    <w:docPart>
+      <w:docPartPr>
+        <w:name w:val="C468694B4B9AC543A14803F4E7F9390D"/>
+        <w:category>
+          <w:name w:val="General"/>
+          <w:gallery w:val="placeholder"/>
+        </w:category>
+        <w:types>
+          <w:type w:val="bbPlcHdr"/>
+        </w:types>
+        <w:behaviors>
+          <w:behavior w:val="content"/>
+        </w:behaviors>
+        <w:guid w:val="{EEBC0014-A8EC-4D4E-AB44-6C7CAAFB38FF}"/>
+      </w:docPartPr>
+      <w:docPartBody>
+        <w:p>
+          <w:pPr>
+            <w:pStyle w:val="C468694B4B9AC543A14803F4E7F9390D"/>
+          </w:pPr>
+          <w:r>
+            <w:rPr>
+              <w:rStyle w:val="PlaceholderText"/>
+            </w:rPr>
+            <w:t>Click or tap here to enter text.</w:t>
+          </w:r>
+        </w:p>
+      </w:docPartBody>
+    </w:docPart>
+    <w:docPart>
+      <w:docPartPr>
+        <w:name w:val="AACAE825F764B740BEA57F8909FE26E4"/>
+        <w:category>
+          <w:name w:val="General"/>
+          <w:gallery w:val="placeholder"/>
+        </w:category>
+        <w:types>
+          <w:type w:val="bbPlcHdr"/>
+        </w:types>
+        <w:behaviors>
+          <w:behavior w:val="content"/>
+        </w:behaviors>
+        <w:guid w:val="{781BB0A4-AC6F-1F4B-B1EC-98F8C81D2826}"/>
+      </w:docPartPr>
+      <w:docPartBody>
+        <w:p>
+          <w:pPr>
+            <w:pStyle w:val="AACAE825F764B740BEA57F8909FE26E4"/>
+          </w:pPr>
+          <w:r>
+            <w:rPr>
+              <w:rStyle w:val="PlaceholderText"/>
+            </w:rPr>
+            <w:t>Click or tap here to enter text.</w:t>
+          </w:r>
+        </w:p>
+      </w:docPartBody>
+    </w:docPart>
+    <w:docPart>
+      <w:docPartPr>
+        <w:name w:val="3130824896D6044DA600AAE56434C4BE"/>
+        <w:category>
+          <w:name w:val="General"/>
+          <w:gallery w:val="placeholder"/>
+        </w:category>
+        <w:types>
+          <w:type w:val="bbPlcHdr"/>
+        </w:types>
+        <w:behaviors>
+          <w:behavior w:val="content"/>
+        </w:behaviors>
+        <w:guid w:val="{E5395197-3108-2B4C-97C3-F9337718ABBF}"/>
+      </w:docPartPr>
+      <w:docPartBody>
+        <w:p>
+          <w:pPr>
+            <w:pStyle w:val="3130824896D6044DA600AAE56434C4BE"/>
+          </w:pPr>
+          <w:r>
+            <w:rPr>
+              <w:rStyle w:val="PlaceholderText"/>
+            </w:rPr>
+            <w:t>Click or tap here to enter text.</w:t>
+          </w:r>
+        </w:p>
+      </w:docPartBody>
+    </w:docPart>
+    <w:docPart>
+      <w:docPartPr>
+        <w:name w:val="027DA10D29F68B48B7E50DFD24A3FC5C"/>
+        <w:category>
+          <w:name w:val="General"/>
+          <w:gallery w:val="placeholder"/>
+        </w:category>
+        <w:types>
+          <w:type w:val="bbPlcHdr"/>
+        </w:types>
+        <w:behaviors>
+          <w:behavior w:val="content"/>
+        </w:behaviors>
+        <w:guid w:val="{A6CB0B31-7363-414C-AAE4-CEE147D0DEF1}"/>
+      </w:docPartPr>
+      <w:docPartBody>
+        <w:p>
+          <w:pPr>
+            <w:pStyle w:val="027DA10D29F68B48B7E50DFD24A3FC5C"/>
+          </w:pPr>
+          <w:r>
+            <w:rPr>
+              <w:rStyle w:val="PlaceholderText"/>
+            </w:rPr>
+            <w:t>Click or tap here to enter text.</w:t>
+          </w:r>
+        </w:p>
+      </w:docPartBody>
+    </w:docPart>
+    <w:docPart>
+      <w:docPartPr>
+        <w:name w:val="5F330B8923F1AE4989C765ECF69A5CAC"/>
+        <w:category>
+          <w:name w:val="General"/>
+          <w:gallery w:val="placeholder"/>
+        </w:category>
+        <w:types>
+          <w:type w:val="bbPlcHdr"/>
+        </w:types>
+        <w:behaviors>
+          <w:behavior w:val="content"/>
+        </w:behaviors>
+        <w:guid w:val="{FAD4B43E-BCD3-BC41-AD2D-9E3844360D00}"/>
+      </w:docPartPr>
+      <w:docPartBody>
+        <w:p>
+          <w:pPr>
+            <w:pStyle w:val="5F330B8923F1AE4989C765ECF69A5CAC"/>
+          </w:pPr>
+          <w:r>
+            <w:rPr>
+              <w:rStyle w:val="PlaceholderText"/>
+            </w:rPr>
+            <w:t>Click or tap here to enter text.</w:t>
+          </w:r>
+        </w:p>
+      </w:docPartBody>
+    </w:docPart>
+    <w:docPart>
+      <w:docPartPr>
+        <w:name w:val="9CCC6FD4B80BE9469763A69B4CB18745"/>
+        <w:category>
+          <w:name w:val="General"/>
+          <w:gallery w:val="placeholder"/>
+        </w:category>
+        <w:types>
+          <w:type w:val="bbPlcHdr"/>
+        </w:types>
+        <w:behaviors>
+          <w:behavior w:val="content"/>
+        </w:behaviors>
+        <w:guid w:val="{F90F7C1F-0F6A-304B-BB79-2CC8E200544C}"/>
+      </w:docPartPr>
+      <w:docPartBody>
+        <w:p>
+          <w:pPr>
+            <w:pStyle w:val="9CCC6FD4B80BE9469763A69B4CB18745"/>
+          </w:pPr>
+          <w:r>
+            <w:rPr>
+              <w:rStyle w:val="PlaceholderText"/>
+            </w:rPr>
+            <w:t>Click or tap here to enter text.</w:t>
+          </w:r>
+        </w:p>
+      </w:docPartBody>
+    </w:docPart>
+    <w:docPart>
+      <w:docPartPr>
+        <w:name w:val="77EA4EB1254F3243A8C4F672F3CB6241"/>
+        <w:category>
+          <w:name w:val="General"/>
+          <w:gallery w:val="placeholder"/>
+        </w:category>
+        <w:types>
+          <w:type w:val="bbPlcHdr"/>
+        </w:types>
+        <w:behaviors>
+          <w:behavior w:val="content"/>
+        </w:behaviors>
+        <w:guid w:val="{CD0CCE3C-8854-574D-BFB7-659082EA560D}"/>
+      </w:docPartPr>
+      <w:docPartBody>
+        <w:p>
+          <w:pPr>
+            <w:pStyle w:val="77EA4EB1254F3243A8C4F672F3CB6241"/>
+          </w:pPr>
+          <w:r>
+            <w:rPr>
+              <w:rStyle w:val="PlaceholderText"/>
+            </w:rPr>
+            <w:t>Click or tap here to enter text.</w:t>
+          </w:r>
+        </w:p>
+      </w:docPartBody>
+    </w:docPart>
+    <w:docPart>
+      <w:docPartPr>
+        <w:name w:val="4923859ABA00824AB79A08C18AC380B9"/>
+        <w:category>
+          <w:name w:val="General"/>
+          <w:gallery w:val="placeholder"/>
+        </w:category>
+        <w:types>
+          <w:type w:val="bbPlcHdr"/>
+        </w:types>
+        <w:behaviors>
+          <w:behavior w:val="content"/>
+        </w:behaviors>
+        <w:guid w:val="{D833CAA4-E889-CD46-826F-BD240B624D3C}"/>
+      </w:docPartPr>
+      <w:docPartBody>
+        <w:p>
+          <w:pPr>
+            <w:pStyle w:val="4923859ABA00824AB79A08C18AC380B9"/>
+          </w:pPr>
+          <w:r>
+            <w:rPr>
+              <w:rStyle w:val="PlaceholderText"/>
+            </w:rPr>
+            <w:t>Click or tap here to enter text.</w:t>
+          </w:r>
+        </w:p>
+      </w:docPartBody>
+    </w:docPart>
+    <w:docPart>
+      <w:docPartPr>
+        <w:name w:val="10236B9FA73A8F4192E98F32FE5E6813"/>
+        <w:category>
+          <w:name w:val="General"/>
+          <w:gallery w:val="placeholder"/>
+        </w:category>
+        <w:types>
+          <w:type w:val="bbPlcHdr"/>
+        </w:types>
+        <w:behaviors>
+          <w:behavior w:val="content"/>
+        </w:behaviors>
+        <w:guid w:val="{A6DD4620-F0B5-0D43-AC88-65ABE1648C29}"/>
+      </w:docPartPr>
+      <w:docPartBody>
+        <w:p>
+          <w:pPr>
+            <w:pStyle w:val="10236B9FA73A8F4192E98F32FE5E6813"/>
+          </w:pPr>
+          <w:r>
+            <w:rPr>
+              <w:rStyle w:val="PlaceholderText"/>
+            </w:rPr>
+            <w:t>Click or tap here to enter text.</w:t>
+          </w:r>
+        </w:p>
+      </w:docPartBody>
+    </w:docPart>
+    <w:docPart>
+      <w:docPartPr>
+        <w:name w:val="50D92FC2521E4D479339FEE646B75744"/>
+        <w:category>
+          <w:name w:val="General"/>
+          <w:gallery w:val="placeholder"/>
+        </w:category>
+        <w:types>
+          <w:type w:val="bbPlcHdr"/>
+        </w:types>
+        <w:behaviors>
+          <w:behavior w:val="content"/>
+        </w:behaviors>
+        <w:guid w:val="{E645F16A-75ED-004B-ACE9-44A311DF67A1}"/>
+      </w:docPartPr>
+      <w:docPartBody>
+        <w:p>
+          <w:pPr>
+            <w:pStyle w:val="50D92FC2521E4D479339FEE646B75744"/>
+          </w:pPr>
+          <w:r>
+            <w:rPr>
+              <w:rStyle w:val="PlaceholderText"/>
+            </w:rPr>
+            <w:t>Click or tap here to enter text.</w:t>
+          </w:r>
+        </w:p>
+      </w:docPartBody>
+    </w:docPart>
+    <w:docPart>
+      <w:docPartPr>
+        <w:name w:val="D9E4643B5F29DF48A9154CB1E631B0DB"/>
+        <w:category>
+          <w:name w:val="General"/>
+          <w:gallery w:val="placeholder"/>
+        </w:category>
+        <w:types>
+          <w:type w:val="bbPlcHdr"/>
+        </w:types>
+        <w:behaviors>
+          <w:behavior w:val="content"/>
+        </w:behaviors>
+        <w:guid w:val="{ADF13DE7-DF77-FF4C-8D5A-32EC7159ACF9}"/>
+      </w:docPartPr>
+      <w:docPartBody>
+        <w:p>
+          <w:pPr>
+            <w:pStyle w:val="D9E4643B5F29DF48A9154CB1E631B0DB"/>
+          </w:pPr>
+          <w:r>
+            <w:rPr>
+              <w:rStyle w:val="PlaceholderText"/>
+            </w:rPr>
+            <w:t>Click or tap here to enter text.</w:t>
+          </w:r>
+        </w:p>
+      </w:docPartBody>
+    </w:docPart>
+    <w:docPart>
+      <w:docPartPr>
+        <w:name w:val="20DD886BD75A884F9A1F2B2B294D5F61"/>
+        <w:category>
+          <w:name w:val="General"/>
+          <w:gallery w:val="placeholder"/>
+        </w:category>
+        <w:types>
+          <w:type w:val="bbPlcHdr"/>
+        </w:types>
+        <w:behaviors>
+          <w:behavior w:val="content"/>
+        </w:behaviors>
+        <w:guid w:val="{1E598C24-6F35-2B46-89A6-B73C4197C0A5}"/>
+      </w:docPartPr>
+      <w:docPartBody>
+        <w:p>
+          <w:pPr>
+            <w:pStyle w:val="20DD886BD75A884F9A1F2B2B294D5F61"/>
+          </w:pPr>
+          <w:r>
+            <w:rPr>
+              <w:rStyle w:val="PlaceholderText"/>
+            </w:rPr>
+            <w:t>Click or tap here to enter text.</w:t>
+          </w:r>
+        </w:p>
+      </w:docPartBody>
+    </w:docPart>
+    <w:docPart>
+      <w:docPartPr>
+        <w:name w:val="E56E70528B5A374FBCDEB50D702F87D2"/>
+        <w:category>
+          <w:name w:val="General"/>
+          <w:gallery w:val="placeholder"/>
+        </w:category>
+        <w:types>
+          <w:type w:val="bbPlcHdr"/>
+        </w:types>
+        <w:behaviors>
+          <w:behavior w:val="content"/>
+        </w:behaviors>
+        <w:guid w:val="{3531200F-6404-5C4A-8E12-5B82E42EA9E5}"/>
+      </w:docPartPr>
+      <w:docPartBody>
+        <w:p>
+          <w:pPr>
+            <w:pStyle w:val="E56E70528B5A374FBCDEB50D702F87D2"/>
+          </w:pPr>
+          <w:r>
+            <w:rPr>
+              <w:rStyle w:val="PlaceholderText"/>
+            </w:rPr>
+            <w:t>Click or tap here to enter text.</w:t>
+          </w:r>
+        </w:p>
+      </w:docPartBody>
+    </w:docPart>
+    <w:docPart>
+      <w:docPartPr>
+        <w:name w:val="3D598240B9422748AB0798946AD51E9A"/>
+        <w:category>
+          <w:name w:val="General"/>
+          <w:gallery w:val="placeholder"/>
+        </w:category>
+        <w:types>
+          <w:type w:val="bbPlcHdr"/>
+        </w:types>
+        <w:behaviors>
+          <w:behavior w:val="content"/>
+        </w:behaviors>
+        <w:guid w:val="{7DF06144-17E5-7340-BE9D-A05E5C7D94E2}"/>
+      </w:docPartPr>
+      <w:docPartBody>
+        <w:p>
+          <w:pPr>
+            <w:pStyle w:val="3D598240B9422748AB0798946AD51E9A"/>
+          </w:pPr>
+          <w:r>
+            <w:rPr>
+              <w:rStyle w:val="PlaceholderText"/>
+            </w:rPr>
+            <w:t>Click or tap here to enter text.</w:t>
+          </w:r>
+        </w:p>
+      </w:docPartBody>
+    </w:docPart>
+    <w:docPart>
+      <w:docPartPr>
+        <w:name w:val="EB1B0734401B674DA596027AB82E8766"/>
+        <w:category>
+          <w:name w:val="General"/>
+          <w:gallery w:val="placeholder"/>
+        </w:category>
+        <w:types>
+          <w:type w:val="bbPlcHdr"/>
+        </w:types>
+        <w:behaviors>
+          <w:behavior w:val="content"/>
+        </w:behaviors>
+        <w:guid w:val="{E9F20BAE-9EBF-334A-9A15-310E7A206984}"/>
+      </w:docPartPr>
+      <w:docPartBody>
+        <w:p>
+          <w:pPr>
+            <w:pStyle w:val="EB1B0734401B674DA596027AB82E8766"/>
+          </w:pPr>
+          <w:r>
+            <w:rPr>
+              <w:rStyle w:val="PlaceholderText"/>
+            </w:rPr>
+            <w:t>Click or tap here to enter text.</w:t>
+          </w:r>
+        </w:p>
+      </w:docPartBody>
+    </w:docPart>
+    <w:docPart>
+      <w:docPartPr>
+        <w:name w:val="AD4260CF60585E43A4C3585AC1842909"/>
+        <w:category>
+          <w:name w:val="General"/>
+          <w:gallery w:val="placeholder"/>
+        </w:category>
+        <w:types>
+          <w:type w:val="bbPlcHdr"/>
+        </w:types>
+        <w:behaviors>
+          <w:behavior w:val="content"/>
+        </w:behaviors>
+        <w:guid w:val="{7C1D82EC-95B8-2F4E-917D-2330555A7E30}"/>
+      </w:docPartPr>
+      <w:docPartBody>
+        <w:p>
+          <w:pPr>
+            <w:pStyle w:val="AD4260CF60585E43A4C3585AC1842909"/>
+          </w:pPr>
+          <w:r>
+            <w:rPr>
+              <w:rStyle w:val="PlaceholderText"/>
+            </w:rPr>
+            <w:t>Click or tap here to enter text.</w:t>
+          </w:r>
+        </w:p>
+      </w:docPartBody>
+    </w:docPart>
+    <w:docPart>
+      <w:docPartPr>
+        <w:name w:val="08823EC82F055F4AA6C3DB84B5AC036C"/>
+        <w:category>
+          <w:name w:val="General"/>
+          <w:gallery w:val="placeholder"/>
+        </w:category>
+        <w:types>
+          <w:type w:val="bbPlcHdr"/>
+        </w:types>
+        <w:behaviors>
+          <w:behavior w:val="content"/>
+        </w:behaviors>
+        <w:guid w:val="{AA3952DF-8447-CA47-B4C4-3CC21BD0E124}"/>
+      </w:docPartPr>
+      <w:docPartBody>
+        <w:p>
+          <w:pPr>
+            <w:pStyle w:val="08823EC82F055F4AA6C3DB84B5AC036C"/>
+          </w:pPr>
+          <w:r>
+            <w:rPr>
+              <w:rStyle w:val="PlaceholderText"/>
+            </w:rPr>
+            <w:t>Click or tap here to enter text.</w:t>
+          </w:r>
+        </w:p>
+      </w:docPartBody>
+    </w:docPart>
+    <w:docPart>
+      <w:docPartPr>
+        <w:name w:val="664A025F48F4F8489DB6C10E35D4DC98"/>
+        <w:category>
+          <w:name w:val="General"/>
+          <w:gallery w:val="placeholder"/>
+        </w:category>
+        <w:types>
+          <w:type w:val="bbPlcHdr"/>
+        </w:types>
+        <w:behaviors>
+          <w:behavior w:val="content"/>
+        </w:behaviors>
+        <w:guid w:val="{0AF6B403-6711-DD40-A5B7-816A328D68C6}"/>
+      </w:docPartPr>
+      <w:docPartBody>
+        <w:p>
+          <w:pPr>
+            <w:pStyle w:val="664A025F48F4F8489DB6C10E35D4DC98"/>
+          </w:pPr>
+          <w:r>
+            <w:rPr>
+              <w:rStyle w:val="PlaceholderText"/>
+            </w:rPr>
+            <w:t>Click or tap here to enter text.</w:t>
+          </w:r>
+        </w:p>
+      </w:docPartBody>
+    </w:docPart>
+    <w:docPart>
+      <w:docPartPr>
+        <w:name w:val="B0C737CD4DC9C74F87F709A2F4F8FC93"/>
+        <w:category>
+          <w:name w:val="General"/>
+          <w:gallery w:val="placeholder"/>
+        </w:category>
+        <w:types>
+          <w:type w:val="bbPlcHdr"/>
+        </w:types>
+        <w:behaviors>
+          <w:behavior w:val="content"/>
+        </w:behaviors>
+        <w:guid w:val="{DA5E06FD-3251-1848-A842-BAE2CF803E65}"/>
+      </w:docPartPr>
+      <w:docPartBody>
+        <w:p>
+          <w:pPr>
+            <w:pStyle w:val="B0C737CD4DC9C74F87F709A2F4F8FC93"/>
+          </w:pPr>
+          <w:r>
+            <w:rPr>
+              <w:rStyle w:val="PlaceholderText"/>
+            </w:rPr>
+            <w:t>Click or tap here to enter text.</w:t>
+          </w:r>
+        </w:p>
+      </w:docPartBody>
+    </w:docPart>
+    <w:docPart>
+      <w:docPartPr>
+        <w:name w:val="5C11CCBEAEAA804DBE8FE070A3A7862F"/>
+        <w:category>
+          <w:name w:val="General"/>
+          <w:gallery w:val="placeholder"/>
+        </w:category>
+        <w:types>
+          <w:type w:val="bbPlcHdr"/>
+        </w:types>
+        <w:behaviors>
+          <w:behavior w:val="content"/>
+        </w:behaviors>
+        <w:guid w:val="{0DFAF5E2-6AD2-184F-A7B4-C09FA1B474DC}"/>
+      </w:docPartPr>
+      <w:docPartBody>
+        <w:p>
+          <w:pPr>
+            <w:pStyle w:val="5C11CCBEAEAA804DBE8FE070A3A7862F"/>
+          </w:pPr>
+          <w:r>
+            <w:rPr>
+              <w:rStyle w:val="PlaceholderText"/>
+            </w:rPr>
+            <w:t>Click or tap here to enter text.</w:t>
+          </w:r>
+        </w:p>
+      </w:docPartBody>
+    </w:docPart>
+    <w:docPart>
+      <w:docPartPr>
+        <w:name w:val="3418371B753D2E42B3140B562620131F"/>
+        <w:category>
+          <w:name w:val="General"/>
+          <w:gallery w:val="placeholder"/>
+        </w:category>
+        <w:types>
+          <w:type w:val="bbPlcHdr"/>
+        </w:types>
+        <w:behaviors>
+          <w:behavior w:val="content"/>
+        </w:behaviors>
+        <w:guid w:val="{A124A513-77D2-BC45-9BA9-A2B6C0839813}"/>
+      </w:docPartPr>
+      <w:docPartBody>
+        <w:p>
+          <w:pPr>
+            <w:pStyle w:val="3418371B753D2E42B3140B562620131F"/>
+          </w:pPr>
+          <w:r>
+            <w:rPr>
+              <w:rStyle w:val="PlaceholderText"/>
+            </w:rPr>
+            <w:t>Click or tap here to enter text.</w:t>
+          </w:r>
+        </w:p>
+      </w:docPartBody>
+    </w:docPart>
+    <w:docPart>
+      <w:docPartPr>
+        <w:name w:val="4A3BA0675F7E4545AD16DD5724F09E5A"/>
+        <w:category>
+          <w:name w:val="General"/>
+          <w:gallery w:val="placeholder"/>
+        </w:category>
+        <w:types>
+          <w:type w:val="bbPlcHdr"/>
+        </w:types>
+        <w:behaviors>
+          <w:behavior w:val="content"/>
+        </w:behaviors>
+        <w:guid w:val="{3E4A159C-EC11-3646-9CEB-7ADFD554499F}"/>
+      </w:docPartPr>
+      <w:docPartBody>
+        <w:p>
+          <w:pPr>
+            <w:pStyle w:val="4A3BA0675F7E4545AD16DD5724F09E5A"/>
+          </w:pPr>
+          <w:r>
+            <w:rPr>
+              <w:rStyle w:val="PlaceholderText"/>
+            </w:rPr>
+            <w:t>Click or tap here to enter text.</w:t>
+          </w:r>
+        </w:p>
+      </w:docPartBody>
+    </w:docPart>
+    <w:docPart>
+      <w:docPartPr>
+        <w:name w:val="72820AD17092F04F98D61A79F2B9CEBA"/>
+        <w:category>
+          <w:name w:val="General"/>
+          <w:gallery w:val="placeholder"/>
+        </w:category>
+        <w:types>
+          <w:type w:val="bbPlcHdr"/>
+        </w:types>
+        <w:behaviors>
+          <w:behavior w:val="content"/>
+        </w:behaviors>
+        <w:guid w:val="{564268F4-0512-5947-A73C-FAB8C783E2F2}"/>
+      </w:docPartPr>
+      <w:docPartBody>
+        <w:p>
+          <w:pPr>
+            <w:pStyle w:val="72820AD17092F04F98D61A79F2B9CEBA"/>
+          </w:pPr>
+          <w:r>
+            <w:rPr>
+              <w:rStyle w:val="PlaceholderText"/>
+            </w:rPr>
+            <w:t>Click or tap here to enter text.</w:t>
+          </w:r>
+        </w:p>
+      </w:docPartBody>
+    </w:docPart>
+    <w:docPart>
+      <w:docPartPr>
+        <w:name w:val="B8E0CA34C3588E45BFEC8F56D1211F90"/>
+        <w:category>
+          <w:name w:val="General"/>
+          <w:gallery w:val="placeholder"/>
+        </w:category>
+        <w:types>
+          <w:type w:val="bbPlcHdr"/>
+        </w:types>
+        <w:behaviors>
+          <w:behavior w:val="content"/>
+        </w:behaviors>
+        <w:guid w:val="{692C94E8-5665-A545-8AA8-7BF820E33383}"/>
+      </w:docPartPr>
+      <w:docPartBody>
+        <w:p>
+          <w:pPr>
+            <w:pStyle w:val="B8E0CA34C3588E45BFEC8F56D1211F90"/>
+          </w:pPr>
+          <w:r>
+            <w:rPr>
+              <w:rStyle w:val="PlaceholderText"/>
+            </w:rPr>
+            <w:t>Click or tap here to enter text.</w:t>
+          </w:r>
+        </w:p>
+      </w:docPartBody>
+    </w:docPart>
+    <w:docPart>
+      <w:docPartPr>
+        <w:name w:val="D2119C2DF41A794E9C43D3338CB27EA1"/>
+        <w:category>
+          <w:name w:val="General"/>
+          <w:gallery w:val="placeholder"/>
+        </w:category>
+        <w:types>
+          <w:type w:val="bbPlcHdr"/>
+        </w:types>
+        <w:behaviors>
+          <w:behavior w:val="content"/>
+        </w:behaviors>
+        <w:guid w:val="{44A4F7FF-FA16-8E46-A44E-50D3B854471F}"/>
+      </w:docPartPr>
+      <w:docPartBody>
+        <w:p>
+          <w:pPr>
+            <w:pStyle w:val="D2119C2DF41A794E9C43D3338CB27EA1"/>
+          </w:pPr>
+          <w:r>
+            <w:rPr>
+              <w:rStyle w:val="PlaceholderText"/>
+            </w:rPr>
+            <w:t>Click or tap here to enter text.</w:t>
+          </w:r>
+        </w:p>
+      </w:docPartBody>
+    </w:docPart>
+    <w:docPart>
+      <w:docPartPr>
+        <w:name w:val="CD2FAB61B2DCCA4E8594D625C0E023B2"/>
+        <w:category>
+          <w:name w:val="General"/>
+          <w:gallery w:val="placeholder"/>
+        </w:category>
+        <w:types>
+          <w:type w:val="bbPlcHdr"/>
+        </w:types>
+        <w:behaviors>
+          <w:behavior w:val="content"/>
+        </w:behaviors>
+        <w:guid w:val="{8856AAC9-8FEE-514A-A899-A42FEA816786}"/>
+      </w:docPartPr>
+      <w:docPartBody>
+        <w:p>
+          <w:pPr>
+            <w:pStyle w:val="CD2FAB61B2DCCA4E8594D625C0E023B2"/>
+          </w:pPr>
+          <w:r>
+            <w:rPr>
+              <w:rStyle w:val="PlaceholderText"/>
+            </w:rPr>
+            <w:t>Click or tap here to enter text.</w:t>
+          </w:r>
+        </w:p>
+      </w:docPartBody>
+    </w:docPart>
+    <w:docPart>
+      <w:docPartPr>
+        <w:name w:val="6A0FB6C978064B4AB20FF62B16F26AD7"/>
+        <w:category>
+          <w:name w:val="General"/>
+          <w:gallery w:val="placeholder"/>
+        </w:category>
+        <w:types>
+          <w:type w:val="bbPlcHdr"/>
+        </w:types>
+        <w:behaviors>
+          <w:behavior w:val="content"/>
+        </w:behaviors>
+        <w:guid w:val="{F61CF82E-18F2-1444-9D62-BBC6AACD3DA2}"/>
+      </w:docPartPr>
+      <w:docPartBody>
+        <w:p>
+          <w:pPr>
+            <w:pStyle w:val="6A0FB6C978064B4AB20FF62B16F26AD7"/>
+          </w:pPr>
+          <w:r>
+            <w:rPr>
+              <w:rStyle w:val="PlaceholderText"/>
+            </w:rPr>
+            <w:t>Click or tap here to enter text.</w:t>
+          </w:r>
+        </w:p>
+      </w:docPartBody>
+    </w:docPart>
+    <w:docPart>
+      <w:docPartPr>
+        <w:name w:val="5EC603025322464C877C655A5007FF8B"/>
+        <w:category>
+          <w:name w:val="General"/>
+          <w:gallery w:val="placeholder"/>
+        </w:category>
+        <w:types>
+          <w:type w:val="bbPlcHdr"/>
+        </w:types>
+        <w:behaviors>
+          <w:behavior w:val="content"/>
+        </w:behaviors>
+        <w:guid w:val="{1176599C-3792-5D48-8F14-B0E494BB3E0C}"/>
+      </w:docPartPr>
+      <w:docPartBody>
+        <w:p>
+          <w:pPr>
+            <w:pStyle w:val="5EC603025322464C877C655A5007FF8B"/>
+          </w:pPr>
+          <w:r>
+            <w:rPr>
+              <w:rStyle w:val="PlaceholderText"/>
+            </w:rPr>
+            <w:t>Click or tap here to enter text.</w:t>
+          </w:r>
+        </w:p>
+      </w:docPartBody>
+    </w:docPart>
+    <w:docPart>
+      <w:docPartPr>
+        <w:name w:val="AD038DAED5B4E043840500695B1F4780"/>
+        <w:category>
+          <w:name w:val="General"/>
+          <w:gallery w:val="placeholder"/>
+        </w:category>
+        <w:types>
+          <w:type w:val="bbPlcHdr"/>
+        </w:types>
+        <w:behaviors>
+          <w:behavior w:val="content"/>
+        </w:behaviors>
+        <w:guid w:val="{477EF4CF-3BF7-6045-8EA1-6B3839B7941C}"/>
+      </w:docPartPr>
+      <w:docPartBody>
+        <w:p>
+          <w:pPr>
+            <w:pStyle w:val="AD038DAED5B4E043840500695B1F4780"/>
+          </w:pPr>
+          <w:r>
+            <w:rPr>
+              <w:rStyle w:val="PlaceholderText"/>
+            </w:rPr>
+            <w:t>Click or tap here to enter text.</w:t>
+          </w:r>
+        </w:p>
+      </w:docPartBody>
+    </w:docPart>
+    <w:docPart>
+      <w:docPartPr>
+        <w:name w:val="5F785A6AF56A7C4798C9CDA0A7330CBE"/>
+        <w:category>
+          <w:name w:val="General"/>
+          <w:gallery w:val="placeholder"/>
+        </w:category>
+        <w:types>
+          <w:type w:val="bbPlcHdr"/>
+        </w:types>
+        <w:behaviors>
+          <w:behavior w:val="content"/>
+        </w:behaviors>
+        <w:guid w:val="{5AF14260-7131-E049-BCDE-B19F011653F7}"/>
+      </w:docPartPr>
+      <w:docPartBody>
+        <w:p>
+          <w:pPr>
+            <w:pStyle w:val="5F785A6AF56A7C4798C9CDA0A7330CBE"/>
+          </w:pPr>
+          <w:r>
+            <w:rPr>
+              <w:rStyle w:val="PlaceholderText"/>
+            </w:rPr>
+            <w:t>Click or tap here to enter text.</w:t>
+          </w:r>
+        </w:p>
+      </w:docPartBody>
+    </w:docPart>
+    <w:docPart>
+      <w:docPartPr>
+        <w:name w:val="2C236FFAD0E7F1459ADBCD3011E90726"/>
+        <w:category>
+          <w:name w:val="General"/>
+          <w:gallery w:val="placeholder"/>
+        </w:category>
+        <w:types>
+          <w:type w:val="bbPlcHdr"/>
+        </w:types>
+        <w:behaviors>
+          <w:behavior w:val="content"/>
+        </w:behaviors>
+        <w:guid w:val="{0282B384-2B97-5544-883E-54C8A0304C9A}"/>
+      </w:docPartPr>
+      <w:docPartBody>
+        <w:p>
+          <w:pPr>
+            <w:pStyle w:val="2C236FFAD0E7F1459ADBCD3011E90726"/>
+          </w:pPr>
+          <w:r>
+            <w:rPr>
+              <w:rStyle w:val="PlaceholderText"/>
+            </w:rPr>
+            <w:t>Click or tap here to enter text.</w:t>
+          </w:r>
+        </w:p>
+      </w:docPartBody>
+    </w:docPart>
+    <w:docPart>
+      <w:docPartPr>
+        <w:name w:val="726512ADCCFD654E9E767304685F5EF2"/>
+        <w:category>
+          <w:name w:val="General"/>
+          <w:gallery w:val="placeholder"/>
+        </w:category>
+        <w:types>
+          <w:type w:val="bbPlcHdr"/>
+        </w:types>
+        <w:behaviors>
+          <w:behavior w:val="content"/>
+        </w:behaviors>
+        <w:guid w:val="{CD01DE6B-08E8-894C-BA2A-68A855B48960}"/>
+      </w:docPartPr>
+      <w:docPartBody>
+        <w:p>
+          <w:pPr>
+            <w:pStyle w:val="726512ADCCFD654E9E767304685F5EF2"/>
+          </w:pPr>
+          <w:r>
+            <w:rPr>
+              <w:rStyle w:val="PlaceholderText"/>
+            </w:rPr>
+            <w:t>Click or tap here to enter text.</w:t>
+          </w:r>
+        </w:p>
+      </w:docPartBody>
+    </w:docPart>
+    <w:docPart>
+      <w:docPartPr>
+        <w:name w:val="0348956830DFF44B8CCF6BD80DC0A844"/>
+        <w:category>
+          <w:name w:val="General"/>
+          <w:gallery w:val="placeholder"/>
+        </w:category>
+        <w:types>
+          <w:type w:val="bbPlcHdr"/>
+        </w:types>
+        <w:behaviors>
+          <w:behavior w:val="content"/>
+        </w:behaviors>
+        <w:guid w:val="{AB46EC44-DE92-A141-B50F-D797060EF5D7}"/>
+      </w:docPartPr>
+      <w:docPartBody>
+        <w:p>
+          <w:pPr>
+            <w:pStyle w:val="0348956830DFF44B8CCF6BD80DC0A844"/>
+          </w:pPr>
+          <w:r>
+            <w:rPr>
+              <w:rStyle w:val="PlaceholderText"/>
+            </w:rPr>
+            <w:t>Click or tap here to enter text.</w:t>
+          </w:r>
+        </w:p>
+      </w:docPartBody>
+    </w:docPart>
+    <w:docPart>
+      <w:docPartPr>
+        <w:name w:val="02FDC54FAAB8984ABAFDEF46C127484D"/>
+        <w:category>
+          <w:name w:val="General"/>
+          <w:gallery w:val="placeholder"/>
+        </w:category>
+        <w:types>
+          <w:type w:val="bbPlcHdr"/>
+        </w:types>
+        <w:behaviors>
+          <w:behavior w:val="content"/>
+        </w:behaviors>
+        <w:guid w:val="{2AFDF986-195C-BB4D-BC74-56BB806D2741}"/>
+      </w:docPartPr>
+      <w:docPartBody>
+        <w:p>
+          <w:pPr>
+            <w:pStyle w:val="02FDC54FAAB8984ABAFDEF46C127484D"/>
+          </w:pPr>
+          <w:r>
+            <w:rPr>
+              <w:rStyle w:val="PlaceholderText"/>
+            </w:rPr>
+            <w:t>Click or tap here to enter text.</w:t>
+          </w:r>
+        </w:p>
+      </w:docPartBody>
+    </w:docPart>
+    <w:docPart>
+      <w:docPartPr>
+        <w:name w:val="BC8C2A772B20C74E9A03F9D2F01DF167"/>
+        <w:category>
+          <w:name w:val="General"/>
+          <w:gallery w:val="placeholder"/>
+        </w:category>
+        <w:types>
+          <w:type w:val="bbPlcHdr"/>
+        </w:types>
+        <w:behaviors>
+          <w:behavior w:val="content"/>
+        </w:behaviors>
+        <w:guid w:val="{CF25305F-44EC-9442-9602-5FC14B943BD4}"/>
+      </w:docPartPr>
+      <w:docPartBody>
+        <w:p>
+          <w:pPr>
+            <w:pStyle w:val="BC8C2A772B20C74E9A03F9D2F01DF167"/>
+          </w:pPr>
+          <w:r>
+            <w:rPr>
+              <w:rStyle w:val="PlaceholderText"/>
+            </w:rPr>
+            <w:t>Click or tap here to enter text.</w:t>
+          </w:r>
+        </w:p>
+      </w:docPartBody>
+    </w:docPart>
+    <w:docPart>
+      <w:docPartPr>
+        <w:name w:val="19404BB1B5111145A972DB975C56BC53"/>
+        <w:category>
+          <w:name w:val="General"/>
+          <w:gallery w:val="placeholder"/>
+        </w:category>
+        <w:types>
+          <w:type w:val="bbPlcHdr"/>
+        </w:types>
+        <w:behaviors>
+          <w:behavior w:val="content"/>
+        </w:behaviors>
+        <w:guid w:val="{5AB5203A-3EDA-954C-B9E3-AD720D285FB8}"/>
+      </w:docPartPr>
+      <w:docPartBody>
+        <w:p>
+          <w:pPr>
+            <w:pStyle w:val="19404BB1B5111145A972DB975C56BC53"/>
+          </w:pPr>
+          <w:r>
+            <w:rPr>
+              <w:rStyle w:val="PlaceholderText"/>
+            </w:rPr>
+            <w:t>Click or tap here to enter text.</w:t>
+          </w:r>
+        </w:p>
+      </w:docPartBody>
+    </w:docPart>
+    <w:docPart>
+      <w:docPartPr>
+        <w:name w:val="CDDDCE77B52BE34293EADC24A1371D1B"/>
+        <w:category>
+          <w:name w:val="General"/>
+          <w:gallery w:val="placeholder"/>
+        </w:category>
+        <w:types>
+          <w:type w:val="bbPlcHdr"/>
+        </w:types>
+        <w:behaviors>
+          <w:behavior w:val="content"/>
+        </w:behaviors>
+        <w:guid w:val="{06DAECB1-AB37-D949-9B6A-E1632534F5DB}"/>
+      </w:docPartPr>
+      <w:docPartBody>
+        <w:p>
+          <w:pPr>
+            <w:pStyle w:val="CDDDCE77B52BE34293EADC24A1371D1B"/>
+          </w:pPr>
+          <w:r>
+            <w:rPr>
+              <w:rStyle w:val="PlaceholderText"/>
+            </w:rPr>
+            <w:t>Click or tap here to enter text.</w:t>
+          </w:r>
+        </w:p>
+      </w:docPartBody>
+    </w:docPart>
+    <w:docPart>
+      <w:docPartPr>
+        <w:name w:val="19EA3BE6189DCD449C54443F8C2D9F20"/>
+        <w:category>
+          <w:name w:val="General"/>
+          <w:gallery w:val="placeholder"/>
+        </w:category>
+        <w:types>
+          <w:type w:val="bbPlcHdr"/>
+        </w:types>
+        <w:behaviors>
+          <w:behavior w:val="content"/>
+        </w:behaviors>
+        <w:guid w:val="{A1A6ECFF-4505-CA49-93C7-6D6612BF0F9F}"/>
+      </w:docPartPr>
+      <w:docPartBody>
+        <w:p>
+          <w:pPr>
+            <w:pStyle w:val="19EA3BE6189DCD449C54443F8C2D9F20"/>
+          </w:pPr>
+          <w:r>
+            <w:rPr>
+              <w:rStyle w:val="PlaceholderText"/>
+            </w:rPr>
+            <w:t>Click or tap here to enter text.</w:t>
+          </w:r>
+        </w:p>
+      </w:docPartBody>
+    </w:docPart>
+    <w:docPart>
+      <w:docPartPr>
+        <w:name w:val="9DE3AA975996AE4DA1779B025E7E4350"/>
+        <w:category>
+          <w:name w:val="General"/>
+          <w:gallery w:val="placeholder"/>
+        </w:category>
+        <w:types>
+          <w:type w:val="bbPlcHdr"/>
+        </w:types>
+        <w:behaviors>
+          <w:behavior w:val="content"/>
+        </w:behaviors>
+        <w:guid w:val="{B12C7DA3-1CF8-BC46-A1E3-A14B5B5016DF}"/>
+      </w:docPartPr>
+      <w:docPartBody>
+        <w:p>
+          <w:pPr>
+            <w:pStyle w:val="9DE3AA975996AE4DA1779B025E7E4350"/>
+          </w:pPr>
+          <w:r>
+            <w:rPr>
+              <w:rStyle w:val="PlaceholderText"/>
+            </w:rPr>
+            <w:t>Click or tap here to enter text.</w:t>
+          </w:r>
+        </w:p>
+      </w:docPartBody>
+    </w:docPart>
+    <w:docPart>
+      <w:docPartPr>
+        <w:name w:val="8B47BA360028144082A4D6B8873E3D2A"/>
+        <w:category>
+          <w:name w:val="General"/>
+          <w:gallery w:val="placeholder"/>
+        </w:category>
+        <w:types>
+          <w:type w:val="bbPlcHdr"/>
+        </w:types>
+        <w:behaviors>
+          <w:behavior w:val="content"/>
+        </w:behaviors>
+        <w:guid w:val="{A50AF13E-3269-C34F-B080-CCEB76CE29A0}"/>
+      </w:docPartPr>
+      <w:docPartBody>
+        <w:p>
+          <w:pPr>
+            <w:pStyle w:val="8B47BA360028144082A4D6B8873E3D2A"/>
+          </w:pPr>
+          <w:r>
+            <w:rPr>
+              <w:rStyle w:val="PlaceholderText"/>
+            </w:rPr>
+            <w:t>Click or tap here to enter text.</w:t>
+          </w:r>
+        </w:p>
+      </w:docPartBody>
+    </w:docPart>
+    <w:docPart>
+      <w:docPartPr>
+        <w:name w:val="65AA28C4AE7E0A4B8E02C684FBF033B2"/>
+        <w:category>
+          <w:name w:val="General"/>
+          <w:gallery w:val="placeholder"/>
+        </w:category>
+        <w:types>
+          <w:type w:val="bbPlcHdr"/>
+        </w:types>
+        <w:behaviors>
+          <w:behavior w:val="content"/>
+        </w:behaviors>
+        <w:guid w:val="{C028BDE2-2062-344F-B2E4-A66836F35C45}"/>
+      </w:docPartPr>
+      <w:docPartBody>
+        <w:p>
+          <w:pPr>
+            <w:pStyle w:val="65AA28C4AE7E0A4B8E02C684FBF033B2"/>
+          </w:pPr>
+          <w:r>
+            <w:rPr>
+              <w:rStyle w:val="PlaceholderText"/>
+            </w:rPr>
+            <w:t>Click or tap here to enter text.</w:t>
+          </w:r>
+        </w:p>
+      </w:docPartBody>
+    </w:docPart>
+    <w:docPart>
+      <w:docPartPr>
+        <w:name w:val="979B118107754D46AC58C0BB23D7E2CD"/>
+        <w:category>
+          <w:name w:val="General"/>
+          <w:gallery w:val="placeholder"/>
+        </w:category>
+        <w:types>
+          <w:type w:val="bbPlcHdr"/>
+        </w:types>
+        <w:behaviors>
+          <w:behavior w:val="content"/>
+        </w:behaviors>
+        <w:guid w:val="{AE72587E-381B-5B4F-9F0E-2F632D6F4A75}"/>
+      </w:docPartPr>
+      <w:docPartBody>
+        <w:p>
+          <w:pPr>
+            <w:pStyle w:val="979B118107754D46AC58C0BB23D7E2CD"/>
+          </w:pPr>
+          <w:r>
+            <w:rPr>
+              <w:rStyle w:val="PlaceholderText"/>
+            </w:rPr>
+            <w:t>Click or tap here to enter text.</w:t>
+          </w:r>
+        </w:p>
+      </w:docPartBody>
+    </w:docPart>
+    <w:docPart>
+      <w:docPartPr>
+        <w:name w:val="93B3AFEAA4C8B045BE196EC67F3A8339"/>
+        <w:category>
+          <w:name w:val="General"/>
+          <w:gallery w:val="placeholder"/>
+        </w:category>
+        <w:types>
+          <w:type w:val="bbPlcHdr"/>
+        </w:types>
+        <w:behaviors>
+          <w:behavior w:val="content"/>
+        </w:behaviors>
+        <w:guid w:val="{10692219-4C55-CC40-876E-68BF59156287}"/>
+      </w:docPartPr>
+      <w:docPartBody>
+        <w:p>
+          <w:pPr>
+            <w:pStyle w:val="93B3AFEAA4C8B045BE196EC67F3A8339"/>
+          </w:pPr>
+          <w:r>
+            <w:rPr>
+              <w:rStyle w:val="PlaceholderText"/>
+            </w:rPr>
+            <w:t>Click or tap here to enter text.</w:t>
+          </w:r>
+        </w:p>
+      </w:docPartBody>
+    </w:docPart>
+    <w:docPart>
+      <w:docPartPr>
+        <w:name w:val="24D18AA6B6AB504B8B5BB270548C7576"/>
+        <w:category>
+          <w:name w:val="General"/>
+          <w:gallery w:val="placeholder"/>
+        </w:category>
+        <w:types>
+          <w:type w:val="bbPlcHdr"/>
+        </w:types>
+        <w:behaviors>
+          <w:behavior w:val="content"/>
+        </w:behaviors>
+        <w:guid w:val="{0CBE5C56-2484-EE40-AF2C-3B2B15570DA4}"/>
+      </w:docPartPr>
+      <w:docPartBody>
+        <w:p>
+          <w:pPr>
+            <w:pStyle w:val="24D18AA6B6AB504B8B5BB270548C7576"/>
+          </w:pPr>
+          <w:r>
+            <w:rPr>
+              <w:rStyle w:val="PlaceholderText"/>
+            </w:rPr>
+            <w:t>Click or tap here to enter text.</w:t>
+          </w:r>
+        </w:p>
+      </w:docPartBody>
+    </w:docPart>
+    <w:docPart>
+      <w:docPartPr>
+        <w:name w:val="878C9298562BC548972F921000097784"/>
+        <w:category>
+          <w:name w:val="General"/>
+          <w:gallery w:val="placeholder"/>
+        </w:category>
+        <w:types>
+          <w:type w:val="bbPlcHdr"/>
+        </w:types>
+        <w:behaviors>
+          <w:behavior w:val="content"/>
+        </w:behaviors>
+        <w:guid w:val="{7F0A8FF7-2FAE-224D-ACE6-63D74FFD6225}"/>
+      </w:docPartPr>
+      <w:docPartBody>
+        <w:p>
+          <w:pPr>
+            <w:pStyle w:val="878C9298562BC548972F921000097784"/>
+          </w:pPr>
+          <w:r>
+            <w:rPr>
+              <w:rStyle w:val="PlaceholderText"/>
+            </w:rPr>
+            <w:t>Click or tap here to enter text.</w:t>
+          </w:r>
+        </w:p>
+      </w:docPartBody>
+    </w:docPart>
+    <w:docPart>
+      <w:docPartPr>
+        <w:name w:val="FC4CC35945BA8446B708B1571A11DFEE"/>
+        <w:category>
+          <w:name w:val="General"/>
+          <w:gallery w:val="placeholder"/>
+        </w:category>
+        <w:types>
+          <w:type w:val="bbPlcHdr"/>
+        </w:types>
+        <w:behaviors>
+          <w:behavior w:val="content"/>
+        </w:behaviors>
+        <w:guid w:val="{813731FE-F03C-F14F-BD04-5AA5B06B9D49}"/>
+      </w:docPartPr>
+      <w:docPartBody>
+        <w:p>
+          <w:pPr>
+            <w:pStyle w:val="FC4CC35945BA8446B708B1571A11DFEE"/>
+          </w:pPr>
+          <w:r>
+            <w:rPr>
+              <w:rStyle w:val="PlaceholderText"/>
+            </w:rPr>
+            <w:t>Click or tap here to enter text.</w:t>
           </w:r>
         </w:p>
       </w:docPartBody>
@@ -7539,7 +12359,7 @@
 </file>
 
 <file path=word/glossary/fontTable.xml><?xml version="1.0" encoding="utf-8"?>
-<w:fonts xmlns:mc="http://schemas.openxmlformats.org/markup-compatibility/2006" xmlns:r="http://schemas.openxmlformats.org/officeDocument/2006/relationships" xmlns:w="http://schemas.openxmlformats.org/wordprocessingml/2006/main" xmlns:w14="http://schemas.microsoft.com/office/word/2010/wordml" xmlns:w15="http://schemas.microsoft.com/office/word/2012/wordml" xmlns:w16cex="http://schemas.microsoft.com/office/word/2018/wordml/cex" xmlns:w16cid="http://schemas.microsoft.com/office/word/2016/wordml/cid" xmlns:w16="http://schemas.microsoft.com/office/word/2018/wordml" xmlns:w16du="http://schemas.microsoft.com/office/word/2023/wordml/word16du" xmlns:w16sdtdh="http://schemas.microsoft.com/office/word/2020/wordml/sdtdatahash" xmlns:w16sdtfl="http://schemas.microsoft.com/office/word/2024/wordml/sdtformatlock" xmlns:w16se="http://schemas.microsoft.com/office/word/2015/wordml/symex" mc:Ignorable="w14 w15 w16se w16cid w16 w16cex w16sdtdh w16sdtfl w16du">
+<w:fonts xmlns:mc="http://schemas.openxmlformats.org/markup-compatibility/2006" xmlns:r="http://schemas.openxmlformats.org/officeDocument/2006/relationships" xmlns:w="http://schemas.openxmlformats.org/wordprocessingml/2006/main" xmlns:w14="http://schemas.microsoft.com/office/word/2010/wordml" xmlns:w15="http://schemas.microsoft.com/office/word/2012/wordml" xmlns:w16cex="http://schemas.microsoft.com/office/word/2018/wordml/cex" xmlns:w16cid="http://schemas.microsoft.com/office/word/2016/wordml/cid" xmlns:w16="http://schemas.microsoft.com/office/word/2018/wordml" xmlns:w16sdtdh="http://schemas.microsoft.com/office/word/2020/wordml/sdtdatahash" xmlns:w16sdtfl="http://schemas.microsoft.com/office/word/2024/wordml/sdtformatlock" xmlns:w16se="http://schemas.microsoft.com/office/word/2015/wordml/symex" xmlns:w16du="http://schemas.microsoft.com/office/word/2023/wordml/word16du" mc:Ignorable="w14 w15 w16se w16cid w16 w16cex w16sdtdh w16sdtfl w16du">
   <w:font w:name="Times New Roman">
     <w:panose1 w:val="02020603050405020304"/>
     <w:charset w:val="00"/>
@@ -7576,6 +12396,14 @@
     <w:pitch w:val="variable"/>
     <w:sig w:usb0="E00002FF" w:usb1="2AC7FDFF" w:usb2="00000016" w:usb3="00000000" w:csb0="0002009F" w:csb1="00000000"/>
   </w:font>
+  <w:font w:name="Yu Gothic">
+    <w:altName w:val="游ゴシック"/>
+    <w:panose1 w:val="020B0400000000000000"/>
+    <w:charset w:val="80"/>
+    <w:family w:val="swiss"/>
+    <w:pitch w:val="variable"/>
+    <w:sig w:usb0="E00002FF" w:usb1="2AC7FDFF" w:usb2="00000016" w:usb3="00000000" w:csb0="0002009F" w:csb1="00000000"/>
+  </w:font>
   <w:font w:name="Aptos Narrow">
     <w:panose1 w:val="020B0004020202020204"/>
     <w:charset w:val="00"/>
@@ -7590,27 +12418,34 @@
     <w:pitch w:val="variable"/>
     <w:sig w:usb0="E0000AFF" w:usb1="5000217F" w:usb2="00000021" w:usb3="00000000" w:csb0="0000019F" w:csb1="00000000"/>
   </w:font>
-  <w:font w:name="Yu Gothic">
-    <w:altName w:val="游ゴシック"/>
-    <w:panose1 w:val="020B0400000000000000"/>
-    <w:charset w:val="80"/>
+  <w:font w:name="Calibri">
+    <w:panose1 w:val="020F0502020204030204"/>
+    <w:charset w:val="00"/>
     <w:family w:val="swiss"/>
     <w:pitch w:val="variable"/>
-    <w:sig w:usb0="E00002FF" w:usb1="2AC7FDFF" w:usb2="00000016" w:usb3="00000000" w:csb0="0002009F" w:csb1="00000000"/>
+    <w:sig w:usb0="E0002AFF" w:usb1="C000247B" w:usb2="00000009" w:usb3="00000000" w:csb0="000001FF" w:csb1="00000000"/>
   </w:font>
   <w:font w:name="Yu Mincho">
     <w:altName w:val="游明朝"/>
     <w:panose1 w:val="02020400000000000000"/>
     <w:charset w:val="80"/>
     <w:family w:val="roman"/>
+    <w:notTrueType/>
     <w:pitch w:val="variable"/>
     <w:sig w:usb0="800002E7" w:usb1="2AC7FCFF" w:usb2="00000012" w:usb3="00000000" w:csb0="0002009F" w:csb1="00000000"/>
+  </w:font>
+  <w:font w:name="Calibri Light">
+    <w:panose1 w:val="020F0302020204030204"/>
+    <w:charset w:val="00"/>
+    <w:family w:val="swiss"/>
+    <w:pitch w:val="variable"/>
+    <w:sig w:usb0="E0002AFF" w:usb1="C000247B" w:usb2="00000009" w:usb3="00000000" w:csb0="000001FF" w:csb1="00000000"/>
   </w:font>
 </w:fonts>
 </file>
 
 <file path=word/glossary/settings.xml><?xml version="1.0" encoding="utf-8"?>
-<w:settings xmlns:mc="http://schemas.openxmlformats.org/markup-compatibility/2006" xmlns:o="urn:schemas-microsoft-com:office:office" xmlns:r="http://schemas.openxmlformats.org/officeDocument/2006/relationships" xmlns:m="http://schemas.openxmlformats.org/officeDocument/2006/math" xmlns:v="urn:schemas-microsoft-com:vml" xmlns:w10="urn:schemas-microsoft-com:office:word" xmlns:w="http://schemas.openxmlformats.org/wordprocessingml/2006/main" xmlns:w14="http://schemas.microsoft.com/office/word/2010/wordml" xmlns:w15="http://schemas.microsoft.com/office/word/2012/wordml" xmlns:w16cex="http://schemas.microsoft.com/office/word/2018/wordml/cex" xmlns:w16cid="http://schemas.microsoft.com/office/word/2016/wordml/cid" xmlns:w16="http://schemas.microsoft.com/office/word/2018/wordml" xmlns:w16du="http://schemas.microsoft.com/office/word/2023/wordml/word16du" xmlns:w16sdtdh="http://schemas.microsoft.com/office/word/2020/wordml/sdtdatahash" xmlns:w16sdtfl="http://schemas.microsoft.com/office/word/2024/wordml/sdtformatlock" xmlns:w16se="http://schemas.microsoft.com/office/word/2015/wordml/symex" xmlns:sl="http://schemas.openxmlformats.org/schemaLibrary/2006/main" mc:Ignorable="w14 w15 w16se w16cid w16 w16cex w16sdtdh w16sdtfl w16du">
+<w:settings xmlns:mc="http://schemas.openxmlformats.org/markup-compatibility/2006" xmlns:m="http://schemas.openxmlformats.org/officeDocument/2006/math" xmlns:r="http://schemas.openxmlformats.org/officeDocument/2006/relationships" xmlns:sl="http://schemas.openxmlformats.org/schemaLibrary/2006/main" xmlns:o="urn:schemas-microsoft-com:office:office" xmlns:v="urn:schemas-microsoft-com:vml" xmlns:w10="urn:schemas-microsoft-com:office:word" xmlns:w="http://schemas.openxmlformats.org/wordprocessingml/2006/main" xmlns:w14="http://schemas.microsoft.com/office/word/2010/wordml" xmlns:w15="http://schemas.microsoft.com/office/word/2012/wordml" xmlns:w16cex="http://schemas.microsoft.com/office/word/2018/wordml/cex" xmlns:w16cid="http://schemas.microsoft.com/office/word/2016/wordml/cid" xmlns:w16="http://schemas.microsoft.com/office/word/2018/wordml" xmlns:w16sdtdh="http://schemas.microsoft.com/office/word/2020/wordml/sdtdatahash" xmlns:w16sdtfl="http://schemas.microsoft.com/office/word/2024/wordml/sdtformatlock" xmlns:w16se="http://schemas.microsoft.com/office/word/2015/wordml/symex" xmlns:w16du="http://schemas.microsoft.com/office/word/2023/wordml/word16du" mc:Ignorable="w14 w15 w16se w16cid w16 w16cex w16sdtdh w16sdtfl w16du">
   <w:view w:val="normal"/>
   <w:defaultTabStop w:val="720"/>
   <w:characterSpacingControl w:val="doNotCompress"/>
@@ -7625,22 +12460,25 @@
   </w:compat>
   <w:rsids>
     <w:rsidRoot w:val="00165A24"/>
+    <w:rsid w:val="00115DB0"/>
     <w:rsid w:val="001218E3"/>
-    <w:rsid w:val="0015676A"/>
     <w:rsid w:val="00165A24"/>
     <w:rsid w:val="001D1E07"/>
+    <w:rsid w:val="002636BF"/>
     <w:rsid w:val="002E2F07"/>
     <w:rsid w:val="00381ED4"/>
+    <w:rsid w:val="003A3639"/>
+    <w:rsid w:val="00563F1A"/>
     <w:rsid w:val="0062726B"/>
     <w:rsid w:val="006D4A7D"/>
     <w:rsid w:val="006F33E2"/>
-    <w:rsid w:val="007F5683"/>
     <w:rsid w:val="00841348"/>
     <w:rsid w:val="0098259F"/>
     <w:rsid w:val="00A33D87"/>
     <w:rsid w:val="00B669DA"/>
     <w:rsid w:val="00C42E3F"/>
     <w:rsid w:val="00CA1898"/>
+    <w:rsid w:val="00D447F1"/>
     <w:rsid w:val="00D87DE9"/>
     <w:rsid w:val="00E554D4"/>
   </w:rsids>
@@ -7666,7 +12504,7 @@
 </file>
 
 <file path=word/glossary/styles.xml><?xml version="1.0" encoding="utf-8"?>
-<w:styles xmlns:mc="http://schemas.openxmlformats.org/markup-compatibility/2006" xmlns:r="http://schemas.openxmlformats.org/officeDocument/2006/relationships" xmlns:w="http://schemas.openxmlformats.org/wordprocessingml/2006/main" xmlns:w14="http://schemas.microsoft.com/office/word/2010/wordml" xmlns:w15="http://schemas.microsoft.com/office/word/2012/wordml" xmlns:w16cex="http://schemas.microsoft.com/office/word/2018/wordml/cex" xmlns:w16cid="http://schemas.microsoft.com/office/word/2016/wordml/cid" xmlns:w16="http://schemas.microsoft.com/office/word/2018/wordml" xmlns:w16du="http://schemas.microsoft.com/office/word/2023/wordml/word16du" xmlns:w16sdtdh="http://schemas.microsoft.com/office/word/2020/wordml/sdtdatahash" xmlns:w16sdtfl="http://schemas.microsoft.com/office/word/2024/wordml/sdtformatlock" xmlns:w16se="http://schemas.microsoft.com/office/word/2015/wordml/symex" mc:Ignorable="w14 w15 w16se w16cid w16 w16cex w16sdtdh w16sdtfl w16du">
+<w:styles xmlns:mc="http://schemas.openxmlformats.org/markup-compatibility/2006" xmlns:r="http://schemas.openxmlformats.org/officeDocument/2006/relationships" xmlns:w="http://schemas.openxmlformats.org/wordprocessingml/2006/main" xmlns:w14="http://schemas.microsoft.com/office/word/2010/wordml" xmlns:w15="http://schemas.microsoft.com/office/word/2012/wordml" xmlns:w16cex="http://schemas.microsoft.com/office/word/2018/wordml/cex" xmlns:w16cid="http://schemas.microsoft.com/office/word/2016/wordml/cid" xmlns:w16="http://schemas.microsoft.com/office/word/2018/wordml" xmlns:w16sdtdh="http://schemas.microsoft.com/office/word/2020/wordml/sdtdatahash" xmlns:w16sdtfl="http://schemas.microsoft.com/office/word/2024/wordml/sdtformatlock" xmlns:w16se="http://schemas.microsoft.com/office/word/2015/wordml/symex" xmlns:w16du="http://schemas.microsoft.com/office/word/2023/wordml/word16du" mc:Ignorable="w14 w15 w16se w16cid w16 w16cex w16sdtdh w16sdtfl w16du">
   <w:docDefaults>
     <w:rPrDefault>
       <w:rPr>
@@ -8097,11 +12935,257 @@
     <w:name w:val="2C41804CB0C9FD4C95CCE9EE43583212"/>
     <w:rsid w:val="00165A24"/>
   </w:style>
+  <w:style w:type="character" w:styleId="PlaceholderText">
+    <w:name w:val="Placeholder Text"/>
+    <w:basedOn w:val="DefaultParagraphFont"/>
+    <w:uiPriority w:val="99"/>
+    <w:semiHidden/>
+    <w:rPr>
+      <w:color w:val="666666"/>
+    </w:rPr>
+  </w:style>
+  <w:style w:type="paragraph" w:customStyle="1" w:styleId="2283DD8B52E2154595D56E6688FE0CB0">
+    <w:name w:val="2283DD8B52E2154595D56E6688FE0CB0"/>
+  </w:style>
+  <w:style w:type="paragraph" w:customStyle="1" w:styleId="BC0C95DDFF037A40A9E722A9B7B9E6D6">
+    <w:name w:val="BC0C95DDFF037A40A9E722A9B7B9E6D6"/>
+  </w:style>
+  <w:style w:type="paragraph" w:customStyle="1" w:styleId="8DA67ADC3B978742BEF602A14C54AEEC">
+    <w:name w:val="8DA67ADC3B978742BEF602A14C54AEEC"/>
+  </w:style>
+  <w:style w:type="paragraph" w:customStyle="1" w:styleId="33664D0FA4D1D4448D9E0904EF0C52B9">
+    <w:name w:val="33664D0FA4D1D4448D9E0904EF0C52B9"/>
+  </w:style>
+  <w:style w:type="paragraph" w:customStyle="1" w:styleId="ACD0734486878B41AD0EA9B00052B58E">
+    <w:name w:val="ACD0734486878B41AD0EA9B00052B58E"/>
+  </w:style>
+  <w:style w:type="paragraph" w:customStyle="1" w:styleId="D5EC9658ED7B1648B548285B667F5F08">
+    <w:name w:val="D5EC9658ED7B1648B548285B667F5F08"/>
+  </w:style>
+  <w:style w:type="paragraph" w:customStyle="1" w:styleId="680C57C203C20840998344F98EA2C465">
+    <w:name w:val="680C57C203C20840998344F98EA2C465"/>
+  </w:style>
+  <w:style w:type="paragraph" w:customStyle="1" w:styleId="62C2F4FF0070384D949F937245276D50">
+    <w:name w:val="62C2F4FF0070384D949F937245276D50"/>
+  </w:style>
+  <w:style w:type="paragraph" w:customStyle="1" w:styleId="7AE2B4BE5FC55B4C9346D1CE17F83CB2">
+    <w:name w:val="7AE2B4BE5FC55B4C9346D1CE17F83CB2"/>
+  </w:style>
+  <w:style w:type="paragraph" w:customStyle="1" w:styleId="6D7E6C83B4D3AB469D9D7DD745489BA6">
+    <w:name w:val="6D7E6C83B4D3AB469D9D7DD745489BA6"/>
+  </w:style>
+  <w:style w:type="paragraph" w:customStyle="1" w:styleId="0BBC991ED588474995463B28A055304F">
+    <w:name w:val="0BBC991ED588474995463B28A055304F"/>
+  </w:style>
+  <w:style w:type="paragraph" w:customStyle="1" w:styleId="F8028330BA36B34195E5E917B8B7F23A">
+    <w:name w:val="F8028330BA36B34195E5E917B8B7F23A"/>
+  </w:style>
+  <w:style w:type="paragraph" w:customStyle="1" w:styleId="4BEE7C810954044BAAE33A9A04A0CB3C">
+    <w:name w:val="4BEE7C810954044BAAE33A9A04A0CB3C"/>
+  </w:style>
+  <w:style w:type="paragraph" w:customStyle="1" w:styleId="C00146025F64214A81F20D273408D8FD">
+    <w:name w:val="C00146025F64214A81F20D273408D8FD"/>
+  </w:style>
+  <w:style w:type="paragraph" w:customStyle="1" w:styleId="AA43199CC2A0C242AA3960A3EFD8852A">
+    <w:name w:val="AA43199CC2A0C242AA3960A3EFD8852A"/>
+  </w:style>
+  <w:style w:type="paragraph" w:customStyle="1" w:styleId="6F5275AD5687EB45A6D1D42BA9F247E9">
+    <w:name w:val="6F5275AD5687EB45A6D1D42BA9F247E9"/>
+  </w:style>
+  <w:style w:type="paragraph" w:customStyle="1" w:styleId="C53D998D590C424B84958B7DE8F369B8">
+    <w:name w:val="C53D998D590C424B84958B7DE8F369B8"/>
+  </w:style>
+  <w:style w:type="paragraph" w:customStyle="1" w:styleId="53A5FC9547267F4B972C1418D136EF14">
+    <w:name w:val="53A5FC9547267F4B972C1418D136EF14"/>
+  </w:style>
+  <w:style w:type="paragraph" w:customStyle="1" w:styleId="9BB76A3FD6A29047AE847345500286C1">
+    <w:name w:val="9BB76A3FD6A29047AE847345500286C1"/>
+  </w:style>
+  <w:style w:type="paragraph" w:customStyle="1" w:styleId="C468694B4B9AC543A14803F4E7F9390D">
+    <w:name w:val="C468694B4B9AC543A14803F4E7F9390D"/>
+  </w:style>
+  <w:style w:type="paragraph" w:customStyle="1" w:styleId="AACAE825F764B740BEA57F8909FE26E4">
+    <w:name w:val="AACAE825F764B740BEA57F8909FE26E4"/>
+  </w:style>
+  <w:style w:type="paragraph" w:customStyle="1" w:styleId="3130824896D6044DA600AAE56434C4BE">
+    <w:name w:val="3130824896D6044DA600AAE56434C4BE"/>
+  </w:style>
+  <w:style w:type="paragraph" w:customStyle="1" w:styleId="027DA10D29F68B48B7E50DFD24A3FC5C">
+    <w:name w:val="027DA10D29F68B48B7E50DFD24A3FC5C"/>
+  </w:style>
+  <w:style w:type="paragraph" w:customStyle="1" w:styleId="5F330B8923F1AE4989C765ECF69A5CAC">
+    <w:name w:val="5F330B8923F1AE4989C765ECF69A5CAC"/>
+  </w:style>
+  <w:style w:type="paragraph" w:customStyle="1" w:styleId="AABB1AD7D7470D42B83E6086AF7E9C4C">
+    <w:name w:val="AABB1AD7D7470D42B83E6086AF7E9C4C"/>
+  </w:style>
+  <w:style w:type="paragraph" w:customStyle="1" w:styleId="5701D3AE3EC1B44D85DCB9032C6B2F6F">
+    <w:name w:val="5701D3AE3EC1B44D85DCB9032C6B2F6F"/>
+  </w:style>
+  <w:style w:type="paragraph" w:customStyle="1" w:styleId="9CCC6FD4B80BE9469763A69B4CB18745">
+    <w:name w:val="9CCC6FD4B80BE9469763A69B4CB18745"/>
+  </w:style>
+  <w:style w:type="paragraph" w:customStyle="1" w:styleId="77EA4EB1254F3243A8C4F672F3CB6241">
+    <w:name w:val="77EA4EB1254F3243A8C4F672F3CB6241"/>
+  </w:style>
+  <w:style w:type="paragraph" w:customStyle="1" w:styleId="4923859ABA00824AB79A08C18AC380B9">
+    <w:name w:val="4923859ABA00824AB79A08C18AC380B9"/>
+  </w:style>
+  <w:style w:type="paragraph" w:customStyle="1" w:styleId="0C42F4A85DC7A441A186A5CD6971325C">
+    <w:name w:val="0C42F4A85DC7A441A186A5CD6971325C"/>
+  </w:style>
+  <w:style w:type="paragraph" w:customStyle="1" w:styleId="10236B9FA73A8F4192E98F32FE5E6813">
+    <w:name w:val="10236B9FA73A8F4192E98F32FE5E6813"/>
+  </w:style>
+  <w:style w:type="paragraph" w:customStyle="1" w:styleId="CCF0AB8FDBC3D44798DD1CA662DB7076">
+    <w:name w:val="CCF0AB8FDBC3D44798DD1CA662DB7076"/>
+  </w:style>
+  <w:style w:type="paragraph" w:customStyle="1" w:styleId="4D772FD921AB514BB07B0104B2C45EDD">
+    <w:name w:val="4D772FD921AB514BB07B0104B2C45EDD"/>
+  </w:style>
+  <w:style w:type="paragraph" w:customStyle="1" w:styleId="50D92FC2521E4D479339FEE646B75744">
+    <w:name w:val="50D92FC2521E4D479339FEE646B75744"/>
+  </w:style>
+  <w:style w:type="paragraph" w:customStyle="1" w:styleId="D9E4643B5F29DF48A9154CB1E631B0DB">
+    <w:name w:val="D9E4643B5F29DF48A9154CB1E631B0DB"/>
+  </w:style>
+  <w:style w:type="paragraph" w:customStyle="1" w:styleId="20DD886BD75A884F9A1F2B2B294D5F61">
+    <w:name w:val="20DD886BD75A884F9A1F2B2B294D5F61"/>
+  </w:style>
+  <w:style w:type="paragraph" w:customStyle="1" w:styleId="E56E70528B5A374FBCDEB50D702F87D2">
+    <w:name w:val="E56E70528B5A374FBCDEB50D702F87D2"/>
+  </w:style>
+  <w:style w:type="paragraph" w:customStyle="1" w:styleId="3D598240B9422748AB0798946AD51E9A">
+    <w:name w:val="3D598240B9422748AB0798946AD51E9A"/>
+  </w:style>
+  <w:style w:type="paragraph" w:customStyle="1" w:styleId="EB1B0734401B674DA596027AB82E8766">
+    <w:name w:val="EB1B0734401B674DA596027AB82E8766"/>
+  </w:style>
+  <w:style w:type="paragraph" w:customStyle="1" w:styleId="AD4260CF60585E43A4C3585AC1842909">
+    <w:name w:val="AD4260CF60585E43A4C3585AC1842909"/>
+  </w:style>
+  <w:style w:type="paragraph" w:customStyle="1" w:styleId="08823EC82F055F4AA6C3DB84B5AC036C">
+    <w:name w:val="08823EC82F055F4AA6C3DB84B5AC036C"/>
+  </w:style>
+  <w:style w:type="paragraph" w:customStyle="1" w:styleId="4276FF6F1A446748B4AD5F6254334431">
+    <w:name w:val="4276FF6F1A446748B4AD5F6254334431"/>
+  </w:style>
+  <w:style w:type="paragraph" w:customStyle="1" w:styleId="664A025F48F4F8489DB6C10E35D4DC98">
+    <w:name w:val="664A025F48F4F8489DB6C10E35D4DC98"/>
+  </w:style>
+  <w:style w:type="paragraph" w:customStyle="1" w:styleId="B0C737CD4DC9C74F87F709A2F4F8FC93">
+    <w:name w:val="B0C737CD4DC9C74F87F709A2F4F8FC93"/>
+  </w:style>
+  <w:style w:type="paragraph" w:customStyle="1" w:styleId="5C11CCBEAEAA804DBE8FE070A3A7862F">
+    <w:name w:val="5C11CCBEAEAA804DBE8FE070A3A7862F"/>
+  </w:style>
+  <w:style w:type="paragraph" w:customStyle="1" w:styleId="3418371B753D2E42B3140B562620131F">
+    <w:name w:val="3418371B753D2E42B3140B562620131F"/>
+  </w:style>
+  <w:style w:type="paragraph" w:customStyle="1" w:styleId="4A3BA0675F7E4545AD16DD5724F09E5A">
+    <w:name w:val="4A3BA0675F7E4545AD16DD5724F09E5A"/>
+  </w:style>
+  <w:style w:type="paragraph" w:customStyle="1" w:styleId="D568BA5B48C01D4884E8E0D326BB883F">
+    <w:name w:val="D568BA5B48C01D4884E8E0D326BB883F"/>
+  </w:style>
+  <w:style w:type="paragraph" w:customStyle="1" w:styleId="72820AD17092F04F98D61A79F2B9CEBA">
+    <w:name w:val="72820AD17092F04F98D61A79F2B9CEBA"/>
+  </w:style>
+  <w:style w:type="paragraph" w:customStyle="1" w:styleId="B8E0CA34C3588E45BFEC8F56D1211F90">
+    <w:name w:val="B8E0CA34C3588E45BFEC8F56D1211F90"/>
+  </w:style>
+  <w:style w:type="paragraph" w:customStyle="1" w:styleId="D2119C2DF41A794E9C43D3338CB27EA1">
+    <w:name w:val="D2119C2DF41A794E9C43D3338CB27EA1"/>
+  </w:style>
+  <w:style w:type="paragraph" w:customStyle="1" w:styleId="CD2FAB61B2DCCA4E8594D625C0E023B2">
+    <w:name w:val="CD2FAB61B2DCCA4E8594D625C0E023B2"/>
+  </w:style>
+  <w:style w:type="paragraph" w:customStyle="1" w:styleId="411736942F8A96429D7BFFF52E0EB2E7">
+    <w:name w:val="411736942F8A96429D7BFFF52E0EB2E7"/>
+  </w:style>
+  <w:style w:type="paragraph" w:customStyle="1" w:styleId="BDE816AC77757748B733569479B5A6FD">
+    <w:name w:val="BDE816AC77757748B733569479B5A6FD"/>
+  </w:style>
+  <w:style w:type="paragraph" w:customStyle="1" w:styleId="6A0FB6C978064B4AB20FF62B16F26AD7">
+    <w:name w:val="6A0FB6C978064B4AB20FF62B16F26AD7"/>
+  </w:style>
+  <w:style w:type="paragraph" w:customStyle="1" w:styleId="5EC603025322464C877C655A5007FF8B">
+    <w:name w:val="5EC603025322464C877C655A5007FF8B"/>
+  </w:style>
+  <w:style w:type="paragraph" w:customStyle="1" w:styleId="AD038DAED5B4E043840500695B1F4780">
+    <w:name w:val="AD038DAED5B4E043840500695B1F4780"/>
+  </w:style>
+  <w:style w:type="paragraph" w:customStyle="1" w:styleId="5F785A6AF56A7C4798C9CDA0A7330CBE">
+    <w:name w:val="5F785A6AF56A7C4798C9CDA0A7330CBE"/>
+  </w:style>
+  <w:style w:type="paragraph" w:customStyle="1" w:styleId="2C236FFAD0E7F1459ADBCD3011E90726">
+    <w:name w:val="2C236FFAD0E7F1459ADBCD3011E90726"/>
+  </w:style>
+  <w:style w:type="paragraph" w:customStyle="1" w:styleId="726512ADCCFD654E9E767304685F5EF2">
+    <w:name w:val="726512ADCCFD654E9E767304685F5EF2"/>
+  </w:style>
+  <w:style w:type="paragraph" w:customStyle="1" w:styleId="0348956830DFF44B8CCF6BD80DC0A844">
+    <w:name w:val="0348956830DFF44B8CCF6BD80DC0A844"/>
+  </w:style>
+  <w:style w:type="paragraph" w:customStyle="1" w:styleId="853015963073F54CACFD33D56DF04551">
+    <w:name w:val="853015963073F54CACFD33D56DF04551"/>
+  </w:style>
+  <w:style w:type="paragraph" w:customStyle="1" w:styleId="8CD0D3661ABC2C468620A4E39046F51C">
+    <w:name w:val="8CD0D3661ABC2C468620A4E39046F51C"/>
+  </w:style>
+  <w:style w:type="paragraph" w:customStyle="1" w:styleId="02FDC54FAAB8984ABAFDEF46C127484D">
+    <w:name w:val="02FDC54FAAB8984ABAFDEF46C127484D"/>
+  </w:style>
+  <w:style w:type="paragraph" w:customStyle="1" w:styleId="BC8C2A772B20C74E9A03F9D2F01DF167">
+    <w:name w:val="BC8C2A772B20C74E9A03F9D2F01DF167"/>
+  </w:style>
+  <w:style w:type="paragraph" w:customStyle="1" w:styleId="19404BB1B5111145A972DB975C56BC53">
+    <w:name w:val="19404BB1B5111145A972DB975C56BC53"/>
+  </w:style>
+  <w:style w:type="paragraph" w:customStyle="1" w:styleId="CDDDCE77B52BE34293EADC24A1371D1B">
+    <w:name w:val="CDDDCE77B52BE34293EADC24A1371D1B"/>
+  </w:style>
+  <w:style w:type="paragraph" w:customStyle="1" w:styleId="19EA3BE6189DCD449C54443F8C2D9F20">
+    <w:name w:val="19EA3BE6189DCD449C54443F8C2D9F20"/>
+  </w:style>
+  <w:style w:type="paragraph" w:customStyle="1" w:styleId="9DE3AA975996AE4DA1779B025E7E4350">
+    <w:name w:val="9DE3AA975996AE4DA1779B025E7E4350"/>
+  </w:style>
+  <w:style w:type="paragraph" w:customStyle="1" w:styleId="8B47BA360028144082A4D6B8873E3D2A">
+    <w:name w:val="8B47BA360028144082A4D6B8873E3D2A"/>
+  </w:style>
+  <w:style w:type="paragraph" w:customStyle="1" w:styleId="E1424E59CE6E5B4E83D2DB08A612C649">
+    <w:name w:val="E1424E59CE6E5B4E83D2DB08A612C649"/>
+  </w:style>
+  <w:style w:type="paragraph" w:customStyle="1" w:styleId="65AA28C4AE7E0A4B8E02C684FBF033B2">
+    <w:name w:val="65AA28C4AE7E0A4B8E02C684FBF033B2"/>
+  </w:style>
+  <w:style w:type="paragraph" w:customStyle="1" w:styleId="979B118107754D46AC58C0BB23D7E2CD">
+    <w:name w:val="979B118107754D46AC58C0BB23D7E2CD"/>
+  </w:style>
+  <w:style w:type="paragraph" w:customStyle="1" w:styleId="93B3AFEAA4C8B045BE196EC67F3A8339">
+    <w:name w:val="93B3AFEAA4C8B045BE196EC67F3A8339"/>
+  </w:style>
+  <w:style w:type="paragraph" w:customStyle="1" w:styleId="24D18AA6B6AB504B8B5BB270548C7576">
+    <w:name w:val="24D18AA6B6AB504B8B5BB270548C7576"/>
+  </w:style>
+  <w:style w:type="paragraph" w:customStyle="1" w:styleId="2F5A9C03B1EB904F962BD634D006DD74">
+    <w:name w:val="2F5A9C03B1EB904F962BD634D006DD74"/>
+  </w:style>
+  <w:style w:type="paragraph" w:customStyle="1" w:styleId="878C9298562BC548972F921000097784">
+    <w:name w:val="878C9298562BC548972F921000097784"/>
+  </w:style>
+  <w:style w:type="paragraph" w:customStyle="1" w:styleId="73FE1F3C5BD90148BFE2F3880A43C8B2">
+    <w:name w:val="73FE1F3C5BD90148BFE2F3880A43C8B2"/>
+  </w:style>
+  <w:style w:type="paragraph" w:customStyle="1" w:styleId="FC4CC35945BA8446B708B1571A11DFEE">
+    <w:name w:val="FC4CC35945BA8446B708B1571A11DFEE"/>
+  </w:style>
 </w:styles>
 </file>
 
 <file path=word/glossary/webSettings.xml><?xml version="1.0" encoding="utf-8"?>
-<w:webSettings xmlns:mc="http://schemas.openxmlformats.org/markup-compatibility/2006" xmlns:r="http://schemas.openxmlformats.org/officeDocument/2006/relationships" xmlns:w="http://schemas.openxmlformats.org/wordprocessingml/2006/main" xmlns:w14="http://schemas.microsoft.com/office/word/2010/wordml" xmlns:w15="http://schemas.microsoft.com/office/word/2012/wordml" xmlns:w16cex="http://schemas.microsoft.com/office/word/2018/wordml/cex" xmlns:w16cid="http://schemas.microsoft.com/office/word/2016/wordml/cid" xmlns:w16="http://schemas.microsoft.com/office/word/2018/wordml" xmlns:w16du="http://schemas.microsoft.com/office/word/2023/wordml/word16du" xmlns:w16sdtdh="http://schemas.microsoft.com/office/word/2020/wordml/sdtdatahash" xmlns:w16sdtfl="http://schemas.microsoft.com/office/word/2024/wordml/sdtformatlock" xmlns:w16se="http://schemas.microsoft.com/office/word/2015/wordml/symex" mc:Ignorable="w14 w15 w16se w16cid w16 w16cex w16sdtdh w16sdtfl w16du">
+<w:webSettings xmlns:mc="http://schemas.openxmlformats.org/markup-compatibility/2006" xmlns:r="http://schemas.openxmlformats.org/officeDocument/2006/relationships" xmlns:w="http://schemas.openxmlformats.org/wordprocessingml/2006/main" xmlns:w14="http://schemas.microsoft.com/office/word/2010/wordml" xmlns:w15="http://schemas.microsoft.com/office/word/2012/wordml" xmlns:w16cex="http://schemas.microsoft.com/office/word/2018/wordml/cex" xmlns:w16cid="http://schemas.microsoft.com/office/word/2016/wordml/cid" xmlns:w16="http://schemas.microsoft.com/office/word/2018/wordml" xmlns:w16sdtdh="http://schemas.microsoft.com/office/word/2020/wordml/sdtdatahash" xmlns:w16sdtfl="http://schemas.microsoft.com/office/word/2024/wordml/sdtformatlock" xmlns:w16se="http://schemas.microsoft.com/office/word/2015/wordml/symex" xmlns:w16du="http://schemas.microsoft.com/office/word/2023/wordml/word16du" mc:Ignorable="w14 w15 w16se w16cid w16 w16cex w16sdtdh w16sdtfl w16du">
   <w:encoding w:val="windows-1252"/>
   <w:optimizeForBrowser/>
   <w:allowPNG/>
@@ -8403,6 +13487,26 @@
 </a:theme>
 </file>
 
+<file path=word/webextensions/taskpanes.xml><?xml version="1.0" encoding="utf-8"?>
+<wetp:taskpanes xmlns:wetp="http://schemas.microsoft.com/office/webextensions/taskpanes/2010/11">
+  <wetp:taskpane dockstate="right" visibility="0" width="0" row="0">
+    <wetp:webextensionref xmlns:r="http://schemas.openxmlformats.org/officeDocument/2006/relationships" r:id="rId1"/>
+  </wetp:taskpane>
+</wetp:taskpanes>
+</file>
+
+<file path=word/webextensions/webextension1.xml><?xml version="1.0" encoding="utf-8"?>
+<we:webextension xmlns:we="http://schemas.microsoft.com/office/webextensions/webextension/2010/11" id="{CAA0811F-3BC4-A741-BDB4-2DB6419A23C1}">
+  <we:reference id="55da0767-eb41-43c5-87ca-3799bace4589" version="1.0.1.0" store="EXCatalog" storeType="EXCatalog"/>
+  <we:alternateReferences>
+    <we:reference id="WA104380917" version="1.0.1.0" store="en-US" storeType="OMEX"/>
+  </we:alternateReferences>
+  <we:properties/>
+  <we:bindings/>
+  <we:snapshot xmlns:r="http://schemas.openxmlformats.org/officeDocument/2006/relationships"/>
+</we:webextension>
+</file>
+
 <file path=customXml/item1.xml><?xml version="1.0" encoding="utf-8"?>
 <b:Sources xmlns:b="http://schemas.openxmlformats.org/officeDocument/2006/bibliography" xmlns="http://schemas.openxmlformats.org/officeDocument/2006/bibliography" SelectedStyle="/APASixthEditionOfficeOnline.xsl" StyleName="APA" Version="6"/>
 </file>
